--- a/docs/Manual_Operacional_BolsaTrader.docx
+++ b/docs/Manual_Operacional_BolsaTrader.docx
@@ -59,7 +59,7 @@
           <w:color w:val="555555"/>
           <w:sz w:val="22"/>
         </w:rPr>
-        <w:t>Versão do documento: 09/2026</w:t>
+        <w:t>Versão do documento: 09/2026 — revisão de 22/09/2026 (Conta Corrente e Scanner Técnico)</w:t>
       </w:r>
     </w:p>
     <w:p>
@@ -134,6 +134,19 @@
     </w:p>
     <w:p>
       <w:pPr>
+        <w:shd w:val="clear" w:color="auto" w:fill="DCEEFB"/>
+        <w:spacing w:before="80" w:after="200"/>
+      </w:pPr>
+      <w:r>
+        <w:rPr>
+          <w:i/>
+          <w:sz w:val="20"/>
+        </w:rPr>
+        <w:t xml:space="preserve">ℹ Sumário gerado como campo do Word — depois de abrir o documento, clique com o botão direito sobre ele e escolha Atualizar campo → Atualizar o índice inteiro para conferir os números de página exatos e todas as subseções desta revisão.</w:t>
+      </w:r>
+    </w:p>
+    <w:p>
+      <w:pPr>
         <w:pStyle w:val="Sumrio1"/>
         <w:tabs>
           <w:tab w:val="right" w:leader="dot" w:pos="9402"/>
@@ -144,11 +157,7 @@
       </w:pPr>
       <w:r>
         <w:fldChar w:fldCharType="begin"/>
-      </w:r>
-      <w:r>
         <w:instrText>TOC \o "1-3" \h \z \u</w:instrText>
-      </w:r>
-      <w:r>
         <w:fldChar w:fldCharType="separate"/>
       </w:r>
       <w:hyperlink w:anchor="_Toc240447154" w:history="1">
@@ -165,46 +174,10 @@
             <w:webHidden/>
           </w:rPr>
           <w:tab/>
-        </w:r>
-        <w:r>
-          <w:rPr>
-            <w:noProof/>
-            <w:webHidden/>
-          </w:rPr>
           <w:fldChar w:fldCharType="begin"/>
-        </w:r>
-        <w:r>
-          <w:rPr>
-            <w:noProof/>
-            <w:webHidden/>
-          </w:rPr>
           <w:instrText xml:space="preserve"> PAGEREF _Toc240447154 \h </w:instrText>
-        </w:r>
-        <w:r>
-          <w:rPr>
-            <w:noProof/>
-            <w:webHidden/>
-          </w:rPr>
-        </w:r>
-        <w:r>
-          <w:rPr>
-            <w:noProof/>
-            <w:webHidden/>
-          </w:rPr>
           <w:fldChar w:fldCharType="separate"/>
-        </w:r>
-        <w:r>
-          <w:rPr>
-            <w:noProof/>
-            <w:webHidden/>
-          </w:rPr>
           <w:t>3</w:t>
-        </w:r>
-        <w:r>
-          <w:rPr>
-            <w:noProof/>
-            <w:webHidden/>
-          </w:rPr>
           <w:fldChar w:fldCharType="end"/>
         </w:r>
       </w:hyperlink>
@@ -233,46 +206,10 @@
             <w:webHidden/>
           </w:rPr>
           <w:tab/>
-        </w:r>
-        <w:r>
-          <w:rPr>
-            <w:noProof/>
-            <w:webHidden/>
-          </w:rPr>
           <w:fldChar w:fldCharType="begin"/>
-        </w:r>
-        <w:r>
-          <w:rPr>
-            <w:noProof/>
-            <w:webHidden/>
-          </w:rPr>
           <w:instrText xml:space="preserve"> PAGEREF _Toc240447155 \h </w:instrText>
-        </w:r>
-        <w:r>
-          <w:rPr>
-            <w:noProof/>
-            <w:webHidden/>
-          </w:rPr>
-        </w:r>
-        <w:r>
-          <w:rPr>
-            <w:noProof/>
-            <w:webHidden/>
-          </w:rPr>
           <w:fldChar w:fldCharType="separate"/>
-        </w:r>
-        <w:r>
-          <w:rPr>
-            <w:noProof/>
-            <w:webHidden/>
-          </w:rPr>
           <w:t>5</w:t>
-        </w:r>
-        <w:r>
-          <w:rPr>
-            <w:noProof/>
-            <w:webHidden/>
-          </w:rPr>
           <w:fldChar w:fldCharType="end"/>
         </w:r>
       </w:hyperlink>
@@ -301,46 +238,10 @@
             <w:webHidden/>
           </w:rPr>
           <w:tab/>
-        </w:r>
-        <w:r>
-          <w:rPr>
-            <w:noProof/>
-            <w:webHidden/>
-          </w:rPr>
           <w:fldChar w:fldCharType="begin"/>
-        </w:r>
-        <w:r>
-          <w:rPr>
-            <w:noProof/>
-            <w:webHidden/>
-          </w:rPr>
           <w:instrText xml:space="preserve"> PAGEREF _Toc240447156 \h </w:instrText>
-        </w:r>
-        <w:r>
-          <w:rPr>
-            <w:noProof/>
-            <w:webHidden/>
-          </w:rPr>
-        </w:r>
-        <w:r>
-          <w:rPr>
-            <w:noProof/>
-            <w:webHidden/>
-          </w:rPr>
           <w:fldChar w:fldCharType="separate"/>
-        </w:r>
-        <w:r>
-          <w:rPr>
-            <w:noProof/>
-            <w:webHidden/>
-          </w:rPr>
           <w:t>5</w:t>
-        </w:r>
-        <w:r>
-          <w:rPr>
-            <w:noProof/>
-            <w:webHidden/>
-          </w:rPr>
           <w:fldChar w:fldCharType="end"/>
         </w:r>
       </w:hyperlink>
@@ -369,46 +270,10 @@
             <w:webHidden/>
           </w:rPr>
           <w:tab/>
-        </w:r>
-        <w:r>
-          <w:rPr>
-            <w:noProof/>
-            <w:webHidden/>
-          </w:rPr>
           <w:fldChar w:fldCharType="begin"/>
-        </w:r>
-        <w:r>
-          <w:rPr>
-            <w:noProof/>
-            <w:webHidden/>
-          </w:rPr>
           <w:instrText xml:space="preserve"> PAGEREF _Toc240447157 \h </w:instrText>
-        </w:r>
-        <w:r>
-          <w:rPr>
-            <w:noProof/>
-            <w:webHidden/>
-          </w:rPr>
-        </w:r>
-        <w:r>
-          <w:rPr>
-            <w:noProof/>
-            <w:webHidden/>
-          </w:rPr>
           <w:fldChar w:fldCharType="separate"/>
-        </w:r>
-        <w:r>
-          <w:rPr>
-            <w:noProof/>
-            <w:webHidden/>
-          </w:rPr>
           <w:t>5</w:t>
-        </w:r>
-        <w:r>
-          <w:rPr>
-            <w:noProof/>
-            <w:webHidden/>
-          </w:rPr>
           <w:fldChar w:fldCharType="end"/>
         </w:r>
       </w:hyperlink>
@@ -437,46 +302,10 @@
             <w:webHidden/>
           </w:rPr>
           <w:tab/>
-        </w:r>
-        <w:r>
-          <w:rPr>
-            <w:noProof/>
-            <w:webHidden/>
-          </w:rPr>
           <w:fldChar w:fldCharType="begin"/>
-        </w:r>
-        <w:r>
-          <w:rPr>
-            <w:noProof/>
-            <w:webHidden/>
-          </w:rPr>
           <w:instrText xml:space="preserve"> PAGEREF _Toc240447158 \h </w:instrText>
-        </w:r>
-        <w:r>
-          <w:rPr>
-            <w:noProof/>
-            <w:webHidden/>
-          </w:rPr>
-        </w:r>
-        <w:r>
-          <w:rPr>
-            <w:noProof/>
-            <w:webHidden/>
-          </w:rPr>
           <w:fldChar w:fldCharType="separate"/>
-        </w:r>
-        <w:r>
-          <w:rPr>
-            <w:noProof/>
-            <w:webHidden/>
-          </w:rPr>
           <w:t>6</w:t>
-        </w:r>
-        <w:r>
-          <w:rPr>
-            <w:noProof/>
-            <w:webHidden/>
-          </w:rPr>
           <w:fldChar w:fldCharType="end"/>
         </w:r>
       </w:hyperlink>
@@ -505,46 +334,10 @@
             <w:webHidden/>
           </w:rPr>
           <w:tab/>
-        </w:r>
-        <w:r>
-          <w:rPr>
-            <w:noProof/>
-            <w:webHidden/>
-          </w:rPr>
           <w:fldChar w:fldCharType="begin"/>
-        </w:r>
-        <w:r>
-          <w:rPr>
-            <w:noProof/>
-            <w:webHidden/>
-          </w:rPr>
           <w:instrText xml:space="preserve"> PAGEREF _Toc240447159 \h </w:instrText>
-        </w:r>
-        <w:r>
-          <w:rPr>
-            <w:noProof/>
-            <w:webHidden/>
-          </w:rPr>
-        </w:r>
-        <w:r>
-          <w:rPr>
-            <w:noProof/>
-            <w:webHidden/>
-          </w:rPr>
           <w:fldChar w:fldCharType="separate"/>
-        </w:r>
-        <w:r>
-          <w:rPr>
-            <w:noProof/>
-            <w:webHidden/>
-          </w:rPr>
           <w:t>6</w:t>
-        </w:r>
-        <w:r>
-          <w:rPr>
-            <w:noProof/>
-            <w:webHidden/>
-          </w:rPr>
           <w:fldChar w:fldCharType="end"/>
         </w:r>
       </w:hyperlink>
@@ -573,46 +366,10 @@
             <w:webHidden/>
           </w:rPr>
           <w:tab/>
-        </w:r>
-        <w:r>
-          <w:rPr>
-            <w:noProof/>
-            <w:webHidden/>
-          </w:rPr>
           <w:fldChar w:fldCharType="begin"/>
-        </w:r>
-        <w:r>
-          <w:rPr>
-            <w:noProof/>
-            <w:webHidden/>
-          </w:rPr>
           <w:instrText xml:space="preserve"> PAGEREF _Toc240447160 \h </w:instrText>
-        </w:r>
-        <w:r>
-          <w:rPr>
-            <w:noProof/>
-            <w:webHidden/>
-          </w:rPr>
-        </w:r>
-        <w:r>
-          <w:rPr>
-            <w:noProof/>
-            <w:webHidden/>
-          </w:rPr>
           <w:fldChar w:fldCharType="separate"/>
-        </w:r>
-        <w:r>
-          <w:rPr>
-            <w:noProof/>
-            <w:webHidden/>
-          </w:rPr>
           <w:t>6</w:t>
-        </w:r>
-        <w:r>
-          <w:rPr>
-            <w:noProof/>
-            <w:webHidden/>
-          </w:rPr>
           <w:fldChar w:fldCharType="end"/>
         </w:r>
       </w:hyperlink>
@@ -641,46 +398,10 @@
             <w:webHidden/>
           </w:rPr>
           <w:tab/>
-        </w:r>
-        <w:r>
-          <w:rPr>
-            <w:noProof/>
-            <w:webHidden/>
-          </w:rPr>
           <w:fldChar w:fldCharType="begin"/>
-        </w:r>
-        <w:r>
-          <w:rPr>
-            <w:noProof/>
-            <w:webHidden/>
-          </w:rPr>
           <w:instrText xml:space="preserve"> PAGEREF _Toc240447161 \h </w:instrText>
-        </w:r>
-        <w:r>
-          <w:rPr>
-            <w:noProof/>
-            <w:webHidden/>
-          </w:rPr>
-        </w:r>
-        <w:r>
-          <w:rPr>
-            <w:noProof/>
-            <w:webHidden/>
-          </w:rPr>
           <w:fldChar w:fldCharType="separate"/>
-        </w:r>
-        <w:r>
-          <w:rPr>
-            <w:noProof/>
-            <w:webHidden/>
-          </w:rPr>
           <w:t>6</w:t>
-        </w:r>
-        <w:r>
-          <w:rPr>
-            <w:noProof/>
-            <w:webHidden/>
-          </w:rPr>
           <w:fldChar w:fldCharType="end"/>
         </w:r>
       </w:hyperlink>
@@ -709,46 +430,10 @@
             <w:webHidden/>
           </w:rPr>
           <w:tab/>
-        </w:r>
-        <w:r>
-          <w:rPr>
-            <w:noProof/>
-            <w:webHidden/>
-          </w:rPr>
           <w:fldChar w:fldCharType="begin"/>
-        </w:r>
-        <w:r>
-          <w:rPr>
-            <w:noProof/>
-            <w:webHidden/>
-          </w:rPr>
           <w:instrText xml:space="preserve"> PAGEREF _Toc240447162 \h </w:instrText>
-        </w:r>
-        <w:r>
-          <w:rPr>
-            <w:noProof/>
-            <w:webHidden/>
-          </w:rPr>
-        </w:r>
-        <w:r>
-          <w:rPr>
-            <w:noProof/>
-            <w:webHidden/>
-          </w:rPr>
           <w:fldChar w:fldCharType="separate"/>
-        </w:r>
-        <w:r>
-          <w:rPr>
-            <w:noProof/>
-            <w:webHidden/>
-          </w:rPr>
           <w:t>6</w:t>
-        </w:r>
-        <w:r>
-          <w:rPr>
-            <w:noProof/>
-            <w:webHidden/>
-          </w:rPr>
           <w:fldChar w:fldCharType="end"/>
         </w:r>
       </w:hyperlink>
@@ -777,46 +462,10 @@
             <w:webHidden/>
           </w:rPr>
           <w:tab/>
-        </w:r>
-        <w:r>
-          <w:rPr>
-            <w:noProof/>
-            <w:webHidden/>
-          </w:rPr>
           <w:fldChar w:fldCharType="begin"/>
-        </w:r>
-        <w:r>
-          <w:rPr>
-            <w:noProof/>
-            <w:webHidden/>
-          </w:rPr>
           <w:instrText xml:space="preserve"> PAGEREF _Toc240447163 \h </w:instrText>
-        </w:r>
-        <w:r>
-          <w:rPr>
-            <w:noProof/>
-            <w:webHidden/>
-          </w:rPr>
-        </w:r>
-        <w:r>
-          <w:rPr>
-            <w:noProof/>
-            <w:webHidden/>
-          </w:rPr>
           <w:fldChar w:fldCharType="separate"/>
-        </w:r>
-        <w:r>
-          <w:rPr>
-            <w:noProof/>
-            <w:webHidden/>
-          </w:rPr>
           <w:t>6</w:t>
-        </w:r>
-        <w:r>
-          <w:rPr>
-            <w:noProof/>
-            <w:webHidden/>
-          </w:rPr>
           <w:fldChar w:fldCharType="end"/>
         </w:r>
       </w:hyperlink>
@@ -845,46 +494,10 @@
             <w:webHidden/>
           </w:rPr>
           <w:tab/>
-        </w:r>
-        <w:r>
-          <w:rPr>
-            <w:noProof/>
-            <w:webHidden/>
-          </w:rPr>
           <w:fldChar w:fldCharType="begin"/>
-        </w:r>
-        <w:r>
-          <w:rPr>
-            <w:noProof/>
-            <w:webHidden/>
-          </w:rPr>
           <w:instrText xml:space="preserve"> PAGEREF _Toc240447164 \h </w:instrText>
-        </w:r>
-        <w:r>
-          <w:rPr>
-            <w:noProof/>
-            <w:webHidden/>
-          </w:rPr>
-        </w:r>
-        <w:r>
-          <w:rPr>
-            <w:noProof/>
-            <w:webHidden/>
-          </w:rPr>
           <w:fldChar w:fldCharType="separate"/>
-        </w:r>
-        <w:r>
-          <w:rPr>
-            <w:noProof/>
-            <w:webHidden/>
-          </w:rPr>
           <w:t>7</w:t>
-        </w:r>
-        <w:r>
-          <w:rPr>
-            <w:noProof/>
-            <w:webHidden/>
-          </w:rPr>
           <w:fldChar w:fldCharType="end"/>
         </w:r>
       </w:hyperlink>
@@ -913,46 +526,10 @@
             <w:webHidden/>
           </w:rPr>
           <w:tab/>
-        </w:r>
-        <w:r>
-          <w:rPr>
-            <w:noProof/>
-            <w:webHidden/>
-          </w:rPr>
           <w:fldChar w:fldCharType="begin"/>
-        </w:r>
-        <w:r>
-          <w:rPr>
-            <w:noProof/>
-            <w:webHidden/>
-          </w:rPr>
           <w:instrText xml:space="preserve"> PAGEREF _Toc240447165 \h </w:instrText>
-        </w:r>
-        <w:r>
-          <w:rPr>
-            <w:noProof/>
-            <w:webHidden/>
-          </w:rPr>
-        </w:r>
-        <w:r>
-          <w:rPr>
-            <w:noProof/>
-            <w:webHidden/>
-          </w:rPr>
           <w:fldChar w:fldCharType="separate"/>
-        </w:r>
-        <w:r>
-          <w:rPr>
-            <w:noProof/>
-            <w:webHidden/>
-          </w:rPr>
           <w:t>8</w:t>
-        </w:r>
-        <w:r>
-          <w:rPr>
-            <w:noProof/>
-            <w:webHidden/>
-          </w:rPr>
           <w:fldChar w:fldCharType="end"/>
         </w:r>
       </w:hyperlink>
@@ -981,46 +558,10 @@
             <w:webHidden/>
           </w:rPr>
           <w:tab/>
-        </w:r>
-        <w:r>
-          <w:rPr>
-            <w:noProof/>
-            <w:webHidden/>
-          </w:rPr>
           <w:fldChar w:fldCharType="begin"/>
-        </w:r>
-        <w:r>
-          <w:rPr>
-            <w:noProof/>
-            <w:webHidden/>
-          </w:rPr>
           <w:instrText xml:space="preserve"> PAGEREF _Toc240447166 \h </w:instrText>
-        </w:r>
-        <w:r>
-          <w:rPr>
-            <w:noProof/>
-            <w:webHidden/>
-          </w:rPr>
-        </w:r>
-        <w:r>
-          <w:rPr>
-            <w:noProof/>
-            <w:webHidden/>
-          </w:rPr>
           <w:fldChar w:fldCharType="separate"/>
-        </w:r>
-        <w:r>
-          <w:rPr>
-            <w:noProof/>
-            <w:webHidden/>
-          </w:rPr>
           <w:t>8</w:t>
-        </w:r>
-        <w:r>
-          <w:rPr>
-            <w:noProof/>
-            <w:webHidden/>
-          </w:rPr>
           <w:fldChar w:fldCharType="end"/>
         </w:r>
       </w:hyperlink>
@@ -1049,46 +590,10 @@
             <w:webHidden/>
           </w:rPr>
           <w:tab/>
-        </w:r>
-        <w:r>
-          <w:rPr>
-            <w:noProof/>
-            <w:webHidden/>
-          </w:rPr>
           <w:fldChar w:fldCharType="begin"/>
-        </w:r>
-        <w:r>
-          <w:rPr>
-            <w:noProof/>
-            <w:webHidden/>
-          </w:rPr>
           <w:instrText xml:space="preserve"> PAGEREF _Toc240447167 \h </w:instrText>
-        </w:r>
-        <w:r>
-          <w:rPr>
-            <w:noProof/>
-            <w:webHidden/>
-          </w:rPr>
-        </w:r>
-        <w:r>
-          <w:rPr>
-            <w:noProof/>
-            <w:webHidden/>
-          </w:rPr>
           <w:fldChar w:fldCharType="separate"/>
-        </w:r>
-        <w:r>
-          <w:rPr>
-            <w:noProof/>
-            <w:webHidden/>
-          </w:rPr>
           <w:t>8</w:t>
-        </w:r>
-        <w:r>
-          <w:rPr>
-            <w:noProof/>
-            <w:webHidden/>
-          </w:rPr>
           <w:fldChar w:fldCharType="end"/>
         </w:r>
       </w:hyperlink>
@@ -1117,46 +622,10 @@
             <w:webHidden/>
           </w:rPr>
           <w:tab/>
-        </w:r>
-        <w:r>
-          <w:rPr>
-            <w:noProof/>
-            <w:webHidden/>
-          </w:rPr>
           <w:fldChar w:fldCharType="begin"/>
-        </w:r>
-        <w:r>
-          <w:rPr>
-            <w:noProof/>
-            <w:webHidden/>
-          </w:rPr>
           <w:instrText xml:space="preserve"> PAGEREF _Toc240447168 \h </w:instrText>
-        </w:r>
-        <w:r>
-          <w:rPr>
-            <w:noProof/>
-            <w:webHidden/>
-          </w:rPr>
-        </w:r>
-        <w:r>
-          <w:rPr>
-            <w:noProof/>
-            <w:webHidden/>
-          </w:rPr>
           <w:fldChar w:fldCharType="separate"/>
-        </w:r>
-        <w:r>
-          <w:rPr>
-            <w:noProof/>
-            <w:webHidden/>
-          </w:rPr>
           <w:t>8</w:t>
-        </w:r>
-        <w:r>
-          <w:rPr>
-            <w:noProof/>
-            <w:webHidden/>
-          </w:rPr>
           <w:fldChar w:fldCharType="end"/>
         </w:r>
       </w:hyperlink>
@@ -1185,46 +654,10 @@
             <w:webHidden/>
           </w:rPr>
           <w:tab/>
-        </w:r>
-        <w:r>
-          <w:rPr>
-            <w:noProof/>
-            <w:webHidden/>
-          </w:rPr>
           <w:fldChar w:fldCharType="begin"/>
-        </w:r>
-        <w:r>
-          <w:rPr>
-            <w:noProof/>
-            <w:webHidden/>
-          </w:rPr>
           <w:instrText xml:space="preserve"> PAGEREF _Toc240447169 \h </w:instrText>
-        </w:r>
-        <w:r>
-          <w:rPr>
-            <w:noProof/>
-            <w:webHidden/>
-          </w:rPr>
-        </w:r>
-        <w:r>
-          <w:rPr>
-            <w:noProof/>
-            <w:webHidden/>
-          </w:rPr>
           <w:fldChar w:fldCharType="separate"/>
-        </w:r>
-        <w:r>
-          <w:rPr>
-            <w:noProof/>
-            <w:webHidden/>
-          </w:rPr>
           <w:t>8</w:t>
-        </w:r>
-        <w:r>
-          <w:rPr>
-            <w:noProof/>
-            <w:webHidden/>
-          </w:rPr>
           <w:fldChar w:fldCharType="end"/>
         </w:r>
       </w:hyperlink>
@@ -1253,46 +686,10 @@
             <w:webHidden/>
           </w:rPr>
           <w:tab/>
-        </w:r>
-        <w:r>
-          <w:rPr>
-            <w:noProof/>
-            <w:webHidden/>
-          </w:rPr>
           <w:fldChar w:fldCharType="begin"/>
-        </w:r>
-        <w:r>
-          <w:rPr>
-            <w:noProof/>
-            <w:webHidden/>
-          </w:rPr>
           <w:instrText xml:space="preserve"> PAGEREF _Toc240447170 \h </w:instrText>
-        </w:r>
-        <w:r>
-          <w:rPr>
-            <w:noProof/>
-            <w:webHidden/>
-          </w:rPr>
-        </w:r>
-        <w:r>
-          <w:rPr>
-            <w:noProof/>
-            <w:webHidden/>
-          </w:rPr>
           <w:fldChar w:fldCharType="separate"/>
-        </w:r>
-        <w:r>
-          <w:rPr>
-            <w:noProof/>
-            <w:webHidden/>
-          </w:rPr>
           <w:t>9</w:t>
-        </w:r>
-        <w:r>
-          <w:rPr>
-            <w:noProof/>
-            <w:webHidden/>
-          </w:rPr>
           <w:fldChar w:fldCharType="end"/>
         </w:r>
       </w:hyperlink>
@@ -1321,46 +718,10 @@
             <w:webHidden/>
           </w:rPr>
           <w:tab/>
-        </w:r>
-        <w:r>
-          <w:rPr>
-            <w:noProof/>
-            <w:webHidden/>
-          </w:rPr>
           <w:fldChar w:fldCharType="begin"/>
-        </w:r>
-        <w:r>
-          <w:rPr>
-            <w:noProof/>
-            <w:webHidden/>
-          </w:rPr>
           <w:instrText xml:space="preserve"> PAGEREF _Toc240447171 \h </w:instrText>
-        </w:r>
-        <w:r>
-          <w:rPr>
-            <w:noProof/>
-            <w:webHidden/>
-          </w:rPr>
-        </w:r>
-        <w:r>
-          <w:rPr>
-            <w:noProof/>
-            <w:webHidden/>
-          </w:rPr>
           <w:fldChar w:fldCharType="separate"/>
-        </w:r>
-        <w:r>
-          <w:rPr>
-            <w:noProof/>
-            <w:webHidden/>
-          </w:rPr>
           <w:t>9</w:t>
-        </w:r>
-        <w:r>
-          <w:rPr>
-            <w:noProof/>
-            <w:webHidden/>
-          </w:rPr>
           <w:fldChar w:fldCharType="end"/>
         </w:r>
       </w:hyperlink>
@@ -1389,46 +750,10 @@
             <w:webHidden/>
           </w:rPr>
           <w:tab/>
-        </w:r>
-        <w:r>
-          <w:rPr>
-            <w:noProof/>
-            <w:webHidden/>
-          </w:rPr>
           <w:fldChar w:fldCharType="begin"/>
-        </w:r>
-        <w:r>
-          <w:rPr>
-            <w:noProof/>
-            <w:webHidden/>
-          </w:rPr>
           <w:instrText xml:space="preserve"> PAGEREF _Toc240447172 \h </w:instrText>
-        </w:r>
-        <w:r>
-          <w:rPr>
-            <w:noProof/>
-            <w:webHidden/>
-          </w:rPr>
-        </w:r>
-        <w:r>
-          <w:rPr>
-            <w:noProof/>
-            <w:webHidden/>
-          </w:rPr>
           <w:fldChar w:fldCharType="separate"/>
-        </w:r>
-        <w:r>
-          <w:rPr>
-            <w:noProof/>
-            <w:webHidden/>
-          </w:rPr>
           <w:t>9</w:t>
-        </w:r>
-        <w:r>
-          <w:rPr>
-            <w:noProof/>
-            <w:webHidden/>
-          </w:rPr>
           <w:fldChar w:fldCharType="end"/>
         </w:r>
       </w:hyperlink>
@@ -1457,46 +782,10 @@
             <w:webHidden/>
           </w:rPr>
           <w:tab/>
-        </w:r>
-        <w:r>
-          <w:rPr>
-            <w:noProof/>
-            <w:webHidden/>
-          </w:rPr>
           <w:fldChar w:fldCharType="begin"/>
-        </w:r>
-        <w:r>
-          <w:rPr>
-            <w:noProof/>
-            <w:webHidden/>
-          </w:rPr>
           <w:instrText xml:space="preserve"> PAGEREF _Toc240447173 \h </w:instrText>
-        </w:r>
-        <w:r>
-          <w:rPr>
-            <w:noProof/>
-            <w:webHidden/>
-          </w:rPr>
-        </w:r>
-        <w:r>
-          <w:rPr>
-            <w:noProof/>
-            <w:webHidden/>
-          </w:rPr>
           <w:fldChar w:fldCharType="separate"/>
-        </w:r>
-        <w:r>
-          <w:rPr>
-            <w:noProof/>
-            <w:webHidden/>
-          </w:rPr>
           <w:t>9</w:t>
-        </w:r>
-        <w:r>
-          <w:rPr>
-            <w:noProof/>
-            <w:webHidden/>
-          </w:rPr>
           <w:fldChar w:fldCharType="end"/>
         </w:r>
       </w:hyperlink>
@@ -1525,46 +814,10 @@
             <w:webHidden/>
           </w:rPr>
           <w:tab/>
-        </w:r>
-        <w:r>
-          <w:rPr>
-            <w:noProof/>
-            <w:webHidden/>
-          </w:rPr>
           <w:fldChar w:fldCharType="begin"/>
-        </w:r>
-        <w:r>
-          <w:rPr>
-            <w:noProof/>
-            <w:webHidden/>
-          </w:rPr>
           <w:instrText xml:space="preserve"> PAGEREF _Toc240447174 \h </w:instrText>
-        </w:r>
-        <w:r>
-          <w:rPr>
-            <w:noProof/>
-            <w:webHidden/>
-          </w:rPr>
-        </w:r>
-        <w:r>
-          <w:rPr>
-            <w:noProof/>
-            <w:webHidden/>
-          </w:rPr>
           <w:fldChar w:fldCharType="separate"/>
-        </w:r>
-        <w:r>
-          <w:rPr>
-            <w:noProof/>
-            <w:webHidden/>
-          </w:rPr>
           <w:t>10</w:t>
-        </w:r>
-        <w:r>
-          <w:rPr>
-            <w:noProof/>
-            <w:webHidden/>
-          </w:rPr>
           <w:fldChar w:fldCharType="end"/>
         </w:r>
       </w:hyperlink>
@@ -1593,46 +846,10 @@
             <w:webHidden/>
           </w:rPr>
           <w:tab/>
-        </w:r>
-        <w:r>
-          <w:rPr>
-            <w:noProof/>
-            <w:webHidden/>
-          </w:rPr>
           <w:fldChar w:fldCharType="begin"/>
-        </w:r>
-        <w:r>
-          <w:rPr>
-            <w:noProof/>
-            <w:webHidden/>
-          </w:rPr>
           <w:instrText xml:space="preserve"> PAGEREF _Toc240447175 \h </w:instrText>
-        </w:r>
-        <w:r>
-          <w:rPr>
-            <w:noProof/>
-            <w:webHidden/>
-          </w:rPr>
-        </w:r>
-        <w:r>
-          <w:rPr>
-            <w:noProof/>
-            <w:webHidden/>
-          </w:rPr>
           <w:fldChar w:fldCharType="separate"/>
-        </w:r>
-        <w:r>
-          <w:rPr>
-            <w:noProof/>
-            <w:webHidden/>
-          </w:rPr>
           <w:t>10</w:t>
-        </w:r>
-        <w:r>
-          <w:rPr>
-            <w:noProof/>
-            <w:webHidden/>
-          </w:rPr>
           <w:fldChar w:fldCharType="end"/>
         </w:r>
       </w:hyperlink>
@@ -1661,46 +878,10 @@
             <w:webHidden/>
           </w:rPr>
           <w:tab/>
-        </w:r>
-        <w:r>
-          <w:rPr>
-            <w:noProof/>
-            <w:webHidden/>
-          </w:rPr>
           <w:fldChar w:fldCharType="begin"/>
-        </w:r>
-        <w:r>
-          <w:rPr>
-            <w:noProof/>
-            <w:webHidden/>
-          </w:rPr>
           <w:instrText xml:space="preserve"> PAGEREF _Toc240447176 \h </w:instrText>
-        </w:r>
-        <w:r>
-          <w:rPr>
-            <w:noProof/>
-            <w:webHidden/>
-          </w:rPr>
-        </w:r>
-        <w:r>
-          <w:rPr>
-            <w:noProof/>
-            <w:webHidden/>
-          </w:rPr>
           <w:fldChar w:fldCharType="separate"/>
-        </w:r>
-        <w:r>
-          <w:rPr>
-            <w:noProof/>
-            <w:webHidden/>
-          </w:rPr>
           <w:t>10</w:t>
-        </w:r>
-        <w:r>
-          <w:rPr>
-            <w:noProof/>
-            <w:webHidden/>
-          </w:rPr>
           <w:fldChar w:fldCharType="end"/>
         </w:r>
       </w:hyperlink>
@@ -1729,46 +910,10 @@
             <w:webHidden/>
           </w:rPr>
           <w:tab/>
-        </w:r>
-        <w:r>
-          <w:rPr>
-            <w:noProof/>
-            <w:webHidden/>
-          </w:rPr>
           <w:fldChar w:fldCharType="begin"/>
-        </w:r>
-        <w:r>
-          <w:rPr>
-            <w:noProof/>
-            <w:webHidden/>
-          </w:rPr>
           <w:instrText xml:space="preserve"> PAGEREF _Toc240447177 \h </w:instrText>
-        </w:r>
-        <w:r>
-          <w:rPr>
-            <w:noProof/>
-            <w:webHidden/>
-          </w:rPr>
-        </w:r>
-        <w:r>
-          <w:rPr>
-            <w:noProof/>
-            <w:webHidden/>
-          </w:rPr>
           <w:fldChar w:fldCharType="separate"/>
-        </w:r>
-        <w:r>
-          <w:rPr>
-            <w:noProof/>
-            <w:webHidden/>
-          </w:rPr>
           <w:t>11</w:t>
-        </w:r>
-        <w:r>
-          <w:rPr>
-            <w:noProof/>
-            <w:webHidden/>
-          </w:rPr>
           <w:fldChar w:fldCharType="end"/>
         </w:r>
       </w:hyperlink>
@@ -1797,46 +942,10 @@
             <w:webHidden/>
           </w:rPr>
           <w:tab/>
-        </w:r>
-        <w:r>
-          <w:rPr>
-            <w:noProof/>
-            <w:webHidden/>
-          </w:rPr>
           <w:fldChar w:fldCharType="begin"/>
-        </w:r>
-        <w:r>
-          <w:rPr>
-            <w:noProof/>
-            <w:webHidden/>
-          </w:rPr>
           <w:instrText xml:space="preserve"> PAGEREF _Toc240447178 \h </w:instrText>
-        </w:r>
-        <w:r>
-          <w:rPr>
-            <w:noProof/>
-            <w:webHidden/>
-          </w:rPr>
-        </w:r>
-        <w:r>
-          <w:rPr>
-            <w:noProof/>
-            <w:webHidden/>
-          </w:rPr>
           <w:fldChar w:fldCharType="separate"/>
-        </w:r>
-        <w:r>
-          <w:rPr>
-            <w:noProof/>
-            <w:webHidden/>
-          </w:rPr>
           <w:t>11</w:t>
-        </w:r>
-        <w:r>
-          <w:rPr>
-            <w:noProof/>
-            <w:webHidden/>
-          </w:rPr>
           <w:fldChar w:fldCharType="end"/>
         </w:r>
       </w:hyperlink>
@@ -1865,46 +974,10 @@
             <w:webHidden/>
           </w:rPr>
           <w:tab/>
-        </w:r>
-        <w:r>
-          <w:rPr>
-            <w:noProof/>
-            <w:webHidden/>
-          </w:rPr>
           <w:fldChar w:fldCharType="begin"/>
-        </w:r>
-        <w:r>
-          <w:rPr>
-            <w:noProof/>
-            <w:webHidden/>
-          </w:rPr>
           <w:instrText xml:space="preserve"> PAGEREF _Toc240447179 \h </w:instrText>
-        </w:r>
-        <w:r>
-          <w:rPr>
-            <w:noProof/>
-            <w:webHidden/>
-          </w:rPr>
-        </w:r>
-        <w:r>
-          <w:rPr>
-            <w:noProof/>
-            <w:webHidden/>
-          </w:rPr>
           <w:fldChar w:fldCharType="separate"/>
-        </w:r>
-        <w:r>
-          <w:rPr>
-            <w:noProof/>
-            <w:webHidden/>
-          </w:rPr>
           <w:t>11</w:t>
-        </w:r>
-        <w:r>
-          <w:rPr>
-            <w:noProof/>
-            <w:webHidden/>
-          </w:rPr>
           <w:fldChar w:fldCharType="end"/>
         </w:r>
       </w:hyperlink>
@@ -1933,46 +1006,10 @@
             <w:webHidden/>
           </w:rPr>
           <w:tab/>
-        </w:r>
-        <w:r>
-          <w:rPr>
-            <w:noProof/>
-            <w:webHidden/>
-          </w:rPr>
           <w:fldChar w:fldCharType="begin"/>
-        </w:r>
-        <w:r>
-          <w:rPr>
-            <w:noProof/>
-            <w:webHidden/>
-          </w:rPr>
           <w:instrText xml:space="preserve"> PAGEREF _Toc240447180 \h </w:instrText>
-        </w:r>
-        <w:r>
-          <w:rPr>
-            <w:noProof/>
-            <w:webHidden/>
-          </w:rPr>
-        </w:r>
-        <w:r>
-          <w:rPr>
-            <w:noProof/>
-            <w:webHidden/>
-          </w:rPr>
           <w:fldChar w:fldCharType="separate"/>
-        </w:r>
-        <w:r>
-          <w:rPr>
-            <w:noProof/>
-            <w:webHidden/>
-          </w:rPr>
           <w:t>11</w:t>
-        </w:r>
-        <w:r>
-          <w:rPr>
-            <w:noProof/>
-            <w:webHidden/>
-          </w:rPr>
           <w:fldChar w:fldCharType="end"/>
         </w:r>
       </w:hyperlink>
@@ -2001,46 +1038,10 @@
             <w:webHidden/>
           </w:rPr>
           <w:tab/>
-        </w:r>
-        <w:r>
-          <w:rPr>
-            <w:noProof/>
-            <w:webHidden/>
-          </w:rPr>
           <w:fldChar w:fldCharType="begin"/>
-        </w:r>
-        <w:r>
-          <w:rPr>
-            <w:noProof/>
-            <w:webHidden/>
-          </w:rPr>
           <w:instrText xml:space="preserve"> PAGEREF _Toc240447181 \h </w:instrText>
-        </w:r>
-        <w:r>
-          <w:rPr>
-            <w:noProof/>
-            <w:webHidden/>
-          </w:rPr>
-        </w:r>
-        <w:r>
-          <w:rPr>
-            <w:noProof/>
-            <w:webHidden/>
-          </w:rPr>
           <w:fldChar w:fldCharType="separate"/>
-        </w:r>
-        <w:r>
-          <w:rPr>
-            <w:noProof/>
-            <w:webHidden/>
-          </w:rPr>
           <w:t>11</w:t>
-        </w:r>
-        <w:r>
-          <w:rPr>
-            <w:noProof/>
-            <w:webHidden/>
-          </w:rPr>
           <w:fldChar w:fldCharType="end"/>
         </w:r>
       </w:hyperlink>
@@ -2069,46 +1070,10 @@
             <w:webHidden/>
           </w:rPr>
           <w:tab/>
-        </w:r>
-        <w:r>
-          <w:rPr>
-            <w:noProof/>
-            <w:webHidden/>
-          </w:rPr>
           <w:fldChar w:fldCharType="begin"/>
-        </w:r>
-        <w:r>
-          <w:rPr>
-            <w:noProof/>
-            <w:webHidden/>
-          </w:rPr>
           <w:instrText xml:space="preserve"> PAGEREF _Toc240447182 \h </w:instrText>
-        </w:r>
-        <w:r>
-          <w:rPr>
-            <w:noProof/>
-            <w:webHidden/>
-          </w:rPr>
-        </w:r>
-        <w:r>
-          <w:rPr>
-            <w:noProof/>
-            <w:webHidden/>
-          </w:rPr>
           <w:fldChar w:fldCharType="separate"/>
-        </w:r>
-        <w:r>
-          <w:rPr>
-            <w:noProof/>
-            <w:webHidden/>
-          </w:rPr>
           <w:t>11</w:t>
-        </w:r>
-        <w:r>
-          <w:rPr>
-            <w:noProof/>
-            <w:webHidden/>
-          </w:rPr>
           <w:fldChar w:fldCharType="end"/>
         </w:r>
       </w:hyperlink>
@@ -2137,46 +1102,10 @@
             <w:webHidden/>
           </w:rPr>
           <w:tab/>
-        </w:r>
-        <w:r>
-          <w:rPr>
-            <w:noProof/>
-            <w:webHidden/>
-          </w:rPr>
           <w:fldChar w:fldCharType="begin"/>
-        </w:r>
-        <w:r>
-          <w:rPr>
-            <w:noProof/>
-            <w:webHidden/>
-          </w:rPr>
           <w:instrText xml:space="preserve"> PAGEREF _Toc240447183 \h </w:instrText>
-        </w:r>
-        <w:r>
-          <w:rPr>
-            <w:noProof/>
-            <w:webHidden/>
-          </w:rPr>
-        </w:r>
-        <w:r>
-          <w:rPr>
-            <w:noProof/>
-            <w:webHidden/>
-          </w:rPr>
           <w:fldChar w:fldCharType="separate"/>
-        </w:r>
-        <w:r>
-          <w:rPr>
-            <w:noProof/>
-            <w:webHidden/>
-          </w:rPr>
           <w:t>11</w:t>
-        </w:r>
-        <w:r>
-          <w:rPr>
-            <w:noProof/>
-            <w:webHidden/>
-          </w:rPr>
           <w:fldChar w:fldCharType="end"/>
         </w:r>
       </w:hyperlink>
@@ -2205,46 +1134,10 @@
             <w:webHidden/>
           </w:rPr>
           <w:tab/>
-        </w:r>
-        <w:r>
-          <w:rPr>
-            <w:noProof/>
-            <w:webHidden/>
-          </w:rPr>
           <w:fldChar w:fldCharType="begin"/>
-        </w:r>
-        <w:r>
-          <w:rPr>
-            <w:noProof/>
-            <w:webHidden/>
-          </w:rPr>
           <w:instrText xml:space="preserve"> PAGEREF _Toc240447184 \h </w:instrText>
-        </w:r>
-        <w:r>
-          <w:rPr>
-            <w:noProof/>
-            <w:webHidden/>
-          </w:rPr>
-        </w:r>
-        <w:r>
-          <w:rPr>
-            <w:noProof/>
-            <w:webHidden/>
-          </w:rPr>
           <w:fldChar w:fldCharType="separate"/>
-        </w:r>
-        <w:r>
-          <w:rPr>
-            <w:noProof/>
-            <w:webHidden/>
-          </w:rPr>
           <w:t>11</w:t>
-        </w:r>
-        <w:r>
-          <w:rPr>
-            <w:noProof/>
-            <w:webHidden/>
-          </w:rPr>
           <w:fldChar w:fldCharType="end"/>
         </w:r>
       </w:hyperlink>
@@ -2273,46 +1166,10 @@
             <w:webHidden/>
           </w:rPr>
           <w:tab/>
-        </w:r>
-        <w:r>
-          <w:rPr>
-            <w:noProof/>
-            <w:webHidden/>
-          </w:rPr>
           <w:fldChar w:fldCharType="begin"/>
-        </w:r>
-        <w:r>
-          <w:rPr>
-            <w:noProof/>
-            <w:webHidden/>
-          </w:rPr>
           <w:instrText xml:space="preserve"> PAGEREF _Toc240447185 \h </w:instrText>
-        </w:r>
-        <w:r>
-          <w:rPr>
-            <w:noProof/>
-            <w:webHidden/>
-          </w:rPr>
-        </w:r>
-        <w:r>
-          <w:rPr>
-            <w:noProof/>
-            <w:webHidden/>
-          </w:rPr>
           <w:fldChar w:fldCharType="separate"/>
-        </w:r>
-        <w:r>
-          <w:rPr>
-            <w:noProof/>
-            <w:webHidden/>
-          </w:rPr>
           <w:t>13</w:t>
-        </w:r>
-        <w:r>
-          <w:rPr>
-            <w:noProof/>
-            <w:webHidden/>
-          </w:rPr>
           <w:fldChar w:fldCharType="end"/>
         </w:r>
       </w:hyperlink>
@@ -2341,46 +1198,10 @@
             <w:webHidden/>
           </w:rPr>
           <w:tab/>
-        </w:r>
-        <w:r>
-          <w:rPr>
-            <w:noProof/>
-            <w:webHidden/>
-          </w:rPr>
           <w:fldChar w:fldCharType="begin"/>
-        </w:r>
-        <w:r>
-          <w:rPr>
-            <w:noProof/>
-            <w:webHidden/>
-          </w:rPr>
           <w:instrText xml:space="preserve"> PAGEREF _Toc240447186 \h </w:instrText>
-        </w:r>
-        <w:r>
-          <w:rPr>
-            <w:noProof/>
-            <w:webHidden/>
-          </w:rPr>
-        </w:r>
-        <w:r>
-          <w:rPr>
-            <w:noProof/>
-            <w:webHidden/>
-          </w:rPr>
           <w:fldChar w:fldCharType="separate"/>
-        </w:r>
-        <w:r>
-          <w:rPr>
-            <w:noProof/>
-            <w:webHidden/>
-          </w:rPr>
           <w:t>13</w:t>
-        </w:r>
-        <w:r>
-          <w:rPr>
-            <w:noProof/>
-            <w:webHidden/>
-          </w:rPr>
           <w:fldChar w:fldCharType="end"/>
         </w:r>
       </w:hyperlink>
@@ -2409,46 +1230,10 @@
             <w:webHidden/>
           </w:rPr>
           <w:tab/>
-        </w:r>
-        <w:r>
-          <w:rPr>
-            <w:noProof/>
-            <w:webHidden/>
-          </w:rPr>
           <w:fldChar w:fldCharType="begin"/>
-        </w:r>
-        <w:r>
-          <w:rPr>
-            <w:noProof/>
-            <w:webHidden/>
-          </w:rPr>
           <w:instrText xml:space="preserve"> PAGEREF _Toc240447187 \h </w:instrText>
-        </w:r>
-        <w:r>
-          <w:rPr>
-            <w:noProof/>
-            <w:webHidden/>
-          </w:rPr>
-        </w:r>
-        <w:r>
-          <w:rPr>
-            <w:noProof/>
-            <w:webHidden/>
-          </w:rPr>
           <w:fldChar w:fldCharType="separate"/>
-        </w:r>
-        <w:r>
-          <w:rPr>
-            <w:noProof/>
-            <w:webHidden/>
-          </w:rPr>
           <w:t>13</w:t>
-        </w:r>
-        <w:r>
-          <w:rPr>
-            <w:noProof/>
-            <w:webHidden/>
-          </w:rPr>
           <w:fldChar w:fldCharType="end"/>
         </w:r>
       </w:hyperlink>
@@ -2477,46 +1262,10 @@
             <w:webHidden/>
           </w:rPr>
           <w:tab/>
-        </w:r>
-        <w:r>
-          <w:rPr>
-            <w:noProof/>
-            <w:webHidden/>
-          </w:rPr>
           <w:fldChar w:fldCharType="begin"/>
-        </w:r>
-        <w:r>
-          <w:rPr>
-            <w:noProof/>
-            <w:webHidden/>
-          </w:rPr>
           <w:instrText xml:space="preserve"> PAGEREF _Toc240447188 \h </w:instrText>
-        </w:r>
-        <w:r>
-          <w:rPr>
-            <w:noProof/>
-            <w:webHidden/>
-          </w:rPr>
-        </w:r>
-        <w:r>
-          <w:rPr>
-            <w:noProof/>
-            <w:webHidden/>
-          </w:rPr>
           <w:fldChar w:fldCharType="separate"/>
-        </w:r>
-        <w:r>
-          <w:rPr>
-            <w:noProof/>
-            <w:webHidden/>
-          </w:rPr>
           <w:t>13</w:t>
-        </w:r>
-        <w:r>
-          <w:rPr>
-            <w:noProof/>
-            <w:webHidden/>
-          </w:rPr>
           <w:fldChar w:fldCharType="end"/>
         </w:r>
       </w:hyperlink>
@@ -2545,46 +1294,10 @@
             <w:webHidden/>
           </w:rPr>
           <w:tab/>
-        </w:r>
-        <w:r>
-          <w:rPr>
-            <w:noProof/>
-            <w:webHidden/>
-          </w:rPr>
           <w:fldChar w:fldCharType="begin"/>
-        </w:r>
-        <w:r>
-          <w:rPr>
-            <w:noProof/>
-            <w:webHidden/>
-          </w:rPr>
           <w:instrText xml:space="preserve"> PAGEREF _Toc240447189 \h </w:instrText>
-        </w:r>
-        <w:r>
-          <w:rPr>
-            <w:noProof/>
-            <w:webHidden/>
-          </w:rPr>
-        </w:r>
-        <w:r>
-          <w:rPr>
-            <w:noProof/>
-            <w:webHidden/>
-          </w:rPr>
           <w:fldChar w:fldCharType="separate"/>
-        </w:r>
-        <w:r>
-          <w:rPr>
-            <w:noProof/>
-            <w:webHidden/>
-          </w:rPr>
           <w:t>13</w:t>
-        </w:r>
-        <w:r>
-          <w:rPr>
-            <w:noProof/>
-            <w:webHidden/>
-          </w:rPr>
           <w:fldChar w:fldCharType="end"/>
         </w:r>
       </w:hyperlink>
@@ -2613,46 +1326,10 @@
             <w:webHidden/>
           </w:rPr>
           <w:tab/>
-        </w:r>
-        <w:r>
-          <w:rPr>
-            <w:noProof/>
-            <w:webHidden/>
-          </w:rPr>
           <w:fldChar w:fldCharType="begin"/>
-        </w:r>
-        <w:r>
-          <w:rPr>
-            <w:noProof/>
-            <w:webHidden/>
-          </w:rPr>
           <w:instrText xml:space="preserve"> PAGEREF _Toc240447190 \h </w:instrText>
-        </w:r>
-        <w:r>
-          <w:rPr>
-            <w:noProof/>
-            <w:webHidden/>
-          </w:rPr>
-        </w:r>
-        <w:r>
-          <w:rPr>
-            <w:noProof/>
-            <w:webHidden/>
-          </w:rPr>
           <w:fldChar w:fldCharType="separate"/>
-        </w:r>
-        <w:r>
-          <w:rPr>
-            <w:noProof/>
-            <w:webHidden/>
-          </w:rPr>
           <w:t>14</w:t>
-        </w:r>
-        <w:r>
-          <w:rPr>
-            <w:noProof/>
-            <w:webHidden/>
-          </w:rPr>
           <w:fldChar w:fldCharType="end"/>
         </w:r>
       </w:hyperlink>
@@ -2681,46 +1358,10 @@
             <w:webHidden/>
           </w:rPr>
           <w:tab/>
-        </w:r>
-        <w:r>
-          <w:rPr>
-            <w:noProof/>
-            <w:webHidden/>
-          </w:rPr>
           <w:fldChar w:fldCharType="begin"/>
-        </w:r>
-        <w:r>
-          <w:rPr>
-            <w:noProof/>
-            <w:webHidden/>
-          </w:rPr>
           <w:instrText xml:space="preserve"> PAGEREF _Toc240447191 \h </w:instrText>
-        </w:r>
-        <w:r>
-          <w:rPr>
-            <w:noProof/>
-            <w:webHidden/>
-          </w:rPr>
-        </w:r>
-        <w:r>
-          <w:rPr>
-            <w:noProof/>
-            <w:webHidden/>
-          </w:rPr>
           <w:fldChar w:fldCharType="separate"/>
-        </w:r>
-        <w:r>
-          <w:rPr>
-            <w:noProof/>
-            <w:webHidden/>
-          </w:rPr>
           <w:t>14</w:t>
-        </w:r>
-        <w:r>
-          <w:rPr>
-            <w:noProof/>
-            <w:webHidden/>
-          </w:rPr>
           <w:fldChar w:fldCharType="end"/>
         </w:r>
       </w:hyperlink>
@@ -2749,46 +1390,10 @@
             <w:webHidden/>
           </w:rPr>
           <w:tab/>
-        </w:r>
-        <w:r>
-          <w:rPr>
-            <w:noProof/>
-            <w:webHidden/>
-          </w:rPr>
           <w:fldChar w:fldCharType="begin"/>
-        </w:r>
-        <w:r>
-          <w:rPr>
-            <w:noProof/>
-            <w:webHidden/>
-          </w:rPr>
           <w:instrText xml:space="preserve"> PAGEREF _Toc240447192 \h </w:instrText>
-        </w:r>
-        <w:r>
-          <w:rPr>
-            <w:noProof/>
-            <w:webHidden/>
-          </w:rPr>
-        </w:r>
-        <w:r>
-          <w:rPr>
-            <w:noProof/>
-            <w:webHidden/>
-          </w:rPr>
           <w:fldChar w:fldCharType="separate"/>
-        </w:r>
-        <w:r>
-          <w:rPr>
-            <w:noProof/>
-            <w:webHidden/>
-          </w:rPr>
           <w:t>14</w:t>
-        </w:r>
-        <w:r>
-          <w:rPr>
-            <w:noProof/>
-            <w:webHidden/>
-          </w:rPr>
           <w:fldChar w:fldCharType="end"/>
         </w:r>
       </w:hyperlink>
@@ -2817,46 +1422,10 @@
             <w:webHidden/>
           </w:rPr>
           <w:tab/>
-        </w:r>
-        <w:r>
-          <w:rPr>
-            <w:noProof/>
-            <w:webHidden/>
-          </w:rPr>
           <w:fldChar w:fldCharType="begin"/>
-        </w:r>
-        <w:r>
-          <w:rPr>
-            <w:noProof/>
-            <w:webHidden/>
-          </w:rPr>
           <w:instrText xml:space="preserve"> PAGEREF _Toc240447193 \h </w:instrText>
-        </w:r>
-        <w:r>
-          <w:rPr>
-            <w:noProof/>
-            <w:webHidden/>
-          </w:rPr>
-        </w:r>
-        <w:r>
-          <w:rPr>
-            <w:noProof/>
-            <w:webHidden/>
-          </w:rPr>
           <w:fldChar w:fldCharType="separate"/>
-        </w:r>
-        <w:r>
-          <w:rPr>
-            <w:noProof/>
-            <w:webHidden/>
-          </w:rPr>
           <w:t>15</w:t>
-        </w:r>
-        <w:r>
-          <w:rPr>
-            <w:noProof/>
-            <w:webHidden/>
-          </w:rPr>
           <w:fldChar w:fldCharType="end"/>
         </w:r>
       </w:hyperlink>
@@ -2885,46 +1454,10 @@
             <w:webHidden/>
           </w:rPr>
           <w:tab/>
-        </w:r>
-        <w:r>
-          <w:rPr>
-            <w:noProof/>
-            <w:webHidden/>
-          </w:rPr>
           <w:fldChar w:fldCharType="begin"/>
-        </w:r>
-        <w:r>
-          <w:rPr>
-            <w:noProof/>
-            <w:webHidden/>
-          </w:rPr>
           <w:instrText xml:space="preserve"> PAGEREF _Toc240447194 \h </w:instrText>
-        </w:r>
-        <w:r>
-          <w:rPr>
-            <w:noProof/>
-            <w:webHidden/>
-          </w:rPr>
-        </w:r>
-        <w:r>
-          <w:rPr>
-            <w:noProof/>
-            <w:webHidden/>
-          </w:rPr>
           <w:fldChar w:fldCharType="separate"/>
-        </w:r>
-        <w:r>
-          <w:rPr>
-            <w:noProof/>
-            <w:webHidden/>
-          </w:rPr>
           <w:t>15</w:t>
-        </w:r>
-        <w:r>
-          <w:rPr>
-            <w:noProof/>
-            <w:webHidden/>
-          </w:rPr>
           <w:fldChar w:fldCharType="end"/>
         </w:r>
       </w:hyperlink>
@@ -2953,46 +1486,10 @@
             <w:webHidden/>
           </w:rPr>
           <w:tab/>
-        </w:r>
-        <w:r>
-          <w:rPr>
-            <w:noProof/>
-            <w:webHidden/>
-          </w:rPr>
           <w:fldChar w:fldCharType="begin"/>
-        </w:r>
-        <w:r>
-          <w:rPr>
-            <w:noProof/>
-            <w:webHidden/>
-          </w:rPr>
           <w:instrText xml:space="preserve"> PAGEREF _Toc240447195 \h </w:instrText>
-        </w:r>
-        <w:r>
-          <w:rPr>
-            <w:noProof/>
-            <w:webHidden/>
-          </w:rPr>
-        </w:r>
-        <w:r>
-          <w:rPr>
-            <w:noProof/>
-            <w:webHidden/>
-          </w:rPr>
           <w:fldChar w:fldCharType="separate"/>
-        </w:r>
-        <w:r>
-          <w:rPr>
-            <w:noProof/>
-            <w:webHidden/>
-          </w:rPr>
           <w:t>15</w:t>
-        </w:r>
-        <w:r>
-          <w:rPr>
-            <w:noProof/>
-            <w:webHidden/>
-          </w:rPr>
           <w:fldChar w:fldCharType="end"/>
         </w:r>
       </w:hyperlink>
@@ -3021,46 +1518,10 @@
             <w:webHidden/>
           </w:rPr>
           <w:tab/>
-        </w:r>
-        <w:r>
-          <w:rPr>
-            <w:noProof/>
-            <w:webHidden/>
-          </w:rPr>
           <w:fldChar w:fldCharType="begin"/>
-        </w:r>
-        <w:r>
-          <w:rPr>
-            <w:noProof/>
-            <w:webHidden/>
-          </w:rPr>
           <w:instrText xml:space="preserve"> PAGEREF _Toc240447196 \h </w:instrText>
-        </w:r>
-        <w:r>
-          <w:rPr>
-            <w:noProof/>
-            <w:webHidden/>
-          </w:rPr>
-        </w:r>
-        <w:r>
-          <w:rPr>
-            <w:noProof/>
-            <w:webHidden/>
-          </w:rPr>
           <w:fldChar w:fldCharType="separate"/>
-        </w:r>
-        <w:r>
-          <w:rPr>
-            <w:noProof/>
-            <w:webHidden/>
-          </w:rPr>
           <w:t>15</w:t>
-        </w:r>
-        <w:r>
-          <w:rPr>
-            <w:noProof/>
-            <w:webHidden/>
-          </w:rPr>
           <w:fldChar w:fldCharType="end"/>
         </w:r>
       </w:hyperlink>
@@ -3089,46 +1550,10 @@
             <w:webHidden/>
           </w:rPr>
           <w:tab/>
-        </w:r>
-        <w:r>
-          <w:rPr>
-            <w:noProof/>
-            <w:webHidden/>
-          </w:rPr>
           <w:fldChar w:fldCharType="begin"/>
-        </w:r>
-        <w:r>
-          <w:rPr>
-            <w:noProof/>
-            <w:webHidden/>
-          </w:rPr>
           <w:instrText xml:space="preserve"> PAGEREF _Toc240447197 \h </w:instrText>
-        </w:r>
-        <w:r>
-          <w:rPr>
-            <w:noProof/>
-            <w:webHidden/>
-          </w:rPr>
-        </w:r>
-        <w:r>
-          <w:rPr>
-            <w:noProof/>
-            <w:webHidden/>
-          </w:rPr>
           <w:fldChar w:fldCharType="separate"/>
-        </w:r>
-        <w:r>
-          <w:rPr>
-            <w:noProof/>
-            <w:webHidden/>
-          </w:rPr>
           <w:t>15</w:t>
-        </w:r>
-        <w:r>
-          <w:rPr>
-            <w:noProof/>
-            <w:webHidden/>
-          </w:rPr>
           <w:fldChar w:fldCharType="end"/>
         </w:r>
       </w:hyperlink>
@@ -3157,46 +1582,10 @@
             <w:webHidden/>
           </w:rPr>
           <w:tab/>
-        </w:r>
-        <w:r>
-          <w:rPr>
-            <w:noProof/>
-            <w:webHidden/>
-          </w:rPr>
           <w:fldChar w:fldCharType="begin"/>
-        </w:r>
-        <w:r>
-          <w:rPr>
-            <w:noProof/>
-            <w:webHidden/>
-          </w:rPr>
           <w:instrText xml:space="preserve"> PAGEREF _Toc240447198 \h </w:instrText>
-        </w:r>
-        <w:r>
-          <w:rPr>
-            <w:noProof/>
-            <w:webHidden/>
-          </w:rPr>
-        </w:r>
-        <w:r>
-          <w:rPr>
-            <w:noProof/>
-            <w:webHidden/>
-          </w:rPr>
           <w:fldChar w:fldCharType="separate"/>
-        </w:r>
-        <w:r>
-          <w:rPr>
-            <w:noProof/>
-            <w:webHidden/>
-          </w:rPr>
           <w:t>16</w:t>
-        </w:r>
-        <w:r>
-          <w:rPr>
-            <w:noProof/>
-            <w:webHidden/>
-          </w:rPr>
           <w:fldChar w:fldCharType="end"/>
         </w:r>
       </w:hyperlink>
@@ -3225,46 +1614,10 @@
             <w:webHidden/>
           </w:rPr>
           <w:tab/>
-        </w:r>
-        <w:r>
-          <w:rPr>
-            <w:noProof/>
-            <w:webHidden/>
-          </w:rPr>
           <w:fldChar w:fldCharType="begin"/>
-        </w:r>
-        <w:r>
-          <w:rPr>
-            <w:noProof/>
-            <w:webHidden/>
-          </w:rPr>
           <w:instrText xml:space="preserve"> PAGEREF _Toc240447199 \h </w:instrText>
-        </w:r>
-        <w:r>
-          <w:rPr>
-            <w:noProof/>
-            <w:webHidden/>
-          </w:rPr>
-        </w:r>
-        <w:r>
-          <w:rPr>
-            <w:noProof/>
-            <w:webHidden/>
-          </w:rPr>
           <w:fldChar w:fldCharType="separate"/>
-        </w:r>
-        <w:r>
-          <w:rPr>
-            <w:noProof/>
-            <w:webHidden/>
-          </w:rPr>
           <w:t>16</w:t>
-        </w:r>
-        <w:r>
-          <w:rPr>
-            <w:noProof/>
-            <w:webHidden/>
-          </w:rPr>
           <w:fldChar w:fldCharType="end"/>
         </w:r>
       </w:hyperlink>
@@ -3293,46 +1646,10 @@
             <w:webHidden/>
           </w:rPr>
           <w:tab/>
-        </w:r>
-        <w:r>
-          <w:rPr>
-            <w:noProof/>
-            <w:webHidden/>
-          </w:rPr>
           <w:fldChar w:fldCharType="begin"/>
-        </w:r>
-        <w:r>
-          <w:rPr>
-            <w:noProof/>
-            <w:webHidden/>
-          </w:rPr>
           <w:instrText xml:space="preserve"> PAGEREF _Toc240447200 \h </w:instrText>
-        </w:r>
-        <w:r>
-          <w:rPr>
-            <w:noProof/>
-            <w:webHidden/>
-          </w:rPr>
-        </w:r>
-        <w:r>
-          <w:rPr>
-            <w:noProof/>
-            <w:webHidden/>
-          </w:rPr>
           <w:fldChar w:fldCharType="separate"/>
-        </w:r>
-        <w:r>
-          <w:rPr>
-            <w:noProof/>
-            <w:webHidden/>
-          </w:rPr>
           <w:t>16</w:t>
-        </w:r>
-        <w:r>
-          <w:rPr>
-            <w:noProof/>
-            <w:webHidden/>
-          </w:rPr>
           <w:fldChar w:fldCharType="end"/>
         </w:r>
       </w:hyperlink>
@@ -3361,46 +1678,10 @@
             <w:webHidden/>
           </w:rPr>
           <w:tab/>
-        </w:r>
-        <w:r>
-          <w:rPr>
-            <w:noProof/>
-            <w:webHidden/>
-          </w:rPr>
           <w:fldChar w:fldCharType="begin"/>
-        </w:r>
-        <w:r>
-          <w:rPr>
-            <w:noProof/>
-            <w:webHidden/>
-          </w:rPr>
           <w:instrText xml:space="preserve"> PAGEREF _Toc240447201 \h </w:instrText>
-        </w:r>
-        <w:r>
-          <w:rPr>
-            <w:noProof/>
-            <w:webHidden/>
-          </w:rPr>
-        </w:r>
-        <w:r>
-          <w:rPr>
-            <w:noProof/>
-            <w:webHidden/>
-          </w:rPr>
           <w:fldChar w:fldCharType="separate"/>
-        </w:r>
-        <w:r>
-          <w:rPr>
-            <w:noProof/>
-            <w:webHidden/>
-          </w:rPr>
           <w:t>17</w:t>
-        </w:r>
-        <w:r>
-          <w:rPr>
-            <w:noProof/>
-            <w:webHidden/>
-          </w:rPr>
           <w:fldChar w:fldCharType="end"/>
         </w:r>
       </w:hyperlink>
@@ -3429,46 +1710,10 @@
             <w:webHidden/>
           </w:rPr>
           <w:tab/>
-        </w:r>
-        <w:r>
-          <w:rPr>
-            <w:noProof/>
-            <w:webHidden/>
-          </w:rPr>
           <w:fldChar w:fldCharType="begin"/>
-        </w:r>
-        <w:r>
-          <w:rPr>
-            <w:noProof/>
-            <w:webHidden/>
-          </w:rPr>
           <w:instrText xml:space="preserve"> PAGEREF _Toc240447202 \h </w:instrText>
-        </w:r>
-        <w:r>
-          <w:rPr>
-            <w:noProof/>
-            <w:webHidden/>
-          </w:rPr>
-        </w:r>
-        <w:r>
-          <w:rPr>
-            <w:noProof/>
-            <w:webHidden/>
-          </w:rPr>
           <w:fldChar w:fldCharType="separate"/>
-        </w:r>
-        <w:r>
-          <w:rPr>
-            <w:noProof/>
-            <w:webHidden/>
-          </w:rPr>
           <w:t>17</w:t>
-        </w:r>
-        <w:r>
-          <w:rPr>
-            <w:noProof/>
-            <w:webHidden/>
-          </w:rPr>
           <w:fldChar w:fldCharType="end"/>
         </w:r>
       </w:hyperlink>
@@ -3497,46 +1742,10 @@
             <w:webHidden/>
           </w:rPr>
           <w:tab/>
-        </w:r>
-        <w:r>
-          <w:rPr>
-            <w:noProof/>
-            <w:webHidden/>
-          </w:rPr>
           <w:fldChar w:fldCharType="begin"/>
-        </w:r>
-        <w:r>
-          <w:rPr>
-            <w:noProof/>
-            <w:webHidden/>
-          </w:rPr>
           <w:instrText xml:space="preserve"> PAGEREF _Toc240447203 \h </w:instrText>
-        </w:r>
-        <w:r>
-          <w:rPr>
-            <w:noProof/>
-            <w:webHidden/>
-          </w:rPr>
-        </w:r>
-        <w:r>
-          <w:rPr>
-            <w:noProof/>
-            <w:webHidden/>
-          </w:rPr>
           <w:fldChar w:fldCharType="separate"/>
-        </w:r>
-        <w:r>
-          <w:rPr>
-            <w:noProof/>
-            <w:webHidden/>
-          </w:rPr>
           <w:t>17</w:t>
-        </w:r>
-        <w:r>
-          <w:rPr>
-            <w:noProof/>
-            <w:webHidden/>
-          </w:rPr>
           <w:fldChar w:fldCharType="end"/>
         </w:r>
       </w:hyperlink>
@@ -3565,46 +1774,10 @@
             <w:webHidden/>
           </w:rPr>
           <w:tab/>
-        </w:r>
-        <w:r>
-          <w:rPr>
-            <w:noProof/>
-            <w:webHidden/>
-          </w:rPr>
           <w:fldChar w:fldCharType="begin"/>
-        </w:r>
-        <w:r>
-          <w:rPr>
-            <w:noProof/>
-            <w:webHidden/>
-          </w:rPr>
           <w:instrText xml:space="preserve"> PAGEREF _Toc240447204 \h </w:instrText>
-        </w:r>
-        <w:r>
-          <w:rPr>
-            <w:noProof/>
-            <w:webHidden/>
-          </w:rPr>
-        </w:r>
-        <w:r>
-          <w:rPr>
-            <w:noProof/>
-            <w:webHidden/>
-          </w:rPr>
           <w:fldChar w:fldCharType="separate"/>
-        </w:r>
-        <w:r>
-          <w:rPr>
-            <w:noProof/>
-            <w:webHidden/>
-          </w:rPr>
           <w:t>17</w:t>
-        </w:r>
-        <w:r>
-          <w:rPr>
-            <w:noProof/>
-            <w:webHidden/>
-          </w:rPr>
           <w:fldChar w:fldCharType="end"/>
         </w:r>
       </w:hyperlink>
@@ -3633,46 +1806,10 @@
             <w:webHidden/>
           </w:rPr>
           <w:tab/>
-        </w:r>
-        <w:r>
-          <w:rPr>
-            <w:noProof/>
-            <w:webHidden/>
-          </w:rPr>
           <w:fldChar w:fldCharType="begin"/>
-        </w:r>
-        <w:r>
-          <w:rPr>
-            <w:noProof/>
-            <w:webHidden/>
-          </w:rPr>
           <w:instrText xml:space="preserve"> PAGEREF _Toc240447205 \h </w:instrText>
-        </w:r>
-        <w:r>
-          <w:rPr>
-            <w:noProof/>
-            <w:webHidden/>
-          </w:rPr>
-        </w:r>
-        <w:r>
-          <w:rPr>
-            <w:noProof/>
-            <w:webHidden/>
-          </w:rPr>
           <w:fldChar w:fldCharType="separate"/>
-        </w:r>
-        <w:r>
-          <w:rPr>
-            <w:noProof/>
-            <w:webHidden/>
-          </w:rPr>
           <w:t>18</w:t>
-        </w:r>
-        <w:r>
-          <w:rPr>
-            <w:noProof/>
-            <w:webHidden/>
-          </w:rPr>
           <w:fldChar w:fldCharType="end"/>
         </w:r>
       </w:hyperlink>
@@ -3701,46 +1838,10 @@
             <w:webHidden/>
           </w:rPr>
           <w:tab/>
-        </w:r>
-        <w:r>
-          <w:rPr>
-            <w:noProof/>
-            <w:webHidden/>
-          </w:rPr>
           <w:fldChar w:fldCharType="begin"/>
-        </w:r>
-        <w:r>
-          <w:rPr>
-            <w:noProof/>
-            <w:webHidden/>
-          </w:rPr>
           <w:instrText xml:space="preserve"> PAGEREF _Toc240447206 \h </w:instrText>
-        </w:r>
-        <w:r>
-          <w:rPr>
-            <w:noProof/>
-            <w:webHidden/>
-          </w:rPr>
-        </w:r>
-        <w:r>
-          <w:rPr>
-            <w:noProof/>
-            <w:webHidden/>
-          </w:rPr>
           <w:fldChar w:fldCharType="separate"/>
-        </w:r>
-        <w:r>
-          <w:rPr>
-            <w:noProof/>
-            <w:webHidden/>
-          </w:rPr>
           <w:t>18</w:t>
-        </w:r>
-        <w:r>
-          <w:rPr>
-            <w:noProof/>
-            <w:webHidden/>
-          </w:rPr>
           <w:fldChar w:fldCharType="end"/>
         </w:r>
       </w:hyperlink>
@@ -3769,46 +1870,10 @@
             <w:webHidden/>
           </w:rPr>
           <w:tab/>
-        </w:r>
-        <w:r>
-          <w:rPr>
-            <w:noProof/>
-            <w:webHidden/>
-          </w:rPr>
           <w:fldChar w:fldCharType="begin"/>
-        </w:r>
-        <w:r>
-          <w:rPr>
-            <w:noProof/>
-            <w:webHidden/>
-          </w:rPr>
           <w:instrText xml:space="preserve"> PAGEREF _Toc240447207 \h </w:instrText>
-        </w:r>
-        <w:r>
-          <w:rPr>
-            <w:noProof/>
-            <w:webHidden/>
-          </w:rPr>
-        </w:r>
-        <w:r>
-          <w:rPr>
-            <w:noProof/>
-            <w:webHidden/>
-          </w:rPr>
           <w:fldChar w:fldCharType="separate"/>
-        </w:r>
-        <w:r>
-          <w:rPr>
-            <w:noProof/>
-            <w:webHidden/>
-          </w:rPr>
           <w:t>18</w:t>
-        </w:r>
-        <w:r>
-          <w:rPr>
-            <w:noProof/>
-            <w:webHidden/>
-          </w:rPr>
           <w:fldChar w:fldCharType="end"/>
         </w:r>
       </w:hyperlink>
@@ -3837,46 +1902,10 @@
             <w:webHidden/>
           </w:rPr>
           <w:tab/>
-        </w:r>
-        <w:r>
-          <w:rPr>
-            <w:noProof/>
-            <w:webHidden/>
-          </w:rPr>
           <w:fldChar w:fldCharType="begin"/>
-        </w:r>
-        <w:r>
-          <w:rPr>
-            <w:noProof/>
-            <w:webHidden/>
-          </w:rPr>
           <w:instrText xml:space="preserve"> PAGEREF _Toc240447208 \h </w:instrText>
-        </w:r>
-        <w:r>
-          <w:rPr>
-            <w:noProof/>
-            <w:webHidden/>
-          </w:rPr>
-        </w:r>
-        <w:r>
-          <w:rPr>
-            <w:noProof/>
-            <w:webHidden/>
-          </w:rPr>
           <w:fldChar w:fldCharType="separate"/>
-        </w:r>
-        <w:r>
-          <w:rPr>
-            <w:noProof/>
-            <w:webHidden/>
-          </w:rPr>
           <w:t>18</w:t>
-        </w:r>
-        <w:r>
-          <w:rPr>
-            <w:noProof/>
-            <w:webHidden/>
-          </w:rPr>
           <w:fldChar w:fldCharType="end"/>
         </w:r>
       </w:hyperlink>
@@ -3905,46 +1934,10 @@
             <w:webHidden/>
           </w:rPr>
           <w:tab/>
-        </w:r>
-        <w:r>
-          <w:rPr>
-            <w:noProof/>
-            <w:webHidden/>
-          </w:rPr>
           <w:fldChar w:fldCharType="begin"/>
-        </w:r>
-        <w:r>
-          <w:rPr>
-            <w:noProof/>
-            <w:webHidden/>
-          </w:rPr>
           <w:instrText xml:space="preserve"> PAGEREF _Toc240447209 \h </w:instrText>
-        </w:r>
-        <w:r>
-          <w:rPr>
-            <w:noProof/>
-            <w:webHidden/>
-          </w:rPr>
-        </w:r>
-        <w:r>
-          <w:rPr>
-            <w:noProof/>
-            <w:webHidden/>
-          </w:rPr>
           <w:fldChar w:fldCharType="separate"/>
-        </w:r>
-        <w:r>
-          <w:rPr>
-            <w:noProof/>
-            <w:webHidden/>
-          </w:rPr>
           <w:t>19</w:t>
-        </w:r>
-        <w:r>
-          <w:rPr>
-            <w:noProof/>
-            <w:webHidden/>
-          </w:rPr>
           <w:fldChar w:fldCharType="end"/>
         </w:r>
       </w:hyperlink>
@@ -3973,46 +1966,10 @@
             <w:webHidden/>
           </w:rPr>
           <w:tab/>
-        </w:r>
-        <w:r>
-          <w:rPr>
-            <w:noProof/>
-            <w:webHidden/>
-          </w:rPr>
           <w:fldChar w:fldCharType="begin"/>
-        </w:r>
-        <w:r>
-          <w:rPr>
-            <w:noProof/>
-            <w:webHidden/>
-          </w:rPr>
           <w:instrText xml:space="preserve"> PAGEREF _Toc240447210 \h </w:instrText>
-        </w:r>
-        <w:r>
-          <w:rPr>
-            <w:noProof/>
-            <w:webHidden/>
-          </w:rPr>
-        </w:r>
-        <w:r>
-          <w:rPr>
-            <w:noProof/>
-            <w:webHidden/>
-          </w:rPr>
           <w:fldChar w:fldCharType="separate"/>
-        </w:r>
-        <w:r>
-          <w:rPr>
-            <w:noProof/>
-            <w:webHidden/>
-          </w:rPr>
           <w:t>19</w:t>
-        </w:r>
-        <w:r>
-          <w:rPr>
-            <w:noProof/>
-            <w:webHidden/>
-          </w:rPr>
           <w:fldChar w:fldCharType="end"/>
         </w:r>
       </w:hyperlink>
@@ -4041,46 +1998,10 @@
             <w:webHidden/>
           </w:rPr>
           <w:tab/>
-        </w:r>
-        <w:r>
-          <w:rPr>
-            <w:noProof/>
-            <w:webHidden/>
-          </w:rPr>
           <w:fldChar w:fldCharType="begin"/>
-        </w:r>
-        <w:r>
-          <w:rPr>
-            <w:noProof/>
-            <w:webHidden/>
-          </w:rPr>
           <w:instrText xml:space="preserve"> PAGEREF _Toc240447211 \h </w:instrText>
-        </w:r>
-        <w:r>
-          <w:rPr>
-            <w:noProof/>
-            <w:webHidden/>
-          </w:rPr>
-        </w:r>
-        <w:r>
-          <w:rPr>
-            <w:noProof/>
-            <w:webHidden/>
-          </w:rPr>
           <w:fldChar w:fldCharType="separate"/>
-        </w:r>
-        <w:r>
-          <w:rPr>
-            <w:noProof/>
-            <w:webHidden/>
-          </w:rPr>
           <w:t>19</w:t>
-        </w:r>
-        <w:r>
-          <w:rPr>
-            <w:noProof/>
-            <w:webHidden/>
-          </w:rPr>
           <w:fldChar w:fldCharType="end"/>
         </w:r>
       </w:hyperlink>
@@ -4109,46 +2030,10 @@
             <w:webHidden/>
           </w:rPr>
           <w:tab/>
-        </w:r>
-        <w:r>
-          <w:rPr>
-            <w:noProof/>
-            <w:webHidden/>
-          </w:rPr>
           <w:fldChar w:fldCharType="begin"/>
-        </w:r>
-        <w:r>
-          <w:rPr>
-            <w:noProof/>
-            <w:webHidden/>
-          </w:rPr>
           <w:instrText xml:space="preserve"> PAGEREF _Toc240447212 \h </w:instrText>
-        </w:r>
-        <w:r>
-          <w:rPr>
-            <w:noProof/>
-            <w:webHidden/>
-          </w:rPr>
-        </w:r>
-        <w:r>
-          <w:rPr>
-            <w:noProof/>
-            <w:webHidden/>
-          </w:rPr>
           <w:fldChar w:fldCharType="separate"/>
-        </w:r>
-        <w:r>
-          <w:rPr>
-            <w:noProof/>
-            <w:webHidden/>
-          </w:rPr>
           <w:t>19</w:t>
-        </w:r>
-        <w:r>
-          <w:rPr>
-            <w:noProof/>
-            <w:webHidden/>
-          </w:rPr>
           <w:fldChar w:fldCharType="end"/>
         </w:r>
       </w:hyperlink>
@@ -4177,46 +2062,10 @@
             <w:webHidden/>
           </w:rPr>
           <w:tab/>
-        </w:r>
-        <w:r>
-          <w:rPr>
-            <w:noProof/>
-            <w:webHidden/>
-          </w:rPr>
           <w:fldChar w:fldCharType="begin"/>
-        </w:r>
-        <w:r>
-          <w:rPr>
-            <w:noProof/>
-            <w:webHidden/>
-          </w:rPr>
           <w:instrText xml:space="preserve"> PAGEREF _Toc240447213 \h </w:instrText>
-        </w:r>
-        <w:r>
-          <w:rPr>
-            <w:noProof/>
-            <w:webHidden/>
-          </w:rPr>
-        </w:r>
-        <w:r>
-          <w:rPr>
-            <w:noProof/>
-            <w:webHidden/>
-          </w:rPr>
           <w:fldChar w:fldCharType="separate"/>
-        </w:r>
-        <w:r>
-          <w:rPr>
-            <w:noProof/>
-            <w:webHidden/>
-          </w:rPr>
           <w:t>19</w:t>
-        </w:r>
-        <w:r>
-          <w:rPr>
-            <w:noProof/>
-            <w:webHidden/>
-          </w:rPr>
           <w:fldChar w:fldCharType="end"/>
         </w:r>
       </w:hyperlink>
@@ -4245,46 +2094,10 @@
             <w:webHidden/>
           </w:rPr>
           <w:tab/>
-        </w:r>
-        <w:r>
-          <w:rPr>
-            <w:noProof/>
-            <w:webHidden/>
-          </w:rPr>
           <w:fldChar w:fldCharType="begin"/>
-        </w:r>
-        <w:r>
-          <w:rPr>
-            <w:noProof/>
-            <w:webHidden/>
-          </w:rPr>
           <w:instrText xml:space="preserve"> PAGEREF _Toc240447214 \h </w:instrText>
-        </w:r>
-        <w:r>
-          <w:rPr>
-            <w:noProof/>
-            <w:webHidden/>
-          </w:rPr>
-        </w:r>
-        <w:r>
-          <w:rPr>
-            <w:noProof/>
-            <w:webHidden/>
-          </w:rPr>
           <w:fldChar w:fldCharType="separate"/>
-        </w:r>
-        <w:r>
-          <w:rPr>
-            <w:noProof/>
-            <w:webHidden/>
-          </w:rPr>
           <w:t>20</w:t>
-        </w:r>
-        <w:r>
-          <w:rPr>
-            <w:noProof/>
-            <w:webHidden/>
-          </w:rPr>
           <w:fldChar w:fldCharType="end"/>
         </w:r>
       </w:hyperlink>
@@ -4313,46 +2126,10 @@
             <w:webHidden/>
           </w:rPr>
           <w:tab/>
-        </w:r>
-        <w:r>
-          <w:rPr>
-            <w:noProof/>
-            <w:webHidden/>
-          </w:rPr>
           <w:fldChar w:fldCharType="begin"/>
-        </w:r>
-        <w:r>
-          <w:rPr>
-            <w:noProof/>
-            <w:webHidden/>
-          </w:rPr>
           <w:instrText xml:space="preserve"> PAGEREF _Toc240447215 \h </w:instrText>
-        </w:r>
-        <w:r>
-          <w:rPr>
-            <w:noProof/>
-            <w:webHidden/>
-          </w:rPr>
-        </w:r>
-        <w:r>
-          <w:rPr>
-            <w:noProof/>
-            <w:webHidden/>
-          </w:rPr>
           <w:fldChar w:fldCharType="separate"/>
-        </w:r>
-        <w:r>
-          <w:rPr>
-            <w:noProof/>
-            <w:webHidden/>
-          </w:rPr>
           <w:t>20</w:t>
-        </w:r>
-        <w:r>
-          <w:rPr>
-            <w:noProof/>
-            <w:webHidden/>
-          </w:rPr>
           <w:fldChar w:fldCharType="end"/>
         </w:r>
       </w:hyperlink>
@@ -4381,46 +2158,10 @@
             <w:webHidden/>
           </w:rPr>
           <w:tab/>
-        </w:r>
-        <w:r>
-          <w:rPr>
-            <w:noProof/>
-            <w:webHidden/>
-          </w:rPr>
           <w:fldChar w:fldCharType="begin"/>
-        </w:r>
-        <w:r>
-          <w:rPr>
-            <w:noProof/>
-            <w:webHidden/>
-          </w:rPr>
           <w:instrText xml:space="preserve"> PAGEREF _Toc240447216 \h </w:instrText>
-        </w:r>
-        <w:r>
-          <w:rPr>
-            <w:noProof/>
-            <w:webHidden/>
-          </w:rPr>
-        </w:r>
-        <w:r>
-          <w:rPr>
-            <w:noProof/>
-            <w:webHidden/>
-          </w:rPr>
           <w:fldChar w:fldCharType="separate"/>
-        </w:r>
-        <w:r>
-          <w:rPr>
-            <w:noProof/>
-            <w:webHidden/>
-          </w:rPr>
           <w:t>20</w:t>
-        </w:r>
-        <w:r>
-          <w:rPr>
-            <w:noProof/>
-            <w:webHidden/>
-          </w:rPr>
           <w:fldChar w:fldCharType="end"/>
         </w:r>
       </w:hyperlink>
@@ -4435,13 +2176,13 @@
           <w:noProof/>
         </w:rPr>
       </w:pPr>
-      <w:hyperlink w:anchor="_Toc240447217" w:history="1">
+      <w:hyperlink w:anchor="_Toc240448007" w:history="1">
         <w:r>
           <w:rPr>
             <w:rStyle w:val="Hyperlink"/>
             <w:noProof/>
           </w:rPr>
-          <w:t>17. Configurações que Afetam o Uso Diário</w:t>
+          <w:t>17. Conta Corrente</w:t>
         </w:r>
         <w:r>
           <w:rPr>
@@ -4449,46 +2190,10 @@
             <w:webHidden/>
           </w:rPr>
           <w:tab/>
-        </w:r>
-        <w:r>
-          <w:rPr>
-            <w:noProof/>
-            <w:webHidden/>
-          </w:rPr>
           <w:fldChar w:fldCharType="begin"/>
-        </w:r>
-        <w:r>
-          <w:rPr>
-            <w:noProof/>
-            <w:webHidden/>
-          </w:rPr>
-          <w:instrText xml:space="preserve"> PAGEREF _Toc240447217 \h </w:instrText>
-        </w:r>
-        <w:r>
-          <w:rPr>
-            <w:noProof/>
-            <w:webHidden/>
-          </w:rPr>
-        </w:r>
-        <w:r>
-          <w:rPr>
-            <w:noProof/>
-            <w:webHidden/>
-          </w:rPr>
+          <w:instrText xml:space="preserve"> PAGEREF _Toc240448007 \h </w:instrText>
           <w:fldChar w:fldCharType="separate"/>
-        </w:r>
-        <w:r>
-          <w:rPr>
-            <w:noProof/>
-            <w:webHidden/>
-          </w:rPr>
           <w:t>21</w:t>
-        </w:r>
-        <w:r>
-          <w:rPr>
-            <w:noProof/>
-            <w:webHidden/>
-          </w:rPr>
           <w:fldChar w:fldCharType="end"/>
         </w:r>
       </w:hyperlink>
@@ -4503,13 +2208,13 @@
           <w:noProof/>
         </w:rPr>
       </w:pPr>
-      <w:hyperlink w:anchor="_Toc240447218" w:history="1">
+      <w:hyperlink w:anchor="_Toc240448013" w:history="1">
         <w:r>
           <w:rPr>
             <w:rStyle w:val="Hyperlink"/>
             <w:noProof/>
           </w:rPr>
-          <w:t>18. Perguntas Frequentes e Solução de Problemas</w:t>
+          <w:t>18. Scanner Técnico</w:t>
         </w:r>
         <w:r>
           <w:rPr>
@@ -4517,46 +2222,10 @@
             <w:webHidden/>
           </w:rPr>
           <w:tab/>
-        </w:r>
-        <w:r>
-          <w:rPr>
-            <w:noProof/>
-            <w:webHidden/>
-          </w:rPr>
           <w:fldChar w:fldCharType="begin"/>
-        </w:r>
-        <w:r>
-          <w:rPr>
-            <w:noProof/>
-            <w:webHidden/>
-          </w:rPr>
-          <w:instrText xml:space="preserve"> PAGEREF _Toc240447218 \h </w:instrText>
-        </w:r>
-        <w:r>
-          <w:rPr>
-            <w:noProof/>
-            <w:webHidden/>
-          </w:rPr>
-        </w:r>
-        <w:r>
-          <w:rPr>
-            <w:noProof/>
-            <w:webHidden/>
-          </w:rPr>
+          <w:instrText xml:space="preserve"> PAGEREF _Toc240448013 \h </w:instrText>
           <w:fldChar w:fldCharType="separate"/>
-        </w:r>
-        <w:r>
-          <w:rPr>
-            <w:noProof/>
-            <w:webHidden/>
-          </w:rPr>
           <w:t>22</w:t>
-        </w:r>
-        <w:r>
-          <w:rPr>
-            <w:noProof/>
-            <w:webHidden/>
-          </w:rPr>
           <w:fldChar w:fldCharType="end"/>
         </w:r>
       </w:hyperlink>
@@ -4571,13 +2240,13 @@
           <w:noProof/>
         </w:rPr>
       </w:pPr>
-      <w:hyperlink w:anchor="_Toc240447219" w:history="1">
+      <w:hyperlink w:anchor="_Toc240447217" w:history="1">
         <w:r>
           <w:rPr>
             <w:rStyle w:val="Hyperlink"/>
             <w:noProof/>
           </w:rPr>
-          <w:t>19. Avisos Legais e Uso Responsável</w:t>
+          <w:t>19. Configurações que Afetam o Uso Diário</w:t>
         </w:r>
         <w:r>
           <w:rPr>
@@ -4585,46 +2254,74 @@
             <w:webHidden/>
           </w:rPr>
           <w:tab/>
+          <w:fldChar w:fldCharType="begin"/>
+          <w:instrText xml:space="preserve"> PAGEREF _Toc240447217 \h </w:instrText>
+          <w:fldChar w:fldCharType="separate"/>
+          <w:t>21</w:t>
+          <w:fldChar w:fldCharType="end"/>
+        </w:r>
+      </w:hyperlink>
+    </w:p>
+    <w:p>
+      <w:pPr>
+        <w:pStyle w:val="Sumrio1"/>
+        <w:tabs>
+          <w:tab w:val="right" w:leader="dot" w:pos="9402"/>
+        </w:tabs>
+        <w:rPr>
+          <w:noProof/>
+        </w:rPr>
+      </w:pPr>
+      <w:hyperlink w:anchor="_Toc240447218" w:history="1">
+        <w:r>
+          <w:rPr>
+            <w:rStyle w:val="Hyperlink"/>
+            <w:noProof/>
+          </w:rPr>
+          <w:t>20. Perguntas Frequentes e Solução de Problemas</w:t>
         </w:r>
         <w:r>
           <w:rPr>
             <w:noProof/>
             <w:webHidden/>
           </w:rPr>
+          <w:tab/>
           <w:fldChar w:fldCharType="begin"/>
+          <w:instrText xml:space="preserve"> PAGEREF _Toc240447218 \h </w:instrText>
+          <w:fldChar w:fldCharType="separate"/>
+          <w:t>22</w:t>
+          <w:fldChar w:fldCharType="end"/>
+        </w:r>
+      </w:hyperlink>
+    </w:p>
+    <w:p>
+      <w:pPr>
+        <w:pStyle w:val="Sumrio1"/>
+        <w:tabs>
+          <w:tab w:val="right" w:leader="dot" w:pos="9402"/>
+        </w:tabs>
+        <w:rPr>
+          <w:noProof/>
+        </w:rPr>
+      </w:pPr>
+      <w:hyperlink w:anchor="_Toc240447219" w:history="1">
+        <w:r>
+          <w:rPr>
+            <w:rStyle w:val="Hyperlink"/>
+            <w:noProof/>
+          </w:rPr>
+          <w:t>21. Avisos Legais e Uso Responsável</w:t>
         </w:r>
         <w:r>
           <w:rPr>
             <w:noProof/>
             <w:webHidden/>
           </w:rPr>
+          <w:tab/>
+          <w:fldChar w:fldCharType="begin"/>
           <w:instrText xml:space="preserve"> PAGEREF _Toc240447219 \h </w:instrText>
-        </w:r>
-        <w:r>
-          <w:rPr>
-            <w:noProof/>
-            <w:webHidden/>
-          </w:rPr>
-        </w:r>
-        <w:r>
-          <w:rPr>
-            <w:noProof/>
-            <w:webHidden/>
-          </w:rPr>
           <w:fldChar w:fldCharType="separate"/>
-        </w:r>
-        <w:r>
-          <w:rPr>
-            <w:noProof/>
-            <w:webHidden/>
-          </w:rPr>
           <w:t>23</w:t>
-        </w:r>
-        <w:r>
-          <w:rPr>
-            <w:noProof/>
-            <w:webHidden/>
-          </w:rPr>
           <w:fldChar w:fldCharType="end"/>
         </w:r>
       </w:hyperlink>
@@ -5518,6 +3215,138 @@
           </w:p>
         </w:tc>
       </w:tr>
+      <w:tr>
+        <w:trPr>
+          <w:jc w:val="center"/>
+        </w:trPr>
+        <w:tc>
+          <w:tcPr>
+            <w:tcW w:w="907" w:type="dxa"/>
+          </w:tcPr>
+          <w:p>
+            <w:r>
+              <w:rPr>
+                <w:sz w:val="19"/>
+              </w:rPr>
+              <w:t>🗂️</w:t>
+            </w:r>
+          </w:p>
+        </w:tc>
+        <w:tc>
+          <w:tcPr>
+            <w:tcW w:w="2268" w:type="dxa"/>
+          </w:tcPr>
+          <w:p>
+            <w:r>
+              <w:rPr>
+                <w:sz w:val="19"/>
+              </w:rPr>
+              <w:t>Histórico de Atualizações</w:t>
+            </w:r>
+          </w:p>
+        </w:tc>
+        <w:tc>
+          <w:tcPr>
+            <w:tcW w:w="5669" w:type="dxa"/>
+          </w:tcPr>
+          <w:p>
+            <w:r>
+              <w:rPr>
+                <w:sz w:val="19"/>
+              </w:rPr>
+              <w:t>Registro de cada atualização de cotações, com gráfico das variações do dia e opção de excluir registros antigos.</w:t>
+            </w:r>
+          </w:p>
+        </w:tc>
+      </w:tr>
+      <w:tr>
+        <w:trPr>
+          <w:jc w:val="center"/>
+        </w:trPr>
+        <w:tc>
+          <w:tcPr>
+            <w:tcW w:w="907" w:type="dxa"/>
+          </w:tcPr>
+          <w:p>
+            <w:r>
+              <w:rPr>
+                <w:sz w:val="19"/>
+              </w:rPr>
+              <w:t>💰</w:t>
+            </w:r>
+          </w:p>
+        </w:tc>
+        <w:tc>
+          <w:tcPr>
+            <w:tcW w:w="2268" w:type="dxa"/>
+          </w:tcPr>
+          <w:p>
+            <w:r>
+              <w:rPr>
+                <w:sz w:val="19"/>
+              </w:rPr>
+              <w:t>Conta Corrente</w:t>
+            </w:r>
+          </w:p>
+        </w:tc>
+        <w:tc>
+          <w:tcPr>
+            <w:tcW w:w="5669" w:type="dxa"/>
+          </w:tcPr>
+          <w:p>
+            <w:r>
+              <w:rPr>
+                <w:sz w:val="19"/>
+              </w:rPr>
+              <w:t>Saldo inicial, débito automático nas compras, crédito automático nas vendas, extrato por período e transferências para outras contas.</w:t>
+            </w:r>
+          </w:p>
+        </w:tc>
+      </w:tr>
+      <w:tr>
+        <w:trPr>
+          <w:jc w:val="center"/>
+        </w:trPr>
+        <w:tc>
+          <w:tcPr>
+            <w:tcW w:w="907" w:type="dxa"/>
+          </w:tcPr>
+          <w:p>
+            <w:r>
+              <w:rPr>
+                <w:sz w:val="19"/>
+              </w:rPr>
+              <w:t>🔎</w:t>
+            </w:r>
+          </w:p>
+        </w:tc>
+        <w:tc>
+          <w:tcPr>
+            <w:tcW w:w="2268" w:type="dxa"/>
+          </w:tcPr>
+          <w:p>
+            <w:r>
+              <w:rPr>
+                <w:sz w:val="19"/>
+              </w:rPr>
+              <w:t>Scanner Técnico</w:t>
+            </w:r>
+          </w:p>
+        </w:tc>
+        <w:tc>
+          <w:tcPr>
+            <w:tcW w:w="5669" w:type="dxa"/>
+          </w:tcPr>
+          <w:p>
+            <w:r>
+              <w:rPr>
+                <w:sz w:val="19"/>
+              </w:rPr>
+              <w:t>IFR, médias móveis, MACD, volume, volatilidade e tendência de cada ação comprada, com aviso quando os indicadores estão conflitantes.</w:t>
+            </w:r>
+          </w:p>
+        </w:tc>
+      </w:tr>
     </w:tbl>
     <w:p>
       <w:pPr>
@@ -5527,6 +3356,11 @@
     <w:p>
       <w:r>
         <w:t>No rodapé de várias telas aparece o badge de horário da B3 (🟢 mercado aberto / ⚪ mercado fechado), calculado a partir do horário de negociação configurado no sistema (por padrão, 10h às 17h em dias úteis).</w:t>
+      </w:r>
+    </w:p>
+    <w:p>
+      <w:r>
+        <w:t xml:space="preserve">O nome do usuário logado aparece em destaque no canto superior direito, ao lado do botão Sair, em todas as telas do sistema.</w:t>
       </w:r>
     </w:p>
     <w:p>
@@ -6525,6 +4359,11 @@
       </w:r>
     </w:p>
     <w:p>
+      <w:r>
+        <w:t xml:space="preserve">A coluna Ação reúne, lote a lote, os botões para vender, alterar ou excluir aquela compra diretamente na grid, sem precisar abrir Minhas Operações.</w:t>
+      </w:r>
+    </w:p>
+    <w:p>
       <w:pPr>
         <w:pStyle w:val="Ttulo2"/>
       </w:pPr>
@@ -6801,6 +4640,19 @@
       </w:r>
     </w:p>
     <w:p>
+      <w:pPr>
+        <w:shd w:val="clear" w:color="auto" w:fill="DCEEFB"/>
+        <w:spacing w:before="80" w:after="200"/>
+      </w:pPr>
+      <w:r>
+        <w:rPr>
+          <w:i/>
+          <w:sz w:val="20"/>
+        </w:rPr>
+        <w:t xml:space="preserve">ℹ O botão "🔎 Scanner Técnico", no topo desta tela, leva à análise técnica combinada de cada ativo comprado — ver seção 18.</w:t>
+      </w:r>
+    </w:p>
+    <w:p>
       <w:r>
         <w:br w:type="page"/>
       </w:r>
@@ -7092,6 +4944,26 @@
       </w:r>
     </w:p>
     <w:p>
+      <w:pPr>
+        <w:pStyle w:val="Ttulo2"/>
+      </w:pPr>
+      <w:bookmarkStart w:id="101" w:name="_Toc240448001"/>
+      <w:r>
+        <w:t>9.5 Ver Histórico de Atualizações</w:t>
+      </w:r>
+      <w:bookmarkEnd w:id="101"/>
+    </w:p>
+    <w:p>
+      <w:r>
+        <w:t xml:space="preserve">A cada vez que as cotações são atualizadas — pelo botão "Atualizar cotações agora" ou pela rotina automática do servidor —, o sistema grava um retrato (snapshot) da carteira daquele momento: total de ativos, valor investido, valor atual e lucro/perda. A tela "Histórico de Atualizações", acessível pelo Menu ou por um botão em Minhas Operações e Posições em Carteira, lista esses registros e mostra um gráfico com a variação do lucro/perda ao longo das atualizações do dia.</w:t>
+      </w:r>
+    </w:p>
+    <w:p>
+      <w:r>
+        <w:t xml:space="preserve">Dois formulários permitem excluir registros antigos: por quantidade de dias ("Excluir registros com mais de quantos dias?") ou por um intervalo de datas específico ("Excluir registros de ... até ..."). Os botões "⬇ Exportar Excel" e "⬇ Exportar PDF" geram um relatório com todos os registros listados.</w:t>
+      </w:r>
+    </w:p>
+    <w:p>
       <w:r>
         <w:br w:type="page"/>
       </w:r>
@@ -7128,8 +5000,91 @@
       </w:r>
     </w:p>
     <w:p>
-      <w:r>
-        <w:t>O campo "Consultar cotação avulsa" permite digitar o ticker de qualquer ação (mesmo uma que o usuário não tenha na carteira) e ver a cotação na hora, direto da API, sem precisar cadastrá-la antes.</w:t>
+      <w:pPr>
+        <w:pStyle w:val="Ttulo2"/>
+      </w:pPr>
+      <w:bookmarkStart w:id="102" w:name="_Toc240448002"/>
+      <w:r>
+        <w:t>11.1 Consultar cotação avulsa</w:t>
+      </w:r>
+      <w:bookmarkEnd w:id="102"/>
+    </w:p>
+    <w:p>
+      <w:r>
+        <w:t xml:space="preserve">O campo "Consultar cotação avulsa" permite escolher um dos ativos já comprados no seletor "Meus ativos comprados" ou digitar o ticker de qualquer ação (mesmo uma que o usuário não tenha na carteira) e ver a cotação na hora, direto da API, sem precisar cadastrá-la antes.</w:t>
+      </w:r>
+    </w:p>
+    <w:p>
+      <w:pPr>
+        <w:pStyle w:val="Ttulo2"/>
+      </w:pPr>
+      <w:bookmarkStart w:id="103" w:name="_Toc240448003"/>
+      <w:r>
+        <w:t>11.2 Preço alvo — calculadora de lucro/perda</w:t>
+      </w:r>
+      <w:bookmarkEnd w:id="103"/>
+    </w:p>
+    <w:p>
+      <w:r>
+        <w:t xml:space="preserve">Depois de consultar uma cotação avulsa, o campo "Preço alvo (R$) — qual seria o lucro/perda?" calcula, na hora, o percentual de lucro ou perda que resultaria se o ativo fosse vendido naquele preço informado, comparado com a cotação atual.</w:t>
+      </w:r>
+    </w:p>
+    <w:p>
+      <w:pPr>
+        <w:pStyle w:val="Ttulo2"/>
+      </w:pPr>
+      <w:bookmarkStart w:id="104" w:name="_Toc240448004"/>
+      <w:r>
+        <w:t>11.3 O que é o IFR (RSI)?</w:t>
+      </w:r>
+      <w:bookmarkEnd w:id="104"/>
+    </w:p>
+    <w:p>
+      <w:r>
+        <w:t xml:space="preserve">Um cartão explicativo mostra a fórmula do Índice de Força Relativa (IFR), uma régua visual da faixa de 0 a 100 (sobrevendido/sobrecomprado), uma tabela com o significado de cada faixa e uma explicação sobre divergências entre o preço e o IFR — o próprio valor do IFR do ativo consultado aparece junto com o resultado da consulta avulsa (seção 11.1).</w:t>
+      </w:r>
+    </w:p>
+    <w:p>
+      <w:pPr>
+        <w:pStyle w:val="Ttulo2"/>
+      </w:pPr>
+      <w:bookmarkStart w:id="105" w:name="_Toc240448005"/>
+      <w:r>
+        <w:t>11.4 Sinais de alta e de baixa (checklist de confirmação)</w:t>
+      </w:r>
+      <w:bookmarkEnd w:id="105"/>
+    </w:p>
+    <w:p>
+      <w:r>
+        <w:t xml:space="preserve">Um checklist de referência lista os critérios técnicos que reforçam um sinal de alta (IFR abaixo de 35, preço acima da média móvel de 21 dias, volume acima da média, MACD positivo, tendência de curto prazo positiva) e de baixa (IFR acima de 65, preço abaixo da média de 21 dias, volume aumentando na queda, MACD negativo, tendência de curto prazo negativa) — quanto mais critérios batem ao mesmo tempo, mais forte a confirmação; nenhum deles sozinho deve ser usado como decisão de compra ou venda.</w:t>
+      </w:r>
+    </w:p>
+    <w:p>
+      <w:pPr>
+        <w:shd w:val="clear" w:color="auto" w:fill="DCEEFB"/>
+        <w:spacing w:before="80" w:after="200"/>
+      </w:pPr>
+      <w:r>
+        <w:rPr>
+          <w:i/>
+          <w:sz w:val="20"/>
+        </w:rPr>
+        <w:t xml:space="preserve">ℹ Para uma leitura combinada e automática desses mesmos critérios em todos os ativos comprados de uma vez, com aviso explícito quando eles estão conflitantes entre si, use a tela Scanner Técnico — ver seção 18.</w:t>
+      </w:r>
+    </w:p>
+    <w:p>
+      <w:pPr>
+        <w:pStyle w:val="Ttulo2"/>
+      </w:pPr>
+      <w:bookmarkStart w:id="106" w:name="_Toc240448006"/>
+      <w:r>
+        <w:t>11.5 Consumo da API de cotações</w:t>
+      </w:r>
+      <w:bookmarkEnd w:id="106"/>
+    </w:p>
+    <w:p>
+      <w:r>
+        <w:t xml:space="preserve">Um cartão mostra quantas requisições de cotações já foram usadas nos últimos 30 dias, o limite do plano contratado e uma projeção de quanto o ciclo automático de atualização deve consumir por mês — com aviso em vermelho se a projeção ou o consumo real estiverem próximos do limite. Essa informação é só para acompanhamento; o sistema já pausa sozinho as atualizações automáticas antes de estourar o orçamento contratado.</w:t>
       </w:r>
     </w:p>
     <w:p>
@@ -7657,10 +5612,447 @@
       <w:pPr>
         <w:pStyle w:val="Ttulo1"/>
       </w:pPr>
+      <w:bookmarkStart w:id="107" w:name="_Toc240448007"/>
+      <w:r>
+        <w:lastRenderedPageBreak/>
+        <w:t>17. Conta Corrente</w:t>
+      </w:r>
+      <w:bookmarkEnd w:id="107"/>
+    </w:p>
+    <w:p>
+      <w:r>
+        <w:t xml:space="preserve">A Conta Corrente funciona como o caixa das suas operações de bolsa: registra o saldo inicial informado manualmente, debita automaticamente a cada compra e credita automaticamente a cada venda — com o nome do ativo já na descrição do lançamento —, além de aceitar transferências manuais de e para outras contas (ex.: Nubank, a própria corretora). Cada usuário tem sua própria conta corrente, acessível pelo Menu.</w:t>
+      </w:r>
+    </w:p>
+    <w:p>
+      <w:pPr>
+        <w:pStyle w:val="Ttulo2"/>
+      </w:pPr>
+      <w:bookmarkStart w:id="108" w:name="_Toc240448008"/>
+      <w:r>
+        <w:t>17.1 Saldo inicial e saldo atual</w:t>
+      </w:r>
+      <w:bookmarkEnd w:id="108"/>
+    </w:p>
+    <w:p>
+      <w:r>
+        <w:t xml:space="preserve">No topo da tela, dois cartões mostram o Saldo inicial (definido no formulário abaixo, editável a qualquer momento) e o Saldo atual (inicial mais créditos, menos débitos, incluindo transferências manuais).</w:t>
+      </w:r>
+    </w:p>
+    <w:p>
+      <w:pPr>
+        <w:pStyle w:val="Ttulo2"/>
+      </w:pPr>
+      <w:bookmarkStart w:id="109" w:name="_Toc240448009"/>
+      <w:r>
+        <w:t>17.2 Débito automático nas compras e crédito automático nas vendas</w:t>
+      </w:r>
+      <w:bookmarkEnd w:id="109"/>
+    </w:p>
+    <w:p>
+      <w:r>
+        <w:t xml:space="preserve">Toda vez que uma compra é registrada (ou uma reserva é efetivada como compra), a conta corrente recebe um lançamento de débito automático no valor total da compra, com a descrição "Compra de Nx TICKER". Toda vez que uma venda é registrada (total ou parcial), a conta recebe um lançamento de crédito automático no valor líquido recebido (já descontada a corretora), com a descrição "Venda de Nx TICKER". Editar a quantidade ou o preço de uma compra, ou corrigir uma venda já registrada, atualiza o lançamento correspondente automaticamente. Excluir a operação de origem exclui o lançamento junto.</w:t>
+      </w:r>
+    </w:p>
+    <w:p>
+      <w:pPr>
+        <w:pStyle w:val="Ttulo2"/>
+      </w:pPr>
+      <w:bookmarkStart w:id="110" w:name="_Toc240448010"/>
+      <w:r>
+        <w:t>17.3 Transferências manuais (ex.: Nubank)</w:t>
+      </w:r>
+      <w:bookmarkEnd w:id="110"/>
+    </w:p>
+    <w:p>
+      <w:r>
+        <w:t xml:space="preserve">O formulário "Nova transferência" registra dinheiro que entrou (Crédito) ou saiu (Débito) da conta corrente sem estar ligado a uma compra ou venda — por exemplo, um depósito recebido de outro banco ou um saque enviado para outra conta. Basta escolher o tipo, informar o valor, a data e uma descrição livre.</w:t>
+      </w:r>
+    </w:p>
+    <w:p>
+      <w:pPr>
+        <w:pStyle w:val="Ttulo2"/>
+      </w:pPr>
+      <w:bookmarkStart w:id="111" w:name="_Toc240448011"/>
+      <w:r>
+        <w:t>17.4 Extrato por período e exportação (Excel / PDF)</w:t>
+      </w:r>
+      <w:bookmarkEnd w:id="111"/>
+    </w:p>
+    <w:p>
+      <w:r>
+        <w:t xml:space="preserve">O extrato lista todos os lançamentos — automáticos e manuais — do mais recente para o mais antigo, com o saldo acumulado (saldo após) calculado em cada linha. Um filtro de período (padrão: mês corrente) restringe a listagem, e os botões "⬇ Exportar Excel" e "⬇ Exportar PDF" geram um relatório respeitando o mesmo filtro.</w:t>
+      </w:r>
+    </w:p>
+    <w:p>
+      <w:pPr>
+        <w:pStyle w:val="Ttulo2"/>
+      </w:pPr>
+      <w:bookmarkStart w:id="112" w:name="_Toc240448012"/>
+      <w:r>
+        <w:t>17.5 Excluir uma transferência</w:t>
+      </w:r>
+      <w:bookmarkEnd w:id="112"/>
+    </w:p>
+    <w:p>
+      <w:r>
+        <w:t xml:space="preserve">Só lançamentos manuais (transferências) podem ser excluídos diretamente pelo botão 🗑️ no extrato. Lançamentos automáticos de compra/venda não podem ser excluídos por aqui — eles são removidos automaticamente ao excluir a operação de origem em Minhas Operações (seção 5.4).</w:t>
+      </w:r>
+    </w:p>
+    <w:p>
+      <w:r>
+        <w:br w:type="page"/>
+      </w:r>
+    </w:p>
+    <w:p>
+      <w:pPr>
+        <w:pStyle w:val="Ttulo1"/>
+      </w:pPr>
+      <w:bookmarkStart w:id="113" w:name="_Toc240448013"/>
+      <w:r>
+        <w:lastRenderedPageBreak/>
+        <w:t>18. Scanner Técnico</w:t>
+      </w:r>
+      <w:bookmarkEnd w:id="113"/>
+    </w:p>
+    <w:p>
+      <w:r>
+        <w:t xml:space="preserve">O Scanner Técnico combina, num só painel por ativo, seis indicadores técnicos de cada ação realmente comprada (saldo maior que zero): IFR (RSI), médias móveis, MACD, volume, volatilidade e tendência de curto prazo. Acessível pelo Menu ou por um botão na tela Posições em Carteira.</w:t>
+      </w:r>
+    </w:p>
+    <w:p>
+      <w:pPr>
+        <w:pStyle w:val="Ttulo2"/>
+      </w:pPr>
+      <w:bookmarkStart w:id="114" w:name="_Toc240448014"/>
+      <w:r>
+        <w:t>18.1 O que o scanner mostra</w:t>
+      </w:r>
+      <w:bookmarkEnd w:id="114"/>
+    </w:p>
+    <w:p>
+      <w:pPr>
+        <w:pStyle w:val="Commarcadores"/>
+      </w:pPr>
+      <w:r>
+        <w:rPr>
+          <w:b/>
+        </w:rPr>
+        <w:t>IFR (RSI, 14 períodos)</w:t>
+      </w:r>
+      <w:r>
+        <w:t xml:space="preserve"> — sobrevendido é lido como sinal de alta; sobrecomprado, como sinal de baixa.</w:t>
+      </w:r>
+    </w:p>
+    <w:p>
+      <w:pPr>
+        <w:pStyle w:val="Commarcadores"/>
+      </w:pPr>
+      <w:r>
+        <w:rPr>
+          <w:b/>
+        </w:rPr>
+        <w:t>Médias móveis (9 e 21 pregões)</w:t>
+      </w:r>
+      <w:r>
+        <w:t xml:space="preserve"> — alta quando o preço e a média curta ficam acima da média longa; baixa quando ficam abaixo.</w:t>
+      </w:r>
+    </w:p>
+    <w:p>
+      <w:pPr>
+        <w:pStyle w:val="Commarcadores"/>
+      </w:pPr>
+      <w:r>
+        <w:rPr>
+          <w:b/>
+        </w:rPr>
+        <w:t>MACD</w:t>
+      </w:r>
+      <w:r>
+        <w:t xml:space="preserve"> — cruzamento de alta ou de baixa entre a linha do MACD e sua linha de sinal.</w:t>
+      </w:r>
+    </w:p>
+    <w:p>
+      <w:pPr>
+        <w:pStyle w:val="Commarcadores"/>
+      </w:pPr>
+      <w:r>
+        <w:rPr>
+          <w:b/>
+        </w:rPr>
+        <w:t>Volume</w:t>
+      </w:r>
+      <w:r>
+        <w:t xml:space="preserve"> — compara o volume do último pregão com a média dos anteriores, cruzado com a direção do preço no dia.</w:t>
+      </w:r>
+    </w:p>
+    <w:p>
+      <w:pPr>
+        <w:pStyle w:val="Commarcadores"/>
+      </w:pPr>
+      <w:r>
+        <w:rPr>
+          <w:b/>
+        </w:rPr>
+        <w:t>Volatilidade (30 dias)</w:t>
+      </w:r>
+      <w:r>
+        <w:t xml:space="preserve"> — não é um voto de alta ou baixa; é só um alerta de risco (alta, moderada ou baixa).</w:t>
+      </w:r>
+    </w:p>
+    <w:p>
+      <w:pPr>
+        <w:pStyle w:val="Commarcadores"/>
+      </w:pPr>
+      <w:r>
+        <w:rPr>
+          <w:b/>
+        </w:rPr>
+        <w:t>Tendência de curto prazo</w:t>
+      </w:r>
+      <w:r>
+        <w:t xml:space="preserve"> — mesma comparação de médias móveis curta x longa usada pelo robô consultor (seção 7.1).</w:t>
+      </w:r>
+    </w:p>
+    <w:p>
+      <w:pPr>
+        <w:pStyle w:val="Ttulo2"/>
+      </w:pPr>
+      <w:bookmarkStart w:id="115" w:name="_Toc240448015"/>
+      <w:r>
+        <w:t>18.2 Como ler o veredito</w:t>
+      </w:r>
+      <w:bookmarkEnd w:id="115"/>
+    </w:p>
+    <w:tbl>
+      <w:tblPr>
+        <w:tblStyle w:val="Tabelacomgrade"/>
+        <w:tblW w:w="0" w:type="auto"/>
+        <w:jc w:val="center"/>
+        <w:tblLook w:val="04A0" w:firstRow="1" w:lastRow="0" w:firstColumn="1" w:lastColumn="0" w:noHBand="0" w:noVBand="1"/>
+      </w:tblPr>
+      <w:tblGrid>
+        <w:gridCol w:w="2268"/>
+        <w:gridCol w:w="6520"/>
+      </w:tblGrid>
+      <w:tr>
+        <w:trPr>
+          <w:jc w:val="center"/>
+        </w:trPr>
+        <w:tc>
+          <w:tcPr>
+            <w:tcW w:w="2268" w:type="dxa"/>
+            <w:shd w:val="clear" w:color="auto" w:fill="0D1526"/>
+            <w:vAlign w:val="center"/>
+          </w:tcPr>
+          <w:p>
+            <w:r>
+              <w:rPr>
+                <w:b/>
+                <w:color w:val="FFFFFF"/>
+                <w:sz w:val="19"/>
+              </w:rPr>
+              <w:t>Veredito</w:t>
+            </w:r>
+          </w:p>
+        </w:tc>
+        <w:tc>
+          <w:tcPr>
+            <w:tcW w:w="6520" w:type="dxa"/>
+            <w:shd w:val="clear" w:color="auto" w:fill="0D1526"/>
+            <w:vAlign w:val="center"/>
+          </w:tcPr>
+          <w:p>
+            <w:r>
+              <w:rPr>
+                <w:b/>
+                <w:color w:val="FFFFFF"/>
+                <w:sz w:val="19"/>
+              </w:rPr>
+              <w:t>Significado</w:t>
+            </w:r>
+          </w:p>
+        </w:tc>
+      </w:tr>
+      <w:tr>
+        <w:trPr>
+          <w:jc w:val="center"/>
+        </w:trPr>
+        <w:tc>
+          <w:tcPr>
+            <w:tcW w:w="2268" w:type="dxa"/>
+          </w:tcPr>
+          <w:p>
+            <w:r>
+              <w:rPr>
+                <w:sz w:val="19"/>
+              </w:rPr>
+              <w:t>Predomínio de alta</w:t>
+            </w:r>
+          </w:p>
+        </w:tc>
+        <w:tc>
+          <w:tcPr>
+            <w:tcW w:w="6520" w:type="dxa"/>
+          </w:tcPr>
+          <w:p>
+            <w:r>
+              <w:rPr>
+                <w:sz w:val="19"/>
+              </w:rPr>
+              <w:t>Todos os indicadores que apontaram alguma direção concordam em alta.</w:t>
+            </w:r>
+          </w:p>
+        </w:tc>
+      </w:tr>
+      <w:tr>
+        <w:trPr>
+          <w:jc w:val="center"/>
+        </w:trPr>
+        <w:tc>
+          <w:tcPr>
+            <w:tcW w:w="2268" w:type="dxa"/>
+          </w:tcPr>
+          <w:p>
+            <w:r>
+              <w:rPr>
+                <w:sz w:val="19"/>
+              </w:rPr>
+              <w:t>Predomínio de baixa</w:t>
+            </w:r>
+          </w:p>
+        </w:tc>
+        <w:tc>
+          <w:tcPr>
+            <w:tcW w:w="6520" w:type="dxa"/>
+          </w:tcPr>
+          <w:p>
+            <w:r>
+              <w:rPr>
+                <w:sz w:val="19"/>
+              </w:rPr>
+              <w:t>Todos os indicadores que apontaram alguma direção concordam em baixa.</w:t>
+            </w:r>
+          </w:p>
+        </w:tc>
+      </w:tr>
+      <w:tr>
+        <w:trPr>
+          <w:jc w:val="center"/>
+        </w:trPr>
+        <w:tc>
+          <w:tcPr>
+            <w:tcW w:w="2268" w:type="dxa"/>
+          </w:tcPr>
+          <w:p>
+            <w:r>
+              <w:rPr>
+                <w:sz w:val="19"/>
+              </w:rPr>
+              <w:t>Indicadores conflitantes</w:t>
+            </w:r>
+          </w:p>
+        </w:tc>
+        <w:tc>
+          <w:tcPr>
+            <w:tcW w:w="6520" w:type="dxa"/>
+          </w:tcPr>
+          <w:p>
+            <w:r>
+              <w:rPr>
+                <w:sz w:val="19"/>
+              </w:rPr>
+              <w:t>Pelo menos um indicador aponta alta e outro aponta baixa ao mesmo tempo — o scanner não escolhe um vencedor à força.</w:t>
+            </w:r>
+          </w:p>
+        </w:tc>
+      </w:tr>
+      <w:tr>
+        <w:trPr>
+          <w:jc w:val="center"/>
+        </w:trPr>
+        <w:tc>
+          <w:tcPr>
+            <w:tcW w:w="2268" w:type="dxa"/>
+          </w:tcPr>
+          <w:p>
+            <w:r>
+              <w:rPr>
+                <w:sz w:val="19"/>
+              </w:rPr>
+              <w:t>Neutro / aguardando histórico</w:t>
+            </w:r>
+          </w:p>
+        </w:tc>
+        <w:tc>
+          <w:tcPr>
+            <w:tcW w:w="6520" w:type="dxa"/>
+          </w:tcPr>
+          <w:p>
+            <w:r>
+              <w:rPr>
+                <w:sz w:val="19"/>
+              </w:rPr>
+              <w:t>Nenhum indicador aponta uma direção clara, ou ainda não há cotações suficientes acumuladas.</w:t>
+            </w:r>
+          </w:p>
+        </w:tc>
+      </w:tr>
+    </w:tbl>
+    <w:p>
+      <w:pPr>
+        <w:pStyle w:val="Ttulo2"/>
+      </w:pPr>
+      <w:bookmarkStart w:id="116" w:name="_Toc240448016"/>
+      <w:r>
+        <w:t>18.3 Indicadores conflitantes — por que isso é importante</w:t>
+      </w:r>
+      <w:bookmarkEnd w:id="116"/>
+    </w:p>
+    <w:p>
+      <w:r>
+        <w:t xml:space="preserve">Diferente do sinal geral do robô consultor (seção 7.1), que sempre escolhe um lado por votação (mesmo em caso de empate), o Scanner Técnico assume que indicadores discordantes são o resultado mais honesto quando o mercado realmente está indeciso — e mostra isso de forma explícita, em vez de forçar uma previsão de alta ou baixa que os dados não sustentam.</w:t>
+      </w:r>
+    </w:p>
+    <w:p>
+      <w:pPr>
+        <w:shd w:val="clear" w:color="auto" w:fill="FFF3CD"/>
+        <w:spacing w:before="80" w:after="200"/>
+      </w:pPr>
+      <w:r>
+        <w:rPr>
+          <w:i/>
+          <w:sz w:val="20"/>
+        </w:rPr>
+        <w:t xml:space="preserve">⚠ O indicador de Volume pode aparecer como "aguardando histórico" por algum tempo em ativos comprados recentemente ou já acompanhados antes desse indicador existir — ele se completa aos poucos, conforme novas cotações diárias vão sendo gravadas.</w:t>
+      </w:r>
+    </w:p>
+    <w:p>
+      <w:pPr>
+        <w:shd w:val="clear" w:color="auto" w:fill="FADBD8"/>
+        <w:spacing w:before="80" w:after="200"/>
+      </w:pPr>
+      <w:r>
+        <w:rPr>
+          <w:i/>
+          <w:sz w:val="20"/>
+        </w:rPr>
+        <w:t xml:space="preserve">🛑 O Scanner Técnico é uma referência de apoio à leitura técnica, calculada a partir do histórico de cotações disponível — não é recomendação de investimento nem previsão de preço.</w:t>
+      </w:r>
+    </w:p>
+    <w:p>
+      <w:r>
+        <w:br w:type="page"/>
+      </w:r>
+    </w:p>
+    <w:p>
+      <w:pPr>
+        <w:pStyle w:val="Ttulo1"/>
+      </w:pPr>
       <w:bookmarkStart w:id="63" w:name="_Toc240447217"/>
       <w:r>
         <w:lastRenderedPageBreak/>
-        <w:t>17. Configurações que Afetam o Uso Diário</w:t>
+        <w:t>19. Configurações que Afetam o Uso Diário</w:t>
       </w:r>
       <w:bookmarkEnd w:id="63"/>
     </w:p>
@@ -7923,7 +6315,7 @@
       <w:bookmarkStart w:id="64" w:name="_Toc240447218"/>
       <w:r>
         <w:lastRenderedPageBreak/>
-        <w:t>18. Perguntas Frequentes e Solução de Problemas</w:t>
+        <w:t>20. Perguntas Frequentes e Solução de Problemas</w:t>
       </w:r>
       <w:bookmarkEnd w:id="64"/>
     </w:p>
@@ -7975,7 +6367,7 @@
         <w:spacing w:after="200"/>
       </w:pPr>
       <w:r>
-        <w:t>R: O sistema atingiu o número máximo de ativos diferentes em carteira (MAX_ATIVOS_EM_CARTEIRA, seção 17). Venda algum ativo atual antes de comprar um novo, ou peça ao administrador para aumentar o limite.</w:t>
+        <w:t>R: O sistema atingiu o número máximo de ativos diferentes em carteira (MAX_ATIVOS_EM_CARTEIRA, seção 19). Venda algum ativo atual antes de comprar um novo, ou peça ao administrador para aumentar o limite.</w:t>
       </w:r>
     </w:p>
     <w:p>
@@ -8031,6 +6423,26 @@
     </w:p>
     <w:p>
       <w:r>
+        <w:t xml:space="preserve">P: O indicador de Volume, no Scanner Técnico, aparece como "aguardando histórico".</w:t>
+      </w:r>
+    </w:p>
+    <w:p>
+      <w:r>
+        <w:t xml:space="preserve">R: O histórico diário de volume começou a ser gravado recentemente — ele se completa aos poucos a cada atualização de cotações. O administrador do sistema pode acelerar isso rodando uma rotina de preenchimento (backfill) uma única vez.</w:t>
+      </w:r>
+    </w:p>
+    <w:p>
+      <w:r>
+        <w:t xml:space="preserve">P: Como registro uma transferência recebida de outro banco (ex.: Nubank) na Conta Corrente?</w:t>
+      </w:r>
+    </w:p>
+    <w:p>
+      <w:r>
+        <w:t xml:space="preserve">R: Na tela Conta Corrente, use o formulário "Nova transferência", escolha Crédito (dinheiro que entrou) ou Débito (dinheiro que saiu), e informe o valor, a data e uma descrição — ver seção 17.3.</w:t>
+      </w:r>
+    </w:p>
+    <w:p>
+      <w:r>
         <w:br w:type="page"/>
       </w:r>
     </w:p>
@@ -8041,7 +6453,7 @@
       <w:bookmarkStart w:id="65" w:name="_Toc240447219"/>
       <w:r>
         <w:lastRenderedPageBreak/>
-        <w:t>19. Avisos Legais e Uso Responsável</w:t>
+        <w:t>21. Avisos Legais e Uso Responsável</w:t>
       </w:r>
       <w:bookmarkEnd w:id="65"/>
     </w:p>

--- a/docs/Manual_Operacional_BolsaTrader.docx
+++ b/docs/Manual_Operacional_BolsaTrader.docx
@@ -59,7 +59,7 @@
           <w:color w:val="555555"/>
           <w:sz w:val="22"/>
         </w:rPr>
-        <w:t>Versão do documento: 09/2026 — revisão de 22/09/2026 (Conta Corrente e Scanner Técnico)</w:t>
+        <w:t>Versão do documento: 09/2026 — revisão de 25/09/2026 (Painel de Controle analítico, Ibovespa, Scanner Técnico avançado e Análise da B3 hoje por IA)</w:t>
       </w:r>
     </w:p>
     <w:p>
@@ -3452,6 +3452,14 @@
     </w:p>
     <w:p>
       <w:pPr>
+        <w:pStyle w:val="Commarcadores"/>
+      </w:pPr>
+      <w:r>
+        <w:t>Ibovespa — pontuação de fechamento do índice e variação percentual em relação ao pregão anterior, sempre do dia de hoje; sem cotação de hoje ainda registrada, mostra "sem dados" com um atalho "🔄 Atualizar agora".</w:t>
+      </w:r>
+    </w:p>
+    <w:p>
+      <w:pPr>
         <w:pStyle w:val="Ttulo2"/>
       </w:pPr>
       <w:bookmarkStart w:id="13" w:name="_Toc240447167"/>
@@ -3487,35 +3495,82 @@
       <w:pPr>
         <w:pStyle w:val="Ttulo2"/>
       </w:pPr>
-      <w:bookmarkStart w:id="14" w:name="_Toc240447168"/>
-      <w:r>
-        <w:t>4.3 Ações rápidas</w:t>
-      </w:r>
-      <w:bookmarkEnd w:id="14"/>
-    </w:p>
-    <w:p>
-      <w:r>
-        <w:t>Atalhos para as ações mais comuns: + Nova compra/venda, Ver posições, Atualizar cotações agora, Ver análise de mercado, Ver histórico e gráficos, Notícias do Mercado.</w:t>
+      <w:bookmarkStart w:id="15" w:name="_Toc240447169"/>
+      <w:r>
+        <w:t>4.3 Posições em carteira</w:t>
+      </w:r>
+      <w:bookmarkEnd w:id="15"/>
+    </w:p>
+    <w:p>
+      <w:r>
+        <w:t>Mostra só os ativos efetivamente comprados (mesma tabela da aba Compradas de Posições em Carteira, seção 6.2, sem a coluna Ação) — reservas não aparecem aqui; para acompanhar reservas, use Posições em Carteira ou Minhas Operações. Os selos visuais continuam: 🤖 Robô (posição originada automaticamente pelo robô consultor) e 🎯 Meta atingida — vender.</w:t>
+      </w:r>
+    </w:p>
+    <w:p>
+      <w:r>
+        <w:br w:type="page"/>
       </w:r>
     </w:p>
     <w:p>
       <w:pPr>
         <w:pStyle w:val="Ttulo2"/>
       </w:pPr>
-      <w:bookmarkStart w:id="15" w:name="_Toc240447169"/>
-      <w:r>
-        <w:t>4.4 Posições em carteira (resumo)</w:t>
-      </w:r>
-      <w:bookmarkEnd w:id="15"/>
-    </w:p>
-    <w:p>
-      <w:r>
-        <w:t>Uma tabela compacta com todas as posições (compradas e reservadas), incluindo os selos visuais: 🔖 Reservado / +N reservada(s), 🤖 Robô (posição comprada ou reservada automaticamente pelo robô consultor) e 🎯 Meta atingida — vender.</w:t>
-      </w:r>
-    </w:p>
-    <w:p>
-      <w:r>
-        <w:br w:type="page"/>
+      <w:r>
+        <w:t>4.4 Variações de hoje e atualização automática</w:t>
+      </w:r>
+    </w:p>
+    <w:p>
+      <w:pPr/>
+      <w:r>
+        <w:t>Um gráfico com a evolução do lucro/perda (%) da carteira em cada atualização de cotações registrada hoje, junto com os badges de última atualização e de horário de negociação da B3. Com menos de 2 registros no dia, o gráfico ainda não aparece — é preciso pelo menos duas atualizações de cotações no mesmo dia para desenhar uma linha.</w:t>
+      </w:r>
+    </w:p>
+    <w:p>
+      <w:pPr/>
+      <w:r>
+        <w:t>ℹ O Painel verifica sozinho, a cada 30 segundos, se as cotações foram atualizadas em segundo plano (pelo agendador embutido no servidor ou pelo comando "atualizar_cotacoes --loop") e recarrega a tela automaticamente quando percebe uma atualização mais nova — não é preciso apertar F5 para ver a grid e o gráfico em dia.</w:t>
+      </w:r>
+    </w:p>
+    <w:p>
+      <w:pPr>
+        <w:pStyle w:val="Ttulo2"/>
+      </w:pPr>
+      <w:r>
+        <w:t>4.5 Registros recentes</w:t>
+      </w:r>
+    </w:p>
+    <w:p>
+      <w:pPr/>
+      <w:r>
+        <w:t>Lista as 5 atualizações mais recentes da carteira (data/hora, valor atual e lucro/perda), com um link "Ver histórico completo →" para a tela Histórico de Atualizações (seção 9.5), que traz o histórico completo e permite excluir registros antigos.</w:t>
+      </w:r>
+    </w:p>
+    <w:p>
+      <w:pPr>
+        <w:pStyle w:val="Ttulo2"/>
+      </w:pPr>
+      <w:r>
+        <w:t>4.6 Alertas recentes</w:t>
+      </w:r>
+    </w:p>
+    <w:p>
+      <w:pPr/>
+      <w:r>
+        <w:t>Mostra os avisos mais recentes (metas atingidas, sinais do robô consultor) direto no Painel, com um link "Ver todos os alertas →" para a tela Avisos e Lembretes (seção 15). Sem nenhum alerta, mostra "Nenhum alerta no momento.".</w:t>
+      </w:r>
+    </w:p>
+    <w:p>
+      <w:pPr>
+        <w:pStyle w:val="Ttulo2"/>
+      </w:pPr>
+      <w:r>
+        <w:t>4.7 Sobre o desenvolvedor</w:t>
+      </w:r>
+    </w:p>
+    <w:p>
+      <w:pPr/>
+      <w:r>
+        <w:t>Ao final do Painel, um cartão de destaque traz os dados de contato do desenvolvedor do sistema (e-mail e WhatsApp) — útil para dúvidas técnicas, sugestões ou suporte.</w:t>
       </w:r>
     </w:p>
     <w:p>
@@ -4347,15 +4402,29 @@
       <w:pPr>
         <w:pStyle w:val="Ttulo2"/>
       </w:pPr>
+      <w:r>
+        <w:t>6.1 Ações rápidas</w:t>
+      </w:r>
+    </w:p>
+    <w:p>
+      <w:pPr/>
+      <w:r>
+        <w:t>Um só cartão no topo da tela reúne os atalhos mais usados: Atualizar cotações agora, + Nova compra/venda, 🗂️ Histórico de Atualizações, 🔎 Scanner Técnico (seção 18), Ver análise de mercado, Ver histórico e gráficos, Notícias do Mercado e, quando existem posições, ⬇ Exportar Excel / ⬇ Exportar PDF. Logo abaixo, os badges de última atualização de cotações e de horário de negociação da B3.</w:t>
+      </w:r>
+    </w:p>
+    <w:p>
+      <w:pPr>
+        <w:pStyle w:val="Ttulo2"/>
+      </w:pPr>
       <w:bookmarkStart w:id="24" w:name="_Toc240447178"/>
       <w:r>
-        <w:t>6.1 Aba Compradas</w:t>
+        <w:t>6.2 Aba Compradas</w:t>
       </w:r>
       <w:bookmarkEnd w:id="24"/>
     </w:p>
     <w:p>
       <w:r>
-        <w:t>Uma linha por ativo, com: dias em carteira, lucro/perda (% e R$), quantidade, preço médio, valor investido, cotação atual, valor atual, metas de lucro/perda e tendência (Possível alta / Possível baixa / Estável / Aguardando histórico). Uma linha com fundo destacado indica meta de lucro atingida (selo 🎯 Meta atingida — vender) ou posição originada pelo robô consultor (selo 🤖 Robô).</w:t>
+        <w:t>Uma linha por ativo, com: dias em carteira, cotação atual (destacada), lucro/perda em %, lucro/perda por dia em carteira, lucro/perda em R$, quantidade, preço médio, valor investido, valor atual, metas de lucro/perda e tendência (Possível alta / Possível baixa / Estável / Aguardando histórico). Uma linha com fundo destacado indica meta de lucro atingida (selo 🎯 Meta atingida — vender) ou posição originada pelo robô consultor (selo 🤖 Robô).</w:t>
       </w:r>
     </w:p>
     <w:p>
@@ -4369,7 +4438,7 @@
       </w:pPr>
       <w:bookmarkStart w:id="25" w:name="_Toc240447179"/>
       <w:r>
-        <w:t>6.2 Abas Reservadas e Reservadas pelo Robô</w:t>
+        <w:t>6.3 Abas Reservadas e Reservadas pelo Robô</w:t>
       </w:r>
       <w:bookmarkEnd w:id="25"/>
     </w:p>
@@ -4384,7 +4453,7 @@
       </w:pPr>
       <w:bookmarkStart w:id="26" w:name="_Toc240447180"/>
       <w:r>
-        <w:t>6.3 Sua carteira x mercado</w:t>
+        <w:t>6.4 Sua carteira x mercado</w:t>
       </w:r>
       <w:bookmarkEnd w:id="26"/>
     </w:p>
@@ -4399,7 +4468,7 @@
       </w:pPr>
       <w:bookmarkStart w:id="27" w:name="_Toc240447181"/>
       <w:r>
-        <w:t>6.4 Concentração por setor</w:t>
+        <w:t>6.5 Concentração por setor</w:t>
       </w:r>
       <w:bookmarkEnd w:id="27"/>
     </w:p>
@@ -4414,7 +4483,7 @@
       </w:pPr>
       <w:bookmarkStart w:id="28" w:name="_Toc240447182"/>
       <w:r>
-        <w:t>6.5 Indicadores de risco</w:t>
+        <w:t>6.6 Indicadores de risco</w:t>
       </w:r>
       <w:bookmarkEnd w:id="28"/>
     </w:p>
@@ -4429,7 +4498,7 @@
       </w:pPr>
       <w:bookmarkStart w:id="29" w:name="_Toc240447183"/>
       <w:r>
-        <w:t>6.6 Valor de compra x valor atual (histórico)</w:t>
+        <w:t>6.7 Valor de compra x valor atual (histórico)</w:t>
       </w:r>
       <w:bookmarkEnd w:id="29"/>
     </w:p>
@@ -4444,7 +4513,7 @@
       </w:pPr>
       <w:bookmarkStart w:id="30" w:name="_Toc240447184"/>
       <w:r>
-        <w:t>6.7 Exportar relatório (Excel / PDF)</w:t>
+        <w:t>6.8 Exportar relatório (Excel / PDF)</w:t>
       </w:r>
       <w:bookmarkEnd w:id="30"/>
     </w:p>
@@ -4649,7 +4718,7 @@
           <w:i/>
           <w:sz w:val="20"/>
         </w:rPr>
-        <w:t xml:space="preserve">ℹ O botão "🔎 Scanner Técnico", no topo desta tela, leva à análise técnica combinada de cada ativo comprado — ver seção 18.</w:t>
+        <w:t>ℹ O botão "🔎 Scanner Técnico", dentro do cartão Ações rápidas (seção 6.1) no topo desta tela, leva à análise técnica combinada de cada ativo em carteira, comprado ou reservado — ver seção 18.</w:t>
       </w:r>
     </w:p>
     <w:p>
@@ -4816,7 +4885,7 @@
     </w:p>
     <w:p>
       <w:r>
-        <w:t>Reúne, em um só lugar, o panorama do mercado no dia e os indicadores técnicos calculados para os ativos que o usuário acompanha (comprados ou reservados).</w:t>
+        <w:t>Reúne, em um só lugar, o panorama do mercado no dia e os indicadores técnicos calculados para os ativos que o usuário efetivamente comprou (saldo maior que zero) — reservas não entram nessa tabela.</w:t>
       </w:r>
     </w:p>
     <w:p>
@@ -4846,12 +4915,38 @@
     </w:p>
     <w:p>
       <w:r>
-        <w:t>Tabela com tendência, RSI, MACD e sinal geral (com contagem de votos de compra/venda) de cada ativo do usuário — a mesma lógica usada pelo robô consultor (seção 7.1), mas para consulta manual. Os botões "⬇ Exportar Excel" e "⬇ Exportar PDF" geram um relatório dessa tabela.</w:t>
+        <w:t>Tabela com tendência, RSI, MACD e sinal geral (com contagem de votos de compra/venda) de cada ativo comprado pelo usuário — a mesma lógica usada pelo robô consultor (seção 7.1), mas para consulta manual. Os botões "⬇ Exportar Excel" e "⬇ Exportar PDF" geram um relatório dessa tabela.</w:t>
       </w:r>
     </w:p>
     <w:p>
       <w:r>
         <w:br w:type="page"/>
+      </w:r>
+    </w:p>
+    <w:p>
+      <w:pPr>
+        <w:pStyle w:val="Ttulo2"/>
+      </w:pPr>
+      <w:r>
+        <w:t>8.3 Análise da B3 hoje (IA)</w:t>
+      </w:r>
+    </w:p>
+    <w:p>
+      <w:pPr/>
+      <w:r>
+        <w:t>O botão "🤖 Análise da B3 hoje (IA)" (visível só quando o administrador configurou uma chave de IA no servidor — seção 19) envia para um serviço de inteligência artificial externo os mesmos dados já calculados nesta tela — as maiores altas/baixas do dia e os indicadores técnicos dos ativos comprados — e pede um comentário curto sobre cada um. A IA não recebe nem inventa nenhum preço ou indicador novo: ela só interpreta em português o que o sistema já calculou.</w:t>
+      </w:r>
+    </w:p>
+    <w:p>
+      <w:pPr/>
+      <w:r>
+        <w:t>O resultado aparece numa tabela com uma linha "B3 (mercado geral)" resumindo o pregão, seguida de uma linha por ativo comprado, cada uma com uma situação (Alta / Baixa / Neutro) e um comentário curto.</w:t>
+      </w:r>
+    </w:p>
+    <w:p>
+      <w:pPr/>
+      <w:r>
+        <w:t>🛑 É um comentário gerado por IA a partir de dados já existentes — não constitui recomendação de investimento. Se a consulta falhar (rede instável, limite de uso do provedor de IA atingido), a tela mostra um aviso e continua funcionando normalmente.</w:t>
       </w:r>
     </w:p>
     <w:p>
@@ -5717,7 +5812,7 @@
     </w:p>
     <w:p>
       <w:r>
-        <w:t xml:space="preserve">O Scanner Técnico combina, num só painel por ativo, seis indicadores técnicos de cada ação realmente comprada (saldo maior que zero): IFR (RSI), médias móveis, MACD, volume, volatilidade e tendência de curto prazo. Acessível pelo Menu ou por um botão na tela Posições em Carteira.</w:t>
+        <w:t>O Scanner Técnico combina, num só painel por ativo, seis indicadores técnicos que votam uma direção (alta, baixa ou neutro) — IFR (RSI), médias móveis, MACD, volume, suporte/resistência e tendência de curto prazo — mais dois indicadores de risco que não votam (volatilidade e ATR), e sugere um plano de trade quando o veredito tem uma direção clara. Cobre todo ativo em carteira, comprado ou apenas reservado. Acessível pelo Menu ou pelo cartão "Ações rápidas" na tela Posições em Carteira (seção 6.1).</w:t>
       </w:r>
     </w:p>
     <w:p>
@@ -5791,13 +5886,7 @@
         <w:pStyle w:val="Commarcadores"/>
       </w:pPr>
       <w:r>
-        <w:rPr>
-          <w:b/>
-        </w:rPr>
-        <w:t>Volatilidade (30 dias)</w:t>
-      </w:r>
-      <w:r>
-        <w:t xml:space="preserve"> — não é um voto de alta ou baixa; é só um alerta de risco (alta, moderada ou baixa).</w:t>
+        <w:t>Suporte e resistência — suporte é a menor mínima e resistência a maior máxima dos 20 pregões anteriores ao de hoje; romper a resistência é lido como sinal de alta, perder o suporte como sinal de baixa.</w:t>
       </w:r>
     </w:p>
     <w:p>
@@ -5816,11 +5905,61 @@
     </w:p>
     <w:p>
       <w:pPr>
+        <w:pStyle w:val="Commarcadores"/>
+      </w:pPr>
+      <w:r>
+        <w:t>Volatilidade (30 dias) — não é um voto de alta ou baixa; é só um alerta de risco (alta, moderada ou baixa).</w:t>
+      </w:r>
+    </w:p>
+    <w:p>
+      <w:pPr>
+        <w:pStyle w:val="Commarcadores"/>
+      </w:pPr>
+      <w:r>
+        <w:t>ATR - Average True Range (14 pregões) — também não vota: mede em R$ o "tamanho médio" da oscilação diária do ativo, usado para dimensionar o stop e o alvo do plano de trade sugerido (seção 18.2).</w:t>
+      </w:r>
+    </w:p>
+    <w:p>
+      <w:pPr>
         <w:pStyle w:val="Ttulo2"/>
       </w:pPr>
+      <w:r>
+        <w:t>18.2 Plano de trade sugerido</w:t>
+      </w:r>
+    </w:p>
+    <w:p>
+      <w:pPr/>
+      <w:r>
+        <w:t>Quando o veredito do ativo é Predomínio de alta ou Predomínio de baixa, o Scanner sugere um plano simples: preço de entrada (a cotação atual), stop, alvo e a relação risco-retorno entre eles. Sempre que possível, o stop e o alvo usam o suporte e a resistência calculados (seção 18.1); sem suporte/resistência disponível, usa uma margem baseada no ATR.</w:t>
+      </w:r>
+    </w:p>
+    <w:p>
+      <w:pPr/>
+      <w:r>
+        <w:t>⚠ A carteira é somente compradora (não existe venda a descoberto no sistema): num veredito de baixa, o plano não sugere abrir uma venda — ele mostra os mesmos níveis como referência para decidir se você sai (total ou parcialmente) de uma posição já comprada, com uma observação explicando isso na própria tela.</w:t>
+      </w:r>
+    </w:p>
+    <w:p>
+      <w:pPr>
+        <w:pStyle w:val="Ttulo2"/>
+      </w:pPr>
+      <w:r>
+        <w:t>18.3 Ativos comprados e reservados</w:t>
+      </w:r>
+    </w:p>
+    <w:p>
+      <w:pPr/>
+      <w:r>
+        <w:t>O Scanner analisa todo ativo com posição em carteira — comprado ou apenas reservado (watchlist) — não só o que já foi comprado de fato. Um ativo apenas reservado aparece com o selo 🔖 Reservado, para diferenciar de uma posição realmente comprada.</w:t>
+      </w:r>
+    </w:p>
+    <w:p>
+      <w:pPr>
+        <w:pStyle w:val="Ttulo2"/>
+      </w:pPr>
       <w:bookmarkStart w:id="115" w:name="_Toc240448015"/>
       <w:r>
-        <w:t>18.2 Como ler o veredito</w:t>
+        <w:t>18.4 Como ler o veredito</w:t>
       </w:r>
       <w:bookmarkEnd w:id="115"/>
     </w:p>
@@ -6000,12 +6139,18 @@
       </w:tr>
     </w:tbl>
     <w:p>
+      <w:pPr/>
+      <w:r>
+        <w:t>Cada ativo recebe um único veredito, com uma cor: 🟢 Predomínio de sinais de alta e 🔴 Predomínio de sinais de baixa (todos os indicadores que apontaram alguma direção concordam entre si); 🟡 Indicadores conflitantes — sem sinal claro (seção 18.5); e em cinza, Neutro — nenhum indicador aponta direção ou Aguardando histórico suficiente.</w:t>
+      </w:r>
+    </w:p>
+    <w:p>
       <w:pPr>
         <w:pStyle w:val="Ttulo2"/>
       </w:pPr>
       <w:bookmarkStart w:id="116" w:name="_Toc240448016"/>
       <w:r>
-        <w:t>18.3 Indicadores conflitantes — por que isso é importante</w:t>
+        <w:t>18.5 Indicadores conflitantes — por que isso é importante</w:t>
       </w:r>
       <w:bookmarkEnd w:id="116"/>
     </w:p>
@@ -6024,7 +6169,7 @@
           <w:i/>
           <w:sz w:val="20"/>
         </w:rPr>
-        <w:t xml:space="preserve">⚠ O indicador de Volume pode aparecer como "aguardando histórico" por algum tempo em ativos comprados recentemente ou já acompanhados antes desse indicador existir — ele se completa aos poucos, conforme novas cotações diárias vão sendo gravadas.</w:t>
+        <w:t>⚠ Os indicadores de Volume, Suporte/resistência e ATR podem aparecer como "aguardando histórico" por algum tempo em ativos comprados ou reservados recentemente, ou já acompanhados antes desses campos existirem — eles se completam aos poucos, conforme novas cotações diárias (com volume, máxima e mínima) vão sendo gravadas.</w:t>
       </w:r>
     </w:p>
     <w:p>
@@ -6037,7 +6182,7 @@
           <w:i/>
           <w:sz w:val="20"/>
         </w:rPr>
-        <w:t xml:space="preserve">🛑 O Scanner Técnico é uma referência de apoio à leitura técnica, calculada a partir do histórico de cotações disponível — não é recomendação de investimento nem previsão de preço.</w:t>
+        <w:t>🛑 O Scanner Técnico, incluindo o plano de trade sugerido, é uma referência de apoio à leitura técnica, calculada a partir do histórico de cotações disponível — não é recomendação de investimento nem previsão de preço.</w:t>
       </w:r>
     </w:p>
     <w:p>
@@ -6310,6 +6455,54 @@
     </w:p>
     <w:p>
       <w:pPr>
+        <w:pStyle w:val="Commarcadores"/>
+      </w:pPr>
+      <w:r>
+        <w:t>MAX_ATIVOS_EM_CARTEIRA — quantidade máxima de ativos diferentes comprados ao mesmo tempo (seção 5.1).</w:t>
+      </w:r>
+    </w:p>
+    <w:p>
+      <w:pPr>
+        <w:pStyle w:val="Commarcadores"/>
+      </w:pPr>
+      <w:r>
+        <w:t>META_LUCRO_PADRAO / META_PERDA_PADRAO — metas padrão de lucro/perda (%) usadas quando a operação não define uma meta própria.</w:t>
+      </w:r>
+    </w:p>
+    <w:p>
+      <w:pPr>
+        <w:pStyle w:val="Commarcadores"/>
+      </w:pPr>
+      <w:r>
+        <w:t>B3_HORARIO_ABERTURA / B3_HORARIO_FECHAMENTO — horário de negociação da B3 usado pelo badge de mercado aberto/fechado e pelo bloqueio de "Atualizar cotações agora" fora do pregão.</w:t>
+      </w:r>
+    </w:p>
+    <w:p>
+      <w:pPr>
+        <w:pStyle w:val="Commarcadores"/>
+      </w:pPr>
+      <w:r>
+        <w:t>COTACOES_INTERVALO_MINUTOS / AGENDADOR_COTACOES_EMBUTIDO — de quanto em quanto tempo as cotações são atualizadas sozinhas em segundo plano.</w:t>
+      </w:r>
+    </w:p>
+    <w:p>
+      <w:pPr>
+        <w:pStyle w:val="Commarcadores"/>
+      </w:pPr>
+      <w:r>
+        <w:t>WHATSAPP_ACCESS_TOKEN / WHATSAPP_PHONE_NUMBER_ID — credenciais opcionais para o envio automático de avisos por WhatsApp (seção 16.2); sem elas, os alertas continuam funcionando normalmente, só na tela.</w:t>
+      </w:r>
+    </w:p>
+    <w:p>
+      <w:pPr>
+        <w:pStyle w:val="Commarcadores"/>
+      </w:pPr>
+      <w:r>
+        <w:t>OPENAI_API_KEY / OPENAI_BASE_URL / OPENAI_MODEL — habilita o botão "🤖 Análise da B3 hoje (IA)" (seção 8.3); aceita qualquer provedor compatível com a API de chat da OpenAI (não precisa ser a OpenAI paga). Sem OPENAI_API_KEY configurada, o botão simplesmente não aparece.</w:t>
+      </w:r>
+    </w:p>
+    <w:p>
+      <w:pPr>
         <w:pStyle w:val="Ttulo1"/>
       </w:pPr>
       <w:bookmarkStart w:id="64" w:name="_Toc240447218"/>
@@ -6444,6 +6637,18 @@
     <w:p>
       <w:r>
         <w:br w:type="page"/>
+      </w:r>
+    </w:p>
+    <w:p>
+      <w:pPr/>
+      <w:r>
+        <w:t>P: O botão "🤖 Análise da B3 hoje (IA)" não aparece na tela Análise de Mercado.</w:t>
+      </w:r>
+    </w:p>
+    <w:p>
+      <w:pPr/>
+      <w:r>
+        <w:t>R: Esse recurso depende de uma chave de IA configurada pelo administrador do sistema (OPENAI_API_KEY, seção 19). Sem ela, o botão fica oculto e o resto da tela continua funcionando normalmente.</w:t>
       </w:r>
     </w:p>
     <w:p>

--- a/docs/Manual_Operacional_BolsaTrader.docx
+++ b/docs/Manual_Operacional_BolsaTrader.docx
@@ -6652,13 +6652,181 @@
       </w:r>
     </w:p>
     <w:p>
+      <w:r>
+        <w:br w:type="page"/>
+      </w:r>
+    </w:p>
+    <w:p>
       <w:pPr>
         <w:pStyle w:val="Ttulo1"/>
       </w:pPr>
+      <w:bookmarkStart w:id="200" w:name="_Toc240449200"/>
+      <w:r>
+        <w:lastRenderedPageBreak/>
+        <w:t>21. Módulo de Criptomoedas</w:t>
+      </w:r>
+      <w:bookmarkEnd w:id="200"/>
+    </w:p>
+    <w:p>
+      <w:r>
+        <w:t xml:space="preserve">O BolsaTrader também acompanha uma carteira de criptomoedas, em um módulo completamente separado das ações da B3: não entra em Posições em Carteira, no robô consultor, no Scanner Técnico nem na comparação “Sua carteira x mercado” com Ibovespa/CDI. Como cripto negocia 24 horas por dia, todos os dias, este módulo não usa o horário de pregão da B3 em nenhuma das suas telas. Acesse pelo Menu, em “Criptomoedas”.</w:t>
+      </w:r>
+    </w:p>
+    <w:p>
+      <w:pPr>
+        <w:pStyle w:val="Ttulo2"/>
+      </w:pPr>
+      <w:bookmarkStart w:id="201" w:name="_Toc240449201"/>
+      <w:r>
+        <w:t>21.1 Tela Criptomoedas</w:t>
+      </w:r>
+      <w:bookmarkEnd w:id="201"/>
+    </w:p>
+    <w:p>
+      <w:r>
+        <w:t xml:space="preserve">A tela reúne, nesta ordem: os cartões de resumo (moedas em carteira, valor investido, valor atual e lucro/perda), o gráfico “Variações de hoje” da carteira de cripto, a tabela de Cotações (preço atual, variação do dia, máxima e mínima de cada moeda), a tabela “Minha carteira de cripto” com as posições compradas e, quando houver alguma reserva em aberto, a tabela “Reservas de cripto”.</w:t>
+      </w:r>
+    </w:p>
+    <w:p>
+      <w:pPr>
+        <w:pStyle w:val="Ttulo2"/>
+      </w:pPr>
+      <w:bookmarkStart w:id="202" w:name="_Toc240449202"/>
+      <w:r>
+        <w:t>21.2 Atualizar Cripto agora</w:t>
+      </w:r>
+      <w:bookmarkEnd w:id="202"/>
+    </w:p>
+    <w:p>
+      <w:r>
+        <w:t xml:space="preserve">O botão “🔄 Atualizar Cripto agora” busca as cotações mais recentes das moedas acompanhadas e grava um novo registro de atualização da carteira de cripto — o mesmo mecanismo usado pelas ações (seção 9.1), só que em uma rotina própria: não depende do horário de pregão da B3 nem do agendador automático de ações.</w:t>
+      </w:r>
+    </w:p>
+    <w:p>
+      <w:pPr>
+        <w:pStyle w:val="Ttulo2"/>
+      </w:pPr>
+      <w:bookmarkStart w:id="203" w:name="_Toc240449203"/>
+      <w:r>
+        <w:t>21.3 Registrar operações de cripto</w:t>
+      </w:r>
+      <w:bookmarkEnd w:id="203"/>
+    </w:p>
+    <w:p>
+      <w:r>
+        <w:t xml:space="preserve">O botão “+ Nova compra/reserva” abre um formulário parecido com o de ações (seção 5.1): tipo (Compra ou Reserva), moeda (BTC, ETH ou qualquer código aceito pela API de cripto), quantidade — aqui com até 8 casas decimais, para suportar frações de moeda —, preço unitário, data e, opcionalmente, metas de lucro e perda. Em “Minhas Operações de Cripto” é possível efetivar uma reserva como compra, vender um lote (total ou parcial) e editar ou excluir uma operação, com abas separadas para lotes em carteira e reservados — os mesmos recursos disponíveis para ações.</w:t>
+      </w:r>
+    </w:p>
+    <w:p>
+      <w:pPr>
+        <w:pStyle w:val="Ttulo2"/>
+      </w:pPr>
+      <w:bookmarkStart w:id="204" w:name="_Toc240449204"/>
+      <w:r>
+        <w:t>21.4 Variações de hoje e histórico de atualizações</w:t>
+      </w:r>
+      <w:bookmarkEnd w:id="204"/>
+    </w:p>
+    <w:p>
+      <w:r>
+        <w:t xml:space="preserve">Assim como na carteira de ações (seção 4.4), cada atualização de cotações grava um registro com o lucro/perda (%) da carteira de cripto naquele momento, e o gráfico “Variações de hoje” liga os registros do próprio dia. É uma visão consolidada da carteira de cripto inteira, não um gráfico por moeda: com mais de uma moeda comprada, uma subindo pode compensar outra caindo no mesmo ponto do gráfico.</w:t>
+      </w:r>
+    </w:p>
+    <w:p>
+      <w:pPr>
+        <w:pStyle w:val="Ttulo2"/>
+      </w:pPr>
+      <w:bookmarkStart w:id="205" w:name="_Toc240449205"/>
+      <w:r>
+        <w:t>21.5 Cotações de cripto no Painel de Controle</w:t>
+      </w:r>
+      <w:bookmarkEnd w:id="205"/>
+    </w:p>
+    <w:p>
+      <w:r>
+        <w:t xml:space="preserve">O Painel de Controle mostra um cartão “Cotações de cripto” (logo abaixo de “Posições em carteira”, com o preço atual e a variação do dia de cada moeda) e um gráfico “Variações de hoje (cripto)”, ao lado do gráfico equivalente das ações — cada carteira com sua própria linha, sem misturar os números de ações e de cripto. Um link leva direto para a tela Criptomoedas completa.</w:t>
+      </w:r>
+    </w:p>
+    <w:p>
+      <w:pPr>
+        <w:pStyle w:val="Ttulo2"/>
+      </w:pPr>
+      <w:bookmarkStart w:id="206" w:name="_Toc240449206"/>
+      <w:r>
+        <w:t>21.6 Conta Corrente e criptomoedas</w:t>
+      </w:r>
+      <w:bookmarkEnd w:id="206"/>
+    </w:p>
+    <w:p>
+      <w:r>
+        <w:t xml:space="preserve">Compras e vendas de cripto também geram lançamentos automáticos na Conta Corrente (seção 17), com a moeda identificada na descrição do lançamento — o caixa é compartilhado entre ações e cripto, para refletir o saldo realmente disponível.</w:t>
+      </w:r>
+    </w:p>
+    <w:p>
+      <w:pPr>
+        <w:pStyle w:val="Ttulo2"/>
+      </w:pPr>
+      <w:bookmarkStart w:id="207" w:name="_Toc240449207"/>
+      <w:r>
+        <w:t>21.7 Relatórios de cripto</w:t>
+      </w:r>
+      <w:bookmarkEnd w:id="207"/>
+    </w:p>
+    <w:p>
+      <w:r>
+        <w:t xml:space="preserve">A tela “Minhas Operações de Cripto” tem os mesmos botões “⬇ Exportar Excel” e “⬇ Exportar PDF” da tela de ações (seção 5.6), com abas separadas para os lotes em carteira e para os reservados.</w:t>
+      </w:r>
+    </w:p>
+    <w:p>
+      <w:pPr>
+        <w:pStyle w:val="Ttulo2"/>
+      </w:pPr>
+      <w:bookmarkStart w:id="208" w:name="_Toc240449208"/>
+      <w:r>
+        <w:t>21.8 O que a cripto não tem</w:t>
+      </w:r>
+      <w:bookmarkEnd w:id="208"/>
+    </w:p>
+    <w:p>
+      <w:pPr>
+        <w:pStyle w:val="Commarcadores"/>
+      </w:pPr>
+      <w:r>
+        <w:t xml:space="preserve">Não entra no robô consultor — sem sinais automáticos de compra/venda nem reserva automática.</w:t>
+      </w:r>
+    </w:p>
+    <w:p>
+      <w:pPr>
+        <w:pStyle w:val="Commarcadores"/>
+      </w:pPr>
+      <w:r>
+        <w:t xml:space="preserve">Não aparece no Scanner Técnico — sem IFR, médias móveis, MACD ou plano de trade sugerido.</w:t>
+      </w:r>
+    </w:p>
+    <w:p>
+      <w:pPr>
+        <w:pStyle w:val="Commarcadores"/>
+      </w:pPr>
+      <w:r>
+        <w:t xml:space="preserve">Não entra na comparação “Sua carteira x mercado” com Ibovespa/CDI (seção 6.4), exclusiva das ações.</w:t>
+      </w:r>
+    </w:p>
+    <w:p>
+      <w:pPr>
+        <w:pStyle w:val="Commarcadores"/>
+      </w:pPr>
+      <w:r>
+        <w:t xml:space="preserve">Não respeita horário de pregão — pode ser atualizada e operada a qualquer hora, todos os dias.</w:t>
+      </w:r>
+    </w:p>
+    <w:p>
+      <w:pPr>
+        <w:pStyle w:val="Ttulo1"/>
+      </w:pPr>
       <w:bookmarkStart w:id="65" w:name="_Toc240447219"/>
       <w:r>
         <w:lastRenderedPageBreak/>
-        <w:t>21. Avisos Legais e Uso Responsável</w:t>
+        <w:t>22. Avisos Legais e Uso Responsável</w:t>
       </w:r>
       <w:bookmarkEnd w:id="65"/>
     </w:p>

--- a/docs/Manual_Operacional_BolsaTrader.docx
+++ b/docs/Manual_Operacional_BolsaTrader.docx
@@ -59,7 +59,7 @@
           <w:color w:val="555555"/>
           <w:sz w:val="22"/>
         </w:rPr>
-        <w:t>Versão do documento: 09/2026 — revisão de 25/09/2026 (Painel de Controle analítico, Ibovespa, Scanner Técnico avançado e Análise da B3 hoje por IA)</w:t>
+        <w:t>Versão do documento: 10/2026 — revisão de 09/10/2026 (Registros de cotações dos ativos comprados e gráfico compra x alvo em popup)</w:t>
       </w:r>
     </w:p>
     <w:p>
@@ -4175,6 +4175,19 @@
     </w:p>
     <w:p>
       <w:pPr>
+        <w:shd w:val="clear" w:color="auto" w:fill="DCEEFB"/>
+        <w:spacing w:before="80" w:after="200"/>
+      </w:pPr>
+      <w:r>
+        <w:rPr>
+          <w:i/>
+          <w:sz w:val="20"/>
+        </w:rPr>
+        <w:t>ℹ Se o ativo vendido tiver registros de cotação (seção 11.6), logo depois de salvar a venda o sistema pergunta "Deseja excluir os registros de cotação deste ativo?". Sim exclui todos os registros daquele ativo; Não os mantém. Em vendas parciais, a tela avisa que ainda há saldo em carteira — os registros voltam a ser gravados nas próximas atualizações.</w:t>
+      </w:r>
+    </w:p>
+    <w:p>
+      <w:pPr>
         <w:pStyle w:val="Ttulo2"/>
       </w:pPr>
       <w:bookmarkStart w:id="20" w:name="_Toc240447174"/>
@@ -4186,6 +4199,11 @@
     <w:p>
       <w:r>
         <w:t>Compras e reservas podem ser editadas (ticker, nome, quantidade, preço, data, metas e observação) ou excluídas definitivamente pelos botões correspondentes na listagem. A exclusão pede confirmação e não pode ser desfeita.</w:t>
+      </w:r>
+    </w:p>
+    <w:p>
+      <w:r>
+        <w:t>Na aba Em carteira, o botão 📈 ao lado do ticker abre, em popup, o gráfico dos registros de cotação do ativo, com o preço de compra e o alvo (meta de lucro) daquele lote como linhas de referência (seção 11.7).</w:t>
       </w:r>
     </w:p>
     <w:p>
@@ -4430,6 +4448,11 @@
     <w:p>
       <w:r>
         <w:t xml:space="preserve">A coluna Ação reúne, lote a lote, os botões para vender, alterar ou excluir aquela compra diretamente na grid, sem precisar abrir Minhas Operações.</w:t>
+      </w:r>
+    </w:p>
+    <w:p>
+      <w:r>
+        <w:t>O botão 📈 ao lado do ticker abre, em popup, o gráfico dos registros de cotação do ativo, com o preço médio de compra e o alvo como linhas de referência (seção 11.7). O mesmo botão aparece na tabela de posições do Painel de Controle.</w:t>
       </w:r>
     </w:p>
     <w:p>
@@ -4994,6 +5017,11 @@
       </w:r>
     </w:p>
     <w:p>
+      <w:r>
+        <w:t>Cada atualização — pelo botão ou pela rotina automática — também grava um registro de cotação (ativo, data, hora e valor) para cada ativo com saldo em carteira. Os registros feitos pelo botão ficam marcados como Manual; os da rotina, como Automática (seção 11.6).</w:t>
+      </w:r>
+    </w:p>
+    <w:p>
       <w:pPr>
         <w:pStyle w:val="Ttulo2"/>
       </w:pPr>
@@ -5180,6 +5208,313 @@
     <w:p>
       <w:r>
         <w:t xml:space="preserve">Um cartão mostra quantas requisições de cotações já foram usadas nos últimos 30 dias, o limite do plano contratado e uma projeção de quanto o ciclo automático de atualização deve consumir por mês — com aviso em vermelho se a projeção ou o consumo real estiverem próximos do limite. Essa informação é só para acompanhamento; o sistema já pausa sozinho as atualizações automáticas antes de estourar o orçamento contratado.</w:t>
+      </w:r>
+    </w:p>
+    <w:p>
+      <w:pPr>
+        <w:pStyle w:val="Ttulo2"/>
+      </w:pPr>
+      <w:bookmarkStart w:id="106" w:name="_Toc240448006"/>
+      <w:r>
+        <w:t>11.6 Registros de cotações</w:t>
+      </w:r>
+      <w:bookmarkEnd w:id="106"/>
+    </w:p>
+    <w:p>
+      <w:r>
+        <w:t>O sistema guarda um histórico das cotações dos ativos comprados ao longo do dia: a cada atualização de cotações é gravado um registro com o ativo, a data, a hora e o valor da cotação. Entram somente os ativos com saldo em carteira — reservas não são registradas. Os registros são gravados em três situações:</w:t>
+      </w:r>
+    </w:p>
+    <w:p>
+      <w:pPr>
+        <w:pStyle w:val="Commarcadores"/>
+      </w:pPr>
+      <w:r>
+        <w:t>Rotina automática de atualização, durante o pregão — origem Automática.</w:t>
+      </w:r>
+    </w:p>
+    <w:p>
+      <w:pPr>
+        <w:pStyle w:val="Commarcadores"/>
+      </w:pPr>
+      <w:r>
+        <w:t>Botão "Atualizar cotações agora" — origem Manual.</w:t>
+      </w:r>
+    </w:p>
+    <w:p>
+      <w:pPr>
+        <w:pStyle w:val="Commarcadores"/>
+      </w:pPr>
+      <w:r>
+        <w:t>Consulta avulsa (seção 11.1) de um ativo que está em carteira — origem Manual; o cartão do resultado mostra "📋 Registrada nos registros de cotações".</w:t>
+      </w:r>
+    </w:p>
+    <w:p>
+      <w:r>
+        <w:t>Para ver os registros, use o botão 📋 Registros de cotações, ao lado de "Pesquisar cotação". Se houver um ticker digitado no campo, a grid mostra só os registros dele; com o campo vazio, mostra os de todos os ativos comprados. São exibidos os 500 registros mais recentes, do mais novo para o mais antigo. Colunas da grid:</w:t>
+      </w:r>
+    </w:p>
+    <w:tbl>
+      <w:tblPr>
+        <w:tblStyle w:val="Tabelacomgrade"/>
+        <w:tblW w:w="0" w:type="auto"/>
+        <w:jc w:val="center"/>
+        <w:tblLook w:val="04A0" w:firstRow="1" w:lastRow="0" w:firstColumn="1" w:lastColumn="0" w:noHBand="0" w:noVBand="1"/>
+      </w:tblPr>
+      <w:tblGrid>
+        <w:gridCol w:w="2551"/>
+        <w:gridCol w:w="6236"/>
+      </w:tblGrid>
+      <w:tr>
+        <w:trPr>
+          <w:jc w:val="center"/>
+        </w:trPr>
+        <w:tc>
+          <w:tcPr>
+            <w:tcW w:w="2551" w:type="dxa"/>
+            <w:shd w:val="clear" w:color="auto" w:fill="0D1526"/>
+            <w:vAlign w:val="center"/>
+          </w:tcPr>
+          <w:p>
+            <w:r>
+              <w:rPr>
+                <w:b/>
+                <w:color w:val="FFFFFF"/>
+                <w:sz w:val="19"/>
+              </w:rPr>
+              <w:t>Coluna</w:t>
+            </w:r>
+          </w:p>
+        </w:tc>
+        <w:tc>
+          <w:tcPr>
+            <w:tcW w:w="6236" w:type="dxa"/>
+            <w:shd w:val="clear" w:color="auto" w:fill="0D1526"/>
+            <w:vAlign w:val="center"/>
+          </w:tcPr>
+          <w:p>
+            <w:r>
+              <w:rPr>
+                <w:b/>
+                <w:color w:val="FFFFFF"/>
+                <w:sz w:val="19"/>
+              </w:rPr>
+              <w:t>Descrição</w:t>
+            </w:r>
+          </w:p>
+        </w:tc>
+      </w:tr>
+      <w:tr>
+        <w:trPr>
+          <w:jc w:val="center"/>
+        </w:trPr>
+        <w:tc>
+          <w:tcPr>
+            <w:tcW w:w="2551" w:type="dxa"/>
+          </w:tcPr>
+          <w:p>
+            <w:r>
+              <w:rPr>
+                <w:sz w:val="19"/>
+              </w:rPr>
+              <w:t>Ativo</w:t>
+            </w:r>
+          </w:p>
+        </w:tc>
+        <w:tc>
+          <w:tcPr>
+            <w:tcW w:w="6236" w:type="dxa"/>
+          </w:tcPr>
+          <w:p>
+            <w:r>
+              <w:rPr>
+                <w:sz w:val="19"/>
+              </w:rPr>
+              <w:t>Ticker do ativo comprado, com o botão 📈 para abrir o gráfico em popup (seção 11.7).</w:t>
+            </w:r>
+          </w:p>
+        </w:tc>
+      </w:tr>
+      <w:tr>
+        <w:trPr>
+          <w:jc w:val="center"/>
+        </w:trPr>
+        <w:tc>
+          <w:tcPr>
+            <w:tcW w:w="2551" w:type="dxa"/>
+          </w:tcPr>
+          <w:p>
+            <w:r>
+              <w:rPr>
+                <w:sz w:val="19"/>
+              </w:rPr>
+              <w:t>Data</w:t>
+            </w:r>
+          </w:p>
+        </w:tc>
+        <w:tc>
+          <w:tcPr>
+            <w:tcW w:w="6236" w:type="dxa"/>
+          </w:tcPr>
+          <w:p>
+            <w:r>
+              <w:rPr>
+                <w:sz w:val="19"/>
+              </w:rPr>
+              <w:t>Dia em que a cotação foi registrada.</w:t>
+            </w:r>
+          </w:p>
+        </w:tc>
+      </w:tr>
+      <w:tr>
+        <w:trPr>
+          <w:jc w:val="center"/>
+        </w:trPr>
+        <w:tc>
+          <w:tcPr>
+            <w:tcW w:w="2551" w:type="dxa"/>
+          </w:tcPr>
+          <w:p>
+            <w:r>
+              <w:rPr>
+                <w:sz w:val="19"/>
+              </w:rPr>
+              <w:t>Hora</w:t>
+            </w:r>
+          </w:p>
+        </w:tc>
+        <w:tc>
+          <w:tcPr>
+            <w:tcW w:w="6236" w:type="dxa"/>
+          </w:tcPr>
+          <w:p>
+            <w:r>
+              <w:rPr>
+                <w:sz w:val="19"/>
+              </w:rPr>
+              <w:t>Horário (hh:mm:ss) em que a cotação foi registrada.</w:t>
+            </w:r>
+          </w:p>
+        </w:tc>
+      </w:tr>
+      <w:tr>
+        <w:trPr>
+          <w:jc w:val="center"/>
+        </w:trPr>
+        <w:tc>
+          <w:tcPr>
+            <w:tcW w:w="2551" w:type="dxa"/>
+          </w:tcPr>
+          <w:p>
+            <w:r>
+              <w:rPr>
+                <w:sz w:val="19"/>
+              </w:rPr>
+              <w:t>Valor da cotação</w:t>
+            </w:r>
+          </w:p>
+        </w:tc>
+        <w:tc>
+          <w:tcPr>
+            <w:tcW w:w="6236" w:type="dxa"/>
+          </w:tcPr>
+          <w:p>
+            <w:r>
+              <w:rPr>
+                <w:sz w:val="19"/>
+              </w:rPr>
+              <w:t>Preço do ativo naquele momento, em R$.</w:t>
+            </w:r>
+          </w:p>
+        </w:tc>
+      </w:tr>
+      <w:tr>
+        <w:trPr>
+          <w:jc w:val="center"/>
+        </w:trPr>
+        <w:tc>
+          <w:tcPr>
+            <w:tcW w:w="2551" w:type="dxa"/>
+          </w:tcPr>
+          <w:p>
+            <w:r>
+              <w:rPr>
+                <w:sz w:val="19"/>
+              </w:rPr>
+              <w:t>Origem</w:t>
+            </w:r>
+          </w:p>
+        </w:tc>
+        <w:tc>
+          <w:tcPr>
+            <w:tcW w:w="6236" w:type="dxa"/>
+          </w:tcPr>
+          <w:p>
+            <w:r>
+              <w:rPr>
+                <w:sz w:val="19"/>
+              </w:rPr>
+              <w:t>Automática (rotina do servidor) ou Manual (botão ou consulta avulsa).</w:t>
+            </w:r>
+          </w:p>
+        </w:tc>
+      </w:tr>
+    </w:tbl>
+    <w:p>
+      <w:pPr>
+        <w:shd w:val="clear" w:color="auto" w:fill="DCEEFB"/>
+        <w:spacing w:before="80" w:after="200"/>
+      </w:pPr>
+      <w:r>
+        <w:rPr>
+          <w:i/>
+          <w:sz w:val="20"/>
+        </w:rPr>
+        <w:t>ℹ Se a atualização de um ativo falhar no dia, nada é registrado para ele — o sistema não grava uma cotação antiga como se fosse atual. Ao vender um ativo, o sistema pergunta se os registros dele devem ser excluídos (seção 5.3).</w:t>
+      </w:r>
+    </w:p>
+    <w:p>
+      <w:pPr>
+        <w:pStyle w:val="Ttulo2"/>
+      </w:pPr>
+      <w:bookmarkStart w:id="106" w:name="_Toc240448006"/>
+      <w:r>
+        <w:t>11.7 Gráfico de cotações em popup (compra x alvo)</w:t>
+      </w:r>
+      <w:bookmarkEnd w:id="106"/>
+    </w:p>
+    <w:p>
+      <w:r>
+        <w:t>O botão 📈, ao lado do ticker, abre um popup sobre a própria tela com o gráfico de linha dos registros de cotação do ativo e duas linhas tracejadas de referência: o preço de compra (azul) e o alvo — preço da meta de lucro (laranja). A escala do gráfico sempre inclui as duas referências, mesmo quando a cotação ainda está longe do alvo. Passando o mouse sobre a linha, aparecem a data/hora, o valor e a variação em relação ao preço de compra. O botão aparece em:</w:t>
+      </w:r>
+    </w:p>
+    <w:p>
+      <w:pPr>
+        <w:pStyle w:val="Commarcadores"/>
+      </w:pPr>
+      <w:r>
+        <w:t>Posições em Carteira (aba Compradas) e Painel de Controle — compra = preço médio da posição.</w:t>
+      </w:r>
+    </w:p>
+    <w:p>
+      <w:pPr>
+        <w:pStyle w:val="Commarcadores"/>
+      </w:pPr>
+      <w:r>
+        <w:t>Minhas Operações, aba Em carteira — compra e alvo daquele lote.</w:t>
+      </w:r>
+    </w:p>
+    <w:p>
+      <w:pPr>
+        <w:pStyle w:val="Commarcadores"/>
+      </w:pPr>
+      <w:r>
+        <w:t>Grid de registros de cotações (seção 11.6) — preço médio e alvo da posição em carteira.</w:t>
+      </w:r>
+    </w:p>
+    <w:p>
+      <w:r>
+        <w:t>No topo do popup aparecem o preço de compra, o alvo, a última cotação registrada e o total de registros. Para fechar, clique em ✕, pressione Esc ou clique fora da janela.</w:t>
       </w:r>
     </w:p>
     <w:p>
@@ -6649,6 +6984,23 @@
       <w:pPr/>
       <w:r>
         <w:t>R: Esse recurso depende de uma chave de IA configurada pelo administrador do sistema (OPENAI_API_KEY, seção 19). Sem ela, o botão fica oculto e o resto da tela continua funcionando normalmente.</w:t>
+      </w:r>
+    </w:p>
+    <w:p>
+      <w:r>
+        <w:rPr>
+          <w:b/>
+          <w:color w:val="1B2A4A"/>
+        </w:rPr>
+        <w:t>P: O gráfico 📈 diz que ainda não há registros de cotação.</w:t>
+      </w:r>
+    </w:p>
+    <w:p>
+      <w:pPr>
+        <w:spacing w:after="200"/>
+      </w:pPr>
+      <w:r>
+        <w:t>R: Os registros começam a ser gravados na primeira atualização de cotações feita com o ativo em carteira, e só durante o pregão. Clique em "Atualizar cotações agora" em horário de pregão ou aguarde a próxima rotina automática.</w:t>
       </w:r>
     </w:p>
     <w:p>

--- a/docs/Manual_Operacional_BolsaTrader.docx
+++ b/docs/Manual_Operacional_BolsaTrader.docx
@@ -59,7 +59,7 @@
           <w:color w:val="555555"/>
           <w:sz w:val="22"/>
         </w:rPr>
-        <w:t>Versão do documento: 10/2026 — revisão de 09/10/2026 (Registros de cotações dos ativos comprados e gráfico compra x alvo em popup)</w:t>
+        <w:t>Versão do documento: 10/2026 — revisão de 10/10/2026 (Comando de voz em português)</w:t>
       </w:r>
     </w:p>
     <w:p>
@@ -3364,6 +3364,100 @@
       </w:r>
     </w:p>
     <w:p>
+      <w:pPr>
+        <w:pStyle w:val="Ttulo2"/>
+      </w:pPr>
+      <w:r>
+        <w:t>3.1 Comando de voz</w:t>
+      </w:r>
+    </w:p>
+    <w:p>
+      <w:r>
+        <w:t>No cabeçalho, ao lado do nome do usuário, há o botão 🎤. Clique nele (ou use o atalho Ctrl+Espaço), fale um comando em português e o sistema abre a tela correspondente. Enquanto escuta, o botão pulsa em vermelho e um balão no canto superior direito mostra o que está sendo entendido. Cada clique escuta uma frase; clicar de novo enquanto escuta cancela.</w:t>
+      </w:r>
+    </w:p>
+    <w:p>
+      <w:pPr>
+        <w:pStyle w:val="Commarcadores"/>
+      </w:pPr>
+      <w:r>
+        <w:rPr>
+          <w:b/>
+        </w:rPr>
+        <w:t>Navegar</w:t>
+      </w:r>
+      <w:r>
+        <w:rPr>
+          <w:b/>
+        </w:rPr>
+        <w:t xml:space="preserve"> — "posições" (ou "carteira"), "operações", "nova operação", "alertas", "notícias", "conta corrente", "cripto", "operações cripto", "análise de mercado", "scanner", "TradingView", "histórico", "histórico de atualizações", "detalhes de cotações", "registros de cotação", "ações da B3", "menu", "painel", "minha conta" e "voltar".</w:t>
+      </w:r>
+    </w:p>
+    <w:p>
+      <w:pPr>
+        <w:pStyle w:val="Commarcadores"/>
+      </w:pPr>
+      <w:r>
+        <w:rPr>
+          <w:b/>
+        </w:rPr>
+        <w:t>Atualizar</w:t>
+      </w:r>
+      <w:r>
+        <w:rPr>
+          <w:b/>
+        </w:rPr>
+        <w:t xml:space="preserve"> — "atualizar cotações", "atualizar cripto" e "atualizar notícias" têm o mesmo efeito dos botões correspondentes (seção 9).</w:t>
+      </w:r>
+    </w:p>
+    <w:p>
+      <w:pPr>
+        <w:pStyle w:val="Commarcadores"/>
+      </w:pPr>
+      <w:r>
+        <w:rPr>
+          <w:b/>
+        </w:rPr>
+        <w:t>Consultar uma cotação</w:t>
+      </w:r>
+      <w:r>
+        <w:rPr>
+          <w:b/>
+        </w:rPr>
+        <w:t xml:space="preserve"> — "cotação de PETR4", "cotação da petr quatro" ou "preço do BOVA 11" abrem Detalhes de Cotações (seção 11) já pesquisando o ticker falado.</w:t>
+      </w:r>
+    </w:p>
+    <w:p>
+      <w:pPr>
+        <w:pStyle w:val="Commarcadores"/>
+      </w:pPr>
+      <w:r>
+        <w:rPr>
+          <w:b/>
+        </w:rPr>
+        <w:t>Ajuda</w:t>
+      </w:r>
+      <w:r>
+        <w:rPr>
+          <w:b/>
+        </w:rPr>
+        <w:t xml:space="preserve"> — diga "ajuda" para ver no balão a lista de comandos.</w:t>
+      </w:r>
+    </w:p>
+    <w:p>
+      <w:pPr>
+        <w:shd w:val="clear" w:color="auto" w:fill="DCEEFB"/>
+        <w:spacing w:before="80" w:after="200"/>
+      </w:pPr>
+      <w:r>
+        <w:rPr>
+          <w:i/>
+          <w:sz w:val="20"/>
+        </w:rPr>
+        <w:t>ℹ O comando de voz funciona no Google Chrome e no Microsoft Edge (computador e Android); em navegadores sem suporte, como o Firefox, o botão 🎤 não aparece. Na primeira vez o navegador pede permissão para usar o microfone, e fora do computador local o site precisa estar em HTTPS. O reconhecimento da fala é feito pelo serviço do navegador (no Chrome, servidores do Google).</w:t>
+      </w:r>
+    </w:p>
+    <w:p>
       <w:r>
         <w:br w:type="page"/>
       </w:r>
@@ -7001,6 +7095,23 @@
       </w:pPr>
       <w:r>
         <w:t>R: Os registros começam a ser gravados na primeira atualização de cotações feita com o ativo em carteira, e só durante o pregão. Clique em "Atualizar cotações agora" em horário de pregão ou aguarde a próxima rotina automática.</w:t>
+      </w:r>
+    </w:p>
+    <w:p>
+      <w:r>
+        <w:rPr>
+          <w:b/>
+          <w:color w:val="1B2A4A"/>
+        </w:rPr>
+        <w:t>P: O botão 🎤 não aparece ou diz que a permissão do microfone foi negada.</w:t>
+      </w:r>
+    </w:p>
+    <w:p>
+      <w:pPr>
+        <w:spacing w:after="200"/>
+      </w:pPr>
+      <w:r>
+        <w:t>R: O botão só aparece no Chrome e no Edge. Se a permissão foi negada, clique no cadeado ao lado do endereço do site, libere o Microfone e recarregue a página. Fora do computador local, o site precisa estar em HTTPS para o navegador liberar o microfone.</w:t>
       </w:r>
     </w:p>
     <w:p>

--- a/docs/Manual_Operacional_BolsaTrader.docx
+++ b/docs/Manual_Operacional_BolsaTrader.docx
@@ -1767,6 +1767,38 @@
             <w:noProof/>
           </w:rPr>
           <w:t>13.3 Ler as notícias</w:t>
+        </w:r>
+        <w:r>
+          <w:rPr>
+            <w:noProof/>
+            <w:webHidden/>
+          </w:rPr>
+          <w:tab/>
+          <w:fldChar w:fldCharType="begin"/>
+          <w:instrText xml:space="preserve"> PAGEREF _Toc240447204 \h </w:instrText>
+          <w:fldChar w:fldCharType="separate"/>
+          <w:t>17</w:t>
+          <w:fldChar w:fldCharType="end"/>
+        </w:r>
+      </w:hyperlink>
+    </w:p>
+    <w:p>
+      <w:pPr>
+        <w:pStyle w:val="Sumrio2"/>
+        <w:tabs>
+          <w:tab w:val="right" w:leader="dot" w:pos="9402"/>
+        </w:tabs>
+        <w:rPr>
+          <w:noProof/>
+        </w:rPr>
+      </w:pPr>
+      <w:hyperlink w:anchor="_Toc240447204" w:history="1">
+        <w:r>
+          <w:rPr>
+            <w:rStyle w:val="Hyperlink"/>
+            <w:noProof/>
+          </w:rPr>
+          <w:t>13.4 Destacar as notícias de um ativo</w:t>
         </w:r>
         <w:r>
           <w:rPr>
@@ -5144,6 +5176,9 @@
       <w:r>
         <w:t>Na tela Notícias do Mercado — verifica todas as fontes ativas em busca de manchetes novas do dia, cadastrando as que ainda não existem.</w:t>
       </w:r>
+      <w:r>
+        <w:t xml:space="preserve"> Se o campo "Ativo em destaque" estiver preenchido, as manchetes que citam o ativo ficam destacadas em amarelo (seção 13.4).</w:t>
+      </w:r>
     </w:p>
     <w:p>
       <w:pPr>
@@ -5690,6 +5725,21 @@
     <w:p>
       <w:r>
         <w:t>As manchetes aparecem organizadas em abas, uma por fonte. Quando uma fonte tem notícias novas desde a última visita, a aba dela ganha o selo "Nova", e os itens novos ficam destacados visualmente na lista. Clicar em uma manchete abre a matéria original em uma nova aba do navegador.</w:t>
+      </w:r>
+    </w:p>
+    <w:p>
+      <w:pPr>
+        <w:pStyle w:val="Ttulo2"/>
+      </w:pPr>
+      <w:bookmarkStart w:id="50" w:name="_Toc240447204"/>
+      <w:r>
+        <w:t>13.4 Destacar as notícias de um ativo</w:t>
+      </w:r>
+      <w:bookmarkEnd w:id="50"/>
+    </w:p>
+    <w:p>
+      <w:r>
+        <w:t>Ao lado do botão "Atualizar notícias agora" há o campo Ativo em destaque (opcional). Digite o ticker (ex.: PETR4) e clique em atualizar: as notícias de todas as fontes são buscadas normalmente e as manchetes que citam o ativo ficam destacadas em amarelo, com um selo com o nome do ativo — o verde continua indicando as notícias "Nova". Cada aba mostra quantas notícias do ativo aquela fonte tem. A busca não diferencia maiúsculas nem acentos e, para um ticker, considera também a raiz (PETR4 destaca manchetes com PETR3 e PETR4). Como as manchetes costumam citar o nome da empresa, dá para informar mais de um termo separado por vírgula (ex.: PETR4, Petrobras). O ativo fica guardado e continua destacado nas próximas visitas; para remover o destaque, apague o campo e clique em atualizar novamente.</w:t>
       </w:r>
     </w:p>
     <w:p>

--- a/docs/Manual_Operacional_BolsaTrader.docx
+++ b/docs/Manual_Operacional_BolsaTrader.docx
@@ -16,15 +16,7 @@
           <w:color w:val="0D1526"/>
           <w:sz w:val="68"/>
         </w:rPr>
-        <w:t>⚡</w:t>
-      </w:r>
-      <w:r>
-        <w:rPr>
-          <w:b/>
-          <w:color w:val="0D1526"/>
-          <w:sz w:val="68"/>
-        </w:rPr>
-        <w:t xml:space="preserve"> BOLSATRADER</w:t>
+        <w:t>⚡ BOLSATRADER</w:t>
       </w:r>
     </w:p>
     <w:p>
@@ -67,7 +59,7 @@
           <w:color w:val="555555"/>
           <w:sz w:val="22"/>
         </w:rPr>
-        <w:t>Versão do documento: 10/2026 — revisão de 12/10/2026 (Segurança de acesso, Qualidade das Empresas, Calculadora de risco e Backtesting com referência)</w:t>
+        <w:t>Versão do documento: 10/2026 — revisão de 14/10/2026 (Correlação e teste de estresse da carteira, gráfico de composição, limpeza do mural de notícias e Qualidade das Empresas)</w:t>
       </w:r>
     </w:p>
     <w:p>
@@ -133,7 +125,7 @@
       <w:pPr>
         <w:pStyle w:val="Ttulo1"/>
       </w:pPr>
-      <w:bookmarkStart w:id="0" w:name="_Toc242723400"/>
+      <w:bookmarkStart w:id="0" w:name="_Toc242867170"/>
       <w:r>
         <w:lastRenderedPageBreak/>
         <w:t>Sumário</w:t>
@@ -150,14 +142,7 @@
           <w:i/>
           <w:sz w:val="20"/>
         </w:rPr>
-        <w:t>ℹ</w:t>
-      </w:r>
-      <w:r>
-        <w:rPr>
-          <w:i/>
-          <w:sz w:val="20"/>
-        </w:rPr>
-        <w:t xml:space="preserve"> Sumário gerado como campo do Word — depois de abrir o documento, clique com o botão direito sobre ele e escolha Atualizar campo → Atualizar o índice inteiro para conferir os números de página exatos e todas as subseções desta revisão.</w:t>
+        <w:t>ℹ Sumário gerado como campo do Word — depois de abrir o documento, clique com o botão direito sobre ele e escolha Atualizar campo → Atualizar o índice inteiro para conferir os números de página exatos e todas as subseções desta revisão.</w:t>
       </w:r>
     </w:p>
     <w:p>
@@ -186,7 +171,7 @@
       <w:r>
         <w:fldChar w:fldCharType="separate"/>
       </w:r>
-      <w:hyperlink w:anchor="_Toc242723400" w:history="1">
+      <w:hyperlink w:anchor="_Toc242867170" w:history="1">
         <w:r>
           <w:rPr>
             <w:rStyle w:val="Hyperlink"/>
@@ -213,7 +198,7 @@
             <w:noProof/>
             <w:webHidden/>
           </w:rPr>
-          <w:instrText xml:space="preserve"> PAGEREF _Toc242723400 \h </w:instrText>
+          <w:instrText xml:space="preserve"> PAGEREF _Toc242867170 \h </w:instrText>
         </w:r>
         <w:r>
           <w:rPr>
@@ -261,7 +246,7 @@
           <w14:ligatures w14:val="standardContextual"/>
         </w:rPr>
       </w:pPr>
-      <w:hyperlink w:anchor="_Toc242723401" w:history="1">
+      <w:hyperlink w:anchor="_Toc242867171" w:history="1">
         <w:r>
           <w:rPr>
             <w:rStyle w:val="Hyperlink"/>
@@ -288,7 +273,7 @@
             <w:noProof/>
             <w:webHidden/>
           </w:rPr>
-          <w:instrText xml:space="preserve"> PAGEREF _Toc242723401 \h </w:instrText>
+          <w:instrText xml:space="preserve"> PAGEREF _Toc242867171 \h </w:instrText>
         </w:r>
         <w:r>
           <w:rPr>
@@ -336,7 +321,7 @@
           <w14:ligatures w14:val="standardContextual"/>
         </w:rPr>
       </w:pPr>
-      <w:hyperlink w:anchor="_Toc242723402" w:history="1">
+      <w:hyperlink w:anchor="_Toc242867172" w:history="1">
         <w:r>
           <w:rPr>
             <w:rStyle w:val="Hyperlink"/>
@@ -363,7 +348,7 @@
             <w:noProof/>
             <w:webHidden/>
           </w:rPr>
-          <w:instrText xml:space="preserve"> PAGEREF _Toc242723402 \h </w:instrText>
+          <w:instrText xml:space="preserve"> PAGEREF _Toc242867172 \h </w:instrText>
         </w:r>
         <w:r>
           <w:rPr>
@@ -411,7 +396,7 @@
           <w14:ligatures w14:val="standardContextual"/>
         </w:rPr>
       </w:pPr>
-      <w:hyperlink w:anchor="_Toc242723403" w:history="1">
+      <w:hyperlink w:anchor="_Toc242867173" w:history="1">
         <w:r>
           <w:rPr>
             <w:rStyle w:val="Hyperlink"/>
@@ -438,7 +423,7 @@
             <w:noProof/>
             <w:webHidden/>
           </w:rPr>
-          <w:instrText xml:space="preserve"> PAGEREF _Toc242723403 \h </w:instrText>
+          <w:instrText xml:space="preserve"> PAGEREF _Toc242867173 \h </w:instrText>
         </w:r>
         <w:r>
           <w:rPr>
@@ -486,7 +471,7 @@
           <w14:ligatures w14:val="standardContextual"/>
         </w:rPr>
       </w:pPr>
-      <w:hyperlink w:anchor="_Toc242723404" w:history="1">
+      <w:hyperlink w:anchor="_Toc242867174" w:history="1">
         <w:r>
           <w:rPr>
             <w:rStyle w:val="Hyperlink"/>
@@ -513,7 +498,7 @@
             <w:noProof/>
             <w:webHidden/>
           </w:rPr>
-          <w:instrText xml:space="preserve"> PAGEREF _Toc242723404 \h </w:instrText>
+          <w:instrText xml:space="preserve"> PAGEREF _Toc242867174 \h </w:instrText>
         </w:r>
         <w:r>
           <w:rPr>
@@ -561,7 +546,7 @@
           <w14:ligatures w14:val="standardContextual"/>
         </w:rPr>
       </w:pPr>
-      <w:hyperlink w:anchor="_Toc242723405" w:history="1">
+      <w:hyperlink w:anchor="_Toc242867175" w:history="1">
         <w:r>
           <w:rPr>
             <w:rStyle w:val="Hyperlink"/>
@@ -588,7 +573,7 @@
             <w:noProof/>
             <w:webHidden/>
           </w:rPr>
-          <w:instrText xml:space="preserve"> PAGEREF _Toc242723405 \h </w:instrText>
+          <w:instrText xml:space="preserve"> PAGEREF _Toc242867175 \h </w:instrText>
         </w:r>
         <w:r>
           <w:rPr>
@@ -636,7 +621,7 @@
           <w14:ligatures w14:val="standardContextual"/>
         </w:rPr>
       </w:pPr>
-      <w:hyperlink w:anchor="_Toc242723406" w:history="1">
+      <w:hyperlink w:anchor="_Toc242867176" w:history="1">
         <w:r>
           <w:rPr>
             <w:rStyle w:val="Hyperlink"/>
@@ -663,7 +648,7 @@
             <w:noProof/>
             <w:webHidden/>
           </w:rPr>
-          <w:instrText xml:space="preserve"> PAGEREF _Toc242723406 \h </w:instrText>
+          <w:instrText xml:space="preserve"> PAGEREF _Toc242867176 \h </w:instrText>
         </w:r>
         <w:r>
           <w:rPr>
@@ -711,7 +696,7 @@
           <w14:ligatures w14:val="standardContextual"/>
         </w:rPr>
       </w:pPr>
-      <w:hyperlink w:anchor="_Toc242723407" w:history="1">
+      <w:hyperlink w:anchor="_Toc242867177" w:history="1">
         <w:r>
           <w:rPr>
             <w:rStyle w:val="Hyperlink"/>
@@ -738,7 +723,7 @@
             <w:noProof/>
             <w:webHidden/>
           </w:rPr>
-          <w:instrText xml:space="preserve"> PAGEREF _Toc242723407 \h </w:instrText>
+          <w:instrText xml:space="preserve"> PAGEREF _Toc242867177 \h </w:instrText>
         </w:r>
         <w:r>
           <w:rPr>
@@ -786,7 +771,7 @@
           <w14:ligatures w14:val="standardContextual"/>
         </w:rPr>
       </w:pPr>
-      <w:hyperlink w:anchor="_Toc242723408" w:history="1">
+      <w:hyperlink w:anchor="_Toc242867178" w:history="1">
         <w:r>
           <w:rPr>
             <w:rStyle w:val="Hyperlink"/>
@@ -813,7 +798,7 @@
             <w:noProof/>
             <w:webHidden/>
           </w:rPr>
-          <w:instrText xml:space="preserve"> PAGEREF _Toc242723408 \h </w:instrText>
+          <w:instrText xml:space="preserve"> PAGEREF _Toc242867178 \h </w:instrText>
         </w:r>
         <w:r>
           <w:rPr>
@@ -861,7 +846,7 @@
           <w14:ligatures w14:val="standardContextual"/>
         </w:rPr>
       </w:pPr>
-      <w:hyperlink w:anchor="_Toc242723409" w:history="1">
+      <w:hyperlink w:anchor="_Toc242867179" w:history="1">
         <w:r>
           <w:rPr>
             <w:rStyle w:val="Hyperlink"/>
@@ -888,7 +873,7 @@
             <w:noProof/>
             <w:webHidden/>
           </w:rPr>
-          <w:instrText xml:space="preserve"> PAGEREF _Toc242723409 \h </w:instrText>
+          <w:instrText xml:space="preserve"> PAGEREF _Toc242867179 \h </w:instrText>
         </w:r>
         <w:r>
           <w:rPr>
@@ -936,7 +921,7 @@
           <w14:ligatures w14:val="standardContextual"/>
         </w:rPr>
       </w:pPr>
-      <w:hyperlink w:anchor="_Toc242723410" w:history="1">
+      <w:hyperlink w:anchor="_Toc242867180" w:history="1">
         <w:r>
           <w:rPr>
             <w:rStyle w:val="Hyperlink"/>
@@ -963,7 +948,7 @@
             <w:noProof/>
             <w:webHidden/>
           </w:rPr>
-          <w:instrText xml:space="preserve"> PAGEREF _Toc242723410 \h </w:instrText>
+          <w:instrText xml:space="preserve"> PAGEREF _Toc242867180 \h </w:instrText>
         </w:r>
         <w:r>
           <w:rPr>
@@ -1011,7 +996,7 @@
           <w14:ligatures w14:val="standardContextual"/>
         </w:rPr>
       </w:pPr>
-      <w:hyperlink w:anchor="_Toc242723411" w:history="1">
+      <w:hyperlink w:anchor="_Toc242867181" w:history="1">
         <w:r>
           <w:rPr>
             <w:rStyle w:val="Hyperlink"/>
@@ -1038,7 +1023,7 @@
             <w:noProof/>
             <w:webHidden/>
           </w:rPr>
-          <w:instrText xml:space="preserve"> PAGEREF _Toc242723411 \h </w:instrText>
+          <w:instrText xml:space="preserve"> PAGEREF _Toc242867181 \h </w:instrText>
         </w:r>
         <w:r>
           <w:rPr>
@@ -1086,7 +1071,7 @@
           <w14:ligatures w14:val="standardContextual"/>
         </w:rPr>
       </w:pPr>
-      <w:hyperlink w:anchor="_Toc242723412" w:history="1">
+      <w:hyperlink w:anchor="_Toc242867182" w:history="1">
         <w:r>
           <w:rPr>
             <w:rStyle w:val="Hyperlink"/>
@@ -1113,7 +1098,7 @@
             <w:noProof/>
             <w:webHidden/>
           </w:rPr>
-          <w:instrText xml:space="preserve"> PAGEREF _Toc242723412 \h </w:instrText>
+          <w:instrText xml:space="preserve"> PAGEREF _Toc242867182 \h </w:instrText>
         </w:r>
         <w:r>
           <w:rPr>
@@ -1161,7 +1146,7 @@
           <w14:ligatures w14:val="standardContextual"/>
         </w:rPr>
       </w:pPr>
-      <w:hyperlink w:anchor="_Toc242723413" w:history="1">
+      <w:hyperlink w:anchor="_Toc242867183" w:history="1">
         <w:r>
           <w:rPr>
             <w:rStyle w:val="Hyperlink"/>
@@ -1188,7 +1173,7 @@
             <w:noProof/>
             <w:webHidden/>
           </w:rPr>
-          <w:instrText xml:space="preserve"> PAGEREF _Toc242723413 \h </w:instrText>
+          <w:instrText xml:space="preserve"> PAGEREF _Toc242867183 \h </w:instrText>
         </w:r>
         <w:r>
           <w:rPr>
@@ -1236,7 +1221,7 @@
           <w14:ligatures w14:val="standardContextual"/>
         </w:rPr>
       </w:pPr>
-      <w:hyperlink w:anchor="_Toc242723414" w:history="1">
+      <w:hyperlink w:anchor="_Toc242867184" w:history="1">
         <w:r>
           <w:rPr>
             <w:rStyle w:val="Hyperlink"/>
@@ -1263,7 +1248,7 @@
             <w:noProof/>
             <w:webHidden/>
           </w:rPr>
-          <w:instrText xml:space="preserve"> PAGEREF _Toc242723414 \h </w:instrText>
+          <w:instrText xml:space="preserve"> PAGEREF _Toc242867184 \h </w:instrText>
         </w:r>
         <w:r>
           <w:rPr>
@@ -1311,7 +1296,7 @@
           <w14:ligatures w14:val="standardContextual"/>
         </w:rPr>
       </w:pPr>
-      <w:hyperlink w:anchor="_Toc242723415" w:history="1">
+      <w:hyperlink w:anchor="_Toc242867185" w:history="1">
         <w:r>
           <w:rPr>
             <w:rStyle w:val="Hyperlink"/>
@@ -1338,7 +1323,7 @@
             <w:noProof/>
             <w:webHidden/>
           </w:rPr>
-          <w:instrText xml:space="preserve"> PAGEREF _Toc242723415 \h </w:instrText>
+          <w:instrText xml:space="preserve"> PAGEREF _Toc242867185 \h </w:instrText>
         </w:r>
         <w:r>
           <w:rPr>
@@ -1386,7 +1371,7 @@
           <w14:ligatures w14:val="standardContextual"/>
         </w:rPr>
       </w:pPr>
-      <w:hyperlink w:anchor="_Toc242723416" w:history="1">
+      <w:hyperlink w:anchor="_Toc242867186" w:history="1">
         <w:r>
           <w:rPr>
             <w:rStyle w:val="Hyperlink"/>
@@ -1413,7 +1398,7 @@
             <w:noProof/>
             <w:webHidden/>
           </w:rPr>
-          <w:instrText xml:space="preserve"> PAGEREF _Toc242723416 \h </w:instrText>
+          <w:instrText xml:space="preserve"> PAGEREF _Toc242867186 \h </w:instrText>
         </w:r>
         <w:r>
           <w:rPr>
@@ -1461,7 +1446,7 @@
           <w14:ligatures w14:val="standardContextual"/>
         </w:rPr>
       </w:pPr>
-      <w:hyperlink w:anchor="_Toc242723417" w:history="1">
+      <w:hyperlink w:anchor="_Toc242867187" w:history="1">
         <w:r>
           <w:rPr>
             <w:rStyle w:val="Hyperlink"/>
@@ -1488,7 +1473,7 @@
             <w:noProof/>
             <w:webHidden/>
           </w:rPr>
-          <w:instrText xml:space="preserve"> PAGEREF _Toc242723417 \h </w:instrText>
+          <w:instrText xml:space="preserve"> PAGEREF _Toc242867187 \h </w:instrText>
         </w:r>
         <w:r>
           <w:rPr>
@@ -1536,7 +1521,7 @@
           <w14:ligatures w14:val="standardContextual"/>
         </w:rPr>
       </w:pPr>
-      <w:hyperlink w:anchor="_Toc242723418" w:history="1">
+      <w:hyperlink w:anchor="_Toc242867188" w:history="1">
         <w:r>
           <w:rPr>
             <w:rStyle w:val="Hyperlink"/>
@@ -1563,7 +1548,7 @@
             <w:noProof/>
             <w:webHidden/>
           </w:rPr>
-          <w:instrText xml:space="preserve"> PAGEREF _Toc242723418 \h </w:instrText>
+          <w:instrText xml:space="preserve"> PAGEREF _Toc242867188 \h </w:instrText>
         </w:r>
         <w:r>
           <w:rPr>
@@ -1611,7 +1596,7 @@
           <w14:ligatures w14:val="standardContextual"/>
         </w:rPr>
       </w:pPr>
-      <w:hyperlink w:anchor="_Toc242723419" w:history="1">
+      <w:hyperlink w:anchor="_Toc242867189" w:history="1">
         <w:r>
           <w:rPr>
             <w:rStyle w:val="Hyperlink"/>
@@ -1638,7 +1623,7 @@
             <w:noProof/>
             <w:webHidden/>
           </w:rPr>
-          <w:instrText xml:space="preserve"> PAGEREF _Toc242723419 \h </w:instrText>
+          <w:instrText xml:space="preserve"> PAGEREF _Toc242867189 \h </w:instrText>
         </w:r>
         <w:r>
           <w:rPr>
@@ -1686,7 +1671,7 @@
           <w14:ligatures w14:val="standardContextual"/>
         </w:rPr>
       </w:pPr>
-      <w:hyperlink w:anchor="_Toc242723420" w:history="1">
+      <w:hyperlink w:anchor="_Toc242867190" w:history="1">
         <w:r>
           <w:rPr>
             <w:rStyle w:val="Hyperlink"/>
@@ -1713,7 +1698,7 @@
             <w:noProof/>
             <w:webHidden/>
           </w:rPr>
-          <w:instrText xml:space="preserve"> PAGEREF _Toc242723420 \h </w:instrText>
+          <w:instrText xml:space="preserve"> PAGEREF _Toc242867190 \h </w:instrText>
         </w:r>
         <w:r>
           <w:rPr>
@@ -1761,7 +1746,7 @@
           <w14:ligatures w14:val="standardContextual"/>
         </w:rPr>
       </w:pPr>
-      <w:hyperlink w:anchor="_Toc242723421" w:history="1">
+      <w:hyperlink w:anchor="_Toc242867191" w:history="1">
         <w:r>
           <w:rPr>
             <w:rStyle w:val="Hyperlink"/>
@@ -1788,7 +1773,7 @@
             <w:noProof/>
             <w:webHidden/>
           </w:rPr>
-          <w:instrText xml:space="preserve"> PAGEREF _Toc242723421 \h </w:instrText>
+          <w:instrText xml:space="preserve"> PAGEREF _Toc242867191 \h </w:instrText>
         </w:r>
         <w:r>
           <w:rPr>
@@ -1836,7 +1821,7 @@
           <w14:ligatures w14:val="standardContextual"/>
         </w:rPr>
       </w:pPr>
-      <w:hyperlink w:anchor="_Toc242723422" w:history="1">
+      <w:hyperlink w:anchor="_Toc242867192" w:history="1">
         <w:r>
           <w:rPr>
             <w:rStyle w:val="Hyperlink"/>
@@ -1863,7 +1848,7 @@
             <w:noProof/>
             <w:webHidden/>
           </w:rPr>
-          <w:instrText xml:space="preserve"> PAGEREF _Toc242723422 \h </w:instrText>
+          <w:instrText xml:space="preserve"> PAGEREF _Toc242867192 \h </w:instrText>
         </w:r>
         <w:r>
           <w:rPr>
@@ -1911,7 +1896,7 @@
           <w14:ligatures w14:val="standardContextual"/>
         </w:rPr>
       </w:pPr>
-      <w:hyperlink w:anchor="_Toc242723423" w:history="1">
+      <w:hyperlink w:anchor="_Toc242867193" w:history="1">
         <w:r>
           <w:rPr>
             <w:rStyle w:val="Hyperlink"/>
@@ -1938,7 +1923,7 @@
             <w:noProof/>
             <w:webHidden/>
           </w:rPr>
-          <w:instrText xml:space="preserve"> PAGEREF _Toc242723423 \h </w:instrText>
+          <w:instrText xml:space="preserve"> PAGEREF _Toc242867193 \h </w:instrText>
         </w:r>
         <w:r>
           <w:rPr>
@@ -1986,7 +1971,7 @@
           <w14:ligatures w14:val="standardContextual"/>
         </w:rPr>
       </w:pPr>
-      <w:hyperlink w:anchor="_Toc242723424" w:history="1">
+      <w:hyperlink w:anchor="_Toc242867194" w:history="1">
         <w:r>
           <w:rPr>
             <w:rStyle w:val="Hyperlink"/>
@@ -2013,7 +1998,7 @@
             <w:noProof/>
             <w:webHidden/>
           </w:rPr>
-          <w:instrText xml:space="preserve"> PAGEREF _Toc242723424 \h </w:instrText>
+          <w:instrText xml:space="preserve"> PAGEREF _Toc242867194 \h </w:instrText>
         </w:r>
         <w:r>
           <w:rPr>
@@ -2061,7 +2046,7 @@
           <w14:ligatures w14:val="standardContextual"/>
         </w:rPr>
       </w:pPr>
-      <w:hyperlink w:anchor="_Toc242723425" w:history="1">
+      <w:hyperlink w:anchor="_Toc242867195" w:history="1">
         <w:r>
           <w:rPr>
             <w:rStyle w:val="Hyperlink"/>
@@ -2088,7 +2073,7 @@
             <w:noProof/>
             <w:webHidden/>
           </w:rPr>
-          <w:instrText xml:space="preserve"> PAGEREF _Toc242723425 \h </w:instrText>
+          <w:instrText xml:space="preserve"> PAGEREF _Toc242867195 \h </w:instrText>
         </w:r>
         <w:r>
           <w:rPr>
@@ -2136,7 +2121,7 @@
           <w14:ligatures w14:val="standardContextual"/>
         </w:rPr>
       </w:pPr>
-      <w:hyperlink w:anchor="_Toc242723426" w:history="1">
+      <w:hyperlink w:anchor="_Toc242867196" w:history="1">
         <w:r>
           <w:rPr>
             <w:rStyle w:val="Hyperlink"/>
@@ -2163,7 +2148,7 @@
             <w:noProof/>
             <w:webHidden/>
           </w:rPr>
-          <w:instrText xml:space="preserve"> PAGEREF _Toc242723426 \h </w:instrText>
+          <w:instrText xml:space="preserve"> PAGEREF _Toc242867196 \h </w:instrText>
         </w:r>
         <w:r>
           <w:rPr>
@@ -2211,7 +2196,7 @@
           <w14:ligatures w14:val="standardContextual"/>
         </w:rPr>
       </w:pPr>
-      <w:hyperlink w:anchor="_Toc242723427" w:history="1">
+      <w:hyperlink w:anchor="_Toc242867197" w:history="1">
         <w:r>
           <w:rPr>
             <w:rStyle w:val="Hyperlink"/>
@@ -2238,7 +2223,7 @@
             <w:noProof/>
             <w:webHidden/>
           </w:rPr>
-          <w:instrText xml:space="preserve"> PAGEREF _Toc242723427 \h </w:instrText>
+          <w:instrText xml:space="preserve"> PAGEREF _Toc242867197 \h </w:instrText>
         </w:r>
         <w:r>
           <w:rPr>
@@ -2286,7 +2271,7 @@
           <w14:ligatures w14:val="standardContextual"/>
         </w:rPr>
       </w:pPr>
-      <w:hyperlink w:anchor="_Toc242723428" w:history="1">
+      <w:hyperlink w:anchor="_Toc242867198" w:history="1">
         <w:r>
           <w:rPr>
             <w:rStyle w:val="Hyperlink"/>
@@ -2313,7 +2298,7 @@
             <w:noProof/>
             <w:webHidden/>
           </w:rPr>
-          <w:instrText xml:space="preserve"> PAGEREF _Toc242723428 \h </w:instrText>
+          <w:instrText xml:space="preserve"> PAGEREF _Toc242867198 \h </w:instrText>
         </w:r>
         <w:r>
           <w:rPr>
@@ -2361,7 +2346,7 @@
           <w14:ligatures w14:val="standardContextual"/>
         </w:rPr>
       </w:pPr>
-      <w:hyperlink w:anchor="_Toc242723429" w:history="1">
+      <w:hyperlink w:anchor="_Toc242867199" w:history="1">
         <w:r>
           <w:rPr>
             <w:rStyle w:val="Hyperlink"/>
@@ -2388,7 +2373,7 @@
             <w:noProof/>
             <w:webHidden/>
           </w:rPr>
-          <w:instrText xml:space="preserve"> PAGEREF _Toc242723429 \h </w:instrText>
+          <w:instrText xml:space="preserve"> PAGEREF _Toc242867199 \h </w:instrText>
         </w:r>
         <w:r>
           <w:rPr>
@@ -2436,7 +2421,7 @@
           <w14:ligatures w14:val="standardContextual"/>
         </w:rPr>
       </w:pPr>
-      <w:hyperlink w:anchor="_Toc242723430" w:history="1">
+      <w:hyperlink w:anchor="_Toc242867200" w:history="1">
         <w:r>
           <w:rPr>
             <w:rStyle w:val="Hyperlink"/>
@@ -2463,7 +2448,7 @@
             <w:noProof/>
             <w:webHidden/>
           </w:rPr>
-          <w:instrText xml:space="preserve"> PAGEREF _Toc242723430 \h </w:instrText>
+          <w:instrText xml:space="preserve"> PAGEREF _Toc242867200 \h </w:instrText>
         </w:r>
         <w:r>
           <w:rPr>
@@ -2511,7 +2496,7 @@
           <w14:ligatures w14:val="standardContextual"/>
         </w:rPr>
       </w:pPr>
-      <w:hyperlink w:anchor="_Toc242723431" w:history="1">
+      <w:hyperlink w:anchor="_Toc242867201" w:history="1">
         <w:r>
           <w:rPr>
             <w:rStyle w:val="Hyperlink"/>
@@ -2538,7 +2523,7 @@
             <w:noProof/>
             <w:webHidden/>
           </w:rPr>
-          <w:instrText xml:space="preserve"> PAGEREF _Toc242723431 \h </w:instrText>
+          <w:instrText xml:space="preserve"> PAGEREF _Toc242867201 \h </w:instrText>
         </w:r>
         <w:r>
           <w:rPr>
@@ -2586,7 +2571,7 @@
           <w14:ligatures w14:val="standardContextual"/>
         </w:rPr>
       </w:pPr>
-      <w:hyperlink w:anchor="_Toc242723432" w:history="1">
+      <w:hyperlink w:anchor="_Toc242867202" w:history="1">
         <w:r>
           <w:rPr>
             <w:rStyle w:val="Hyperlink"/>
@@ -2613,7 +2598,7 @@
             <w:noProof/>
             <w:webHidden/>
           </w:rPr>
-          <w:instrText xml:space="preserve"> PAGEREF _Toc242723432 \h </w:instrText>
+          <w:instrText xml:space="preserve"> PAGEREF _Toc242867202 \h </w:instrText>
         </w:r>
         <w:r>
           <w:rPr>
@@ -2661,7 +2646,7 @@
           <w14:ligatures w14:val="standardContextual"/>
         </w:rPr>
       </w:pPr>
-      <w:hyperlink w:anchor="_Toc242723433" w:history="1">
+      <w:hyperlink w:anchor="_Toc242867203" w:history="1">
         <w:r>
           <w:rPr>
             <w:rStyle w:val="Hyperlink"/>
@@ -2688,7 +2673,7 @@
             <w:noProof/>
             <w:webHidden/>
           </w:rPr>
-          <w:instrText xml:space="preserve"> PAGEREF _Toc242723433 \h </w:instrText>
+          <w:instrText xml:space="preserve"> PAGEREF _Toc242867203 \h </w:instrText>
         </w:r>
         <w:r>
           <w:rPr>
@@ -2736,7 +2721,7 @@
           <w14:ligatures w14:val="standardContextual"/>
         </w:rPr>
       </w:pPr>
-      <w:hyperlink w:anchor="_Toc242723434" w:history="1">
+      <w:hyperlink w:anchor="_Toc242867204" w:history="1">
         <w:r>
           <w:rPr>
             <w:rStyle w:val="Hyperlink"/>
@@ -2763,7 +2748,7 @@
             <w:noProof/>
             <w:webHidden/>
           </w:rPr>
-          <w:instrText xml:space="preserve"> PAGEREF _Toc242723434 \h </w:instrText>
+          <w:instrText xml:space="preserve"> PAGEREF _Toc242867204 \h </w:instrText>
         </w:r>
         <w:r>
           <w:rPr>
@@ -2811,7 +2796,7 @@
           <w14:ligatures w14:val="standardContextual"/>
         </w:rPr>
       </w:pPr>
-      <w:hyperlink w:anchor="_Toc242723435" w:history="1">
+      <w:hyperlink w:anchor="_Toc242867205" w:history="1">
         <w:r>
           <w:rPr>
             <w:rStyle w:val="Hyperlink"/>
@@ -2838,7 +2823,7 @@
             <w:noProof/>
             <w:webHidden/>
           </w:rPr>
-          <w:instrText xml:space="preserve"> PAGEREF _Toc242723435 \h </w:instrText>
+          <w:instrText xml:space="preserve"> PAGEREF _Toc242867205 \h </w:instrText>
         </w:r>
         <w:r>
           <w:rPr>
@@ -2886,7 +2871,7 @@
           <w14:ligatures w14:val="standardContextual"/>
         </w:rPr>
       </w:pPr>
-      <w:hyperlink w:anchor="_Toc242723436" w:history="1">
+      <w:hyperlink w:anchor="_Toc242867206" w:history="1">
         <w:r>
           <w:rPr>
             <w:rStyle w:val="Hyperlink"/>
@@ -2913,7 +2898,7 @@
             <w:noProof/>
             <w:webHidden/>
           </w:rPr>
-          <w:instrText xml:space="preserve"> PAGEREF _Toc242723436 \h </w:instrText>
+          <w:instrText xml:space="preserve"> PAGEREF _Toc242867206 \h </w:instrText>
         </w:r>
         <w:r>
           <w:rPr>
@@ -2961,7 +2946,7 @@
           <w14:ligatures w14:val="standardContextual"/>
         </w:rPr>
       </w:pPr>
-      <w:hyperlink w:anchor="_Toc242723437" w:history="1">
+      <w:hyperlink w:anchor="_Toc242867207" w:history="1">
         <w:r>
           <w:rPr>
             <w:rStyle w:val="Hyperlink"/>
@@ -2988,7 +2973,7 @@
             <w:noProof/>
             <w:webHidden/>
           </w:rPr>
-          <w:instrText xml:space="preserve"> PAGEREF _Toc242723437 \h </w:instrText>
+          <w:instrText xml:space="preserve"> PAGEREF _Toc242867207 \h </w:instrText>
         </w:r>
         <w:r>
           <w:rPr>
@@ -3036,7 +3021,7 @@
           <w14:ligatures w14:val="standardContextual"/>
         </w:rPr>
       </w:pPr>
-      <w:hyperlink w:anchor="_Toc242723438" w:history="1">
+      <w:hyperlink w:anchor="_Toc242867208" w:history="1">
         <w:r>
           <w:rPr>
             <w:rStyle w:val="Hyperlink"/>
@@ -3063,7 +3048,7 @@
             <w:noProof/>
             <w:webHidden/>
           </w:rPr>
-          <w:instrText xml:space="preserve"> PAGEREF _Toc242723438 \h </w:instrText>
+          <w:instrText xml:space="preserve"> PAGEREF _Toc242867208 \h </w:instrText>
         </w:r>
         <w:r>
           <w:rPr>
@@ -3111,7 +3096,7 @@
           <w14:ligatures w14:val="standardContextual"/>
         </w:rPr>
       </w:pPr>
-      <w:hyperlink w:anchor="_Toc242723439" w:history="1">
+      <w:hyperlink w:anchor="_Toc242867209" w:history="1">
         <w:r>
           <w:rPr>
             <w:rStyle w:val="Hyperlink"/>
@@ -3138,7 +3123,7 @@
             <w:noProof/>
             <w:webHidden/>
           </w:rPr>
-          <w:instrText xml:space="preserve"> PAGEREF _Toc242723439 \h </w:instrText>
+          <w:instrText xml:space="preserve"> PAGEREF _Toc242867209 \h </w:instrText>
         </w:r>
         <w:r>
           <w:rPr>
@@ -3186,7 +3171,7 @@
           <w14:ligatures w14:val="standardContextual"/>
         </w:rPr>
       </w:pPr>
-      <w:hyperlink w:anchor="_Toc242723440" w:history="1">
+      <w:hyperlink w:anchor="_Toc242867210" w:history="1">
         <w:r>
           <w:rPr>
             <w:rStyle w:val="Hyperlink"/>
@@ -3213,7 +3198,7 @@
             <w:noProof/>
             <w:webHidden/>
           </w:rPr>
-          <w:instrText xml:space="preserve"> PAGEREF _Toc242723440 \h </w:instrText>
+          <w:instrText xml:space="preserve"> PAGEREF _Toc242867210 \h </w:instrText>
         </w:r>
         <w:r>
           <w:rPr>
@@ -3261,7 +3246,7 @@
           <w14:ligatures w14:val="standardContextual"/>
         </w:rPr>
       </w:pPr>
-      <w:hyperlink w:anchor="_Toc242723441" w:history="1">
+      <w:hyperlink w:anchor="_Toc242867211" w:history="1">
         <w:r>
           <w:rPr>
             <w:rStyle w:val="Hyperlink"/>
@@ -3288,7 +3273,7 @@
             <w:noProof/>
             <w:webHidden/>
           </w:rPr>
-          <w:instrText xml:space="preserve"> PAGEREF _Toc242723441 \h </w:instrText>
+          <w:instrText xml:space="preserve"> PAGEREF _Toc242867211 \h </w:instrText>
         </w:r>
         <w:r>
           <w:rPr>
@@ -3336,7 +3321,7 @@
           <w14:ligatures w14:val="standardContextual"/>
         </w:rPr>
       </w:pPr>
-      <w:hyperlink w:anchor="_Toc242723442" w:history="1">
+      <w:hyperlink w:anchor="_Toc242867212" w:history="1">
         <w:r>
           <w:rPr>
             <w:rStyle w:val="Hyperlink"/>
@@ -3363,7 +3348,7 @@
             <w:noProof/>
             <w:webHidden/>
           </w:rPr>
-          <w:instrText xml:space="preserve"> PAGEREF _Toc242723442 \h </w:instrText>
+          <w:instrText xml:space="preserve"> PAGEREF _Toc242867212 \h </w:instrText>
         </w:r>
         <w:r>
           <w:rPr>
@@ -3411,7 +3396,7 @@
           <w14:ligatures w14:val="standardContextual"/>
         </w:rPr>
       </w:pPr>
-      <w:hyperlink w:anchor="_Toc242723443" w:history="1">
+      <w:hyperlink w:anchor="_Toc242867213" w:history="1">
         <w:r>
           <w:rPr>
             <w:rStyle w:val="Hyperlink"/>
@@ -3438,7 +3423,7 @@
             <w:noProof/>
             <w:webHidden/>
           </w:rPr>
-          <w:instrText xml:space="preserve"> PAGEREF _Toc242723443 \h </w:instrText>
+          <w:instrText xml:space="preserve"> PAGEREF _Toc242867213 \h </w:instrText>
         </w:r>
         <w:r>
           <w:rPr>
@@ -3486,7 +3471,7 @@
           <w14:ligatures w14:val="standardContextual"/>
         </w:rPr>
       </w:pPr>
-      <w:hyperlink w:anchor="_Toc242723444" w:history="1">
+      <w:hyperlink w:anchor="_Toc242867214" w:history="1">
         <w:r>
           <w:rPr>
             <w:rStyle w:val="Hyperlink"/>
@@ -3513,7 +3498,7 @@
             <w:noProof/>
             <w:webHidden/>
           </w:rPr>
-          <w:instrText xml:space="preserve"> PAGEREF _Toc242723444 \h </w:instrText>
+          <w:instrText xml:space="preserve"> PAGEREF _Toc242867214 \h </w:instrText>
         </w:r>
         <w:r>
           <w:rPr>
@@ -3561,7 +3546,7 @@
           <w14:ligatures w14:val="standardContextual"/>
         </w:rPr>
       </w:pPr>
-      <w:hyperlink w:anchor="_Toc242723445" w:history="1">
+      <w:hyperlink w:anchor="_Toc242867215" w:history="1">
         <w:r>
           <w:rPr>
             <w:rStyle w:val="Hyperlink"/>
@@ -3588,7 +3573,7 @@
             <w:noProof/>
             <w:webHidden/>
           </w:rPr>
-          <w:instrText xml:space="preserve"> PAGEREF _Toc242723445 \h </w:instrText>
+          <w:instrText xml:space="preserve"> PAGEREF _Toc242867215 \h </w:instrText>
         </w:r>
         <w:r>
           <w:rPr>
@@ -3636,7 +3621,7 @@
           <w14:ligatures w14:val="standardContextual"/>
         </w:rPr>
       </w:pPr>
-      <w:hyperlink w:anchor="_Toc242723446" w:history="1">
+      <w:hyperlink w:anchor="_Toc242867216" w:history="1">
         <w:r>
           <w:rPr>
             <w:rStyle w:val="Hyperlink"/>
@@ -3663,7 +3648,7 @@
             <w:noProof/>
             <w:webHidden/>
           </w:rPr>
-          <w:instrText xml:space="preserve"> PAGEREF _Toc242723446 \h </w:instrText>
+          <w:instrText xml:space="preserve"> PAGEREF _Toc242867216 \h </w:instrText>
         </w:r>
         <w:r>
           <w:rPr>
@@ -3711,7 +3696,7 @@
           <w14:ligatures w14:val="standardContextual"/>
         </w:rPr>
       </w:pPr>
-      <w:hyperlink w:anchor="_Toc242723447" w:history="1">
+      <w:hyperlink w:anchor="_Toc242867217" w:history="1">
         <w:r>
           <w:rPr>
             <w:rStyle w:val="Hyperlink"/>
@@ -3738,7 +3723,7 @@
             <w:noProof/>
             <w:webHidden/>
           </w:rPr>
-          <w:instrText xml:space="preserve"> PAGEREF _Toc242723447 \h </w:instrText>
+          <w:instrText xml:space="preserve"> PAGEREF _Toc242867217 \h </w:instrText>
         </w:r>
         <w:r>
           <w:rPr>
@@ -3786,7 +3771,7 @@
           <w14:ligatures w14:val="standardContextual"/>
         </w:rPr>
       </w:pPr>
-      <w:hyperlink w:anchor="_Toc242723448" w:history="1">
+      <w:hyperlink w:anchor="_Toc242867218" w:history="1">
         <w:r>
           <w:rPr>
             <w:rStyle w:val="Hyperlink"/>
@@ -3813,7 +3798,7 @@
             <w:noProof/>
             <w:webHidden/>
           </w:rPr>
-          <w:instrText xml:space="preserve"> PAGEREF _Toc242723448 \h </w:instrText>
+          <w:instrText xml:space="preserve"> PAGEREF _Toc242867218 \h </w:instrText>
         </w:r>
         <w:r>
           <w:rPr>
@@ -3861,7 +3846,7 @@
           <w14:ligatures w14:val="standardContextual"/>
         </w:rPr>
       </w:pPr>
-      <w:hyperlink w:anchor="_Toc242723449" w:history="1">
+      <w:hyperlink w:anchor="_Toc242867219" w:history="1">
         <w:r>
           <w:rPr>
             <w:rStyle w:val="Hyperlink"/>
@@ -3888,7 +3873,7 @@
             <w:noProof/>
             <w:webHidden/>
           </w:rPr>
-          <w:instrText xml:space="preserve"> PAGEREF _Toc242723449 \h </w:instrText>
+          <w:instrText xml:space="preserve"> PAGEREF _Toc242867219 \h </w:instrText>
         </w:r>
         <w:r>
           <w:rPr>
@@ -3936,7 +3921,7 @@
           <w14:ligatures w14:val="standardContextual"/>
         </w:rPr>
       </w:pPr>
-      <w:hyperlink w:anchor="_Toc242723450" w:history="1">
+      <w:hyperlink w:anchor="_Toc242867220" w:history="1">
         <w:r>
           <w:rPr>
             <w:rStyle w:val="Hyperlink"/>
@@ -3963,7 +3948,7 @@
             <w:noProof/>
             <w:webHidden/>
           </w:rPr>
-          <w:instrText xml:space="preserve"> PAGEREF _Toc242723450 \h </w:instrText>
+          <w:instrText xml:space="preserve"> PAGEREF _Toc242867220 \h </w:instrText>
         </w:r>
         <w:r>
           <w:rPr>
@@ -4011,7 +3996,7 @@
           <w14:ligatures w14:val="standardContextual"/>
         </w:rPr>
       </w:pPr>
-      <w:hyperlink w:anchor="_Toc242723451" w:history="1">
+      <w:hyperlink w:anchor="_Toc242867221" w:history="1">
         <w:r>
           <w:rPr>
             <w:rStyle w:val="Hyperlink"/>
@@ -4038,7 +4023,7 @@
             <w:noProof/>
             <w:webHidden/>
           </w:rPr>
-          <w:instrText xml:space="preserve"> PAGEREF _Toc242723451 \h </w:instrText>
+          <w:instrText xml:space="preserve"> PAGEREF _Toc242867221 \h </w:instrText>
         </w:r>
         <w:r>
           <w:rPr>
@@ -4086,7 +4071,7 @@
           <w14:ligatures w14:val="standardContextual"/>
         </w:rPr>
       </w:pPr>
-      <w:hyperlink w:anchor="_Toc242723452" w:history="1">
+      <w:hyperlink w:anchor="_Toc242867222" w:history="1">
         <w:r>
           <w:rPr>
             <w:rStyle w:val="Hyperlink"/>
@@ -4113,7 +4098,7 @@
             <w:noProof/>
             <w:webHidden/>
           </w:rPr>
-          <w:instrText xml:space="preserve"> PAGEREF _Toc242723452 \h </w:instrText>
+          <w:instrText xml:space="preserve"> PAGEREF _Toc242867222 \h </w:instrText>
         </w:r>
         <w:r>
           <w:rPr>
@@ -4161,7 +4146,7 @@
           <w14:ligatures w14:val="standardContextual"/>
         </w:rPr>
       </w:pPr>
-      <w:hyperlink w:anchor="_Toc242723453" w:history="1">
+      <w:hyperlink w:anchor="_Toc242867223" w:history="1">
         <w:r>
           <w:rPr>
             <w:rStyle w:val="Hyperlink"/>
@@ -4188,7 +4173,7 @@
             <w:noProof/>
             <w:webHidden/>
           </w:rPr>
-          <w:instrText xml:space="preserve"> PAGEREF _Toc242723453 \h </w:instrText>
+          <w:instrText xml:space="preserve"> PAGEREF _Toc242867223 \h </w:instrText>
         </w:r>
         <w:r>
           <w:rPr>
@@ -4236,7 +4221,7 @@
           <w14:ligatures w14:val="standardContextual"/>
         </w:rPr>
       </w:pPr>
-      <w:hyperlink w:anchor="_Toc242723454" w:history="1">
+      <w:hyperlink w:anchor="_Toc242867224" w:history="1">
         <w:r>
           <w:rPr>
             <w:rStyle w:val="Hyperlink"/>
@@ -4263,7 +4248,7 @@
             <w:noProof/>
             <w:webHidden/>
           </w:rPr>
-          <w:instrText xml:space="preserve"> PAGEREF _Toc242723454 \h </w:instrText>
+          <w:instrText xml:space="preserve"> PAGEREF _Toc242867224 \h </w:instrText>
         </w:r>
         <w:r>
           <w:rPr>
@@ -4311,7 +4296,7 @@
           <w14:ligatures w14:val="standardContextual"/>
         </w:rPr>
       </w:pPr>
-      <w:hyperlink w:anchor="_Toc242723455" w:history="1">
+      <w:hyperlink w:anchor="_Toc242867225" w:history="1">
         <w:r>
           <w:rPr>
             <w:rStyle w:val="Hyperlink"/>
@@ -4338,7 +4323,7 @@
             <w:noProof/>
             <w:webHidden/>
           </w:rPr>
-          <w:instrText xml:space="preserve"> PAGEREF _Toc242723455 \h </w:instrText>
+          <w:instrText xml:space="preserve"> PAGEREF _Toc242867225 \h </w:instrText>
         </w:r>
         <w:r>
           <w:rPr>
@@ -4386,7 +4371,7 @@
           <w14:ligatures w14:val="standardContextual"/>
         </w:rPr>
       </w:pPr>
-      <w:hyperlink w:anchor="_Toc242723456" w:history="1">
+      <w:hyperlink w:anchor="_Toc242867226" w:history="1">
         <w:r>
           <w:rPr>
             <w:rStyle w:val="Hyperlink"/>
@@ -4413,7 +4398,7 @@
             <w:noProof/>
             <w:webHidden/>
           </w:rPr>
-          <w:instrText xml:space="preserve"> PAGEREF _Toc242723456 \h </w:instrText>
+          <w:instrText xml:space="preserve"> PAGEREF _Toc242867226 \h </w:instrText>
         </w:r>
         <w:r>
           <w:rPr>
@@ -4461,7 +4446,7 @@
           <w14:ligatures w14:val="standardContextual"/>
         </w:rPr>
       </w:pPr>
-      <w:hyperlink w:anchor="_Toc242723457" w:history="1">
+      <w:hyperlink w:anchor="_Toc242867227" w:history="1">
         <w:r>
           <w:rPr>
             <w:rStyle w:val="Hyperlink"/>
@@ -4488,7 +4473,7 @@
             <w:noProof/>
             <w:webHidden/>
           </w:rPr>
-          <w:instrText xml:space="preserve"> PAGEREF _Toc242723457 \h </w:instrText>
+          <w:instrText xml:space="preserve"> PAGEREF _Toc242867227 \h </w:instrText>
         </w:r>
         <w:r>
           <w:rPr>
@@ -4536,7 +4521,7 @@
           <w14:ligatures w14:val="standardContextual"/>
         </w:rPr>
       </w:pPr>
-      <w:hyperlink w:anchor="_Toc242723458" w:history="1">
+      <w:hyperlink w:anchor="_Toc242867228" w:history="1">
         <w:r>
           <w:rPr>
             <w:rStyle w:val="Hyperlink"/>
@@ -4563,7 +4548,7 @@
             <w:noProof/>
             <w:webHidden/>
           </w:rPr>
-          <w:instrText xml:space="preserve"> PAGEREF _Toc242723458 \h </w:instrText>
+          <w:instrText xml:space="preserve"> PAGEREF _Toc242867228 \h </w:instrText>
         </w:r>
         <w:r>
           <w:rPr>
@@ -4611,7 +4596,7 @@
           <w14:ligatures w14:val="standardContextual"/>
         </w:rPr>
       </w:pPr>
-      <w:hyperlink w:anchor="_Toc242723459" w:history="1">
+      <w:hyperlink w:anchor="_Toc242867229" w:history="1">
         <w:r>
           <w:rPr>
             <w:rStyle w:val="Hyperlink"/>
@@ -4638,7 +4623,7 @@
             <w:noProof/>
             <w:webHidden/>
           </w:rPr>
-          <w:instrText xml:space="preserve"> PAGEREF _Toc242723459 \h </w:instrText>
+          <w:instrText xml:space="preserve"> PAGEREF _Toc242867229 \h </w:instrText>
         </w:r>
         <w:r>
           <w:rPr>
@@ -4686,7 +4671,7 @@
           <w14:ligatures w14:val="standardContextual"/>
         </w:rPr>
       </w:pPr>
-      <w:hyperlink w:anchor="_Toc242723460" w:history="1">
+      <w:hyperlink w:anchor="_Toc242867230" w:history="1">
         <w:r>
           <w:rPr>
             <w:rStyle w:val="Hyperlink"/>
@@ -4713,7 +4698,7 @@
             <w:noProof/>
             <w:webHidden/>
           </w:rPr>
-          <w:instrText xml:space="preserve"> PAGEREF _Toc242723460 \h </w:instrText>
+          <w:instrText xml:space="preserve"> PAGEREF _Toc242867230 \h </w:instrText>
         </w:r>
         <w:r>
           <w:rPr>
@@ -4761,7 +4746,7 @@
           <w14:ligatures w14:val="standardContextual"/>
         </w:rPr>
       </w:pPr>
-      <w:hyperlink w:anchor="_Toc242723461" w:history="1">
+      <w:hyperlink w:anchor="_Toc242867231" w:history="1">
         <w:r>
           <w:rPr>
             <w:rStyle w:val="Hyperlink"/>
@@ -4788,7 +4773,7 @@
             <w:noProof/>
             <w:webHidden/>
           </w:rPr>
-          <w:instrText xml:space="preserve"> PAGEREF _Toc242723461 \h </w:instrText>
+          <w:instrText xml:space="preserve"> PAGEREF _Toc242867231 \h </w:instrText>
         </w:r>
         <w:r>
           <w:rPr>
@@ -4836,7 +4821,7 @@
           <w14:ligatures w14:val="standardContextual"/>
         </w:rPr>
       </w:pPr>
-      <w:hyperlink w:anchor="_Toc242723462" w:history="1">
+      <w:hyperlink w:anchor="_Toc242867232" w:history="1">
         <w:r>
           <w:rPr>
             <w:rStyle w:val="Hyperlink"/>
@@ -4863,7 +4848,7 @@
             <w:noProof/>
             <w:webHidden/>
           </w:rPr>
-          <w:instrText xml:space="preserve"> PAGEREF _Toc242723462 \h </w:instrText>
+          <w:instrText xml:space="preserve"> PAGEREF _Toc242867232 \h </w:instrText>
         </w:r>
         <w:r>
           <w:rPr>
@@ -4911,7 +4896,7 @@
           <w14:ligatures w14:val="standardContextual"/>
         </w:rPr>
       </w:pPr>
-      <w:hyperlink w:anchor="_Toc242723463" w:history="1">
+      <w:hyperlink w:anchor="_Toc242867233" w:history="1">
         <w:r>
           <w:rPr>
             <w:rStyle w:val="Hyperlink"/>
@@ -4938,7 +4923,7 @@
             <w:noProof/>
             <w:webHidden/>
           </w:rPr>
-          <w:instrText xml:space="preserve"> PAGEREF _Toc242723463 \h </w:instrText>
+          <w:instrText xml:space="preserve"> PAGEREF _Toc242867233 \h </w:instrText>
         </w:r>
         <w:r>
           <w:rPr>
@@ -4986,7 +4971,7 @@
           <w14:ligatures w14:val="standardContextual"/>
         </w:rPr>
       </w:pPr>
-      <w:hyperlink w:anchor="_Toc242723464" w:history="1">
+      <w:hyperlink w:anchor="_Toc242867234" w:history="1">
         <w:r>
           <w:rPr>
             <w:rStyle w:val="Hyperlink"/>
@@ -5013,7 +4998,7 @@
             <w:noProof/>
             <w:webHidden/>
           </w:rPr>
-          <w:instrText xml:space="preserve"> PAGEREF _Toc242723464 \h </w:instrText>
+          <w:instrText xml:space="preserve"> PAGEREF _Toc242867234 \h </w:instrText>
         </w:r>
         <w:r>
           <w:rPr>
@@ -5061,7 +5046,7 @@
           <w14:ligatures w14:val="standardContextual"/>
         </w:rPr>
       </w:pPr>
-      <w:hyperlink w:anchor="_Toc242723465" w:history="1">
+      <w:hyperlink w:anchor="_Toc242867235" w:history="1">
         <w:r>
           <w:rPr>
             <w:rStyle w:val="Hyperlink"/>
@@ -5088,7 +5073,7 @@
             <w:noProof/>
             <w:webHidden/>
           </w:rPr>
-          <w:instrText xml:space="preserve"> PAGEREF _Toc242723465 \h </w:instrText>
+          <w:instrText xml:space="preserve"> PAGEREF _Toc242867235 \h </w:instrText>
         </w:r>
         <w:r>
           <w:rPr>
@@ -5136,7 +5121,7 @@
           <w14:ligatures w14:val="standardContextual"/>
         </w:rPr>
       </w:pPr>
-      <w:hyperlink w:anchor="_Toc242723466" w:history="1">
+      <w:hyperlink w:anchor="_Toc242867236" w:history="1">
         <w:r>
           <w:rPr>
             <w:rStyle w:val="Hyperlink"/>
@@ -5163,7 +5148,7 @@
             <w:noProof/>
             <w:webHidden/>
           </w:rPr>
-          <w:instrText xml:space="preserve"> PAGEREF _Toc242723466 \h </w:instrText>
+          <w:instrText xml:space="preserve"> PAGEREF _Toc242867236 \h </w:instrText>
         </w:r>
         <w:r>
           <w:rPr>
@@ -5211,7 +5196,7 @@
           <w14:ligatures w14:val="standardContextual"/>
         </w:rPr>
       </w:pPr>
-      <w:hyperlink w:anchor="_Toc242723467" w:history="1">
+      <w:hyperlink w:anchor="_Toc242867237" w:history="1">
         <w:r>
           <w:rPr>
             <w:rStyle w:val="Hyperlink"/>
@@ -5238,7 +5223,82 @@
             <w:noProof/>
             <w:webHidden/>
           </w:rPr>
-          <w:instrText xml:space="preserve"> PAGEREF _Toc242723467 \h </w:instrText>
+          <w:instrText xml:space="preserve"> PAGEREF _Toc242867237 \h </w:instrText>
+        </w:r>
+        <w:r>
+          <w:rPr>
+            <w:noProof/>
+            <w:webHidden/>
+          </w:rPr>
+        </w:r>
+        <w:r>
+          <w:rPr>
+            <w:noProof/>
+            <w:webHidden/>
+          </w:rPr>
+          <w:fldChar w:fldCharType="separate"/>
+        </w:r>
+        <w:r>
+          <w:rPr>
+            <w:noProof/>
+            <w:webHidden/>
+          </w:rPr>
+          <w:t>25</w:t>
+        </w:r>
+        <w:r>
+          <w:rPr>
+            <w:noProof/>
+            <w:webHidden/>
+          </w:rPr>
+          <w:fldChar w:fldCharType="end"/>
+        </w:r>
+      </w:hyperlink>
+    </w:p>
+    <w:p>
+      <w:pPr>
+        <w:pStyle w:val="Sumrio2"/>
+        <w:tabs>
+          <w:tab w:val="right" w:leader="dot" w:pos="9402"/>
+        </w:tabs>
+        <w:rPr>
+          <w:rFonts w:asciiTheme="minorHAnsi" w:hAnsiTheme="minorHAnsi"/>
+          <w:noProof/>
+          <w:color w:val="auto"/>
+          <w:kern w:val="2"/>
+          <w:sz w:val="24"/>
+          <w:szCs w:val="24"/>
+          <w:lang w:val="pt-BR" w:eastAsia="pt-BR"/>
+          <w14:ligatures w14:val="standardContextual"/>
+        </w:rPr>
+      </w:pPr>
+      <w:hyperlink w:anchor="_Toc242867238" w:history="1">
+        <w:r>
+          <w:rPr>
+            <w:rStyle w:val="Hyperlink"/>
+            <w:noProof/>
+          </w:rPr>
+          <w:t>13.5 Limpar todas as notícias</w:t>
+        </w:r>
+        <w:r>
+          <w:rPr>
+            <w:noProof/>
+            <w:webHidden/>
+          </w:rPr>
+          <w:tab/>
+        </w:r>
+        <w:r>
+          <w:rPr>
+            <w:noProof/>
+            <w:webHidden/>
+          </w:rPr>
+          <w:fldChar w:fldCharType="begin"/>
+        </w:r>
+        <w:r>
+          <w:rPr>
+            <w:noProof/>
+            <w:webHidden/>
+          </w:rPr>
+          <w:instrText xml:space="preserve"> PAGEREF _Toc242867238 \h </w:instrText>
         </w:r>
         <w:r>
           <w:rPr>
@@ -5286,7 +5346,7 @@
           <w14:ligatures w14:val="standardContextual"/>
         </w:rPr>
       </w:pPr>
-      <w:hyperlink w:anchor="_Toc242723468" w:history="1">
+      <w:hyperlink w:anchor="_Toc242867239" w:history="1">
         <w:r>
           <w:rPr>
             <w:rStyle w:val="Hyperlink"/>
@@ -5313,7 +5373,7 @@
             <w:noProof/>
             <w:webHidden/>
           </w:rPr>
-          <w:instrText xml:space="preserve"> PAGEREF _Toc242723468 \h </w:instrText>
+          <w:instrText xml:space="preserve"> PAGEREF _Toc242867239 \h </w:instrText>
         </w:r>
         <w:r>
           <w:rPr>
@@ -5361,7 +5421,7 @@
           <w14:ligatures w14:val="standardContextual"/>
         </w:rPr>
       </w:pPr>
-      <w:hyperlink w:anchor="_Toc242723469" w:history="1">
+      <w:hyperlink w:anchor="_Toc242867240" w:history="1">
         <w:r>
           <w:rPr>
             <w:rStyle w:val="Hyperlink"/>
@@ -5388,7 +5448,7 @@
             <w:noProof/>
             <w:webHidden/>
           </w:rPr>
-          <w:instrText xml:space="preserve"> PAGEREF _Toc242723469 \h </w:instrText>
+          <w:instrText xml:space="preserve"> PAGEREF _Toc242867240 \h </w:instrText>
         </w:r>
         <w:r>
           <w:rPr>
@@ -5436,7 +5496,7 @@
           <w14:ligatures w14:val="standardContextual"/>
         </w:rPr>
       </w:pPr>
-      <w:hyperlink w:anchor="_Toc242723470" w:history="1">
+      <w:hyperlink w:anchor="_Toc242867241" w:history="1">
         <w:r>
           <w:rPr>
             <w:rStyle w:val="Hyperlink"/>
@@ -5463,7 +5523,7 @@
             <w:noProof/>
             <w:webHidden/>
           </w:rPr>
-          <w:instrText xml:space="preserve"> PAGEREF _Toc242723470 \h </w:instrText>
+          <w:instrText xml:space="preserve"> PAGEREF _Toc242867241 \h </w:instrText>
         </w:r>
         <w:r>
           <w:rPr>
@@ -5511,7 +5571,7 @@
           <w14:ligatures w14:val="standardContextual"/>
         </w:rPr>
       </w:pPr>
-      <w:hyperlink w:anchor="_Toc242723471" w:history="1">
+      <w:hyperlink w:anchor="_Toc242867242" w:history="1">
         <w:r>
           <w:rPr>
             <w:rStyle w:val="Hyperlink"/>
@@ -5538,7 +5598,7 @@
             <w:noProof/>
             <w:webHidden/>
           </w:rPr>
-          <w:instrText xml:space="preserve"> PAGEREF _Toc242723471 \h </w:instrText>
+          <w:instrText xml:space="preserve"> PAGEREF _Toc242867242 \h </w:instrText>
         </w:r>
         <w:r>
           <w:rPr>
@@ -5586,7 +5646,7 @@
           <w14:ligatures w14:val="standardContextual"/>
         </w:rPr>
       </w:pPr>
-      <w:hyperlink w:anchor="_Toc242723472" w:history="1">
+      <w:hyperlink w:anchor="_Toc242867243" w:history="1">
         <w:r>
           <w:rPr>
             <w:rStyle w:val="Hyperlink"/>
@@ -5613,7 +5673,7 @@
             <w:noProof/>
             <w:webHidden/>
           </w:rPr>
-          <w:instrText xml:space="preserve"> PAGEREF _Toc242723472 \h </w:instrText>
+          <w:instrText xml:space="preserve"> PAGEREF _Toc242867243 \h </w:instrText>
         </w:r>
         <w:r>
           <w:rPr>
@@ -5661,7 +5721,7 @@
           <w14:ligatures w14:val="standardContextual"/>
         </w:rPr>
       </w:pPr>
-      <w:hyperlink w:anchor="_Toc242723473" w:history="1">
+      <w:hyperlink w:anchor="_Toc242867244" w:history="1">
         <w:r>
           <w:rPr>
             <w:rStyle w:val="Hyperlink"/>
@@ -5688,7 +5748,7 @@
             <w:noProof/>
             <w:webHidden/>
           </w:rPr>
-          <w:instrText xml:space="preserve"> PAGEREF _Toc242723473 \h </w:instrText>
+          <w:instrText xml:space="preserve"> PAGEREF _Toc242867244 \h </w:instrText>
         </w:r>
         <w:r>
           <w:rPr>
@@ -5736,7 +5796,7 @@
           <w14:ligatures w14:val="standardContextual"/>
         </w:rPr>
       </w:pPr>
-      <w:hyperlink w:anchor="_Toc242723474" w:history="1">
+      <w:hyperlink w:anchor="_Toc242867245" w:history="1">
         <w:r>
           <w:rPr>
             <w:rStyle w:val="Hyperlink"/>
@@ -5763,7 +5823,7 @@
             <w:noProof/>
             <w:webHidden/>
           </w:rPr>
-          <w:instrText xml:space="preserve"> PAGEREF _Toc242723474 \h </w:instrText>
+          <w:instrText xml:space="preserve"> PAGEREF _Toc242867245 \h </w:instrText>
         </w:r>
         <w:r>
           <w:rPr>
@@ -5811,7 +5871,7 @@
           <w14:ligatures w14:val="standardContextual"/>
         </w:rPr>
       </w:pPr>
-      <w:hyperlink w:anchor="_Toc242723475" w:history="1">
+      <w:hyperlink w:anchor="_Toc242867246" w:history="1">
         <w:r>
           <w:rPr>
             <w:rStyle w:val="Hyperlink"/>
@@ -5838,7 +5898,7 @@
             <w:noProof/>
             <w:webHidden/>
           </w:rPr>
-          <w:instrText xml:space="preserve"> PAGEREF _Toc242723475 \h </w:instrText>
+          <w:instrText xml:space="preserve"> PAGEREF _Toc242867246 \h </w:instrText>
         </w:r>
         <w:r>
           <w:rPr>
@@ -5886,7 +5946,7 @@
           <w14:ligatures w14:val="standardContextual"/>
         </w:rPr>
       </w:pPr>
-      <w:hyperlink w:anchor="_Toc242723476" w:history="1">
+      <w:hyperlink w:anchor="_Toc242867247" w:history="1">
         <w:r>
           <w:rPr>
             <w:rStyle w:val="Hyperlink"/>
@@ -5913,7 +5973,7 @@
             <w:noProof/>
             <w:webHidden/>
           </w:rPr>
-          <w:instrText xml:space="preserve"> PAGEREF _Toc242723476 \h </w:instrText>
+          <w:instrText xml:space="preserve"> PAGEREF _Toc242867247 \h </w:instrText>
         </w:r>
         <w:r>
           <w:rPr>
@@ -5961,7 +6021,7 @@
           <w14:ligatures w14:val="standardContextual"/>
         </w:rPr>
       </w:pPr>
-      <w:hyperlink w:anchor="_Toc242723477" w:history="1">
+      <w:hyperlink w:anchor="_Toc242867248" w:history="1">
         <w:r>
           <w:rPr>
             <w:rStyle w:val="Hyperlink"/>
@@ -5988,7 +6048,7 @@
             <w:noProof/>
             <w:webHidden/>
           </w:rPr>
-          <w:instrText xml:space="preserve"> PAGEREF _Toc242723477 \h </w:instrText>
+          <w:instrText xml:space="preserve"> PAGEREF _Toc242867248 \h </w:instrText>
         </w:r>
         <w:r>
           <w:rPr>
@@ -6036,7 +6096,7 @@
           <w14:ligatures w14:val="standardContextual"/>
         </w:rPr>
       </w:pPr>
-      <w:hyperlink w:anchor="_Toc242723478" w:history="1">
+      <w:hyperlink w:anchor="_Toc242867249" w:history="1">
         <w:r>
           <w:rPr>
             <w:rStyle w:val="Hyperlink"/>
@@ -6063,7 +6123,7 @@
             <w:noProof/>
             <w:webHidden/>
           </w:rPr>
-          <w:instrText xml:space="preserve"> PAGEREF _Toc242723478 \h </w:instrText>
+          <w:instrText xml:space="preserve"> PAGEREF _Toc242867249 \h </w:instrText>
         </w:r>
         <w:r>
           <w:rPr>
@@ -6111,7 +6171,7 @@
           <w14:ligatures w14:val="standardContextual"/>
         </w:rPr>
       </w:pPr>
-      <w:hyperlink w:anchor="_Toc242723479" w:history="1">
+      <w:hyperlink w:anchor="_Toc242867250" w:history="1">
         <w:r>
           <w:rPr>
             <w:rStyle w:val="Hyperlink"/>
@@ -6138,7 +6198,7 @@
             <w:noProof/>
             <w:webHidden/>
           </w:rPr>
-          <w:instrText xml:space="preserve"> PAGEREF _Toc242723479 \h </w:instrText>
+          <w:instrText xml:space="preserve"> PAGEREF _Toc242867250 \h </w:instrText>
         </w:r>
         <w:r>
           <w:rPr>
@@ -6186,7 +6246,7 @@
           <w14:ligatures w14:val="standardContextual"/>
         </w:rPr>
       </w:pPr>
-      <w:hyperlink w:anchor="_Toc242723480" w:history="1">
+      <w:hyperlink w:anchor="_Toc242867251" w:history="1">
         <w:r>
           <w:rPr>
             <w:rStyle w:val="Hyperlink"/>
@@ -6213,7 +6273,7 @@
             <w:noProof/>
             <w:webHidden/>
           </w:rPr>
-          <w:instrText xml:space="preserve"> PAGEREF _Toc242723480 \h </w:instrText>
+          <w:instrText xml:space="preserve"> PAGEREF _Toc242867251 \h </w:instrText>
         </w:r>
         <w:r>
           <w:rPr>
@@ -6261,7 +6321,7 @@
           <w14:ligatures w14:val="standardContextual"/>
         </w:rPr>
       </w:pPr>
-      <w:hyperlink w:anchor="_Toc242723481" w:history="1">
+      <w:hyperlink w:anchor="_Toc242867252" w:history="1">
         <w:r>
           <w:rPr>
             <w:rStyle w:val="Hyperlink"/>
@@ -6288,7 +6348,7 @@
             <w:noProof/>
             <w:webHidden/>
           </w:rPr>
-          <w:instrText xml:space="preserve"> PAGEREF _Toc242723481 \h </w:instrText>
+          <w:instrText xml:space="preserve"> PAGEREF _Toc242867252 \h </w:instrText>
         </w:r>
         <w:r>
           <w:rPr>
@@ -6336,7 +6396,7 @@
           <w14:ligatures w14:val="standardContextual"/>
         </w:rPr>
       </w:pPr>
-      <w:hyperlink w:anchor="_Toc242723482" w:history="1">
+      <w:hyperlink w:anchor="_Toc242867253" w:history="1">
         <w:r>
           <w:rPr>
             <w:rStyle w:val="Hyperlink"/>
@@ -6363,7 +6423,7 @@
             <w:noProof/>
             <w:webHidden/>
           </w:rPr>
-          <w:instrText xml:space="preserve"> PAGEREF _Toc242723482 \h </w:instrText>
+          <w:instrText xml:space="preserve"> PAGEREF _Toc242867253 \h </w:instrText>
         </w:r>
         <w:r>
           <w:rPr>
@@ -6411,7 +6471,7 @@
           <w14:ligatures w14:val="standardContextual"/>
         </w:rPr>
       </w:pPr>
-      <w:hyperlink w:anchor="_Toc242723483" w:history="1">
+      <w:hyperlink w:anchor="_Toc242867254" w:history="1">
         <w:r>
           <w:rPr>
             <w:rStyle w:val="Hyperlink"/>
@@ -6438,7 +6498,7 @@
             <w:noProof/>
             <w:webHidden/>
           </w:rPr>
-          <w:instrText xml:space="preserve"> PAGEREF _Toc242723483 \h </w:instrText>
+          <w:instrText xml:space="preserve"> PAGEREF _Toc242867254 \h </w:instrText>
         </w:r>
         <w:r>
           <w:rPr>
@@ -6486,7 +6546,7 @@
           <w14:ligatures w14:val="standardContextual"/>
         </w:rPr>
       </w:pPr>
-      <w:hyperlink w:anchor="_Toc242723484" w:history="1">
+      <w:hyperlink w:anchor="_Toc242867255" w:history="1">
         <w:r>
           <w:rPr>
             <w:rStyle w:val="Hyperlink"/>
@@ -6513,7 +6573,7 @@
             <w:noProof/>
             <w:webHidden/>
           </w:rPr>
-          <w:instrText xml:space="preserve"> PAGEREF _Toc242723484 \h </w:instrText>
+          <w:instrText xml:space="preserve"> PAGEREF _Toc242867255 \h </w:instrText>
         </w:r>
         <w:r>
           <w:rPr>
@@ -6561,7 +6621,7 @@
           <w14:ligatures w14:val="standardContextual"/>
         </w:rPr>
       </w:pPr>
-      <w:hyperlink w:anchor="_Toc242723485" w:history="1">
+      <w:hyperlink w:anchor="_Toc242867256" w:history="1">
         <w:r>
           <w:rPr>
             <w:rStyle w:val="Hyperlink"/>
@@ -6588,7 +6648,7 @@
             <w:noProof/>
             <w:webHidden/>
           </w:rPr>
-          <w:instrText xml:space="preserve"> PAGEREF _Toc242723485 \h </w:instrText>
+          <w:instrText xml:space="preserve"> PAGEREF _Toc242867256 \h </w:instrText>
         </w:r>
         <w:r>
           <w:rPr>
@@ -6636,7 +6696,7 @@
           <w14:ligatures w14:val="standardContextual"/>
         </w:rPr>
       </w:pPr>
-      <w:hyperlink w:anchor="_Toc242723486" w:history="1">
+      <w:hyperlink w:anchor="_Toc242867257" w:history="1">
         <w:r>
           <w:rPr>
             <w:rStyle w:val="Hyperlink"/>
@@ -6663,7 +6723,7 @@
             <w:noProof/>
             <w:webHidden/>
           </w:rPr>
-          <w:instrText xml:space="preserve"> PAGEREF _Toc242723486 \h </w:instrText>
+          <w:instrText xml:space="preserve"> PAGEREF _Toc242867257 \h </w:instrText>
         </w:r>
         <w:r>
           <w:rPr>
@@ -6711,7 +6771,7 @@
           <w14:ligatures w14:val="standardContextual"/>
         </w:rPr>
       </w:pPr>
-      <w:hyperlink w:anchor="_Toc242723487" w:history="1">
+      <w:hyperlink w:anchor="_Toc242867258" w:history="1">
         <w:r>
           <w:rPr>
             <w:rStyle w:val="Hyperlink"/>
@@ -6738,7 +6798,7 @@
             <w:noProof/>
             <w:webHidden/>
           </w:rPr>
-          <w:instrText xml:space="preserve"> PAGEREF _Toc242723487 \h </w:instrText>
+          <w:instrText xml:space="preserve"> PAGEREF _Toc242867258 \h </w:instrText>
         </w:r>
         <w:r>
           <w:rPr>
@@ -6786,7 +6846,7 @@
           <w14:ligatures w14:val="standardContextual"/>
         </w:rPr>
       </w:pPr>
-      <w:hyperlink w:anchor="_Toc242723488" w:history="1">
+      <w:hyperlink w:anchor="_Toc242867259" w:history="1">
         <w:r>
           <w:rPr>
             <w:rStyle w:val="Hyperlink"/>
@@ -6813,7 +6873,7 @@
             <w:noProof/>
             <w:webHidden/>
           </w:rPr>
-          <w:instrText xml:space="preserve"> PAGEREF _Toc242723488 \h </w:instrText>
+          <w:instrText xml:space="preserve"> PAGEREF _Toc242867259 \h </w:instrText>
         </w:r>
         <w:r>
           <w:rPr>
@@ -6861,7 +6921,7 @@
           <w14:ligatures w14:val="standardContextual"/>
         </w:rPr>
       </w:pPr>
-      <w:hyperlink w:anchor="_Toc242723489" w:history="1">
+      <w:hyperlink w:anchor="_Toc242867260" w:history="1">
         <w:r>
           <w:rPr>
             <w:rStyle w:val="Hyperlink"/>
@@ -6888,7 +6948,7 @@
             <w:noProof/>
             <w:webHidden/>
           </w:rPr>
-          <w:instrText xml:space="preserve"> PAGEREF _Toc242723489 \h </w:instrText>
+          <w:instrText xml:space="preserve"> PAGEREF _Toc242867260 \h </w:instrText>
         </w:r>
         <w:r>
           <w:rPr>
@@ -6936,7 +6996,7 @@
           <w14:ligatures w14:val="standardContextual"/>
         </w:rPr>
       </w:pPr>
-      <w:hyperlink w:anchor="_Toc242723490" w:history="1">
+      <w:hyperlink w:anchor="_Toc242867261" w:history="1">
         <w:r>
           <w:rPr>
             <w:rStyle w:val="Hyperlink"/>
@@ -6963,7 +7023,7 @@
             <w:noProof/>
             <w:webHidden/>
           </w:rPr>
-          <w:instrText xml:space="preserve"> PAGEREF _Toc242723490 \h </w:instrText>
+          <w:instrText xml:space="preserve"> PAGEREF _Toc242867261 \h </w:instrText>
         </w:r>
         <w:r>
           <w:rPr>
@@ -7011,7 +7071,7 @@
           <w14:ligatures w14:val="standardContextual"/>
         </w:rPr>
       </w:pPr>
-      <w:hyperlink w:anchor="_Toc242723491" w:history="1">
+      <w:hyperlink w:anchor="_Toc242867262" w:history="1">
         <w:r>
           <w:rPr>
             <w:rStyle w:val="Hyperlink"/>
@@ -7038,7 +7098,7 @@
             <w:noProof/>
             <w:webHidden/>
           </w:rPr>
-          <w:instrText xml:space="preserve"> PAGEREF _Toc242723491 \h </w:instrText>
+          <w:instrText xml:space="preserve"> PAGEREF _Toc242867262 \h </w:instrText>
         </w:r>
         <w:r>
           <w:rPr>
@@ -7086,7 +7146,7 @@
           <w14:ligatures w14:val="standardContextual"/>
         </w:rPr>
       </w:pPr>
-      <w:hyperlink w:anchor="_Toc242723492" w:history="1">
+      <w:hyperlink w:anchor="_Toc242867263" w:history="1">
         <w:r>
           <w:rPr>
             <w:rStyle w:val="Hyperlink"/>
@@ -7113,7 +7173,7 @@
             <w:noProof/>
             <w:webHidden/>
           </w:rPr>
-          <w:instrText xml:space="preserve"> PAGEREF _Toc242723492 \h </w:instrText>
+          <w:instrText xml:space="preserve"> PAGEREF _Toc242867263 \h </w:instrText>
         </w:r>
         <w:r>
           <w:rPr>
@@ -7161,7 +7221,7 @@
           <w14:ligatures w14:val="standardContextual"/>
         </w:rPr>
       </w:pPr>
-      <w:hyperlink w:anchor="_Toc242723493" w:history="1">
+      <w:hyperlink w:anchor="_Toc242867264" w:history="1">
         <w:r>
           <w:rPr>
             <w:rStyle w:val="Hyperlink"/>
@@ -7188,7 +7248,7 @@
             <w:noProof/>
             <w:webHidden/>
           </w:rPr>
-          <w:instrText xml:space="preserve"> PAGEREF _Toc242723493 \h </w:instrText>
+          <w:instrText xml:space="preserve"> PAGEREF _Toc242867264 \h </w:instrText>
         </w:r>
         <w:r>
           <w:rPr>
@@ -7236,7 +7296,7 @@
           <w14:ligatures w14:val="standardContextual"/>
         </w:rPr>
       </w:pPr>
-      <w:hyperlink w:anchor="_Toc242723494" w:history="1">
+      <w:hyperlink w:anchor="_Toc242867265" w:history="1">
         <w:r>
           <w:rPr>
             <w:rStyle w:val="Hyperlink"/>
@@ -7263,7 +7323,7 @@
             <w:noProof/>
             <w:webHidden/>
           </w:rPr>
-          <w:instrText xml:space="preserve"> PAGEREF _Toc242723494 \h </w:instrText>
+          <w:instrText xml:space="preserve"> PAGEREF _Toc242867265 \h </w:instrText>
         </w:r>
         <w:r>
           <w:rPr>
@@ -7283,7 +7343,7 @@
             <w:noProof/>
             <w:webHidden/>
           </w:rPr>
-          <w:t>36</w:t>
+          <w:t>37</w:t>
         </w:r>
         <w:r>
           <w:rPr>
@@ -7311,7 +7371,7 @@
           <w14:ligatures w14:val="standardContextual"/>
         </w:rPr>
       </w:pPr>
-      <w:hyperlink w:anchor="_Toc242723495" w:history="1">
+      <w:hyperlink w:anchor="_Toc242867266" w:history="1">
         <w:r>
           <w:rPr>
             <w:rStyle w:val="Hyperlink"/>
@@ -7338,7 +7398,7 @@
             <w:noProof/>
             <w:webHidden/>
           </w:rPr>
-          <w:instrText xml:space="preserve"> PAGEREF _Toc242723495 \h </w:instrText>
+          <w:instrText xml:space="preserve"> PAGEREF _Toc242867266 \h </w:instrText>
         </w:r>
         <w:r>
           <w:rPr>
@@ -7358,7 +7418,7 @@
             <w:noProof/>
             <w:webHidden/>
           </w:rPr>
-          <w:t>36</w:t>
+          <w:t>37</w:t>
         </w:r>
         <w:r>
           <w:rPr>
@@ -7386,7 +7446,7 @@
           <w14:ligatures w14:val="standardContextual"/>
         </w:rPr>
       </w:pPr>
-      <w:hyperlink w:anchor="_Toc242723496" w:history="1">
+      <w:hyperlink w:anchor="_Toc242867267" w:history="1">
         <w:r>
           <w:rPr>
             <w:rStyle w:val="Hyperlink"/>
@@ -7413,7 +7473,7 @@
             <w:noProof/>
             <w:webHidden/>
           </w:rPr>
-          <w:instrText xml:space="preserve"> PAGEREF _Toc242723496 \h </w:instrText>
+          <w:instrText xml:space="preserve"> PAGEREF _Toc242867267 \h </w:instrText>
         </w:r>
         <w:r>
           <w:rPr>
@@ -7433,7 +7493,7 @@
             <w:noProof/>
             <w:webHidden/>
           </w:rPr>
-          <w:t>36</w:t>
+          <w:t>37</w:t>
         </w:r>
         <w:r>
           <w:rPr>
@@ -7461,7 +7521,7 @@
           <w14:ligatures w14:val="standardContextual"/>
         </w:rPr>
       </w:pPr>
-      <w:hyperlink w:anchor="_Toc242723497" w:history="1">
+      <w:hyperlink w:anchor="_Toc242867268" w:history="1">
         <w:r>
           <w:rPr>
             <w:rStyle w:val="Hyperlink"/>
@@ -7488,7 +7548,7 @@
             <w:noProof/>
             <w:webHidden/>
           </w:rPr>
-          <w:instrText xml:space="preserve"> PAGEREF _Toc242723497 \h </w:instrText>
+          <w:instrText xml:space="preserve"> PAGEREF _Toc242867268 \h </w:instrText>
         </w:r>
         <w:r>
           <w:rPr>
@@ -7508,7 +7568,7 @@
             <w:noProof/>
             <w:webHidden/>
           </w:rPr>
-          <w:t>36</w:t>
+          <w:t>37</w:t>
         </w:r>
         <w:r>
           <w:rPr>
@@ -7536,7 +7596,7 @@
           <w14:ligatures w14:val="standardContextual"/>
         </w:rPr>
       </w:pPr>
-      <w:hyperlink w:anchor="_Toc242723498" w:history="1">
+      <w:hyperlink w:anchor="_Toc242867269" w:history="1">
         <w:r>
           <w:rPr>
             <w:rStyle w:val="Hyperlink"/>
@@ -7563,7 +7623,7 @@
             <w:noProof/>
             <w:webHidden/>
           </w:rPr>
-          <w:instrText xml:space="preserve"> PAGEREF _Toc242723498 \h </w:instrText>
+          <w:instrText xml:space="preserve"> PAGEREF _Toc242867269 \h </w:instrText>
         </w:r>
         <w:r>
           <w:rPr>
@@ -7583,7 +7643,7 @@
             <w:noProof/>
             <w:webHidden/>
           </w:rPr>
-          <w:t>36</w:t>
+          <w:t>37</w:t>
         </w:r>
         <w:r>
           <w:rPr>
@@ -7611,7 +7671,7 @@
           <w14:ligatures w14:val="standardContextual"/>
         </w:rPr>
       </w:pPr>
-      <w:hyperlink w:anchor="_Toc242723499" w:history="1">
+      <w:hyperlink w:anchor="_Toc242867270" w:history="1">
         <w:r>
           <w:rPr>
             <w:rStyle w:val="Hyperlink"/>
@@ -7638,7 +7698,7 @@
             <w:noProof/>
             <w:webHidden/>
           </w:rPr>
-          <w:instrText xml:space="preserve"> PAGEREF _Toc242723499 \h </w:instrText>
+          <w:instrText xml:space="preserve"> PAGEREF _Toc242867270 \h </w:instrText>
         </w:r>
         <w:r>
           <w:rPr>
@@ -7658,7 +7718,7 @@
             <w:noProof/>
             <w:webHidden/>
           </w:rPr>
-          <w:t>36</w:t>
+          <w:t>37</w:t>
         </w:r>
         <w:r>
           <w:rPr>
@@ -7686,7 +7746,7 @@
           <w14:ligatures w14:val="standardContextual"/>
         </w:rPr>
       </w:pPr>
-      <w:hyperlink w:anchor="_Toc242723500" w:history="1">
+      <w:hyperlink w:anchor="_Toc242867271" w:history="1">
         <w:r>
           <w:rPr>
             <w:rStyle w:val="Hyperlink"/>
@@ -7713,7 +7773,7 @@
             <w:noProof/>
             <w:webHidden/>
           </w:rPr>
-          <w:instrText xml:space="preserve"> PAGEREF _Toc242723500 \h </w:instrText>
+          <w:instrText xml:space="preserve"> PAGEREF _Toc242867271 \h </w:instrText>
         </w:r>
         <w:r>
           <w:rPr>
@@ -7733,7 +7793,7 @@
             <w:noProof/>
             <w:webHidden/>
           </w:rPr>
-          <w:t>36</w:t>
+          <w:t>37</w:t>
         </w:r>
         <w:r>
           <w:rPr>
@@ -7761,7 +7821,7 @@
           <w14:ligatures w14:val="standardContextual"/>
         </w:rPr>
       </w:pPr>
-      <w:hyperlink w:anchor="_Toc242723501" w:history="1">
+      <w:hyperlink w:anchor="_Toc242867272" w:history="1">
         <w:r>
           <w:rPr>
             <w:rStyle w:val="Hyperlink"/>
@@ -7788,7 +7848,7 @@
             <w:noProof/>
             <w:webHidden/>
           </w:rPr>
-          <w:instrText xml:space="preserve"> PAGEREF _Toc242723501 \h </w:instrText>
+          <w:instrText xml:space="preserve"> PAGEREF _Toc242867272 \h </w:instrText>
         </w:r>
         <w:r>
           <w:rPr>
@@ -7808,7 +7868,7 @@
             <w:noProof/>
             <w:webHidden/>
           </w:rPr>
-          <w:t>37</w:t>
+          <w:t>38</w:t>
         </w:r>
         <w:r>
           <w:rPr>
@@ -7836,7 +7896,7 @@
           <w14:ligatures w14:val="standardContextual"/>
         </w:rPr>
       </w:pPr>
-      <w:hyperlink w:anchor="_Toc242723502" w:history="1">
+      <w:hyperlink w:anchor="_Toc242867273" w:history="1">
         <w:r>
           <w:rPr>
             <w:rStyle w:val="Hyperlink"/>
@@ -7863,7 +7923,7 @@
             <w:noProof/>
             <w:webHidden/>
           </w:rPr>
-          <w:instrText xml:space="preserve"> PAGEREF _Toc242723502 \h </w:instrText>
+          <w:instrText xml:space="preserve"> PAGEREF _Toc242867273 \h </w:instrText>
         </w:r>
         <w:r>
           <w:rPr>
@@ -7883,7 +7943,7 @@
             <w:noProof/>
             <w:webHidden/>
           </w:rPr>
-          <w:t>37</w:t>
+          <w:t>38</w:t>
         </w:r>
         <w:r>
           <w:rPr>
@@ -7911,7 +7971,7 @@
           <w14:ligatures w14:val="standardContextual"/>
         </w:rPr>
       </w:pPr>
-      <w:hyperlink w:anchor="_Toc242723503" w:history="1">
+      <w:hyperlink w:anchor="_Toc242867274" w:history="1">
         <w:r>
           <w:rPr>
             <w:rStyle w:val="Hyperlink"/>
@@ -7938,7 +7998,7 @@
             <w:noProof/>
             <w:webHidden/>
           </w:rPr>
-          <w:instrText xml:space="preserve"> PAGEREF _Toc242723503 \h </w:instrText>
+          <w:instrText xml:space="preserve"> PAGEREF _Toc242867274 \h </w:instrText>
         </w:r>
         <w:r>
           <w:rPr>
@@ -7958,7 +8018,7 @@
             <w:noProof/>
             <w:webHidden/>
           </w:rPr>
-          <w:t>38</w:t>
+          <w:t>39</w:t>
         </w:r>
         <w:r>
           <w:rPr>
@@ -7986,7 +8046,7 @@
           <w14:ligatures w14:val="standardContextual"/>
         </w:rPr>
       </w:pPr>
-      <w:hyperlink w:anchor="_Toc242723504" w:history="1">
+      <w:hyperlink w:anchor="_Toc242867275" w:history="1">
         <w:r>
           <w:rPr>
             <w:rStyle w:val="Hyperlink"/>
@@ -8013,7 +8073,7 @@
             <w:noProof/>
             <w:webHidden/>
           </w:rPr>
-          <w:instrText xml:space="preserve"> PAGEREF _Toc242723504 \h </w:instrText>
+          <w:instrText xml:space="preserve"> PAGEREF _Toc242867275 \h </w:instrText>
         </w:r>
         <w:r>
           <w:rPr>
@@ -8033,7 +8093,7 @@
             <w:noProof/>
             <w:webHidden/>
           </w:rPr>
-          <w:t>38</w:t>
+          <w:t>39</w:t>
         </w:r>
         <w:r>
           <w:rPr>
@@ -8061,7 +8121,7 @@
           <w14:ligatures w14:val="standardContextual"/>
         </w:rPr>
       </w:pPr>
-      <w:hyperlink w:anchor="_Toc242723505" w:history="1">
+      <w:hyperlink w:anchor="_Toc242867276" w:history="1">
         <w:r>
           <w:rPr>
             <w:rStyle w:val="Hyperlink"/>
@@ -8088,7 +8148,7 @@
             <w:noProof/>
             <w:webHidden/>
           </w:rPr>
-          <w:instrText xml:space="preserve"> PAGEREF _Toc242723505 \h </w:instrText>
+          <w:instrText xml:space="preserve"> PAGEREF _Toc242867276 \h </w:instrText>
         </w:r>
         <w:r>
           <w:rPr>
@@ -8108,7 +8168,7 @@
             <w:noProof/>
             <w:webHidden/>
           </w:rPr>
-          <w:t>38</w:t>
+          <w:t>39</w:t>
         </w:r>
         <w:r>
           <w:rPr>
@@ -8136,7 +8196,7 @@
           <w14:ligatures w14:val="standardContextual"/>
         </w:rPr>
       </w:pPr>
-      <w:hyperlink w:anchor="_Toc242723506" w:history="1">
+      <w:hyperlink w:anchor="_Toc242867277" w:history="1">
         <w:r>
           <w:rPr>
             <w:rStyle w:val="Hyperlink"/>
@@ -8163,7 +8223,7 @@
             <w:noProof/>
             <w:webHidden/>
           </w:rPr>
-          <w:instrText xml:space="preserve"> PAGEREF _Toc242723506 \h </w:instrText>
+          <w:instrText xml:space="preserve"> PAGEREF _Toc242867277 \h </w:instrText>
         </w:r>
         <w:r>
           <w:rPr>
@@ -8183,7 +8243,7 @@
             <w:noProof/>
             <w:webHidden/>
           </w:rPr>
-          <w:t>39</w:t>
+          <w:t>40</w:t>
         </w:r>
         <w:r>
           <w:rPr>
@@ -8211,7 +8271,7 @@
           <w14:ligatures w14:val="standardContextual"/>
         </w:rPr>
       </w:pPr>
-      <w:hyperlink w:anchor="_Toc242723507" w:history="1">
+      <w:hyperlink w:anchor="_Toc242867278" w:history="1">
         <w:r>
           <w:rPr>
             <w:rStyle w:val="Hyperlink"/>
@@ -8238,7 +8298,7 @@
             <w:noProof/>
             <w:webHidden/>
           </w:rPr>
-          <w:instrText xml:space="preserve"> PAGEREF _Toc242723507 \h </w:instrText>
+          <w:instrText xml:space="preserve"> PAGEREF _Toc242867278 \h </w:instrText>
         </w:r>
         <w:r>
           <w:rPr>
@@ -8258,7 +8318,7 @@
             <w:noProof/>
             <w:webHidden/>
           </w:rPr>
-          <w:t>40</w:t>
+          <w:t>41</w:t>
         </w:r>
         <w:r>
           <w:rPr>
@@ -8283,7 +8343,7 @@
       <w:pPr>
         <w:pStyle w:val="Ttulo1"/>
       </w:pPr>
-      <w:bookmarkStart w:id="1" w:name="_Toc242723401"/>
+      <w:bookmarkStart w:id="1" w:name="_Toc242867171"/>
       <w:r>
         <w:lastRenderedPageBreak/>
         <w:t>1. Introdução</w:t>
@@ -8305,19 +8365,141 @@
           <w:i/>
           <w:sz w:val="20"/>
         </w:rPr>
-        <w:t>ℹ</w:t>
-      </w:r>
+        <w:t>ℹ Este manual descreve exclusivamente o uso operacional do sistema (o que cada tela e cada botão fazem no dia a dia). Ele não cobre instalação, configuração de servidor ou implantação — esses tópicos ficam no manual de instalação, à parte.</w:t>
+      </w:r>
+    </w:p>
+    <w:p>
+      <w:pPr>
+        <w:shd w:val="clear" w:color="auto" w:fill="FADBD8"/>
+        <w:spacing w:before="80" w:after="200"/>
+      </w:pPr>
       <w:r>
         <w:rPr>
           <w:i/>
           <w:sz w:val="20"/>
         </w:rPr>
-        <w:t xml:space="preserve"> Este manual descreve exclusivamente o uso operacional do sistema (o que cada tela e cada botão fazem no dia a dia). Ele não cobre instalação, configuração de servidor ou implantação — esses tópicos ficam no manual de instalação, à parte.</w:t>
-      </w:r>
-    </w:p>
-    <w:p>
-      <w:pPr>
-        <w:shd w:val="clear" w:color="auto" w:fill="FADBD8"/>
+        <w:t>🛑 Nenhuma informação, sinal, alerta ou indicador deste sistema constitui recomendação de investimento. Todos os cálculos de tendência, RSI, MACD e sinais do robô consultor são estimativas estatísticas simples sobre dados históricos e não garantem qualquer resultado futuro. As decisões de compra e venda são de inteira responsabilidade do usuário.</w:t>
+      </w:r>
+    </w:p>
+    <w:p>
+      <w:pPr>
+        <w:pStyle w:val="Ttulo2"/>
+      </w:pPr>
+      <w:bookmarkStart w:id="2" w:name="_Toc242867172"/>
+      <w:r>
+        <w:t>1.1 Público deste manual</w:t>
+      </w:r>
+      <w:bookmarkEnd w:id="2"/>
+    </w:p>
+    <w:p>
+      <w:r>
+        <w:t>Investidores pessoa física que usam o BolsaTrader para organizar sua própria carteira de ações — não é necessário conhecimento técnico de programação para acompanhar este manual.</w:t>
+      </w:r>
+    </w:p>
+    <w:p>
+      <w:pPr>
+        <w:pStyle w:val="Ttulo2"/>
+      </w:pPr>
+      <w:bookmarkStart w:id="3" w:name="_Toc242867173"/>
+      <w:r>
+        <w:t>1.2 Convenções usadas neste documento</w:t>
+      </w:r>
+      <w:bookmarkEnd w:id="3"/>
+    </w:p>
+    <w:p>
+      <w:pPr>
+        <w:pStyle w:val="Commarcadores"/>
+      </w:pPr>
+      <w:r>
+        <w:rPr>
+          <w:b/>
+        </w:rPr>
+        <w:t>Negrito</w:t>
+      </w:r>
+      <w:r>
+        <w:t xml:space="preserve"> indica o nome exato de um botão, campo ou aba clicável na tela.</w:t>
+      </w:r>
+    </w:p>
+    <w:p>
+      <w:pPr>
+        <w:pStyle w:val="Commarcadores"/>
+      </w:pPr>
+      <w:r>
+        <w:rPr>
+          <w:b/>
+        </w:rPr>
+        <w:t>Caixas sombreadas</w:t>
+      </w:r>
+      <w:r>
+        <w:t xml:space="preserve"> trazem avisos, observações importantes ou alertas de atenção.</w:t>
+      </w:r>
+    </w:p>
+    <w:p>
+      <w:pPr>
+        <w:pStyle w:val="Commarcadores"/>
+      </w:pPr>
+      <w:r>
+        <w:rPr>
+          <w:b/>
+        </w:rPr>
+        <w:t>Nomes entre aspas</w:t>
+      </w:r>
+      <w:r>
+        <w:t xml:space="preserve"> reproduzem o texto exato que aparece na tela do sistema.</w:t>
+      </w:r>
+    </w:p>
+    <w:p>
+      <w:r>
+        <w:br w:type="page"/>
+      </w:r>
+    </w:p>
+    <w:p>
+      <w:pPr>
+        <w:pStyle w:val="Ttulo1"/>
+      </w:pPr>
+      <w:bookmarkStart w:id="4" w:name="_Toc242867174"/>
+      <w:r>
+        <w:lastRenderedPageBreak/>
+        <w:t>2. Acesso ao Sistema</w:t>
+      </w:r>
+      <w:bookmarkEnd w:id="4"/>
+    </w:p>
+    <w:p>
+      <w:pPr>
+        <w:pStyle w:val="Ttulo2"/>
+      </w:pPr>
+      <w:bookmarkStart w:id="5" w:name="_Toc242867175"/>
+      <w:r>
+        <w:t>2.1 Criar uma conta</w:t>
+      </w:r>
+      <w:bookmarkEnd w:id="5"/>
+    </w:p>
+    <w:p>
+      <w:r>
+        <w:t xml:space="preserve">O cadastro de novos usuários é feito por um administrador do sistema, pelo item </w:t>
+      </w:r>
+      <w:r>
+        <w:rPr>
+          <w:b/>
+        </w:rPr>
+        <w:t>Cadastrar Usuário</w:t>
+      </w:r>
+      <w:r>
+        <w:t xml:space="preserve"> da barra de navegação (visível só para administradores — seção 2.7): ele preenche usuário, nome, e-mail e senha e clica em </w:t>
+      </w:r>
+      <w:r>
+        <w:rPr>
+          <w:b/>
+        </w:rPr>
+        <w:t>Criar conta</w:t>
+      </w:r>
+      <w:r>
+        <w:t>. Se o administrador liberar o cadastro aberto ao público (configuração CADASTRO_PUBLICO, seção 19), a tela de login passa a mostrar o link "Ainda não tem conta? Cadastre-se". Cada usuário só enxerga as próprias operações, posições, alertas e reservas — os dados não são compartilhados entre contas (exceto o catálogo de Ações da B3, as fontes de Notícias e as notas de Qualidade das Empresas, que são globais ao sistema).</w:t>
+      </w:r>
+    </w:p>
+    <w:p>
+      <w:pPr>
+        <w:shd w:val="clear" w:color="auto" w:fill="DCEEFB"/>
         <w:spacing w:before="80" w:after="200"/>
       </w:pPr>
       <w:r>
@@ -8325,133 +8507,68 @@
           <w:i/>
           <w:sz w:val="20"/>
         </w:rPr>
-        <w:t>🛑</w:t>
-      </w:r>
+        <w:t>ℹ Informe um e-mail válido no cadastro: é para ele que o sistema envia o link de "Esqueci minha senha" (seção 2.6).</w:t>
+      </w:r>
+    </w:p>
+    <w:p>
+      <w:pPr>
+        <w:pStyle w:val="Ttulo2"/>
+      </w:pPr>
+      <w:bookmarkStart w:id="6" w:name="_Toc242867176"/>
+      <w:r>
+        <w:t>2.2 Entrar (login)</w:t>
+      </w:r>
+      <w:bookmarkEnd w:id="6"/>
+    </w:p>
+    <w:p>
+      <w:r>
+        <w:t xml:space="preserve">Informe usuário e senha na tela de login. Após autenticado, o sistema abre no Painel de Controle. Esqueceu a senha? Use o link </w:t>
+      </w:r>
+      <w:r>
+        <w:rPr>
+          <w:b/>
+        </w:rPr>
+        <w:t>Esqueci minha senha</w:t>
+      </w:r>
+      <w:r>
+        <w:t>, logo abaixo do botão Entrar (seção 2.6).</w:t>
+      </w:r>
+    </w:p>
+    <w:p>
+      <w:pPr>
+        <w:shd w:val="clear" w:color="auto" w:fill="FFF3CD"/>
+        <w:spacing w:before="80" w:after="200"/>
+      </w:pPr>
       <w:r>
         <w:rPr>
           <w:i/>
           <w:sz w:val="20"/>
         </w:rPr>
-        <w:t xml:space="preserve"> Nenhuma informação, sinal, alerta ou indicador deste sistema constitui recomendação de investimento. Todos os cálculos de tendência, RSI, MACD e sinais do robô consultor são estimativas estatísticas simples sobre dados históricos e não garantem qualquer resultado futuro. As decisões de compra e venda são de inteira responsabilidade do usuário.</w:t>
+        <w:t>⚠ Por segurança, depois de 5 senhas erradas seguidas para o mesmo usuário, o login fica bloqueado por 15 minutos — mesmo que a senha certa seja digitada nesse intervalo. Aguarde o tempo indicado na mensagem e tente de novo (os números são configuráveis, seção 19).</w:t>
       </w:r>
     </w:p>
     <w:p>
       <w:pPr>
         <w:pStyle w:val="Ttulo2"/>
       </w:pPr>
-      <w:bookmarkStart w:id="2" w:name="_Toc242723402"/>
-      <w:r>
-        <w:t>1.1 Público deste manual</w:t>
-      </w:r>
-      <w:bookmarkEnd w:id="2"/>
-    </w:p>
-    <w:p>
-      <w:r>
-        <w:t>Investidores pessoa física que usam o BolsaTrader para organizar sua própria carteira de ações — não é necessário conhecimento técnico de programação para acompanhar este manual.</w:t>
-      </w:r>
-    </w:p>
-    <w:p>
-      <w:pPr>
-        <w:pStyle w:val="Ttulo2"/>
-      </w:pPr>
-      <w:bookmarkStart w:id="3" w:name="_Toc242723403"/>
-      <w:r>
-        <w:t>1.2 Convenções usadas neste documento</w:t>
-      </w:r>
-      <w:bookmarkEnd w:id="3"/>
-    </w:p>
-    <w:p>
-      <w:pPr>
-        <w:pStyle w:val="Commarcadores"/>
-      </w:pPr>
+      <w:bookmarkStart w:id="7" w:name="_Toc242867177"/>
+      <w:r>
+        <w:t>2.3 Minha Conta</w:t>
+      </w:r>
+      <w:bookmarkEnd w:id="7"/>
+    </w:p>
+    <w:p>
+      <w:r>
+        <w:t xml:space="preserve">Link na barra de navegação superior. Nela o usuário informa o número de WhatsApp de contato, o bot do Telegram que recebe os avisos de alerta e, só para consulta própria, o usuário, a senha e a assinatura eletrônica da corretora. O botão </w:t>
+      </w:r>
       <w:r>
         <w:rPr>
           <w:b/>
         </w:rPr>
-        <w:t>Negrito</w:t>
-      </w:r>
-      <w:r>
-        <w:t xml:space="preserve"> indica o nome exato de um botão, campo ou aba clicável na tela.</w:t>
-      </w:r>
-    </w:p>
-    <w:p>
-      <w:pPr>
-        <w:pStyle w:val="Commarcadores"/>
-      </w:pPr>
-      <w:r>
-        <w:rPr>
-          <w:b/>
-        </w:rPr>
-        <w:t>Caixas sombreadas</w:t>
-      </w:r>
-      <w:r>
-        <w:t xml:space="preserve"> trazem avisos, observações importantes ou alertas de atenção.</w:t>
-      </w:r>
-    </w:p>
-    <w:p>
-      <w:pPr>
-        <w:pStyle w:val="Commarcadores"/>
-      </w:pPr>
-      <w:r>
-        <w:rPr>
-          <w:b/>
-        </w:rPr>
-        <w:t>Nomes entre aspas</w:t>
-      </w:r>
-      <w:r>
-        <w:t xml:space="preserve"> reproduzem o texto exato que aparece na tela do sistema.</w:t>
-      </w:r>
-    </w:p>
-    <w:p>
-      <w:r>
-        <w:br w:type="page"/>
-      </w:r>
-    </w:p>
-    <w:p>
-      <w:pPr>
-        <w:pStyle w:val="Ttulo1"/>
-      </w:pPr>
-      <w:bookmarkStart w:id="4" w:name="_Toc242723404"/>
-      <w:r>
-        <w:lastRenderedPageBreak/>
-        <w:t>2. Acesso ao Sistema</w:t>
-      </w:r>
-      <w:bookmarkEnd w:id="4"/>
-    </w:p>
-    <w:p>
-      <w:pPr>
-        <w:pStyle w:val="Ttulo2"/>
-      </w:pPr>
-      <w:bookmarkStart w:id="5" w:name="_Toc242723405"/>
-      <w:r>
-        <w:t>2.1 Criar uma conta</w:t>
-      </w:r>
-      <w:bookmarkEnd w:id="5"/>
-    </w:p>
-    <w:p>
-      <w:r>
-        <w:t xml:space="preserve">O cadastro de novos usuários é feito por um administrador do sistema, pelo item </w:t>
-      </w:r>
-      <w:r>
-        <w:rPr>
-          <w:b/>
-        </w:rPr>
-        <w:t>Cadastrar Usuário</w:t>
-      </w:r>
-      <w:r>
-        <w:t xml:space="preserve"> da barra de navegação (visível só para administradores — seção 2.7): ele preenche usuário, nome, e-mail e senha e clica em </w:t>
-      </w:r>
-      <w:r>
-        <w:rPr>
-          <w:b/>
-        </w:rPr>
-        <w:t>Criar conta</w:t>
-      </w:r>
-      <w:r>
-        <w:t>. Se o administrador liberar o cadastro aberto ao público (configuração CADASTRO_PUBLICO, seção 19), a tela de login passa a mostrar o link "Ainda não tem conta? Cadastre-se". Cada usuário só enxerga as próprias operações, posições, alertas e reservas — os dados não são compartilhados entre contas (exceto o catálogo de Ações da B3, as fontes de Notícias e as</w:t>
-      </w:r>
-      <w:r>
-        <w:t xml:space="preserve"> notas de Qualidade das Empresas, que são globais ao sistema).</w:t>
+        <w:t>🔑 Alterar senha</w:t>
+      </w:r>
+      <w:r>
+        <w:t xml:space="preserve"> troca a senha de acesso ao BolsaTrader (seção 2.6).</w:t>
       </w:r>
     </w:p>
     <w:p>
@@ -8464,43 +8581,55 @@
           <w:i/>
           <w:sz w:val="20"/>
         </w:rPr>
-        <w:t>ℹ</w:t>
-      </w:r>
+        <w:t>ℹ O login, a senha e a assinatura eletrônica da corretora e o token do bot do Telegram ficam gravados criptografados no banco de dados — mesmo quem tiver acesso ao banco ou a uma cópia de segurança não consegue lê-los. O BolsaTrader não acessa a corretora: esses dados ficam só para consulta do usuário.</w:t>
+      </w:r>
+    </w:p>
+    <w:p>
+      <w:pPr>
+        <w:shd w:val="clear" w:color="auto" w:fill="FADBD8"/>
+        <w:spacing w:before="80" w:after="200"/>
+      </w:pPr>
       <w:r>
         <w:rPr>
           <w:i/>
           <w:sz w:val="20"/>
         </w:rPr>
-        <w:t xml:space="preserve"> Informe um e-mail válido no cadastro: é para ele que o sistema envia o link de "Esqueci minha senha" (seção 2.6).</w:t>
+        <w:t>🛑 O cartão "Limpar dados do sistema", que apaga as operações, alertas e demais dados de TODOS os usuários, só aparece para o superusuário (administrador principal do sistema) e pede a senha dele para confirmar. Não pode ser desfeito.</w:t>
       </w:r>
     </w:p>
     <w:p>
       <w:pPr>
         <w:pStyle w:val="Ttulo2"/>
       </w:pPr>
-      <w:bookmarkStart w:id="6" w:name="_Toc242723406"/>
-      <w:r>
-        <w:t>2.2 Entrar (login)</w:t>
-      </w:r>
-      <w:bookmarkEnd w:id="6"/>
-    </w:p>
-    <w:p>
-      <w:r>
-        <w:t xml:space="preserve">Informe usuário e senha na tela de login. Após autenticado, o sistema abre no Painel de Controle. Esqueceu a senha? Use o link </w:t>
-      </w:r>
-      <w:r>
-        <w:rPr>
-          <w:b/>
-        </w:rPr>
-        <w:t>Esqueci minha senha</w:t>
-      </w:r>
-      <w:r>
-        <w:t>, logo abaixo do botão Entrar (seção 2.6).</w:t>
-      </w:r>
-    </w:p>
-    <w:p>
-      <w:pPr>
-        <w:shd w:val="clear" w:color="auto" w:fill="FFF3CD"/>
+      <w:bookmarkStart w:id="8" w:name="_Toc242867178"/>
+      <w:r>
+        <w:t>2.4 Sair</w:t>
+      </w:r>
+      <w:bookmarkEnd w:id="8"/>
+    </w:p>
+    <w:p>
+      <w:r>
+        <w:t>Botão Sair, no canto superior direito da barra de navegação, encerra a sessão.</w:t>
+      </w:r>
+    </w:p>
+    <w:p>
+      <w:pPr>
+        <w:pStyle w:val="Ttulo2"/>
+      </w:pPr>
+      <w:bookmarkStart w:id="9" w:name="_Toc242867179"/>
+      <w:r>
+        <w:t>2.5 Instalar como aplicativo (PWA)</w:t>
+      </w:r>
+      <w:bookmarkEnd w:id="9"/>
+    </w:p>
+    <w:p>
+      <w:r>
+        <w:t>O BolsaTrader pode ser instalado como um aplicativo no computador ou celular (sem precisar de loja de aplicativos). Quando o navegador permite a instalação, aparece o botão "⬇ Instalar app" no canto superior direito (usuário logado) ou flutuante no canto da tela (na tela de login). Clique nele e confirme a instalação — o sistema passa a abrir como um app independente, com ícone próprio.</w:t>
+      </w:r>
+    </w:p>
+    <w:p>
+      <w:pPr>
+        <w:shd w:val="clear" w:color="auto" w:fill="DCEEFB"/>
         <w:spacing w:before="80" w:after="200"/>
       </w:pPr>
       <w:r>
@@ -8508,224 +8637,78 @@
           <w:i/>
           <w:sz w:val="20"/>
         </w:rPr>
-        <w:t>⚠</w:t>
-      </w:r>
+        <w:t>ℹ A instalação como app exige que o site esteja em HTTPS (conexão segura). Em ambientes sem HTTPS configurado, o botão de instalação pode não aparecer — isso é uma limitação do navegador, não do BolsaTrader.</w:t>
+      </w:r>
+    </w:p>
+    <w:p>
+      <w:pPr>
+        <w:pStyle w:val="Ttulo2"/>
+      </w:pPr>
+      <w:bookmarkStart w:id="10" w:name="_Toc242867180"/>
+      <w:r>
+        <w:lastRenderedPageBreak/>
+        <w:t>2.6 Recuperar ou alterar a senha</w:t>
+      </w:r>
+      <w:bookmarkEnd w:id="10"/>
+    </w:p>
+    <w:p>
+      <w:r>
+        <w:rPr>
+          <w:b/>
+        </w:rPr>
+        <w:t xml:space="preserve">Esqueci minha senha: </w:t>
+      </w:r>
+      <w:r>
+        <w:t xml:space="preserve">na tela de login, clique em "Esqueci minha senha", informe o e-mail da sua conta e clique em </w:t>
+      </w:r>
+      <w:r>
+        <w:rPr>
+          <w:b/>
+        </w:rPr>
+        <w:t>Enviar link</w:t>
+      </w:r>
+      <w:r>
+        <w:t>. Em alguns minutos chega um e-mail com um link para criar a senha nova (confira também a caixa de spam). O link vale por 2 horas e só pode ser usado uma vez; se expirar, peça outro.</w:t>
+      </w:r>
+    </w:p>
+    <w:p>
+      <w:r>
+        <w:rPr>
+          <w:b/>
+        </w:rPr>
+        <w:t xml:space="preserve">Alterar a senha (já logado): </w:t>
+      </w:r>
+      <w:r>
+        <w:t xml:space="preserve">em Minha Conta, clique em </w:t>
+      </w:r>
+      <w:r>
+        <w:rPr>
+          <w:b/>
+        </w:rPr>
+        <w:t>🔑 Alterar senha</w:t>
+      </w:r>
+      <w:r>
+        <w:t>, informe a senha atual e digite a nova senha duas vezes.</w:t>
+      </w:r>
+    </w:p>
+    <w:p>
+      <w:pPr>
+        <w:shd w:val="clear" w:color="auto" w:fill="DCEEFB"/>
+        <w:spacing w:before="80" w:after="200"/>
+      </w:pPr>
       <w:r>
         <w:rPr>
           <w:i/>
           <w:sz w:val="20"/>
         </w:rPr>
-        <w:t xml:space="preserve"> Por segurança, depois de 5 senhas erradas seguidas para o mesmo usuário, o login fica bloqueado por 15 minutos — mesmo que a senha certa seja digitada nesse intervalo. Aguarde o tempo indicado na mensagem e tente de novo (os números são configuráveis, seção 19).</w:t>
+        <w:t>ℹ Por segurança, a tela de recuperação mostra a mesma mensagem exista ou não uma conta com o e-mail informado. Se o e-mail nunca chega, o envio de e-mails pode não estar configurado no servidor — fale com o administrador.</w:t>
       </w:r>
     </w:p>
     <w:p>
       <w:pPr>
         <w:pStyle w:val="Ttulo2"/>
       </w:pPr>
-      <w:bookmarkStart w:id="7" w:name="_Toc242723407"/>
-      <w:r>
-        <w:t>2.3 Minha Conta</w:t>
-      </w:r>
-      <w:bookmarkEnd w:id="7"/>
-    </w:p>
-    <w:p>
-      <w:r>
-        <w:t xml:space="preserve">Link na barra de navegação superior. Nela o usuário informa o número de WhatsApp de contato, o bot do Telegram que recebe os avisos de alerta e, só para consulta própria, o usuário, a senha e a assinatura eletrônica da corretora. O botão </w:t>
-      </w:r>
-      <w:r>
-        <w:rPr>
-          <w:b/>
-        </w:rPr>
-        <w:t>🔑</w:t>
-      </w:r>
-      <w:r>
-        <w:rPr>
-          <w:b/>
-        </w:rPr>
-        <w:t xml:space="preserve"> Alterar senha</w:t>
-      </w:r>
-      <w:r>
-        <w:t xml:space="preserve"> troca a senha de acesso ao BolsaTrader (seção 2.6).</w:t>
-      </w:r>
-    </w:p>
-    <w:p>
-      <w:pPr>
-        <w:shd w:val="clear" w:color="auto" w:fill="DCEEFB"/>
-        <w:spacing w:before="80" w:after="200"/>
-      </w:pPr>
-      <w:r>
-        <w:rPr>
-          <w:i/>
-          <w:sz w:val="20"/>
-        </w:rPr>
-        <w:t>ℹ</w:t>
-      </w:r>
-      <w:r>
-        <w:rPr>
-          <w:i/>
-          <w:sz w:val="20"/>
-        </w:rPr>
-        <w:t xml:space="preserve"> O login, a senha e a assinatura eletrônica da corretora e o token do bot do Telegram ficam gravados criptografados no banco de dados — mesmo quem tiver acesso ao banco ou a uma cópia de segurança não consegue lê-los. O BolsaTrader não acessa a corretora: esses dados ficam só para consulta do usuário.</w:t>
-      </w:r>
-    </w:p>
-    <w:p>
-      <w:pPr>
-        <w:shd w:val="clear" w:color="auto" w:fill="FADBD8"/>
-        <w:spacing w:before="80" w:after="200"/>
-      </w:pPr>
-      <w:r>
-        <w:rPr>
-          <w:i/>
-          <w:sz w:val="20"/>
-        </w:rPr>
-        <w:t>🛑</w:t>
-      </w:r>
-      <w:r>
-        <w:rPr>
-          <w:i/>
-          <w:sz w:val="20"/>
-        </w:rPr>
-        <w:t xml:space="preserve"> O cartão "Limpar dados do sistema", que apaga as operações, alertas e demais dados de TODOS os usuários, só aparece para o superusuário (administrador principal do sistema) e pede a senha dele para confirmar. Não pode ser desfeito.</w:t>
-      </w:r>
-    </w:p>
-    <w:p>
-      <w:pPr>
-        <w:pStyle w:val="Ttulo2"/>
-      </w:pPr>
-      <w:bookmarkStart w:id="8" w:name="_Toc242723408"/>
-      <w:r>
-        <w:t>2.4 Sair</w:t>
-      </w:r>
-      <w:bookmarkEnd w:id="8"/>
-    </w:p>
-    <w:p>
-      <w:r>
-        <w:t>Botão Sair, no canto superior direito da barra de navegação, encerra a sessão.</w:t>
-      </w:r>
-    </w:p>
-    <w:p>
-      <w:pPr>
-        <w:pStyle w:val="Ttulo2"/>
-      </w:pPr>
-      <w:bookmarkStart w:id="9" w:name="_Toc242723409"/>
-      <w:r>
-        <w:t>2.5 Instalar como aplicativo (PWA)</w:t>
-      </w:r>
-      <w:bookmarkEnd w:id="9"/>
-    </w:p>
-    <w:p>
-      <w:r>
-        <w:t>O BolsaTrader pode ser instalado como um aplicativo no computador ou celular (sem precisar de loja de aplicativos). Quando o navegador permite a instalação, aparece o botão "</w:t>
-      </w:r>
-      <w:r>
-        <w:t>⬇</w:t>
-      </w:r>
-      <w:r>
-        <w:t xml:space="preserve"> Instalar app" no canto superior direito (usuário logado) ou flutuante no canto da tela (na tela de login). Clique nele e confirme a instalação — o sistema passa a abrir como um app independente, com ícone próprio.</w:t>
-      </w:r>
-    </w:p>
-    <w:p>
-      <w:pPr>
-        <w:shd w:val="clear" w:color="auto" w:fill="DCEEFB"/>
-        <w:spacing w:before="80" w:after="200"/>
-      </w:pPr>
-      <w:r>
-        <w:rPr>
-          <w:i/>
-          <w:sz w:val="20"/>
-        </w:rPr>
-        <w:t>ℹ</w:t>
-      </w:r>
-      <w:r>
-        <w:rPr>
-          <w:i/>
-          <w:sz w:val="20"/>
-        </w:rPr>
-        <w:t xml:space="preserve"> A instalação como app exige que o site esteja em HTTPS (conexão segura). Em ambientes sem HTTPS configurado, o botão de instalação pode não aparecer — isso é uma limitação do navegador, não do BolsaTrader.</w:t>
-      </w:r>
-    </w:p>
-    <w:p>
-      <w:pPr>
-        <w:pStyle w:val="Ttulo2"/>
-      </w:pPr>
-      <w:bookmarkStart w:id="10" w:name="_Toc242723410"/>
-      <w:r>
-        <w:lastRenderedPageBreak/>
-        <w:t>2.6 Recuperar ou alterar a senha</w:t>
-      </w:r>
-      <w:bookmarkEnd w:id="10"/>
-    </w:p>
-    <w:p>
-      <w:r>
-        <w:rPr>
-          <w:b/>
-        </w:rPr>
-        <w:t xml:space="preserve">Esqueci minha senha: </w:t>
-      </w:r>
-      <w:r>
-        <w:t xml:space="preserve">na tela de login, clique em "Esqueci minha senha", informe o e-mail da sua conta e clique em </w:t>
-      </w:r>
-      <w:r>
-        <w:rPr>
-          <w:b/>
-        </w:rPr>
-        <w:t>Enviar link</w:t>
-      </w:r>
-      <w:r>
-        <w:t>. Em alguns minutos chega um e-mail com um link para criar a senha nova (confira também a caixa de spam). O link vale por 2 horas e só pode ser usado uma vez; se expirar, peça outro.</w:t>
-      </w:r>
-    </w:p>
-    <w:p>
-      <w:r>
-        <w:rPr>
-          <w:b/>
-        </w:rPr>
-        <w:t xml:space="preserve">Alterar a senha (já logado): </w:t>
-      </w:r>
-      <w:r>
-        <w:t xml:space="preserve">em Minha Conta, clique em </w:t>
-      </w:r>
-      <w:r>
-        <w:rPr>
-          <w:b/>
-        </w:rPr>
-        <w:t>🔑</w:t>
-      </w:r>
-      <w:r>
-        <w:rPr>
-          <w:b/>
-        </w:rPr>
-        <w:t xml:space="preserve"> Alterar senha</w:t>
-      </w:r>
-      <w:r>
-        <w:t>, informe a senha atual e digite a nova senha duas vezes.</w:t>
-      </w:r>
-    </w:p>
-    <w:p>
-      <w:pPr>
-        <w:shd w:val="clear" w:color="auto" w:fill="DCEEFB"/>
-        <w:spacing w:before="80" w:after="200"/>
-      </w:pPr>
-      <w:r>
-        <w:rPr>
-          <w:i/>
-          <w:sz w:val="20"/>
-        </w:rPr>
-        <w:t>ℹ</w:t>
-      </w:r>
-      <w:r>
-        <w:rPr>
-          <w:i/>
-          <w:sz w:val="20"/>
-        </w:rPr>
-        <w:t xml:space="preserve"> Por segurança, a tela de recuperação mostra a mesma mensagem exista ou não uma conta com o e-mail informado. Se o e-mail nunca chega, o envio de e-mails pode não estar configurado no servidor — fale com o administrador.</w:t>
-      </w:r>
-    </w:p>
-    <w:p>
-      <w:pPr>
-        <w:pStyle w:val="Ttulo2"/>
-      </w:pPr>
-      <w:bookmarkStart w:id="11" w:name="_Toc242723411"/>
+      <w:bookmarkStart w:id="11" w:name="_Toc242867181"/>
       <w:r>
         <w:t>2.7 Perfis de acesso</w:t>
       </w:r>
@@ -8792,7 +8775,7 @@
       <w:pPr>
         <w:pStyle w:val="Ttulo1"/>
       </w:pPr>
-      <w:bookmarkStart w:id="12" w:name="_Toc242723412"/>
+      <w:bookmarkStart w:id="12" w:name="_Toc242867182"/>
       <w:r>
         <w:lastRenderedPageBreak/>
         <w:t>3. Navegação Geral</w:t>
@@ -9066,13 +9049,7 @@
               <w:rPr>
                 <w:sz w:val="19"/>
               </w:rPr>
-              <w:t>🛰</w:t>
-            </w:r>
-            <w:r>
-              <w:rPr>
-                <w:sz w:val="19"/>
-              </w:rPr>
-              <w:t>️</w:t>
+              <w:t>🛰️</w:t>
             </w:r>
           </w:p>
         </w:tc>
@@ -9336,13 +9313,7 @@
               <w:rPr>
                 <w:sz w:val="19"/>
               </w:rPr>
-              <w:t>🏛</w:t>
-            </w:r>
-            <w:r>
-              <w:rPr>
-                <w:sz w:val="19"/>
-              </w:rPr>
-              <w:t>️</w:t>
+              <w:t>🏛️</w:t>
             </w:r>
           </w:p>
         </w:tc>
@@ -9474,13 +9445,7 @@
               <w:rPr>
                 <w:sz w:val="19"/>
               </w:rPr>
-              <w:t>🗂</w:t>
-            </w:r>
-            <w:r>
-              <w:rPr>
-                <w:sz w:val="19"/>
-              </w:rPr>
-              <w:t>️</w:t>
+              <w:t>🗂️</w:t>
             </w:r>
           </w:p>
         </w:tc>
@@ -9651,13 +9616,7 @@
     </w:p>
     <w:p>
       <w:r>
-        <w:t>No rodapé de várias telas aparece o badge de horário da B3 (</w:t>
-      </w:r>
-      <w:r>
-        <w:t>🟢</w:t>
-      </w:r>
-      <w:r>
-        <w:t xml:space="preserve"> mercado aberto / ⚪ mercado fechado), calculado a partir do horário de negociação configurado no sistema (por padrão, 10h às 17h em dias úteis).</w:t>
+        <w:t>No rodapé de várias telas aparece o badge de horário da B3 (🟢 mercado aberto / ⚪ mercado fechado), calculado a partir do horário de negociação configurado no sistema (por padrão, 10h às 17h em dias úteis).</w:t>
       </w:r>
     </w:p>
     <w:p>
@@ -9669,7 +9628,7 @@
       <w:pPr>
         <w:pStyle w:val="Ttulo2"/>
       </w:pPr>
-      <w:bookmarkStart w:id="13" w:name="_Toc242723413"/>
+      <w:bookmarkStart w:id="13" w:name="_Toc242867183"/>
       <w:r>
         <w:t>3.1 Comando de voz</w:t>
       </w:r>
@@ -9677,13 +9636,7 @@
     </w:p>
     <w:p>
       <w:r>
-        <w:t xml:space="preserve">No cabeçalho, ao lado do nome do usuário, há o botão </w:t>
-      </w:r>
-      <w:r>
-        <w:t>🎤</w:t>
-      </w:r>
-      <w:r>
-        <w:t xml:space="preserve">. Clique nele (ou use o atalho Ctrl+Espaço), fale um comando em português e o sistema abre a tela correspondente. Enquanto escuta, o botão pulsa em vermelho </w:t>
+        <w:t xml:space="preserve">No cabeçalho, ao lado do nome do usuário, há o botão 🎤. Clique nele (ou use o atalho Ctrl+Espaço), fale um comando em português e o sistema abre a tela correspondente. Enquanto escuta, o botão pulsa em vermelho </w:t>
       </w:r>
       <w:r>
         <w:lastRenderedPageBreak/>
@@ -9747,28 +9700,150 @@
           <w:i/>
           <w:sz w:val="20"/>
         </w:rPr>
-        <w:t>ℹ</w:t>
-      </w:r>
+        <w:t>ℹ O comando de voz funciona no Google Chrome e no Microsoft Edge (computador e Android); em navegadores sem suporte, como o Firefox, o botão 🎤 não aparece. Na primeira vez o navegador pede permissão para usar o microfone, e fora do computador local o site precisa estar em HTTPS. O reconhecimento da fala é feito pelo serviço do navegador (no Chrome, servidores do Google).</w:t>
+      </w:r>
+    </w:p>
+    <w:p>
+      <w:r>
+        <w:br w:type="page"/>
+      </w:r>
+    </w:p>
+    <w:p>
+      <w:pPr>
+        <w:pStyle w:val="Ttulo1"/>
+      </w:pPr>
+      <w:bookmarkStart w:id="14" w:name="_Toc242867184"/>
+      <w:r>
+        <w:lastRenderedPageBreak/>
+        <w:t>4. Painel de Controle (Dashboard)</w:t>
+      </w:r>
+      <w:bookmarkEnd w:id="14"/>
+    </w:p>
+    <w:p>
+      <w:r>
+        <w:t>É a tela inicial após o login — dá uma visão consolidada e rápida da carteira.</w:t>
+      </w:r>
+    </w:p>
+    <w:p>
+      <w:pPr>
+        <w:pStyle w:val="Ttulo2"/>
+      </w:pPr>
+      <w:bookmarkStart w:id="15" w:name="_Toc242867185"/>
+      <w:r>
+        <w:t>4.1 Cartões de resumo</w:t>
+      </w:r>
+      <w:bookmarkEnd w:id="15"/>
+    </w:p>
+    <w:p>
+      <w:pPr>
+        <w:pStyle w:val="Commarcadores"/>
+      </w:pPr>
+      <w:r>
+        <w:rPr>
+          <w:b/>
+        </w:rPr>
+        <w:t>Ativos em carteira</w:t>
+      </w:r>
+      <w:r>
+        <w:t xml:space="preserve"> — quantidade de tickers diferentes efetivamente comprados.</w:t>
+      </w:r>
+    </w:p>
+    <w:p>
+      <w:pPr>
+        <w:pStyle w:val="Commarcadores"/>
+      </w:pPr>
+      <w:r>
+        <w:rPr>
+          <w:b/>
+        </w:rPr>
+        <w:t>Valor investido</w:t>
+      </w:r>
+      <w:r>
+        <w:t xml:space="preserve"> — soma do capital aplicado nas posições compradas.</w:t>
+      </w:r>
+    </w:p>
+    <w:p>
+      <w:pPr>
+        <w:pStyle w:val="Commarcadores"/>
+      </w:pPr>
+      <w:r>
+        <w:rPr>
+          <w:b/>
+        </w:rPr>
+        <w:t>Valor atual</w:t>
+      </w:r>
+      <w:r>
+        <w:t xml:space="preserve"> — soma do valor de mercado atual dessas posições.</w:t>
+      </w:r>
+    </w:p>
+    <w:p>
+      <w:pPr>
+        <w:pStyle w:val="Commarcadores"/>
+      </w:pPr>
+      <w:r>
+        <w:rPr>
+          <w:b/>
+        </w:rPr>
+        <w:t>Lucro / Perda</w:t>
+      </w:r>
+      <w:r>
+        <w:t xml:space="preserve"> — diferença entre valor atual e valor investido, em R$ e em %.</w:t>
+      </w:r>
+    </w:p>
+    <w:p>
+      <w:pPr>
+        <w:pStyle w:val="Commarcadores"/>
+      </w:pPr>
+      <w:r>
+        <w:t>Ibovespa — pontuação de fechamento do índice e variação percentual em relação ao pregão anterior, sempre do dia de hoje; sem cotação de hoje ainda registrada, mostra "sem dados" com um atalho "🔄 Atualizar agora".</w:t>
+      </w:r>
+    </w:p>
+    <w:p>
+      <w:pPr>
+        <w:pStyle w:val="Ttulo2"/>
+      </w:pPr>
+      <w:bookmarkStart w:id="16" w:name="_Toc242867186"/>
+      <w:r>
+        <w:t>4.2 Sua carteira x mercado</w:t>
+      </w:r>
+      <w:bookmarkEnd w:id="16"/>
+    </w:p>
+    <w:p>
+      <w:r>
+        <w:t>Compara o retorno percentual da carteira comprada com o retorno do Ibovespa e do CDI acumulado no mesmo período — ajuda a responder "valeu a pena operar ativamente, ou seria melhor deixar o dinheiro no índice ou na renda fixa?". O período começa na data de abertura da posição comprada mais antiga (limitado a 90 dias) e vai até hoje.</w:t>
+      </w:r>
+    </w:p>
+    <w:p>
+      <w:r>
+        <w:t>Quando o Ibovespa ou o CDI aparecem como "sem dados", clique no botão "🔄 Atualizar benchmarks (Ibovespa / CDI)" que aparece no lugar do indicador — ele busca o histórico mais recente dessas duas referências e recarrega a comparação.</w:t>
+      </w:r>
+    </w:p>
+    <w:p>
+      <w:pPr>
+        <w:shd w:val="clear" w:color="auto" w:fill="DCEEFB"/>
+        <w:spacing w:before="80" w:after="200"/>
+      </w:pPr>
       <w:r>
         <w:rPr>
           <w:i/>
           <w:sz w:val="20"/>
         </w:rPr>
-        <w:t xml:space="preserve"> O comando de voz funciona no Google Chrome e no Microsoft Edge (computador e Android); em navegadores sem suporte, como o Firefox, o botão </w:t>
-      </w:r>
-      <w:r>
-        <w:rPr>
-          <w:i/>
-          <w:sz w:val="20"/>
-        </w:rPr>
-        <w:t>🎤</w:t>
-      </w:r>
-      <w:r>
-        <w:rPr>
-          <w:i/>
-          <w:sz w:val="20"/>
-        </w:rPr>
-        <w:t xml:space="preserve"> não aparece. Na primeira vez o navegador pede permissão para usar o microfone, e fora do computador local o site precisa estar em HTTPS. O reconhecimento da fala é feito pelo serviço do navegador (no Chrome, servidores do Google).</w:t>
+        <w:t>ℹ Esse mesmo bloco e o mesmo botão de atualização também aparecem na tela Posições em Carteira.</w:t>
+      </w:r>
+    </w:p>
+    <w:p>
+      <w:pPr>
+        <w:pStyle w:val="Ttulo2"/>
+      </w:pPr>
+      <w:bookmarkStart w:id="17" w:name="_Toc242867187"/>
+      <w:r>
+        <w:t>4.3 Posições em carteira</w:t>
+      </w:r>
+      <w:bookmarkEnd w:id="17"/>
+    </w:p>
+    <w:p>
+      <w:r>
+        <w:t>Mostra só os ativos efetivamente comprados (mesma tabela da aba Compradas de Posições em Carteira, seção 6.2, sem a coluna Ação) — reservas não aparecem aqui; para acompanhar reservas, use Posições em Carteira ou Minhas Operações. Os selos visuais continuam: 🤖 Robô (posição originada automaticamente pelo robô consultor) e 🎯 Meta atingida — vender.</w:t>
       </w:r>
     </w:p>
     <w:p>
@@ -9778,183 +9853,9 @@
     </w:p>
     <w:p>
       <w:pPr>
-        <w:pStyle w:val="Ttulo1"/>
-      </w:pPr>
-      <w:bookmarkStart w:id="14" w:name="_Toc242723414"/>
-      <w:r>
-        <w:lastRenderedPageBreak/>
-        <w:t>4. Painel de Controle (Dashboard)</w:t>
-      </w:r>
-      <w:bookmarkEnd w:id="14"/>
-    </w:p>
-    <w:p>
-      <w:r>
-        <w:t>É a tela inicial após o login — dá uma visão consolidada e rápida da carteira.</w:t>
-      </w:r>
-    </w:p>
-    <w:p>
-      <w:pPr>
         <w:pStyle w:val="Ttulo2"/>
       </w:pPr>
-      <w:bookmarkStart w:id="15" w:name="_Toc242723415"/>
-      <w:r>
-        <w:t>4.1 Cartões de resumo</w:t>
-      </w:r>
-      <w:bookmarkEnd w:id="15"/>
-    </w:p>
-    <w:p>
-      <w:pPr>
-        <w:pStyle w:val="Commarcadores"/>
-      </w:pPr>
-      <w:r>
-        <w:rPr>
-          <w:b/>
-        </w:rPr>
-        <w:t>Ativos em carteira</w:t>
-      </w:r>
-      <w:r>
-        <w:t xml:space="preserve"> — quantidade de tickers diferentes efetivamente comprados.</w:t>
-      </w:r>
-    </w:p>
-    <w:p>
-      <w:pPr>
-        <w:pStyle w:val="Commarcadores"/>
-      </w:pPr>
-      <w:r>
-        <w:rPr>
-          <w:b/>
-        </w:rPr>
-        <w:t>Valor investido</w:t>
-      </w:r>
-      <w:r>
-        <w:t xml:space="preserve"> — soma do capital aplicado nas posições compradas.</w:t>
-      </w:r>
-    </w:p>
-    <w:p>
-      <w:pPr>
-        <w:pStyle w:val="Commarcadores"/>
-      </w:pPr>
-      <w:r>
-        <w:rPr>
-          <w:b/>
-        </w:rPr>
-        <w:t>Valor atual</w:t>
-      </w:r>
-      <w:r>
-        <w:t xml:space="preserve"> — soma do valor de mercado atual dessas posições.</w:t>
-      </w:r>
-    </w:p>
-    <w:p>
-      <w:pPr>
-        <w:pStyle w:val="Commarcadores"/>
-      </w:pPr>
-      <w:r>
-        <w:rPr>
-          <w:b/>
-        </w:rPr>
-        <w:t>Lucro / Perda</w:t>
-      </w:r>
-      <w:r>
-        <w:t xml:space="preserve"> — diferença entre valor atual e valor investido, em R$ e em %.</w:t>
-      </w:r>
-    </w:p>
-    <w:p>
-      <w:pPr>
-        <w:pStyle w:val="Commarcadores"/>
-      </w:pPr>
-      <w:r>
-        <w:t>Ibovespa — pontuação de fechamento do índice e variação percentual em relação ao pregão anterior, sempre do dia de hoje; sem cotação de hoje ainda registrada, mostra "sem dados" com um atalho "</w:t>
-      </w:r>
-      <w:r>
-        <w:t>🔄</w:t>
-      </w:r>
-      <w:r>
-        <w:t xml:space="preserve"> Atualizar agora".</w:t>
-      </w:r>
-    </w:p>
-    <w:p>
-      <w:pPr>
-        <w:pStyle w:val="Ttulo2"/>
-      </w:pPr>
-      <w:bookmarkStart w:id="16" w:name="_Toc242723416"/>
-      <w:r>
-        <w:t>4.2 Sua carteira x mercado</w:t>
-      </w:r>
-      <w:bookmarkEnd w:id="16"/>
-    </w:p>
-    <w:p>
-      <w:r>
-        <w:t>Compara o retorno percentual da carteira comprada com o retorno do Ibovespa e do CDI acumulado no mesmo período — ajuda a responder "valeu a pena operar ativamente, ou seria melhor deixar o dinheiro no índice ou na renda fixa?". O período começa na data de abertura da posição comprada mais antiga (limitado a 90 dias) e vai até hoje.</w:t>
-      </w:r>
-    </w:p>
-    <w:p>
-      <w:r>
-        <w:t>Quando o Ibovespa ou o CDI aparecem como "sem dados", clique no botão "</w:t>
-      </w:r>
-      <w:r>
-        <w:t>🔄</w:t>
-      </w:r>
-      <w:r>
-        <w:t xml:space="preserve"> Atualizar benchmarks (Ibovespa / CDI)" que aparece no lugar do indicador — ele busca o histórico mais recente dessas duas referências e recarrega a comparação.</w:t>
-      </w:r>
-    </w:p>
-    <w:p>
-      <w:pPr>
-        <w:shd w:val="clear" w:color="auto" w:fill="DCEEFB"/>
-        <w:spacing w:before="80" w:after="200"/>
-      </w:pPr>
-      <w:r>
-        <w:rPr>
-          <w:i/>
-          <w:sz w:val="20"/>
-        </w:rPr>
-        <w:t>ℹ</w:t>
-      </w:r>
-      <w:r>
-        <w:rPr>
-          <w:i/>
-          <w:sz w:val="20"/>
-        </w:rPr>
-        <w:t xml:space="preserve"> Esse mesmo bloco e o mesmo botão de atualização também aparecem na tela Posições em Carteira.</w:t>
-      </w:r>
-    </w:p>
-    <w:p>
-      <w:pPr>
-        <w:pStyle w:val="Ttulo2"/>
-      </w:pPr>
-      <w:bookmarkStart w:id="17" w:name="_Toc242723417"/>
-      <w:r>
-        <w:t>4.3 Posições em carteira</w:t>
-      </w:r>
-      <w:bookmarkEnd w:id="17"/>
-    </w:p>
-    <w:p>
-      <w:r>
-        <w:t xml:space="preserve">Mostra só os ativos efetivamente comprados (mesma tabela da aba Compradas de Posições em Carteira, seção 6.2, sem a coluna Ação) — reservas não aparecem aqui; para acompanhar reservas, use Posições em Carteira ou Minhas Operações. Os selos visuais continuam: </w:t>
-      </w:r>
-      <w:r>
-        <w:t>🤖</w:t>
-      </w:r>
-      <w:r>
-        <w:t xml:space="preserve"> Robô (posição originada automaticamente pelo robô consultor) e </w:t>
-      </w:r>
-      <w:r>
-        <w:t>🎯</w:t>
-      </w:r>
-      <w:r>
-        <w:t xml:space="preserve"> Meta atingida — vender.</w:t>
-      </w:r>
-    </w:p>
-    <w:p>
-      <w:r>
-        <w:br w:type="page"/>
-      </w:r>
-    </w:p>
-    <w:p>
-      <w:pPr>
-        <w:pStyle w:val="Ttulo2"/>
-      </w:pPr>
-      <w:bookmarkStart w:id="18" w:name="_Toc242723418"/>
+      <w:bookmarkStart w:id="18" w:name="_Toc242867188"/>
       <w:r>
         <w:lastRenderedPageBreak/>
         <w:t>4.4 Variações de hoje e atualização automática</w:t>
@@ -9968,17 +9869,14 @@
     </w:p>
     <w:p>
       <w:r>
-        <w:t>ℹ</w:t>
-      </w:r>
-      <w:r>
-        <w:t xml:space="preserve"> O Painel verifica sozinho, a cada 30 segundos, se as cotações foram atualizadas em segundo plano (pelo agendador embutido no servidor ou pelo comando "atualizar_cotacoes --loop") e recarrega a tela automaticamente quando percebe uma atualização mais nova — não é preciso apertar F5 para ver a grid e o gráfico em dia.</w:t>
+        <w:t>ℹ O Painel verifica sozinho, a cada 30 segundos, se as cotações foram atualizadas em segundo plano (pelo agendador embutido no servidor ou pelo comando "atualizar_cotacoes --loop") e recarrega a tela automaticamente quando percebe uma atualização mais nova — não é preciso apertar F5 para ver a grid e o gráfico em dia.</w:t>
       </w:r>
     </w:p>
     <w:p>
       <w:pPr>
         <w:pStyle w:val="Ttulo2"/>
       </w:pPr>
-      <w:bookmarkStart w:id="19" w:name="_Toc242723419"/>
+      <w:bookmarkStart w:id="19" w:name="_Toc242867189"/>
       <w:r>
         <w:t>4.5 Registros recentes</w:t>
       </w:r>
@@ -9993,7 +9891,7 @@
       <w:pPr>
         <w:pStyle w:val="Ttulo2"/>
       </w:pPr>
-      <w:bookmarkStart w:id="20" w:name="_Toc242723420"/>
+      <w:bookmarkStart w:id="20" w:name="_Toc242867190"/>
       <w:r>
         <w:t>4.6 Alertas recentes</w:t>
       </w:r>
@@ -10008,7 +9906,7 @@
       <w:pPr>
         <w:pStyle w:val="Ttulo2"/>
       </w:pPr>
-      <w:bookmarkStart w:id="21" w:name="_Toc242723421"/>
+      <w:bookmarkStart w:id="21" w:name="_Toc242867191"/>
       <w:r>
         <w:t>4.7 Sobre o desenvolvedor</w:t>
       </w:r>
@@ -10023,7 +9921,7 @@
       <w:pPr>
         <w:pStyle w:val="Ttulo1"/>
       </w:pPr>
-      <w:bookmarkStart w:id="22" w:name="_Toc242723422"/>
+      <w:bookmarkStart w:id="22" w:name="_Toc242867192"/>
       <w:r>
         <w:t>5. Minhas Operações</w:t>
       </w:r>
@@ -10038,7 +9936,7 @@
       <w:pPr>
         <w:pStyle w:val="Ttulo2"/>
       </w:pPr>
-      <w:bookmarkStart w:id="23" w:name="_Toc242723423"/>
+      <w:bookmarkStart w:id="23" w:name="_Toc242867193"/>
       <w:r>
         <w:t>5.1 Registrar uma nova compra ou reserva</w:t>
       </w:r>
@@ -10395,41 +10293,27 @@
           <w:sz w:val="20"/>
         </w:rPr>
         <w:lastRenderedPageBreak/>
-        <w:t>⚠</w:t>
-      </w:r>
+        <w:t>⚠ O sistema tem um limite configurável de quantos ativos DIFERENTES podem estar comprados ao mesmo tempo (padrão: 10). O limite vale só para compra de verdade — registrar uma reserva não consome essa cota. Ao tentar comprar um ativo novo além do limite, o formulário recusa o registro e explica a regra.</w:t>
+      </w:r>
+    </w:p>
+    <w:p>
+      <w:pPr>
+        <w:shd w:val="clear" w:color="auto" w:fill="DCEEFB"/>
+        <w:spacing w:before="80" w:after="200"/>
+      </w:pPr>
       <w:r>
         <w:rPr>
           <w:i/>
           <w:sz w:val="20"/>
         </w:rPr>
-        <w:t xml:space="preserve"> O sistema tem um limite configurável de quantos ativos DIFERENTES podem estar comprados ao mesmo tempo (padrão: 10). O limite vale só para compra de verdade — registrar uma reserva não consome essa cota. Ao tentar comprar um ativo novo além do limite, o formulário recusa o registro e explica a regra.</w:t>
-      </w:r>
-    </w:p>
-    <w:p>
-      <w:pPr>
-        <w:shd w:val="clear" w:color="auto" w:fill="DCEEFB"/>
-        <w:spacing w:before="80" w:after="200"/>
-      </w:pPr>
-      <w:r>
-        <w:rPr>
-          <w:i/>
-          <w:sz w:val="20"/>
-        </w:rPr>
-        <w:t>ℹ</w:t>
-      </w:r>
-      <w:r>
-        <w:rPr>
-          <w:i/>
-          <w:sz w:val="20"/>
-        </w:rPr>
-        <w:t xml:space="preserve"> Antes de salvar uma compra, use a Calculadora de risco, logo abaixo do formulário: ela sugere o stop e a quantidade de ações pelo risco aceitável, e preenche a quantidade e as metas de lucro/perda com um clique (seção 22.2).</w:t>
+        <w:t>ℹ Antes de salvar uma compra, use a Calculadora de risco, logo abaixo do formulário: ela sugere o stop e a quantidade de ações pelo risco aceitável, e preenche a quantidade e as metas de lucro/perda com um clique (seção 22.2).</w:t>
       </w:r>
     </w:p>
     <w:p>
       <w:pPr>
         <w:pStyle w:val="Ttulo2"/>
       </w:pPr>
-      <w:bookmarkStart w:id="24" w:name="_Toc242723424"/>
+      <w:bookmarkStart w:id="24" w:name="_Toc242867194"/>
       <w:r>
         <w:t>5.2 Efetivar uma reserva como compra</w:t>
       </w:r>
@@ -10444,7 +10328,7 @@
       <w:pPr>
         <w:pStyle w:val="Ttulo2"/>
       </w:pPr>
-      <w:bookmarkStart w:id="25" w:name="_Toc242723425"/>
+      <w:bookmarkStart w:id="25" w:name="_Toc242867195"/>
       <w:r>
         <w:t>5.3 Vender um lote (total ou parcial)</w:t>
       </w:r>
@@ -10655,21 +10539,14 @@
           <w:i/>
           <w:sz w:val="20"/>
         </w:rPr>
-        <w:t>ℹ</w:t>
-      </w:r>
-      <w:r>
-        <w:rPr>
-          <w:i/>
-          <w:sz w:val="20"/>
-        </w:rPr>
-        <w:t xml:space="preserve"> Se o ativo vendido tiver registros de cotação (seção 11.6), logo depois de salvar a venda o sistema pergunta "Deseja excluir os registros de cotação deste ativo?". Sim exclui todos os registros daquele ativo; Não os mantém. Em vendas parciais, a tela avisa que ainda há saldo em carteira — os registros voltam a ser gravados nas próximas atualizações.</w:t>
+        <w:t>ℹ Se o ativo vendido tiver registros de cotação (seção 11.6), logo depois de salvar a venda o sistema pergunta "Deseja excluir os registros de cotação deste ativo?". Sim exclui todos os registros daquele ativo; Não os mantém. Em vendas parciais, a tela avisa que ainda há saldo em carteira — os registros voltam a ser gravados nas próximas atualizações.</w:t>
       </w:r>
     </w:p>
     <w:p>
       <w:pPr>
         <w:pStyle w:val="Ttulo2"/>
       </w:pPr>
-      <w:bookmarkStart w:id="26" w:name="_Toc242723426"/>
+      <w:bookmarkStart w:id="26" w:name="_Toc242867196"/>
       <w:r>
         <w:t>5.4 Editar ou excluir uma operação</w:t>
       </w:r>
@@ -10682,20 +10559,14 @@
     </w:p>
     <w:p>
       <w:r>
-        <w:t xml:space="preserve">Na aba Em carteira, o botão </w:t>
-      </w:r>
-      <w:r>
-        <w:t>📈</w:t>
-      </w:r>
-      <w:r>
-        <w:t xml:space="preserve"> ao lado do ticker abre, em popup, o gráfico dos registros de cotação do ativo, com o preço de compra e o alvo (meta de lucro) daquele lote como linhas de referência (seção 11.7).</w:t>
+        <w:t>Na aba Em carteira, o botão 📈 ao lado do ticker abre, em popup, o gráfico dos registros de cotação do ativo, com o preço de compra e o alvo (meta de lucro) daquele lote como linhas de referência (seção 11.7).</w:t>
       </w:r>
     </w:p>
     <w:p>
       <w:pPr>
         <w:pStyle w:val="Ttulo2"/>
       </w:pPr>
-      <w:bookmarkStart w:id="27" w:name="_Toc242723427"/>
+      <w:bookmarkStart w:id="27" w:name="_Toc242867197"/>
       <w:r>
         <w:t>5.5 Abas, filtros e resumo</w:t>
       </w:r>
@@ -10719,7 +10590,7 @@
       <w:pPr>
         <w:pStyle w:val="Ttulo2"/>
       </w:pPr>
-      <w:bookmarkStart w:id="28" w:name="_Toc242723428"/>
+      <w:bookmarkStart w:id="28" w:name="_Toc242867198"/>
       <w:r>
         <w:t>5.6 Exportar relatório (Excel / PDF)</w:t>
       </w:r>
@@ -10727,19 +10598,7 @@
     </w:p>
     <w:p>
       <w:r>
-        <w:t>Os botões "</w:t>
-      </w:r>
-      <w:r>
-        <w:t>⬇</w:t>
-      </w:r>
-      <w:r>
-        <w:t xml:space="preserve"> Exportar Excel" e "</w:t>
-      </w:r>
-      <w:r>
-        <w:t>⬇</w:t>
-      </w:r>
-      <w:r>
-        <w:t xml:space="preserve"> Exportar PDF" respeitam os filtros de data e ativo ativos no momento e geram um relatório com três seções, espelhando as três abas da tela:</w:t>
+        <w:t>Os botões "⬇ Exportar Excel" e "⬇ Exportar PDF" respeitam os filtros de data e ativo ativos no momento e geram um relatório com três seções, espelhando as três abas da tela:</w:t>
       </w:r>
     </w:p>
     <w:tbl>
@@ -10905,7 +10764,7 @@
       <w:pPr>
         <w:pStyle w:val="Ttulo1"/>
       </w:pPr>
-      <w:bookmarkStart w:id="29" w:name="_Toc242723429"/>
+      <w:bookmarkStart w:id="29" w:name="_Toc242867199"/>
       <w:r>
         <w:lastRenderedPageBreak/>
         <w:t>6. Posições em Carteira</w:t>
@@ -10921,7 +10780,7 @@
       <w:pPr>
         <w:pStyle w:val="Ttulo2"/>
       </w:pPr>
-      <w:bookmarkStart w:id="30" w:name="_Toc242723430"/>
+      <w:bookmarkStart w:id="30" w:name="_Toc242867200"/>
       <w:r>
         <w:t>6.1 Ações rápidas</w:t>
       </w:r>
@@ -10929,41 +10788,14 @@
     </w:p>
     <w:p>
       <w:r>
-        <w:t xml:space="preserve">Um só cartão no topo da tela reúne os atalhos mais usados: Atualizar cotações agora, + Nova compra/venda, </w:t>
-      </w:r>
-      <w:r>
-        <w:t>🗂</w:t>
-      </w:r>
-      <w:r>
-        <w:t>️</w:t>
-      </w:r>
-      <w:r>
-        <w:t xml:space="preserve"> Histórico de Atualizações, </w:t>
-      </w:r>
-      <w:r>
-        <w:t>🔎</w:t>
-      </w:r>
-      <w:r>
-        <w:t xml:space="preserve"> Scanner Técnico (seção 18), Ver análise de mercado, Ver histórico e gráficos, Notícias do Mercado e, quando existem posições, </w:t>
-      </w:r>
-      <w:r>
-        <w:t>⬇</w:t>
-      </w:r>
-      <w:r>
-        <w:t xml:space="preserve"> Exportar Excel / </w:t>
-      </w:r>
-      <w:r>
-        <w:t>⬇</w:t>
-      </w:r>
-      <w:r>
-        <w:t xml:space="preserve"> Exportar PDF. Logo abaixo, os badges de última atualização de cotações e de horário de negociação da B3.</w:t>
+        <w:t>Um só cartão no topo da tela reúne os atalhos mais usados: Atualizar cotações agora, + Nova compra/venda, 🗂️ Histórico de Atualizações, 🔎 Scanner Técnico (seção 18), Ver análise de mercado, Ver histórico e gráficos, Notícias do Mercado e, quando existem posições, ⬇ Exportar Excel / ⬇ Exportar PDF. Logo abaixo, os badges de última atualização de cotações e de horário de negociação da B3.</w:t>
       </w:r>
     </w:p>
     <w:p>
       <w:pPr>
         <w:pStyle w:val="Ttulo2"/>
       </w:pPr>
-      <w:bookmarkStart w:id="31" w:name="_Toc242723431"/>
+      <w:bookmarkStart w:id="31" w:name="_Toc242867201"/>
       <w:r>
         <w:t>6.2 Aba Compradas</w:t>
       </w:r>
@@ -10971,19 +10803,7 @@
     </w:p>
     <w:p>
       <w:r>
-        <w:t xml:space="preserve">Uma linha por ativo, com: dias em carteira, cotação atual (destacada), lucro/perda em %, lucro/perda por dia em carteira, lucro/perda em R$, quantidade, preço médio, valor investido, valor atual, metas de lucro/perda e tendência (Possível alta / Possível baixa / Estável / Aguardando histórico). Uma linha com fundo destacado indica meta de lucro atingida (selo </w:t>
-      </w:r>
-      <w:r>
-        <w:t>🎯</w:t>
-      </w:r>
-      <w:r>
-        <w:t xml:space="preserve"> Meta atingida — vender) ou posição originada pelo robô consultor (selo </w:t>
-      </w:r>
-      <w:r>
-        <w:t>🤖</w:t>
-      </w:r>
-      <w:r>
-        <w:t xml:space="preserve"> Robô).</w:t>
+        <w:t>Uma linha por ativo, com: dias em carteira, cotação atual (destacada), lucro/perda em %, lucro/perda por dia em carteira, lucro/perda em R$, quantidade, preço médio, valor investido, valor atual, metas de lucro/perda e tendência (Possível alta / Possível baixa / Estável / Aguardando histórico). Uma linha com fundo destacado indica meta de lucro atingida (selo 🎯 Meta atingida — vender) ou posição originada pelo robô consultor (selo 🤖 Robô).</w:t>
       </w:r>
     </w:p>
     <w:p>
@@ -10993,20 +10813,14 @@
     </w:p>
     <w:p>
       <w:r>
-        <w:t xml:space="preserve">O botão </w:t>
-      </w:r>
-      <w:r>
-        <w:t>📈</w:t>
-      </w:r>
-      <w:r>
-        <w:t xml:space="preserve"> ao lado do ticker abre, em popup, o gráfico dos registros de cotação do ativo, com o preço médio de compra e o alvo como linhas de referência (seção 11.7). O mesmo botão aparece na tabela de posições do Painel de Controle.</w:t>
+        <w:t>O botão 📈 ao lado do ticker abre, em popup, o gráfico dos registros de cotação do ativo, com o preço médio de compra e o alvo como linhas de referência (seção 11.7). O mesmo botão aparece na tabela de posições do Painel de Controle.</w:t>
       </w:r>
     </w:p>
     <w:p>
       <w:pPr>
         <w:pStyle w:val="Ttulo2"/>
       </w:pPr>
-      <w:bookmarkStart w:id="32" w:name="_Toc242723432"/>
+      <w:bookmarkStart w:id="32" w:name="_Toc242867202"/>
       <w:r>
         <w:t>6.3 Abas Reservadas e Reservadas pelo Robô</w:t>
       </w:r>
@@ -11014,29 +10828,14 @@
     </w:p>
     <w:p>
       <w:r>
-        <w:t xml:space="preserve">Mostram ativo, preço pretendido, cotação atual, variação desde a reserva, metas e tendência. A aba "Reservadas pelo Robô" reúne só as reservas criadas automaticamente pelo robô consultor (ver seção 7); quando o preço cai o suficiente, aparece o selo </w:t>
-      </w:r>
-      <w:r>
-        <w:t>📉</w:t>
-      </w:r>
-      <w:r>
-        <w:t xml:space="preserve"> Baixa atingida — comprar. Cada linha tem um botão </w:t>
-      </w:r>
-      <w:r>
-        <w:t>🗑</w:t>
-      </w:r>
-      <w:r>
-        <w:t>️</w:t>
-      </w:r>
-      <w:r>
-        <w:t xml:space="preserve"> para excluir aquela reserva diretamente desta tela.</w:t>
+        <w:t>Mostram ativo, preço pretendido, cotação atual, variação desde a reserva, metas e tendência. A aba "Reservadas pelo Robô" reúne só as reservas criadas automaticamente pelo robô consultor (ver seção 7); quando o preço cai o suficiente, aparece o selo 📉 Baixa atingida — comprar. Cada linha tem um botão 🗑️ para excluir aquela reserva diretamente desta tela.</w:t>
       </w:r>
     </w:p>
     <w:p>
       <w:pPr>
         <w:pStyle w:val="Ttulo2"/>
       </w:pPr>
-      <w:bookmarkStart w:id="33" w:name="_Toc242723433"/>
+      <w:bookmarkStart w:id="33" w:name="_Toc242867203"/>
       <w:r>
         <w:t>6.4 Sua carteira x mercado</w:t>
       </w:r>
@@ -11051,7 +10850,7 @@
       <w:pPr>
         <w:pStyle w:val="Ttulo2"/>
       </w:pPr>
-      <w:bookmarkStart w:id="34" w:name="_Toc242723434"/>
+      <w:bookmarkStart w:id="34" w:name="_Toc242867204"/>
       <w:r>
         <w:t>6.5 Concentração por setor</w:t>
       </w:r>
@@ -11066,7 +10865,7 @@
       <w:pPr>
         <w:pStyle w:val="Ttulo2"/>
       </w:pPr>
-      <w:bookmarkStart w:id="35" w:name="_Toc242723435"/>
+      <w:bookmarkStart w:id="35" w:name="_Toc242867205"/>
       <w:r>
         <w:t>6.6 Indicadores de risco</w:t>
       </w:r>
@@ -11078,12 +10877,72 @@
       </w:r>
     </w:p>
     <w:p>
+      <w:r>
+        <w:t>A aba também traz três visões da carteira inteira:</w:t>
+      </w:r>
+    </w:p>
+    <w:p>
+      <w:pPr>
+        <w:pStyle w:val="Commarcadores"/>
+      </w:pPr>
+      <w:r>
+        <w:rPr>
+          <w:b/>
+        </w:rPr>
+        <w:lastRenderedPageBreak/>
+        <w:t>Gráfico de rosca</w:t>
+      </w:r>
+      <w:r>
+        <w:t xml:space="preserve"> — no topo da aba, mostra quanto cada ativo representa da carteira: as 5 maiores posições e o restante somado em "Outros". No centro aparece o número de ativos; passando o mouse sobre uma fatia aparecem o ticker e o percentual.</w:t>
+      </w:r>
+    </w:p>
+    <w:p>
+      <w:pPr>
+        <w:pStyle w:val="Commarcadores"/>
+      </w:pPr>
+      <w:r>
+        <w:rPr>
+          <w:b/>
+        </w:rPr>
+        <w:t>Correlação entre os ativos</w:t>
+      </w:r>
+      <w:r>
+        <w:t xml:space="preserve"> — mapa de calor (até as 10 maiores posições) com o quanto os ativos sobem e caem juntos nos últimos 120 pregões: 1 = sempre juntos, 0 = sem relação, -1 = em sentidos opostos. Vermelho indica ativos que andam juntos e azul, sentidos opostos. A tela mostra a correlação média da carteira e avisa em amarelo os pares com correlação de 0,7 ou mais — vários ativos que andam juntos não diversificam: numa queda, caem todos.</w:t>
+      </w:r>
+    </w:p>
+    <w:p>
+      <w:pPr>
+        <w:pStyle w:val="Commarcadores"/>
+      </w:pPr>
+      <w:r>
+        <w:rPr>
+          <w:b/>
+        </w:rPr>
+        <w:t>Teste de estresse</w:t>
+      </w:r>
+      <w:r>
+        <w:t xml:space="preserve"> — o beta da carteira contra o Ibovespa (quanto ela tende a cair quando o Ibovespa cai 1%), a perda estimada em % e em R$ se o Ibovespa cair 10%, 20% ou 30%, e o pior dia, a pior semana e o pior mês que a carteira atual, com as mesmas quantidades, teria tido no último ano. Em "Beta de cada ativo" aparece o beta individual — acima de 1,2 o ativo oscila bem mais que o mercado.</w:t>
+      </w:r>
+    </w:p>
+    <w:p>
+      <w:pPr>
+        <w:shd w:val="clear" w:color="auto" w:fill="DCEEFB"/>
+        <w:spacing w:before="80" w:after="200"/>
+      </w:pPr>
+      <w:r>
+        <w:rPr>
+          <w:i/>
+          <w:sz w:val="20"/>
+        </w:rPr>
+        <w:t>ℹ Tudo é calculado com as cotações já salvas, sem consultar a API. O beta precisa do histórico do Ibovespa: se aparecer "Sem histórico do Ibovespa suficiente", clique em Atualizar benchmarks (Ibovespa / CDI) (seção 9.2). São estimativas pelo comportamento passado — numa crise de verdade as quedas costumam ser maiores.</w:t>
+      </w:r>
+    </w:p>
+    <w:p>
       <w:pPr>
         <w:pStyle w:val="Ttulo2"/>
       </w:pPr>
-      <w:bookmarkStart w:id="36" w:name="_Toc242723436"/>
-      <w:r>
-        <w:lastRenderedPageBreak/>
+      <w:bookmarkStart w:id="36" w:name="_Toc242867206"/>
+      <w:r>
         <w:t>6.7 Valor de compra x valor atual (histórico)</w:t>
       </w:r>
       <w:bookmarkEnd w:id="36"/>
@@ -11097,7 +10956,7 @@
       <w:pPr>
         <w:pStyle w:val="Ttulo2"/>
       </w:pPr>
-      <w:bookmarkStart w:id="37" w:name="_Toc242723437"/>
+      <w:bookmarkStart w:id="37" w:name="_Toc242867207"/>
       <w:r>
         <w:t>6.8 Exportar relatório (Excel / PDF)</w:t>
       </w:r>
@@ -11105,19 +10964,7 @@
     </w:p>
     <w:p>
       <w:r>
-        <w:t>Os botões "</w:t>
-      </w:r>
-      <w:r>
-        <w:t>⬇</w:t>
-      </w:r>
-      <w:r>
-        <w:t xml:space="preserve"> Exportar Excel" e "</w:t>
-      </w:r>
-      <w:r>
-        <w:t>⬇</w:t>
-      </w:r>
-      <w:r>
-        <w:t xml:space="preserve"> Exportar PDF" geram um relatório com a grid de posições e as três análises acima:</w:t>
+        <w:t>Os botões "⬇ Exportar Excel" e "⬇ Exportar PDF" geram um relatório com a grid de posições e as três análises acima:</w:t>
       </w:r>
     </w:p>
     <w:tbl>
@@ -11315,28 +11162,466 @@
           <w:i/>
           <w:sz w:val="20"/>
         </w:rPr>
-        <w:t>ℹ</w:t>
-      </w:r>
+        <w:t>ℹ O botão "🔎 Scanner Técnico", dentro do cartão Ações rápidas (seção 6.1) no topo desta tela, leva à análise técnica combinada de cada ativo em carteira, comprado ou reservado — ver seção 18.</w:t>
+      </w:r>
+    </w:p>
+    <w:p>
+      <w:r>
+        <w:br w:type="page"/>
+      </w:r>
+    </w:p>
+    <w:p>
+      <w:pPr>
+        <w:pStyle w:val="Ttulo1"/>
+      </w:pPr>
+      <w:bookmarkStart w:id="38" w:name="_Toc242867208"/>
+      <w:r>
+        <w:lastRenderedPageBreak/>
+        <w:t>7. Robô Consultor</w:t>
+      </w:r>
+      <w:bookmarkEnd w:id="38"/>
+    </w:p>
+    <w:p>
+      <w:r>
+        <w:t>O robô consultor é um mecanismo automático de análise técnica que roda toda vez que as cotações são atualizadas (seção 9.1). Ele não executa nenhuma ordem real de compra/venda — apenas gera alertas e, no caso de sinal de compra, registra uma reserva automática para facilitar o acompanhamento.</w:t>
+      </w:r>
+    </w:p>
+    <w:p>
+      <w:pPr>
+        <w:pStyle w:val="Ttulo2"/>
+      </w:pPr>
+      <w:bookmarkStart w:id="39" w:name="_Toc242867209"/>
+      <w:r>
+        <w:t>7.1 Como o robô decide</w:t>
+      </w:r>
+      <w:bookmarkEnd w:id="39"/>
+    </w:p>
+    <w:p>
+      <w:r>
+        <w:t>Para cada ativo acompanhado, o robô calcula três indicadores a partir do histórico de cotações diárias:</w:t>
+      </w:r>
+    </w:p>
+    <w:p>
+      <w:pPr>
+        <w:pStyle w:val="Commarcadores"/>
+      </w:pPr>
+      <w:r>
+        <w:rPr>
+          <w:b/>
+        </w:rPr>
+        <w:t>Tendência</w:t>
+      </w:r>
+      <w:r>
+        <w:t xml:space="preserve"> — compara a média móvel de curto prazo com a de longo prazo (Possível alta / Possível baixa / Estável).</w:t>
+      </w:r>
+    </w:p>
+    <w:p>
+      <w:pPr>
+        <w:pStyle w:val="Commarcadores"/>
+      </w:pPr>
+      <w:r>
+        <w:rPr>
+          <w:b/>
+        </w:rPr>
+        <w:t>RSI (Índice de Força Relativa)</w:t>
+      </w:r>
+      <w:r>
+        <w:t xml:space="preserve"> — mede se o ativo está sobrecomprado ou sobrevendido.</w:t>
+      </w:r>
+    </w:p>
+    <w:p>
+      <w:pPr>
+        <w:pStyle w:val="Commarcadores"/>
+      </w:pPr>
+      <w:r>
+        <w:rPr>
+          <w:b/>
+        </w:rPr>
+        <w:t>MACD</w:t>
+      </w:r>
+      <w:r>
+        <w:t xml:space="preserve"> — mede a força e a direção do movimento recente do preço.</w:t>
+      </w:r>
+    </w:p>
+    <w:p>
+      <w:r>
+        <w:t>O "sinal geral" soma quantos desses indicadores apontam para compra e quantos apontam para venda (votos de compra x votos de venda), visível na tela Análise de Mercado.</w:t>
+      </w:r>
+    </w:p>
+    <w:p>
+      <w:pPr>
+        <w:pStyle w:val="Ttulo2"/>
+      </w:pPr>
+      <w:bookmarkStart w:id="40" w:name="_Toc242867210"/>
+      <w:r>
+        <w:t>7.2 Regra do "já comprado"</w:t>
+      </w:r>
+      <w:bookmarkEnd w:id="40"/>
+    </w:p>
+    <w:p>
+      <w:r>
+        <w:t>Se o robô identificar um sinal de compra para um ativo que o usuário já possui em carteira (saldo comprado maior que zero), ele não gera um novo alerta nem uma nova reserva para esse ativo — evita sugerir comprar mais do que já se tem. Sinais de venda continuam sendo avaliados normalmente mesmo nesse caso.</w:t>
+      </w:r>
+    </w:p>
+    <w:p>
+      <w:pPr>
+        <w:pStyle w:val="Ttulo2"/>
+      </w:pPr>
+      <w:bookmarkStart w:id="41" w:name="_Toc242867211"/>
+      <w:r>
+        <w:t>7.3 Reserva automática</w:t>
+      </w:r>
+      <w:bookmarkEnd w:id="41"/>
+    </w:p>
+    <w:p>
+      <w:r>
+        <w:t>Quando o sinal de compra é válido (ativo ainda não comprado), o robô registra automaticamente uma reserva (tipo Reservar) no preço da cotação do momento, com a observação "Reserva automática do robô consultor...". Essa reserva aparece marcada com o selo 🤖 Robô em Minhas Operações, Posições em Carteira e Histórico e Gráficos, para diferenciá-la claramente de uma reserva cadastrada manualmente pelo usuário. Se já existir uma reserva para aquele ativo, o robô não duplica.</w:t>
+      </w:r>
+    </w:p>
+    <w:p>
+      <w:pPr>
+        <w:pStyle w:val="Ttulo2"/>
+      </w:pPr>
+      <w:bookmarkStart w:id="42" w:name="_Toc242867212"/>
+      <w:r>
+        <w:t>7.4 Backtesting do robô</w:t>
+      </w:r>
+      <w:bookmarkEnd w:id="42"/>
+    </w:p>
+    <w:p>
+      <w:r>
+        <w:t>A tela "Backtesting do Robô" simula, dia a dia, os sinais que o robô teria dado no passado (usando só o histórico de cotações já salvo) e confere o resultado N pregões depois — o número é ajustável no campo "Conferir o resultado quantos pregões depois do sinal?" (de 1 a 60, padrão 5). Um sinal de compra acerta quando o preço sobe mais que o custo da operação; um sinal de venda, quando o preço cai.</w:t>
+      </w:r>
+    </w:p>
+    <w:p>
+      <w:r>
+        <w:t xml:space="preserve">O ponto central é a comparação com a </w:t>
+      </w:r>
+      <w:r>
+        <w:rPr>
+          <w:b/>
+        </w:rPr>
+        <w:t>referência</w:t>
+      </w:r>
+      <w:r>
+        <w:t>: comprar em qualquer pregão do mesmo período, sem sinal nenhum. Em mercado de alta quase toda compra "acerta" — por isso uma taxa de acerto alta, sozinha, não prova nada. O robô só tem valor se acertar mais (e ganhar mais por operação) do que a referência. Os retornos já descontam o custo de compra + venda (padrão 0,1%, configurável — seção 19).</w:t>
+      </w:r>
+    </w:p>
+    <w:p>
+      <w:pPr>
+        <w:pStyle w:val="Commarcadores"/>
+      </w:pPr>
+      <w:r>
+        <w:rPr>
+          <w:b/>
+        </w:rPr>
+        <w:t>Resultado geral</w:t>
+      </w:r>
+      <w:r>
+        <w:t xml:space="preserve"> — cartão no topo que junta os sinais de todos os seus ativos: acerto e retorno médio do robô, acerto e retorno médio da referência e a vantagem do robô em pontos percentuais. É o número mais confiável da tela.</w:t>
+      </w:r>
+    </w:p>
+    <w:p>
+      <w:pPr>
+        <w:pStyle w:val="Commarcadores"/>
+      </w:pPr>
+      <w:r>
+        <w:rPr>
+          <w:b/>
+        </w:rPr>
+        <w:t>Por ativo</w:t>
+      </w:r>
+      <w:r>
+        <w:t xml:space="preserve"> — histórico disponível (pregões e período), veredito, taxas de acerto geral, de compra e de venda, retorno médio e a lista dos últimos sinais com data, preço, retorno e se acertou.</w:t>
+      </w:r>
+    </w:p>
+    <w:p>
+      <w:r>
+        <w:t>O veredito, por ativo e no resultado geral:</w:t>
+      </w:r>
+    </w:p>
+    <w:p>
+      <w:pPr>
+        <w:pStyle w:val="Commarcadores"/>
+      </w:pPr>
+      <w:r>
+        <w:rPr>
+          <w:b/>
+        </w:rPr>
+        <w:t>✅ Supera a referência</w:t>
+      </w:r>
+      <w:r>
+        <w:t xml:space="preserve"> — acerta pelo menos 5 pontos a mais e ganha, em média, pelo menos o mesmo por operação.</w:t>
+      </w:r>
+    </w:p>
+    <w:p>
+      <w:pPr>
+        <w:pStyle w:val="Commarcadores"/>
+      </w:pPr>
+      <w:r>
+        <w:rPr>
+          <w:b/>
+        </w:rPr>
+        <w:lastRenderedPageBreak/>
+        <w:t>➖ Igual à referência</w:t>
+      </w:r>
+      <w:r>
+        <w:t xml:space="preserve"> — diferença pequena demais para separar do acaso.</w:t>
+      </w:r>
+    </w:p>
+    <w:p>
+      <w:pPr>
+        <w:pStyle w:val="Commarcadores"/>
+      </w:pPr>
+      <w:r>
+        <w:rPr>
+          <w:b/>
+        </w:rPr>
+        <w:t>❌ Pior que comprar em qualquer dia</w:t>
+      </w:r>
+      <w:r>
+        <w:t xml:space="preserve"> — acerta 5 pontos a menos, ou ganha 0,5 ponto a menos por operação.</w:t>
+      </w:r>
+    </w:p>
+    <w:p>
+      <w:pPr>
+        <w:pStyle w:val="Commarcadores"/>
+      </w:pPr>
+      <w:r>
+        <w:rPr>
+          <w:b/>
+        </w:rPr>
+        <w:t>⏳ Poucos sinais para concluir</w:t>
+      </w:r>
+      <w:r>
+        <w:t xml:space="preserve"> — menos de 20 sinais de compra — o resultado seria mais sorte que estatística.</w:t>
+      </w:r>
+    </w:p>
+    <w:p>
+      <w:pPr>
+        <w:shd w:val="clear" w:color="auto" w:fill="DCEEFB"/>
+        <w:spacing w:before="80" w:after="200"/>
+      </w:pPr>
       <w:r>
         <w:rPr>
           <w:i/>
           <w:sz w:val="20"/>
         </w:rPr>
-        <w:t xml:space="preserve"> O botão "</w:t>
-      </w:r>
+        <w:t>ℹ Quanto mais histórico, mais confiável o backtest. O administrador pode buscar até 1 ano de cotações (plano Startup da API de cotações) com a configuração BRAPI_HISTORICO_MAXIMO e a rotina de preenchimento do histórico (seção 19). Mesmo com uma centena de sinais num ativo só, diferenças de poucos pontos podem ser acaso — confie mais no resultado geral.</w:t>
+      </w:r>
+    </w:p>
+    <w:p>
+      <w:pPr>
+        <w:shd w:val="clear" w:color="auto" w:fill="FADBD8"/>
+        <w:spacing w:before="80" w:after="200"/>
+      </w:pPr>
       <w:r>
         <w:rPr>
           <w:i/>
           <w:sz w:val="20"/>
         </w:rPr>
-        <w:t>🔎</w:t>
-      </w:r>
+        <w:t>🛑 O backtesting é uma estatística sobre o passado, calculada com o histórico de cotações disponível no banco — não garante desempenho futuro e não constitui recomendação de investimento.</w:t>
+      </w:r>
+    </w:p>
+    <w:p>
+      <w:r>
+        <w:br w:type="page"/>
+      </w:r>
+    </w:p>
+    <w:p>
+      <w:pPr>
+        <w:pStyle w:val="Ttulo1"/>
+      </w:pPr>
+      <w:bookmarkStart w:id="43" w:name="_Toc242867213"/>
+      <w:r>
+        <w:lastRenderedPageBreak/>
+        <w:t>8. Análise de Mercado</w:t>
+      </w:r>
+      <w:bookmarkEnd w:id="43"/>
+    </w:p>
+    <w:p>
+      <w:r>
+        <w:t>Reúne, em um só lugar, o panorama do mercado no dia e os indicadores técnicos calculados para os ativos que o usuário efetivamente comprou (saldo maior que zero) — reservas não entram nessa tabela.</w:t>
+      </w:r>
+    </w:p>
+    <w:p>
+      <w:pPr>
+        <w:pStyle w:val="Ttulo2"/>
+      </w:pPr>
+      <w:bookmarkStart w:id="44" w:name="_Toc242867214"/>
+      <w:r>
+        <w:t>8.1 Maiores altas e baixas do dia</w:t>
+      </w:r>
+      <w:bookmarkEnd w:id="44"/>
+    </w:p>
+    <w:p>
+      <w:r>
+        <w:t>Lista as 10 maiores altas e as 10 maiores baixas do dia entre todas as ações da B3, via API de cotações.</w:t>
+      </w:r>
+    </w:p>
+    <w:p>
+      <w:pPr>
+        <w:pStyle w:val="Ttulo2"/>
+      </w:pPr>
+      <w:bookmarkStart w:id="45" w:name="_Toc242867215"/>
+      <w:r>
+        <w:t>8.2 Indicadores técnicos dos seus ativos acompanhados</w:t>
+      </w:r>
+      <w:bookmarkEnd w:id="45"/>
+    </w:p>
+    <w:p>
+      <w:r>
+        <w:t>Tabela com tendência, RSI, MACD e sinal geral (com contagem de votos de compra/venda) de cada ativo comprado pelo usuário — a mesma lógica usada pelo robô consultor (seção 7.1), mas para consulta manual. Os botões "⬇ Exportar Excel" e "⬇ Exportar PDF" geram um relatório dessa tabela.</w:t>
+      </w:r>
+    </w:p>
+    <w:p>
+      <w:r>
+        <w:br w:type="page"/>
+      </w:r>
+    </w:p>
+    <w:p>
+      <w:pPr>
+        <w:pStyle w:val="Ttulo2"/>
+      </w:pPr>
+      <w:bookmarkStart w:id="46" w:name="_Toc242867216"/>
+      <w:r>
+        <w:lastRenderedPageBreak/>
+        <w:t>8.3 Análise da B3 hoje (IA)</w:t>
+      </w:r>
+      <w:bookmarkEnd w:id="46"/>
+    </w:p>
+    <w:p>
+      <w:r>
+        <w:t>O botão "🤖 Análise da B3 hoje (IA)" (visível só quando o administrador configurou uma chave de IA no servidor — seção 19) envia para um serviço de inteligência artificial externo os mesmos dados já calculados nesta tela — as maiores altas/baixas do dia e os indicadores técnicos dos ativos comprados — e pede um comentário curto sobre cada um. A IA não recebe nem inventa nenhum preço ou indicador novo: ela só interpreta em português o que o sistema já calculou.</w:t>
+      </w:r>
+    </w:p>
+    <w:p>
+      <w:r>
+        <w:t>O resultado aparece numa tabela com uma linha "B3 (mercado geral)" resumindo o pregão, seguida de uma linha por ativo comprado, cada uma com uma situação (Alta / Baixa / Neutro) e um comentário curto.</w:t>
+      </w:r>
+    </w:p>
+    <w:p>
+      <w:r>
+        <w:t>🛑 É um comentário gerado por IA a partir de dados já existentes — não constitui recomendação de investimento. Se a consulta falhar (rede instável, limite de uso do provedor de IA atingido), a tela mostra um aviso e continua funcionando normalmente.</w:t>
+      </w:r>
+    </w:p>
+    <w:p>
+      <w:pPr>
+        <w:pStyle w:val="Ttulo1"/>
+      </w:pPr>
+      <w:bookmarkStart w:id="47" w:name="_Toc242867217"/>
+      <w:r>
+        <w:t>9. Atualizações e Sincronizações Manuais</w:t>
+      </w:r>
+      <w:bookmarkEnd w:id="47"/>
+    </w:p>
+    <w:p>
+      <w:r>
+        <w:t>Várias telas têm um botão para forçar uma atualização de dados vindos de APIs externas, sem precisar esperar a próxima rotina automática (quando configurada no servidor).</w:t>
+      </w:r>
+    </w:p>
+    <w:p>
+      <w:pPr>
+        <w:pStyle w:val="Ttulo2"/>
+      </w:pPr>
+      <w:bookmarkStart w:id="48" w:name="_Toc242867218"/>
+      <w:r>
+        <w:t>9.1 Atualizar cotações agora</w:t>
+      </w:r>
+      <w:bookmarkEnd w:id="48"/>
+    </w:p>
+    <w:p>
+      <w:r>
+        <w:t>Disponível no Painel, em Minhas Operações, Posições em Carteira, Análise de Mercado, Histórico e Gráficos e Detalhes de Cotações. Busca a cotação mais recente de cada ativo acompanhado pelo usuário e, em seguida, dispara a verificação de metas de lucro/perda e a análise do robô consultor.</w:t>
+      </w:r>
+    </w:p>
+    <w:p>
+      <w:pPr>
+        <w:shd w:val="clear" w:color="auto" w:fill="DCEEFB"/>
+        <w:spacing w:before="80" w:after="200"/>
+      </w:pPr>
       <w:r>
         <w:rPr>
           <w:i/>
           <w:sz w:val="20"/>
         </w:rPr>
-        <w:t xml:space="preserve"> Scanner Técnico", dentro do cartão Ações rápidas (seção 6.1) no topo desta tela, leva à análise técnica combinada de cada ativo em carteira, comprado ou reservado — ver seção 18.</w:t>
+        <w:t>ℹ Esse botão só busca cotações novas quando a B3 está em horário de pregão (por padrão, 10h às 17h em dias úteis) — fora desse horário, o preço não muda, então o sistema avisa que o mercado está fechado em vez de fazer uma chamada à API sem necessidade.</w:t>
+      </w:r>
+    </w:p>
+    <w:p>
+      <w:r>
+        <w:t>Cada atualização — pelo botão ou pela rotina automática — também grava um registro de cotação (ativo, data, hora e valor) para cada ativo com saldo em carteira. Os registros feitos pelo botão ficam marcados como Manual; os da rotina, como Automática (seção 11.6).</w:t>
+      </w:r>
+    </w:p>
+    <w:p>
+      <w:pPr>
+        <w:pStyle w:val="Ttulo2"/>
+      </w:pPr>
+      <w:bookmarkStart w:id="49" w:name="_Toc242867219"/>
+      <w:r>
+        <w:t>9.2 Atualizar benchmarks (Ibovespa / CDI)</w:t>
+      </w:r>
+      <w:bookmarkEnd w:id="49"/>
+    </w:p>
+    <w:p>
+      <w:r>
+        <w:t>Aparece no bloco "Sua carteira x mercado" (Painel e Posições em Carteira) sempre que faltar histórico do Ibovespa ou do CDI para montar a comparação. Busca até 3 meses de histórico de ambos de uma vez.</w:t>
+      </w:r>
+    </w:p>
+    <w:p>
+      <w:pPr>
+        <w:pStyle w:val="Ttulo2"/>
+      </w:pPr>
+      <w:bookmarkStart w:id="50" w:name="_Toc242867220"/>
+      <w:r>
+        <w:t>9.3 Atualizar notícias agora</w:t>
+      </w:r>
+      <w:bookmarkEnd w:id="50"/>
+    </w:p>
+    <w:p>
+      <w:r>
+        <w:t>Na tela Notícias do Mercado — verifica todas as fontes ativas em busca de manchetes novas do dia, cadastrando as que ainda não existem. Se o campo "Ativo em destaque" estiver preenchido, as manchetes que citam o ativo ficam destacadas em amarelo (seção 13.4).</w:t>
+      </w:r>
+    </w:p>
+    <w:p>
+      <w:pPr>
+        <w:pStyle w:val="Ttulo2"/>
+      </w:pPr>
+      <w:bookmarkStart w:id="51" w:name="_Toc242867221"/>
+      <w:r>
+        <w:t>9.4 Atualizar lista de Ações da B3</w:t>
+      </w:r>
+      <w:bookmarkEnd w:id="51"/>
+    </w:p>
+    <w:p>
+      <w:r>
+        <w:t>Na tela Ações da B3 — reconstrói o catálogo completo de ações negociadas na B3 a partir da API, descartando o catálogo anterior (ações que saíram da lista da API deixam de aparecer).</w:t>
+      </w:r>
+    </w:p>
+    <w:p>
+      <w:pPr>
+        <w:pStyle w:val="Ttulo2"/>
+      </w:pPr>
+      <w:bookmarkStart w:id="52" w:name="_Toc240448001"/>
+      <w:bookmarkStart w:id="53" w:name="_Toc242867222"/>
+      <w:r>
+        <w:t>9.5 Ver Histórico de Atualizações</w:t>
+      </w:r>
+      <w:bookmarkEnd w:id="52"/>
+      <w:bookmarkEnd w:id="53"/>
+    </w:p>
+    <w:p>
+      <w:r>
+        <w:t xml:space="preserve">A cada vez que as cotações são atualizadas — pelo botão "Atualizar cotações agora" ou pela rotina automática do servidor —, o sistema grava um retrato (snapshot) da carteira daquele momento: total de </w:t>
+      </w:r>
+      <w:r>
+        <w:lastRenderedPageBreak/>
+        <w:t>ativos, valor investido, valor atual e lucro/perda. A tela "Histórico de Atualizações", acessível pelo Menu ou por um botão em Minhas Operações e Posições em Carteira, lista esses registros e mostra um gráfico com a variação do lucro/perda ao longo das atualizações do dia.</w:t>
+      </w:r>
+    </w:p>
+    <w:p>
+      <w:r>
+        <w:t>Dois formulários permitem excluir registros antigos: por quantidade de dias ("Excluir registros com mais de quantos dias?") ou por um intervalo de datas específico ("Excluir registros de ... até ..."). Os botões "⬇ Exportar Excel" e "⬇ Exportar PDF" geram um relatório com todos os registros listados.</w:t>
       </w:r>
     </w:p>
     <w:p>
@@ -11348,257 +11633,99 @@
       <w:pPr>
         <w:pStyle w:val="Ttulo1"/>
       </w:pPr>
-      <w:bookmarkStart w:id="38" w:name="_Toc242723438"/>
+      <w:bookmarkStart w:id="54" w:name="_Toc242867223"/>
       <w:r>
         <w:lastRenderedPageBreak/>
-        <w:t>7. Robô Consultor</w:t>
-      </w:r>
-      <w:bookmarkEnd w:id="38"/>
-    </w:p>
-    <w:p>
-      <w:r>
-        <w:t>O robô consultor é um mecanismo automático de análise técnica que roda toda vez que as cotações são atualizadas (seção 9.1). Ele não executa nenhuma ordem real de compra/venda — apenas gera alertas e, no caso de sinal de compra, registra uma reserva automática para facilitar o acompanhamento.</w:t>
+        <w:t>10. Histórico e Gráficos</w:t>
+      </w:r>
+      <w:bookmarkEnd w:id="54"/>
+    </w:p>
+    <w:p>
+      <w:r>
+        <w:t>Mostra, para cada ativo comprado, um gráfico de linha com a evolução do preço de fechamento ao longo do histórico salvo, mais uma tabela com data, fechamento e variação do dia. Ativos reservados aparecem em uma seção separada, com o gráfico calculado desde a data da reserva (não desde o início do histórico), junto com a variação percentual acumulada desde então. Um filtro permite restringir a visualização a um único ativo.</w:t>
+      </w:r>
+    </w:p>
+    <w:p>
+      <w:pPr>
+        <w:pStyle w:val="Ttulo1"/>
+      </w:pPr>
+      <w:bookmarkStart w:id="55" w:name="_Toc242867224"/>
+      <w:r>
+        <w:t>11. Detalhes de Cotações</w:t>
+      </w:r>
+      <w:bookmarkEnd w:id="55"/>
+    </w:p>
+    <w:p>
+      <w:r>
+        <w:t>Um cartão por ativo acompanhado com o retrato mais recente da cotação: preço atual e variação do dia, máxima/mínima do dia, abertura, fechamento anterior, variação em R$, volume negociado, valor de mercado, moeda e faixa de 52 semanas. Os dados só mudam quando as cotações são atualizadas (seção 9.1).</w:t>
       </w:r>
     </w:p>
     <w:p>
       <w:pPr>
         <w:pStyle w:val="Ttulo2"/>
       </w:pPr>
-      <w:bookmarkStart w:id="39" w:name="_Toc242723439"/>
-      <w:r>
-        <w:t>7.1 Como o robô decide</w:t>
-      </w:r>
-      <w:bookmarkEnd w:id="39"/>
-    </w:p>
-    <w:p>
-      <w:r>
-        <w:t>Para cada ativo acompanhado, o robô calcula três indicadores a partir do histórico de cotações diárias:</w:t>
-      </w:r>
-    </w:p>
-    <w:p>
-      <w:pPr>
-        <w:pStyle w:val="Commarcadores"/>
-      </w:pPr>
-      <w:r>
-        <w:rPr>
-          <w:b/>
-        </w:rPr>
-        <w:t>Tendência</w:t>
-      </w:r>
-      <w:r>
-        <w:t xml:space="preserve"> — compara a média móvel de curto prazo com a de longo prazo (Possível alta / Possível baixa / Estável).</w:t>
-      </w:r>
-    </w:p>
-    <w:p>
-      <w:pPr>
-        <w:pStyle w:val="Commarcadores"/>
-      </w:pPr>
-      <w:r>
-        <w:rPr>
-          <w:b/>
-        </w:rPr>
-        <w:t>RSI (Índice de Força Relativa)</w:t>
-      </w:r>
-      <w:r>
-        <w:t xml:space="preserve"> — mede se o ativo está sobrecomprado ou sobrevendido.</w:t>
-      </w:r>
-    </w:p>
-    <w:p>
-      <w:pPr>
-        <w:pStyle w:val="Commarcadores"/>
-      </w:pPr>
-      <w:r>
-        <w:rPr>
-          <w:b/>
-        </w:rPr>
-        <w:t>MACD</w:t>
-      </w:r>
-      <w:r>
-        <w:t xml:space="preserve"> — mede a força e a direção do movimento recente do preço.</w:t>
-      </w:r>
-    </w:p>
-    <w:p>
-      <w:r>
-        <w:t>O "sinal geral" soma quantos desses indicadores apontam para compra e quantos apontam para venda (votos de compra x votos de venda), visível na tela Análise de Mercado.</w:t>
+      <w:bookmarkStart w:id="56" w:name="_Toc240448002"/>
+      <w:bookmarkStart w:id="57" w:name="_Toc242867225"/>
+      <w:r>
+        <w:t>11.1 Consultar cotação avulsa</w:t>
+      </w:r>
+      <w:bookmarkEnd w:id="56"/>
+      <w:bookmarkEnd w:id="57"/>
+    </w:p>
+    <w:p>
+      <w:r>
+        <w:t>O campo "Consultar cotação avulsa" permite escolher um dos ativos já comprados no seletor "Meus ativos comprados" ou digitar o ticker de qualquer ação (mesmo uma que o usuário não tenha na carteira) e ver a cotação na hora, direto da API, sem precisar cadastrá-la antes.</w:t>
       </w:r>
     </w:p>
     <w:p>
       <w:pPr>
         <w:pStyle w:val="Ttulo2"/>
       </w:pPr>
-      <w:bookmarkStart w:id="40" w:name="_Toc242723440"/>
-      <w:r>
-        <w:t>7.2 Regra do "já comprado"</w:t>
-      </w:r>
-      <w:bookmarkEnd w:id="40"/>
-    </w:p>
-    <w:p>
-      <w:r>
-        <w:t>Se o robô identificar um sinal de compra para um ativo que o usuário já possui em carteira (saldo comprado maior que zero), ele não gera um novo alerta nem uma nova reserva para esse ativo — evita sugerir comprar mais do que já se tem. Sinais de venda continuam sendo avaliados normalmente mesmo nesse caso.</w:t>
+      <w:bookmarkStart w:id="58" w:name="_Toc240448003"/>
+      <w:bookmarkStart w:id="59" w:name="_Toc242867226"/>
+      <w:r>
+        <w:t>11.2 Preço alvo — calculadora de lucro/perda</w:t>
+      </w:r>
+      <w:bookmarkEnd w:id="58"/>
+      <w:bookmarkEnd w:id="59"/>
+    </w:p>
+    <w:p>
+      <w:r>
+        <w:t>Depois de consultar uma cotação avulsa, o campo "Preço alvo (R$) — qual seria o lucro/perda?" calcula, na hora, o percentual de lucro ou perda que resultaria se o ativo fosse vendido naquele preço informado, comparado com a cotação atual.</w:t>
       </w:r>
     </w:p>
     <w:p>
       <w:pPr>
         <w:pStyle w:val="Ttulo2"/>
       </w:pPr>
-      <w:bookmarkStart w:id="41" w:name="_Toc242723441"/>
-      <w:r>
-        <w:t>7.3 Reserva automática</w:t>
-      </w:r>
-      <w:bookmarkEnd w:id="41"/>
-    </w:p>
-    <w:p>
-      <w:r>
-        <w:t xml:space="preserve">Quando o sinal de compra é válido (ativo ainda não comprado), o robô registra automaticamente uma reserva (tipo Reservar) no preço da cotação do momento, com a observação "Reserva automática do robô consultor...". Essa reserva aparece marcada com o selo </w:t>
-      </w:r>
-      <w:r>
-        <w:t>🤖</w:t>
-      </w:r>
-      <w:r>
-        <w:t xml:space="preserve"> Robô em Minhas Operações, Posições em Carteira e Histórico e Gráficos, para diferenciá-la claramente de uma reserva cadastrada manualmente pelo usuário. Se já existir uma reserva para aquele ativo, o robô não duplica.</w:t>
+      <w:bookmarkStart w:id="60" w:name="_Toc240448004"/>
+      <w:bookmarkStart w:id="61" w:name="_Toc242867227"/>
+      <w:r>
+        <w:t>11.3 O que é o IFR (RSI)?</w:t>
+      </w:r>
+      <w:bookmarkEnd w:id="60"/>
+      <w:bookmarkEnd w:id="61"/>
+    </w:p>
+    <w:p>
+      <w:r>
+        <w:t>Um cartão explicativo mostra a fórmula do Índice de Força Relativa (IFR), uma régua visual da faixa de 0 a 100 (sobrevendido/sobrecomprado), uma tabela com o significado de cada faixa e uma explicação sobre divergências entre o preço e o IFR — o próprio valor do IFR do ativo consultado aparece junto com o resultado da consulta avulsa (seção 11.1).</w:t>
       </w:r>
     </w:p>
     <w:p>
       <w:pPr>
         <w:pStyle w:val="Ttulo2"/>
       </w:pPr>
-      <w:bookmarkStart w:id="42" w:name="_Toc242723442"/>
-      <w:r>
-        <w:t>7.4 Backtesting do robô</w:t>
-      </w:r>
-      <w:bookmarkEnd w:id="42"/>
-    </w:p>
-    <w:p>
-      <w:r>
-        <w:t>A tela "Backtesting do Robô" simula, dia a dia, os sinais que o robô teria dado no passado (usando só o histórico de cotações já salvo) e confere o resultado N pregões depois — o número é ajustável no campo "Conferir o resultado quantos pregões depois do sinal?" (de 1 a 60, padrão 5). Um sinal de compra acerta quando o preço sobe mais que o custo da operação; um sinal de venda, quando o preço cai.</w:t>
-      </w:r>
-    </w:p>
-    <w:p>
-      <w:r>
-        <w:t xml:space="preserve">O ponto central é a comparação com a </w:t>
-      </w:r>
-      <w:r>
-        <w:rPr>
-          <w:b/>
-        </w:rPr>
-        <w:t>referência</w:t>
-      </w:r>
-      <w:r>
-        <w:t>: comprar em qualquer pregão do mesmo período, sem sinal nenhum. Em mercado de alta quase toda compra "acerta" — por isso uma taxa de acerto alta, sozinha, não prova nada. O robô só tem valor se acertar mais (e ganhar mais por operação) do que a referência. Os retornos já descontam o custo de compra + venda (padrão 0,1%, configurável — seção 19).</w:t>
-      </w:r>
-    </w:p>
-    <w:p>
-      <w:pPr>
-        <w:pStyle w:val="Commarcadores"/>
-      </w:pPr>
-      <w:r>
-        <w:rPr>
-          <w:b/>
-        </w:rPr>
-        <w:t>Resultado geral</w:t>
-      </w:r>
-      <w:r>
-        <w:t xml:space="preserve"> — cartão no topo que junta os sinais de todos os seus ativos: acerto e retorno médio do robô, acerto e retorno médio da referência e a vantagem do robô em pontos percentuais. É o número mais confiável da tela.</w:t>
-      </w:r>
-    </w:p>
-    <w:p>
-      <w:pPr>
-        <w:pStyle w:val="Commarcadores"/>
-      </w:pPr>
-      <w:r>
-        <w:rPr>
-          <w:b/>
-        </w:rPr>
-        <w:t>Por ativo</w:t>
-      </w:r>
-      <w:r>
-        <w:t xml:space="preserve"> — histórico disponível (pregões e período), veredito, taxas de acerto geral, de compra e de venda, retorno médio e a lista dos últimos sinais com data, preço, retorno e se acertou.</w:t>
-      </w:r>
-    </w:p>
-    <w:p>
-      <w:r>
-        <w:t>O veredito, por ativo e no resultado geral:</w:t>
-      </w:r>
-    </w:p>
-    <w:p>
-      <w:pPr>
-        <w:pStyle w:val="Commarcadores"/>
-      </w:pPr>
-      <w:r>
-        <w:rPr>
-          <w:b/>
-        </w:rPr>
-        <w:t>✅</w:t>
-      </w:r>
-      <w:r>
-        <w:rPr>
-          <w:b/>
-        </w:rPr>
-        <w:t xml:space="preserve"> Supera a referência</w:t>
-      </w:r>
-      <w:r>
-        <w:t xml:space="preserve"> — acerta pelo menos 5 pontos a mais e ganha, em média, pelo menos o mesmo por operação.</w:t>
-      </w:r>
-    </w:p>
-    <w:p>
-      <w:pPr>
-        <w:pStyle w:val="Commarcadores"/>
-      </w:pPr>
-      <w:r>
-        <w:rPr>
-          <w:b/>
-        </w:rPr>
-        <w:lastRenderedPageBreak/>
-        <w:t>➖</w:t>
-      </w:r>
-      <w:r>
-        <w:rPr>
-          <w:b/>
-        </w:rPr>
-        <w:t xml:space="preserve"> Igual à referência</w:t>
-      </w:r>
-      <w:r>
-        <w:t xml:space="preserve"> — diferença pequena demais para separar do acaso.</w:t>
-      </w:r>
-    </w:p>
-    <w:p>
-      <w:pPr>
-        <w:pStyle w:val="Commarcadores"/>
-      </w:pPr>
-      <w:r>
-        <w:rPr>
-          <w:b/>
-        </w:rPr>
-        <w:t>❌</w:t>
-      </w:r>
-      <w:r>
-        <w:rPr>
-          <w:b/>
-        </w:rPr>
-        <w:t xml:space="preserve"> Pior que comprar em qualquer dia</w:t>
-      </w:r>
-      <w:r>
-        <w:t xml:space="preserve"> — acerta 5 pontos a menos, ou ganha 0,5 ponto a menos por operação.</w:t>
-      </w:r>
-    </w:p>
-    <w:p>
-      <w:pPr>
-        <w:pStyle w:val="Commarcadores"/>
-      </w:pPr>
-      <w:r>
-        <w:rPr>
-          <w:b/>
-        </w:rPr>
-        <w:t>⏳</w:t>
-      </w:r>
-      <w:r>
-        <w:rPr>
-          <w:b/>
-        </w:rPr>
-        <w:t xml:space="preserve"> Poucos sinais para concluir</w:t>
-      </w:r>
-      <w:r>
-        <w:t xml:space="preserve"> — menos de 20 sinais de compra — o resultado seria mais sorte que estatística.</w:t>
+      <w:bookmarkStart w:id="62" w:name="_Toc240448005"/>
+      <w:bookmarkStart w:id="63" w:name="_Toc242867228"/>
+      <w:r>
+        <w:t>11.4 Sinais de alta e de baixa (checklist de confirmação)</w:t>
+      </w:r>
+      <w:bookmarkEnd w:id="62"/>
+      <w:bookmarkEnd w:id="63"/>
+    </w:p>
+    <w:p>
+      <w:r>
+        <w:t>Um checklist de referência lista os critérios técnicos que reforçam um sinal de alta (IFR abaixo de 35, preço acima da média móvel de 21 dias, volume acima da média, MACD positivo, tendência de curto prazo positiva) e de baixa (IFR acima de 65, preço abaixo da média de 21 dias, volume aumentando na queda, MACD negativo, tendência de curto prazo negativa) — quanto mais critérios batem ao mesmo tempo, mais forte a confirmação; nenhum deles sozinho deve ser usado como decisão de compra ou venda.</w:t>
       </w:r>
     </w:p>
     <w:p>
@@ -11611,407 +11738,15 @@
           <w:i/>
           <w:sz w:val="20"/>
         </w:rPr>
-        <w:t>ℹ</w:t>
-      </w:r>
-      <w:r>
-        <w:rPr>
-          <w:i/>
-          <w:sz w:val="20"/>
-        </w:rPr>
-        <w:t xml:space="preserve"> Quanto mais histórico, mais confiável o backtest. O administrador pode buscar até 1 ano de cotações (plano Startup da API de cotações) com a configuração BRAPI_HISTORICO_MAXIMO e a rotina de preenchimento do histórico (seção 19). Mesmo com uma centena de sinais num ativo só, diferenças de poucos pontos podem ser acaso — confie mais no resultado geral.</w:t>
-      </w:r>
-    </w:p>
-    <w:p>
-      <w:pPr>
-        <w:shd w:val="clear" w:color="auto" w:fill="FADBD8"/>
-        <w:spacing w:before="80" w:after="200"/>
-      </w:pPr>
-      <w:r>
-        <w:rPr>
-          <w:i/>
-          <w:sz w:val="20"/>
-        </w:rPr>
-        <w:t>🛑</w:t>
-      </w:r>
-      <w:r>
-        <w:rPr>
-          <w:i/>
-          <w:sz w:val="20"/>
-        </w:rPr>
-        <w:t xml:space="preserve"> O backtesting é uma estatística sobre o passado, calculada com o histórico de cotações disponível no banco — não garante desempenho futuro e não constitui recomendação de investimento.</w:t>
-      </w:r>
-    </w:p>
-    <w:p>
-      <w:r>
-        <w:br w:type="page"/>
-      </w:r>
-    </w:p>
-    <w:p>
-      <w:pPr>
-        <w:pStyle w:val="Ttulo1"/>
-      </w:pPr>
-      <w:bookmarkStart w:id="43" w:name="_Toc242723443"/>
-      <w:r>
-        <w:lastRenderedPageBreak/>
-        <w:t>8. Análise de Mercado</w:t>
-      </w:r>
-      <w:bookmarkEnd w:id="43"/>
-    </w:p>
-    <w:p>
-      <w:r>
-        <w:t>Reúne, em um só lugar, o panorama do mercado no dia e os indicadores técnicos calculados para os ativos que o usuário efetivamente comprou (saldo maior que zero) — reservas não entram nessa tabela.</w:t>
+        <w:t>ℹ Para uma leitura combinada e automática desses mesmos critérios em todos os ativos comprados de uma vez, com aviso explícito quando eles estão conflitantes entre si, use a tela Scanner Técnico — ver seção 18.</w:t>
       </w:r>
     </w:p>
     <w:p>
       <w:pPr>
         <w:pStyle w:val="Ttulo2"/>
       </w:pPr>
-      <w:bookmarkStart w:id="44" w:name="_Toc242723444"/>
-      <w:r>
-        <w:t>8.1 Maiores altas e baixas do dia</w:t>
-      </w:r>
-      <w:bookmarkEnd w:id="44"/>
-    </w:p>
-    <w:p>
-      <w:r>
-        <w:t>Lista as 10 maiores altas e as 10 maiores baixas do dia entre todas as ações da B3, via API de cotações.</w:t>
-      </w:r>
-    </w:p>
-    <w:p>
-      <w:pPr>
-        <w:pStyle w:val="Ttulo2"/>
-      </w:pPr>
-      <w:bookmarkStart w:id="45" w:name="_Toc242723445"/>
-      <w:r>
-        <w:t>8.2 Indicadores técnicos dos seus ativos acompanhados</w:t>
-      </w:r>
-      <w:bookmarkEnd w:id="45"/>
-    </w:p>
-    <w:p>
-      <w:r>
-        <w:t>Tabela com tendência, RSI, MACD e sinal geral (com contagem de votos de compra/venda) de cada ativo comprado pelo usuário — a mesma lógica usada pelo robô consultor (seção 7.1), mas para consulta manual. Os botões "</w:t>
-      </w:r>
-      <w:r>
-        <w:t>⬇</w:t>
-      </w:r>
-      <w:r>
-        <w:t xml:space="preserve"> Exportar Excel" e "</w:t>
-      </w:r>
-      <w:r>
-        <w:t>⬇</w:t>
-      </w:r>
-      <w:r>
-        <w:t xml:space="preserve"> Exportar PDF" geram um relatório dessa tabela.</w:t>
-      </w:r>
-    </w:p>
-    <w:p>
-      <w:r>
-        <w:br w:type="page"/>
-      </w:r>
-    </w:p>
-    <w:p>
-      <w:pPr>
-        <w:pStyle w:val="Ttulo2"/>
-      </w:pPr>
-      <w:bookmarkStart w:id="46" w:name="_Toc242723446"/>
-      <w:r>
-        <w:lastRenderedPageBreak/>
-        <w:t>8.3 Análise da B3 hoje (IA)</w:t>
-      </w:r>
-      <w:bookmarkEnd w:id="46"/>
-    </w:p>
-    <w:p>
-      <w:r>
-        <w:t>O botão "</w:t>
-      </w:r>
-      <w:r>
-        <w:t>🤖</w:t>
-      </w:r>
-      <w:r>
-        <w:t xml:space="preserve"> Análise da B3 hoje (IA)" (visível só quando o administrador configurou uma chave de IA no servidor — seção 19) envia para um serviço de inteligência artificial externo os mesmos dados já calculados nesta tela — as maiores altas/baixas do dia e os indicadores técnicos dos ativos comprados — e pede um comentário curto sobre cada um. A IA não recebe nem inventa nenhum preço ou indicador novo: ela só interpreta em português o que o sistema já calculou.</w:t>
-      </w:r>
-    </w:p>
-    <w:p>
-      <w:r>
-        <w:t>O resultado aparece numa tabela com uma linha "B3 (mercado geral)" resumindo o pregão, seguida de uma linha por ativo comprado, cada uma com uma situação (Alta / Baixa / Neutro) e um comentário curto.</w:t>
-      </w:r>
-    </w:p>
-    <w:p>
-      <w:r>
-        <w:t>🛑</w:t>
-      </w:r>
-      <w:r>
-        <w:t xml:space="preserve"> É um comentário gerado por IA a partir de dados já existentes — não constitui recomendação de investimento. Se a consulta falhar (rede instável, limite de uso do provedor de IA atingido), a tela mostra um aviso e continua funcionando normalmente.</w:t>
-      </w:r>
-    </w:p>
-    <w:p>
-      <w:pPr>
-        <w:pStyle w:val="Ttulo1"/>
-      </w:pPr>
-      <w:bookmarkStart w:id="47" w:name="_Toc242723447"/>
-      <w:r>
-        <w:t>9. Atualizações e Sincronizações Manuais</w:t>
-      </w:r>
-      <w:bookmarkEnd w:id="47"/>
-    </w:p>
-    <w:p>
-      <w:r>
-        <w:t>Várias telas têm um botão para forçar uma atualização de dados vindos de APIs externas, sem precisar esperar a próxima rotina automática (quando configurada no servidor).</w:t>
-      </w:r>
-    </w:p>
-    <w:p>
-      <w:pPr>
-        <w:pStyle w:val="Ttulo2"/>
-      </w:pPr>
-      <w:bookmarkStart w:id="48" w:name="_Toc242723448"/>
-      <w:r>
-        <w:t>9.1 Atualizar cotações agora</w:t>
-      </w:r>
-      <w:bookmarkEnd w:id="48"/>
-    </w:p>
-    <w:p>
-      <w:r>
-        <w:t>Disponível no Painel, em Minhas Operações, Posições em Carteira, Análise de Mercado, Histórico e Gráficos e Detalhes de Cotações. Busca a cotação mais recente de cada ativo acompanhado pelo usuário e, em seguida, dispara a verificação de metas de lucro/perda e a análise do robô consultor.</w:t>
-      </w:r>
-    </w:p>
-    <w:p>
-      <w:pPr>
-        <w:shd w:val="clear" w:color="auto" w:fill="DCEEFB"/>
-        <w:spacing w:before="80" w:after="200"/>
-      </w:pPr>
-      <w:r>
-        <w:rPr>
-          <w:i/>
-          <w:sz w:val="20"/>
-        </w:rPr>
-        <w:t>ℹ</w:t>
-      </w:r>
-      <w:r>
-        <w:rPr>
-          <w:i/>
-          <w:sz w:val="20"/>
-        </w:rPr>
-        <w:t xml:space="preserve"> Esse botão só busca cotações novas quando a B3 está em horário de pregão (por padrão, 10h às 17h em dias úteis) — fora desse horário, o preço não muda, então o sistema avisa que o mercado está fechado em vez de fazer uma chamada à API sem necessidade.</w:t>
-      </w:r>
-    </w:p>
-    <w:p>
-      <w:r>
-        <w:t>Cada atualização — pelo botão ou pela rotina automática — também grava um registro de cotação (ativo, data, hora e valor) para cada ativo com saldo em carteira. Os registros feitos pelo botão ficam marcados como Manual; os da rotina, como Automática (seção 11.6).</w:t>
-      </w:r>
-    </w:p>
-    <w:p>
-      <w:pPr>
-        <w:pStyle w:val="Ttulo2"/>
-      </w:pPr>
-      <w:bookmarkStart w:id="49" w:name="_Toc242723449"/>
-      <w:r>
-        <w:t>9.2 Atualizar benchmarks (Ibovespa / CDI)</w:t>
-      </w:r>
-      <w:bookmarkEnd w:id="49"/>
-    </w:p>
-    <w:p>
-      <w:r>
-        <w:t>Aparece no bloco "Sua carteira x mercado" (Painel e Posições em Carteira) sempre que faltar histórico do Ibovespa ou do CDI para montar a comparação. Busca até 3 meses de histórico de ambos de uma vez.</w:t>
-      </w:r>
-    </w:p>
-    <w:p>
-      <w:pPr>
-        <w:pStyle w:val="Ttulo2"/>
-      </w:pPr>
-      <w:bookmarkStart w:id="50" w:name="_Toc242723450"/>
-      <w:r>
-        <w:t>9.3 Atualizar notícias agora</w:t>
-      </w:r>
-      <w:bookmarkEnd w:id="50"/>
-    </w:p>
-    <w:p>
-      <w:r>
-        <w:t>Na tela Notícias do Mercado — verifica todas as fontes ativas em busca de manchetes novas do dia, cadastrando as que ainda não existem. Se o campo "Ativo em destaque" estiver preenchido, as manchetes que citam o ativo ficam destacadas em amarelo (seção 13.4).</w:t>
-      </w:r>
-    </w:p>
-    <w:p>
-      <w:pPr>
-        <w:pStyle w:val="Ttulo2"/>
-      </w:pPr>
-      <w:bookmarkStart w:id="51" w:name="_Toc242723451"/>
-      <w:r>
-        <w:t>9.4 Atualizar lista de Ações da B3</w:t>
-      </w:r>
-      <w:bookmarkEnd w:id="51"/>
-    </w:p>
-    <w:p>
-      <w:r>
-        <w:t>Na tela Ações da B3 — reconstrói o catálogo completo de ações negociadas na B3 a partir da API, descartando o catálogo anterior (ações que saíram da lista da API deixam de aparecer).</w:t>
-      </w:r>
-    </w:p>
-    <w:p>
-      <w:pPr>
-        <w:pStyle w:val="Ttulo2"/>
-      </w:pPr>
-      <w:bookmarkStart w:id="52" w:name="_Toc240448001"/>
-      <w:bookmarkStart w:id="53" w:name="_Toc242723452"/>
-      <w:r>
-        <w:t>9.5 Ver Histórico de Atualizações</w:t>
-      </w:r>
-      <w:bookmarkEnd w:id="52"/>
-      <w:bookmarkEnd w:id="53"/>
-    </w:p>
-    <w:p>
-      <w:r>
-        <w:t xml:space="preserve">A cada vez que as cotações são atualizadas — pelo botão "Atualizar cotações agora" ou pela rotina automática do servidor —, o sistema grava um retrato (snapshot) da carteira daquele momento: total de </w:t>
-      </w:r>
-      <w:r>
-        <w:lastRenderedPageBreak/>
-        <w:t>ativos, valor investido, valor atual e lucro/perda. A tela "Histórico de Atualizações", acessível pelo Menu ou por um botão em Minhas Operações e Posições em Carteira, lista esses registros e mostra um gráfico com a variação do lucro/perda ao longo das atualizações do dia.</w:t>
-      </w:r>
-    </w:p>
-    <w:p>
-      <w:r>
-        <w:t>Dois formulários permitem excluir registros antigos: por quantidade de dias ("Excluir registros com mais de quantos dias?") ou por um intervalo de datas específico ("Excluir registros de ... até ..."). Os botões "</w:t>
-      </w:r>
-      <w:r>
-        <w:t>⬇</w:t>
-      </w:r>
-      <w:r>
-        <w:t xml:space="preserve"> Exportar Excel" e "</w:t>
-      </w:r>
-      <w:r>
-        <w:t>⬇</w:t>
-      </w:r>
-      <w:r>
-        <w:t xml:space="preserve"> Exportar PDF" geram um relatório com todos os registros listados.</w:t>
-      </w:r>
-    </w:p>
-    <w:p>
-      <w:r>
-        <w:br w:type="page"/>
-      </w:r>
-    </w:p>
-    <w:p>
-      <w:pPr>
-        <w:pStyle w:val="Ttulo1"/>
-      </w:pPr>
-      <w:bookmarkStart w:id="54" w:name="_Toc242723453"/>
-      <w:r>
-        <w:lastRenderedPageBreak/>
-        <w:t>10. Histórico e Gráficos</w:t>
-      </w:r>
-      <w:bookmarkEnd w:id="54"/>
-    </w:p>
-    <w:p>
-      <w:r>
-        <w:t>Mostra, para cada ativo comprado, um gráfico de linha com a evolução do preço de fechamento ao longo do histórico salvo, mais uma tabela com data, fechamento e variação do dia. Ativos reservados aparecem em uma seção separada, com o gráfico calculado desde a data da reserva (não desde o início do histórico), junto com a variação percentual acumulada desde então. Um filtro permite restringir a visualização a um único ativo.</w:t>
-      </w:r>
-    </w:p>
-    <w:p>
-      <w:pPr>
-        <w:pStyle w:val="Ttulo1"/>
-      </w:pPr>
-      <w:bookmarkStart w:id="55" w:name="_Toc242723454"/>
-      <w:r>
-        <w:t>11. Detalhes de Cotações</w:t>
-      </w:r>
-      <w:bookmarkEnd w:id="55"/>
-    </w:p>
-    <w:p>
-      <w:r>
-        <w:t>Um cartão por ativo acompanhado com o retrato mais recente da cotação: preço atual e variação do dia, máxima/mínima do dia, abertura, fechamento anterior, variação em R$, volume negociado, valor de mercado, moeda e faixa de 52 semanas. Os dados só mudam quando as cotações são atualizadas (seção 9.1).</w:t>
-      </w:r>
-    </w:p>
-    <w:p>
-      <w:pPr>
-        <w:pStyle w:val="Ttulo2"/>
-      </w:pPr>
-      <w:bookmarkStart w:id="56" w:name="_Toc240448002"/>
-      <w:bookmarkStart w:id="57" w:name="_Toc242723455"/>
-      <w:r>
-        <w:t>11.1 Consultar cotação avulsa</w:t>
-      </w:r>
-      <w:bookmarkEnd w:id="56"/>
-      <w:bookmarkEnd w:id="57"/>
-    </w:p>
-    <w:p>
-      <w:r>
-        <w:t>O campo "Consultar cotação avulsa" permite escolher um dos ativos já comprados no seletor "Meus ativos comprados" ou digitar o ticker de qualquer ação (mesmo uma que o usuário não tenha na carteira) e ver a cotação na hora, direto da API, sem precisar cadastrá-la antes.</w:t>
-      </w:r>
-    </w:p>
-    <w:p>
-      <w:pPr>
-        <w:pStyle w:val="Ttulo2"/>
-      </w:pPr>
-      <w:bookmarkStart w:id="58" w:name="_Toc240448003"/>
-      <w:bookmarkStart w:id="59" w:name="_Toc242723456"/>
-      <w:r>
-        <w:t>11.2 Preço alvo — calculadora de lucro/perda</w:t>
-      </w:r>
-      <w:bookmarkEnd w:id="58"/>
-      <w:bookmarkEnd w:id="59"/>
-    </w:p>
-    <w:p>
-      <w:r>
-        <w:t>Depois de consultar uma cotação avulsa, o campo "Preço alvo (R$) — qual seria o lucro/perda?" calcula, na hora, o percentual de lucro ou perda que resultaria se o ativo fosse vendido naquele preço informado, comparado com a cotação atual.</w:t>
-      </w:r>
-    </w:p>
-    <w:p>
-      <w:pPr>
-        <w:pStyle w:val="Ttulo2"/>
-      </w:pPr>
-      <w:bookmarkStart w:id="60" w:name="_Toc240448004"/>
-      <w:bookmarkStart w:id="61" w:name="_Toc242723457"/>
-      <w:r>
-        <w:t>11.3 O que é o IFR (RSI)?</w:t>
-      </w:r>
-      <w:bookmarkEnd w:id="60"/>
-      <w:bookmarkEnd w:id="61"/>
-    </w:p>
-    <w:p>
-      <w:r>
-        <w:t>Um cartão explicativo mostra a fórmula do Índice de Força Relativa (IFR), uma régua visual da faixa de 0 a 100 (sobrevendido/sobrecomprado), uma tabela com o significado de cada faixa e uma explicação sobre divergências entre o preço e o IFR — o próprio valor do IFR do ativo consultado aparece junto com o resultado da consulta avulsa (seção 11.1).</w:t>
-      </w:r>
-    </w:p>
-    <w:p>
-      <w:pPr>
-        <w:pStyle w:val="Ttulo2"/>
-      </w:pPr>
-      <w:bookmarkStart w:id="62" w:name="_Toc240448005"/>
-      <w:bookmarkStart w:id="63" w:name="_Toc242723458"/>
-      <w:r>
-        <w:t>11.4 Sinais de alta e de baixa (checklist de confirmação)</w:t>
-      </w:r>
-      <w:bookmarkEnd w:id="62"/>
-      <w:bookmarkEnd w:id="63"/>
-    </w:p>
-    <w:p>
-      <w:r>
-        <w:t>Um checklist de referência lista os critérios técnicos que reforçam um sinal de alta (IFR abaixo de 35, preço acima da média móvel de 21 dias, volume acima da média, MACD positivo, tendência de curto prazo positiva) e de baixa (IFR acima de 65, preço abaixo da média de 21 dias, volume aumentando na queda, MACD negativo, tendência de curto prazo negativa) — quanto mais critérios batem ao mesmo tempo, mais forte a confirmação; nenhum deles sozinho deve ser usado como decisão de compra ou venda.</w:t>
-      </w:r>
-    </w:p>
-    <w:p>
-      <w:pPr>
-        <w:shd w:val="clear" w:color="auto" w:fill="DCEEFB"/>
-        <w:spacing w:before="80" w:after="200"/>
-      </w:pPr>
-      <w:r>
-        <w:rPr>
-          <w:i/>
-          <w:sz w:val="20"/>
-        </w:rPr>
-        <w:t>ℹ</w:t>
-      </w:r>
-      <w:r>
-        <w:rPr>
-          <w:i/>
-          <w:sz w:val="20"/>
-        </w:rPr>
-        <w:t xml:space="preserve"> Para uma leitura combinada e automática desses mesmos critérios em todos os ativos comprados de uma vez, com aviso explícito quando eles estão conflitantes entre si, use a tela Scanner Técnico — ver seção 18.</w:t>
-      </w:r>
-    </w:p>
-    <w:p>
-      <w:pPr>
-        <w:pStyle w:val="Ttulo2"/>
-      </w:pPr>
       <w:bookmarkStart w:id="64" w:name="_Toc240448006"/>
-      <w:bookmarkStart w:id="65" w:name="_Toc242723459"/>
+      <w:bookmarkStart w:id="65" w:name="_Toc242867229"/>
       <w:r>
         <w:t>11.5 Consumo da API de cotações</w:t>
       </w:r>
@@ -12027,7 +11762,7 @@
       <w:pPr>
         <w:pStyle w:val="Ttulo2"/>
       </w:pPr>
-      <w:bookmarkStart w:id="66" w:name="_Toc242723460"/>
+      <w:bookmarkStart w:id="66" w:name="_Toc242867230"/>
       <w:r>
         <w:lastRenderedPageBreak/>
         <w:t>11.6 Registros de cotações</w:t>
@@ -12060,24 +11795,12 @@
         <w:pStyle w:val="Commarcadores"/>
       </w:pPr>
       <w:r>
-        <w:t>Consulta avulsa (seção 11.1) de um ativo que está em carteira — origem Manual; o cartão do resultado mostra "</w:t>
-      </w:r>
-      <w:r>
-        <w:t>📋</w:t>
-      </w:r>
-      <w:r>
-        <w:t xml:space="preserve"> Registrada nos registros de cotações".</w:t>
-      </w:r>
-    </w:p>
-    <w:p>
-      <w:r>
-        <w:t xml:space="preserve">Para ver os registros, use o botão </w:t>
-      </w:r>
-      <w:r>
-        <w:t>📋</w:t>
-      </w:r>
-      <w:r>
-        <w:t xml:space="preserve"> Registros de cotações, ao lado de "Pesquisar cotação". Se houver um ticker digitado no campo, a grid mostra só os registros dele; com o campo vazio, mostra os de todos os ativos comprados. São exibidos os 500 registros mais recentes, do mais novo para o mais antigo. Colunas da grid:</w:t>
+        <w:t>Consulta avulsa (seção 11.1) de um ativo que está em carteira — origem Manual; o cartão do resultado mostra "📋 Registrada nos registros de cotações".</w:t>
+      </w:r>
+    </w:p>
+    <w:p>
+      <w:r>
+        <w:t>Para ver os registros, use o botão 📋 Registros de cotações, ao lado de "Pesquisar cotação". Se houver um ticker digitado no campo, a grid mostra só os registros dele; com o campo vazio, mostra os de todos os ativos comprados. São exibidos os 500 registros mais recentes, do mais novo para o mais antigo. Colunas da grid:</w:t>
       </w:r>
     </w:p>
     <w:tbl>
@@ -12156,19 +11879,7 @@
               <w:rPr>
                 <w:sz w:val="19"/>
               </w:rPr>
-              <w:t xml:space="preserve">Ticker do ativo comprado, com o botão </w:t>
-            </w:r>
-            <w:r>
-              <w:rPr>
-                <w:sz w:val="19"/>
-              </w:rPr>
-              <w:t>📈</w:t>
-            </w:r>
-            <w:r>
-              <w:rPr>
-                <w:sz w:val="19"/>
-              </w:rPr>
-              <w:t xml:space="preserve"> para abrir o gráfico em popup (seção 11.7).</w:t>
+              <w:t>Ticker do ativo comprado, com o botão 📈 para abrir o gráfico em popup (seção 11.7).</w:t>
             </w:r>
           </w:p>
         </w:tc>
@@ -12308,21 +12019,14 @@
           <w:i/>
           <w:sz w:val="20"/>
         </w:rPr>
-        <w:t>ℹ</w:t>
-      </w:r>
-      <w:r>
-        <w:rPr>
-          <w:i/>
-          <w:sz w:val="20"/>
-        </w:rPr>
-        <w:t xml:space="preserve"> Se a atualização de um ativo falhar no dia, nada é registrado para ele — o sistema não grava uma cotação antiga como se fosse atual. Ao vender um ativo, o sistema pergunta se os registros dele devem ser excluídos (seção 5.3).</w:t>
+        <w:t>ℹ Se a atualização de um ativo falhar no dia, nada é registrado para ele — o sistema não grava uma cotação antiga como se fosse atual. Ao vender um ativo, o sistema pergunta se os registros dele devem ser excluídos (seção 5.3).</w:t>
       </w:r>
     </w:p>
     <w:p>
       <w:pPr>
         <w:pStyle w:val="Ttulo2"/>
       </w:pPr>
-      <w:bookmarkStart w:id="67" w:name="_Toc242723461"/>
+      <w:bookmarkStart w:id="67" w:name="_Toc242867231"/>
       <w:r>
         <w:t>11.7 Gráfico de cotações em popup (compra x alvo)</w:t>
       </w:r>
@@ -12330,13 +12034,7 @@
     </w:p>
     <w:p>
       <w:r>
-        <w:t xml:space="preserve">O botão </w:t>
-      </w:r>
-      <w:r>
-        <w:t>📈</w:t>
-      </w:r>
-      <w:r>
-        <w:t>, ao lado do ticker, abre um popup sobre a própria tela com o gráfico de linha dos registros de cotação do ativo e duas linhas tracejadas de referência: o preço de compra (azul) e o alvo — preço da meta de lucro (laranja). A escala do gráfico sempre inclui as duas referências, mesmo quando a cotação ainda está longe do alvo. Passando o mouse sobre a linha, aparecem a data/hora, o valor e a variação em relação ao preço de compra. O botão aparece em:</w:t>
+        <w:t>O botão 📈, ao lado do ticker, abre um popup sobre a própria tela com o gráfico de linha dos registros de cotação do ativo e duas linhas tracejadas de referência: o preço de compra (azul) e o alvo — preço da meta de lucro (laranja). A escala do gráfico sempre inclui as duas referências, mesmo quando a cotação ainda está longe do alvo. Passando o mouse sobre a linha, aparecem a data/hora, o valor e a variação em relação ao preço de compra. O botão aparece em:</w:t>
       </w:r>
     </w:p>
     <w:p>
@@ -12372,7 +12070,7 @@
       <w:pPr>
         <w:pStyle w:val="Ttulo1"/>
       </w:pPr>
-      <w:bookmarkStart w:id="68" w:name="_Toc242723462"/>
+      <w:bookmarkStart w:id="68" w:name="_Toc242867232"/>
       <w:r>
         <w:t>12. Ações da B3 (catálogo)</w:t>
       </w:r>
@@ -12380,13 +12078,7 @@
     </w:p>
     <w:p>
       <w:r>
-        <w:t>Uma lista de consulta com todas as ações negociadas na Bolsa (ticker, nome, setor, preço atual e variação do dia) — independente do que o usuário comprou, vendeu ou reservou. Tem um campo de busca que filtra a tabela por ticker ou nome enquanto o usuário digita, e o botão "</w:t>
-      </w:r>
-      <w:r>
-        <w:t>🔄</w:t>
-      </w:r>
-      <w:r>
-        <w:t xml:space="preserve"> Atualizar lista" (seção 9.4) para trazer o catálogo mais recente da API.</w:t>
+        <w:t>Uma lista de consulta com todas as ações negociadas na Bolsa (ticker, nome, setor, preço atual e variação do dia) — independente do que o usuário comprou, vendeu ou reservou. Tem um campo de busca que filtra a tabela por ticker ou nome enquanto o usuário digita, e o botão "🔄 Atualizar lista" (seção 9.4) para trazer o catálogo mais recente da API.</w:t>
       </w:r>
     </w:p>
     <w:p>
@@ -12398,7 +12090,7 @@
       <w:pPr>
         <w:pStyle w:val="Ttulo1"/>
       </w:pPr>
-      <w:bookmarkStart w:id="69" w:name="_Toc242723463"/>
+      <w:bookmarkStart w:id="69" w:name="_Toc242867233"/>
       <w:r>
         <w:lastRenderedPageBreak/>
         <w:t>13. Notícias do Mercado</w:t>
@@ -12407,14 +12099,14 @@
     </w:p>
     <w:p>
       <w:r>
-        <w:t>Reúne manchetes de sites de notícias/análises de mercado configurados no sistema — não há fontes fixas. As fontes são compartilhadas entre todos os usuários, como um mural comum, e só administradores podem cadastrá-las, ativá-las/desativá-las ou excluí-las (seção 2.7). Os demais usuários leem as notícias e usam "Atualizar notícias agora" normalmente.</w:t>
+        <w:t>Reúne manchetes de sites de notícias/análises de mercado configurados no sistema — não há fontes fixas. As fontes são compartilhadas entre todos os usuários, como um mural comum, e só administradores podem cadastrá-las, ativá-las/desativá-las, excluí-las ou limpar todas as notícias (seção 2.7). Os demais usuários leem as notícias e usam "Atualizar notícias agora" normalmente.</w:t>
       </w:r>
     </w:p>
     <w:p>
       <w:pPr>
         <w:pStyle w:val="Ttulo2"/>
       </w:pPr>
-      <w:bookmarkStart w:id="70" w:name="_Toc242723464"/>
+      <w:bookmarkStart w:id="70" w:name="_Toc242867234"/>
       <w:r>
         <w:t>13.1 Cadastrar uma fonte</w:t>
       </w:r>
@@ -12438,7 +12130,7 @@
       <w:pPr>
         <w:pStyle w:val="Ttulo2"/>
       </w:pPr>
-      <w:bookmarkStart w:id="71" w:name="_Toc242723465"/>
+      <w:bookmarkStart w:id="71" w:name="_Toc242867235"/>
       <w:r>
         <w:t>13.2 Ativar, desativar e excluir uma fonte</w:t>
       </w:r>
@@ -12446,35 +12138,14 @@
     </w:p>
     <w:p>
       <w:r>
-        <w:t>Cada fonte cadastrada tem os botões ⏸</w:t>
-      </w:r>
-      <w:r>
-        <w:t>️</w:t>
-      </w:r>
-      <w:r>
-        <w:t>/▶</w:t>
-      </w:r>
-      <w:r>
-        <w:t>️</w:t>
-      </w:r>
-      <w:r>
-        <w:t xml:space="preserve"> (ativar ou desativar) e </w:t>
-      </w:r>
-      <w:r>
-        <w:t>🗑</w:t>
-      </w:r>
-      <w:r>
-        <w:t>️</w:t>
-      </w:r>
-      <w:r>
-        <w:t xml:space="preserve"> (excluir). Uma fonte inativa não é consultada quando se clica em "Atualizar notícias agora", mas o histórico de manchetes já capturadas dela continua visível. Excluir uma fonte apaga também todas as notícias já capturadas a partir dela — a ação pede confirmação e não pode ser desfeita.</w:t>
+        <w:t>Cada fonte cadastrada tem os botões ⏸️/▶️ (ativar ou desativar) e 🗑️ (excluir). Uma fonte inativa não é consultada quando se clica em "Atualizar notícias agora", mas o histórico de manchetes já capturadas dela continua visível. Excluir uma fonte apaga também todas as notícias já capturadas a partir dela — a ação pede confirmação e não pode ser desfeita.</w:t>
       </w:r>
     </w:p>
     <w:p>
       <w:pPr>
         <w:pStyle w:val="Ttulo2"/>
       </w:pPr>
-      <w:bookmarkStart w:id="72" w:name="_Toc242723466"/>
+      <w:bookmarkStart w:id="72" w:name="_Toc242867236"/>
       <w:r>
         <w:t>13.3 Ler as notícias</w:t>
       </w:r>
@@ -12489,7 +12160,7 @@
       <w:pPr>
         <w:pStyle w:val="Ttulo2"/>
       </w:pPr>
-      <w:bookmarkStart w:id="73" w:name="_Toc242723467"/>
+      <w:bookmarkStart w:id="73" w:name="_Toc242867237"/>
       <w:r>
         <w:t>13.4 Destacar as notícias de um ativo</w:t>
       </w:r>
@@ -12497,10 +12168,22 @@
     </w:p>
     <w:p>
       <w:r>
-        <w:t>Ao lado do botão "Atualizar notícias agora" há o campo Ativo em destaque (opcional). Digite o ticker (ex.: PETR4) e clique em atualizar: as notícias de todas as fontes são buscadas normalmente e as manchetes que citam o ativo ficam destacadas em amarelo, com um selo com o nome do ativo — o verde continua indicando as notícias "Nova". Cada aba mostra quantas notícias do ativo aquela fonte tem. A busca não diferencia maiúsculas nem acentos e, para um ticker, considera também a raiz (PETR4 destaca manchetes co</w:t>
-      </w:r>
-      <w:r>
-        <w:t>m PETR3 e PETR4). Como as manchetes costumam citar o nome da empresa, dá para informar mais de um termo separado por vírgula (ex.: PETR4, Petrobras). O ativo fica guardado e continua destacado nas próximas visitas; para remover o destaque, apague o campo e clique em atualizar novamente.</w:t>
+        <w:t>Ao lado do botão "Atualizar notícias agora" há o campo Ativo em destaque (opcional). Digite o ticker (ex.: PETR4) e clique em atualizar: as notícias de todas as fontes são buscadas normalmente e as manchetes que citam o ativo ficam destacadas em amarelo, com um selo com o nome do ativo — o verde continua indicando as notícias "Nova". Cada aba mostra quantas notícias do ativo aquela fonte tem. A busca não diferencia maiúsculas nem acentos e, para um ticker, considera também a raiz (PETR4 destaca manchetes com PETR3 e PETR4). Como as manchetes costumam citar o nome da empresa, dá para informar mais de um termo separado por vírgula (ex.: PETR4, Petrobras). O ativo fica guardado e continua destacado nas próximas visitas; para remover o destaque, apague o campo e clique em atualizar novamente.</w:t>
+      </w:r>
+    </w:p>
+    <w:p>
+      <w:pPr>
+        <w:pStyle w:val="Ttulo2"/>
+      </w:pPr>
+      <w:bookmarkStart w:id="74" w:name="_Toc242867238"/>
+      <w:r>
+        <w:t>13.5 Limpar todas as notícias</w:t>
+      </w:r>
+      <w:bookmarkEnd w:id="74"/>
+    </w:p>
+    <w:p>
+      <w:r>
+        <w:t>Administradores veem, ao lado de "Atualizar notícias agora", o botão 🗑️ Limpar todas as notícias. Ele apaga todas as manchetes já capturadas, de todas as fontes — as fontes continuam cadastradas, e a próxima atualização traz as manchetes atuais de novo. Útil para recomeçar o mural do zero. A ação pede confirmação e não pode ser desfeita.</w:t>
       </w:r>
     </w:p>
     <w:p>
@@ -12512,12 +12195,12 @@
       <w:pPr>
         <w:pStyle w:val="Ttulo1"/>
       </w:pPr>
-      <w:bookmarkStart w:id="74" w:name="_Toc242723468"/>
+      <w:bookmarkStart w:id="75" w:name="_Toc242867239"/>
       <w:r>
         <w:lastRenderedPageBreak/>
         <w:t>14. TradingView</w:t>
       </w:r>
-      <w:bookmarkEnd w:id="74"/>
+      <w:bookmarkEnd w:id="75"/>
     </w:p>
     <w:p>
       <w:r>
@@ -12528,11 +12211,11 @@
       <w:pPr>
         <w:pStyle w:val="Ttulo2"/>
       </w:pPr>
-      <w:bookmarkStart w:id="75" w:name="_Toc242723469"/>
+      <w:bookmarkStart w:id="76" w:name="_Toc242867240"/>
       <w:r>
         <w:t>14.1 Trocar de ativo no gráfico</w:t>
       </w:r>
-      <w:bookmarkEnd w:id="75"/>
+      <w:bookmarkEnd w:id="76"/>
     </w:p>
     <w:p>
       <w:r>
@@ -12543,11 +12226,11 @@
       <w:pPr>
         <w:pStyle w:val="Ttulo2"/>
       </w:pPr>
-      <w:bookmarkStart w:id="76" w:name="_Toc242723470"/>
+      <w:bookmarkStart w:id="77" w:name="_Toc242867241"/>
       <w:r>
         <w:t>14.2 Abrir uma página do TradingView em nova aba</w:t>
       </w:r>
-      <w:bookmarkEnd w:id="76"/>
+      <w:bookmarkEnd w:id="77"/>
     </w:p>
     <w:p>
       <w:r>
@@ -12558,11 +12241,11 @@
       <w:pPr>
         <w:pStyle w:val="Ttulo2"/>
       </w:pPr>
-      <w:bookmarkStart w:id="77" w:name="_Toc242723471"/>
+      <w:bookmarkStart w:id="78" w:name="_Toc242867242"/>
       <w:r>
         <w:t>14.3 Maiores altas, baixas e mais negociadas</w:t>
       </w:r>
-      <w:bookmarkEnd w:id="77"/>
+      <w:bookmarkEnd w:id="78"/>
     </w:p>
     <w:p>
       <w:r>
@@ -12578,12 +12261,12 @@
       <w:pPr>
         <w:pStyle w:val="Ttulo1"/>
       </w:pPr>
-      <w:bookmarkStart w:id="78" w:name="_Toc242723472"/>
+      <w:bookmarkStart w:id="79" w:name="_Toc242867243"/>
       <w:r>
         <w:lastRenderedPageBreak/>
         <w:t>15. Avisos e Lembretes (Alertas)</w:t>
       </w:r>
-      <w:bookmarkEnd w:id="78"/>
+      <w:bookmarkEnd w:id="79"/>
     </w:p>
     <w:p>
       <w:r>
@@ -12594,11 +12277,11 @@
       <w:pPr>
         <w:pStyle w:val="Ttulo2"/>
       </w:pPr>
-      <w:bookmarkStart w:id="79" w:name="_Toc242723473"/>
+      <w:bookmarkStart w:id="80" w:name="_Toc242867244"/>
       <w:r>
         <w:t>15.1 Tipos de alerta</w:t>
       </w:r>
-      <w:bookmarkEnd w:id="79"/>
+      <w:bookmarkEnd w:id="80"/>
     </w:p>
     <w:tbl>
       <w:tblPr>
@@ -12846,11 +12529,11 @@
       <w:pPr>
         <w:pStyle w:val="Ttulo2"/>
       </w:pPr>
-      <w:bookmarkStart w:id="80" w:name="_Toc242723474"/>
+      <w:bookmarkStart w:id="81" w:name="_Toc242867245"/>
       <w:r>
         <w:t>15.2 Marcar como lido</w:t>
       </w:r>
-      <w:bookmarkEnd w:id="80"/>
+      <w:bookmarkEnd w:id="81"/>
     </w:p>
     <w:p>
       <w:r>
@@ -12861,11 +12544,11 @@
       <w:pPr>
         <w:pStyle w:val="Ttulo2"/>
       </w:pPr>
-      <w:bookmarkStart w:id="81" w:name="_Toc242723475"/>
+      <w:bookmarkStart w:id="82" w:name="_Toc242867246"/>
       <w:r>
         <w:t>15.3 Som de alerta</w:t>
       </w:r>
-      <w:bookmarkEnd w:id="81"/>
+      <w:bookmarkEnd w:id="82"/>
     </w:p>
     <w:p>
       <w:r>
@@ -12876,11 +12559,11 @@
       <w:pPr>
         <w:pStyle w:val="Ttulo2"/>
       </w:pPr>
-      <w:bookmarkStart w:id="82" w:name="_Toc242723476"/>
+      <w:bookmarkStart w:id="83" w:name="_Toc242867247"/>
       <w:r>
         <w:t>15.4 Retenção</w:t>
       </w:r>
-      <w:bookmarkEnd w:id="82"/>
+      <w:bookmarkEnd w:id="83"/>
     </w:p>
     <w:p>
       <w:r>
@@ -12896,12 +12579,12 @@
       <w:pPr>
         <w:pStyle w:val="Ttulo1"/>
       </w:pPr>
-      <w:bookmarkStart w:id="83" w:name="_Toc242723477"/>
+      <w:bookmarkStart w:id="84" w:name="_Toc242867248"/>
       <w:r>
         <w:lastRenderedPageBreak/>
         <w:t>16. WhatsApp</w:t>
       </w:r>
-      <w:bookmarkEnd w:id="83"/>
+      <w:bookmarkEnd w:id="84"/>
     </w:p>
     <w:p>
       <w:r>
@@ -12912,11 +12595,11 @@
       <w:pPr>
         <w:pStyle w:val="Ttulo2"/>
       </w:pPr>
-      <w:bookmarkStart w:id="84" w:name="_Toc242723478"/>
+      <w:bookmarkStart w:id="85" w:name="_Toc242867249"/>
       <w:r>
         <w:t>16.1 Mensagens recebidas</w:t>
       </w:r>
-      <w:bookmarkEnd w:id="84"/>
+      <w:bookmarkEnd w:id="85"/>
     </w:p>
     <w:p>
       <w:r>
@@ -12927,11 +12610,11 @@
       <w:pPr>
         <w:pStyle w:val="Ttulo2"/>
       </w:pPr>
-      <w:bookmarkStart w:id="85" w:name="_Toc242723479"/>
+      <w:bookmarkStart w:id="86" w:name="_Toc242867250"/>
       <w:r>
         <w:t>16.2 Envio automático de avisos (opcional)</w:t>
       </w:r>
-      <w:bookmarkEnd w:id="85"/>
+      <w:bookmarkEnd w:id="86"/>
     </w:p>
     <w:p>
       <w:r>
@@ -12947,12 +12630,12 @@
       <w:pPr>
         <w:pStyle w:val="Ttulo1"/>
       </w:pPr>
-      <w:bookmarkStart w:id="86" w:name="_Toc242723480"/>
+      <w:bookmarkStart w:id="87" w:name="_Toc242867251"/>
       <w:r>
         <w:lastRenderedPageBreak/>
         <w:t>17. Conta Corrente</w:t>
       </w:r>
-      <w:bookmarkEnd w:id="86"/>
+      <w:bookmarkEnd w:id="87"/>
     </w:p>
     <w:p>
       <w:r>
@@ -12963,13 +12646,13 @@
       <w:pPr>
         <w:pStyle w:val="Ttulo2"/>
       </w:pPr>
-      <w:bookmarkStart w:id="87" w:name="_Toc240448008"/>
-      <w:bookmarkStart w:id="88" w:name="_Toc242723481"/>
+      <w:bookmarkStart w:id="88" w:name="_Toc240448008"/>
+      <w:bookmarkStart w:id="89" w:name="_Toc242867252"/>
       <w:r>
         <w:t>17.1 Saldo inicial e saldo atual</w:t>
       </w:r>
-      <w:bookmarkEnd w:id="87"/>
       <w:bookmarkEnd w:id="88"/>
+      <w:bookmarkEnd w:id="89"/>
     </w:p>
     <w:p>
       <w:r>
@@ -12980,33 +12663,30 @@
       <w:pPr>
         <w:pStyle w:val="Ttulo2"/>
       </w:pPr>
-      <w:bookmarkStart w:id="89" w:name="_Toc240448009"/>
-      <w:bookmarkStart w:id="90" w:name="_Toc242723482"/>
+      <w:bookmarkStart w:id="90" w:name="_Toc240448009"/>
+      <w:bookmarkStart w:id="91" w:name="_Toc242867253"/>
       <w:r>
         <w:t>17.2 Débito automático nas compras e crédito automático nas vendas</w:t>
       </w:r>
-      <w:bookmarkEnd w:id="89"/>
       <w:bookmarkEnd w:id="90"/>
-    </w:p>
-    <w:p>
-      <w:r>
-        <w:t>Toda vez que uma compra é registrada (ou uma reserva é efetivada como compra), a conta corrente recebe um lançamento de débito automático no valor total da compra, com a descrição "Compra de Nx TICKER". Toda vez que uma venda é registrada (total ou parcial), a conta recebe um lançamento de crédito automático no valor líquido recebido (já descontada a corretora), com a descrição "Venda de Nx TICKER". Editar a quantidade ou o preço de uma compra, ou corrigir uma venda já registrada, atualiza o lançamento corr</w:t>
-      </w:r>
-      <w:r>
-        <w:t>espondente automaticamente. Excluir a operação de origem exclui o lançamento junto.</w:t>
+      <w:bookmarkEnd w:id="91"/>
+    </w:p>
+    <w:p>
+      <w:r>
+        <w:t>Toda vez que uma compra é registrada (ou uma reserva é efetivada como compra), a conta corrente recebe um lançamento de débito automático no valor total da compra, com a descrição "Compra de Nx TICKER". Toda vez que uma venda é registrada (total ou parcial), a conta recebe um lançamento de crédito automático no valor líquido recebido (já descontada a corretora), com a descrição "Venda de Nx TICKER". Editar a quantidade ou o preço de uma compra, ou corrigir uma venda já registrada, atualiza o lançamento correspondente automaticamente. Excluir a operação de origem exclui o lançamento junto.</w:t>
       </w:r>
     </w:p>
     <w:p>
       <w:pPr>
         <w:pStyle w:val="Ttulo2"/>
       </w:pPr>
-      <w:bookmarkStart w:id="91" w:name="_Toc240448010"/>
-      <w:bookmarkStart w:id="92" w:name="_Toc242723483"/>
+      <w:bookmarkStart w:id="92" w:name="_Toc240448010"/>
+      <w:bookmarkStart w:id="93" w:name="_Toc242867254"/>
       <w:r>
         <w:t>17.3 Transferências manuais (ex.: Nubank)</w:t>
       </w:r>
-      <w:bookmarkEnd w:id="91"/>
       <w:bookmarkEnd w:id="92"/>
+      <w:bookmarkEnd w:id="93"/>
     </w:p>
     <w:p>
       <w:r>
@@ -13017,55 +12697,34 @@
       <w:pPr>
         <w:pStyle w:val="Ttulo2"/>
       </w:pPr>
-      <w:bookmarkStart w:id="93" w:name="_Toc240448011"/>
-      <w:bookmarkStart w:id="94" w:name="_Toc242723484"/>
+      <w:bookmarkStart w:id="94" w:name="_Toc240448011"/>
+      <w:bookmarkStart w:id="95" w:name="_Toc242867255"/>
       <w:r>
         <w:t>17.4 Extrato por período e exportação (Excel / PDF)</w:t>
       </w:r>
-      <w:bookmarkEnd w:id="93"/>
       <w:bookmarkEnd w:id="94"/>
-    </w:p>
-    <w:p>
-      <w:r>
-        <w:t>O extrato lista todos os lançamentos — automáticos e manuais — do mais recente para o mais antigo, com o saldo acumulado (saldo após) calculado em cada linha. Um filtro de período (padrão: mês corrente) restringe a listagem, e os botões "</w:t>
-      </w:r>
-      <w:r>
-        <w:t>⬇</w:t>
-      </w:r>
-      <w:r>
-        <w:t xml:space="preserve"> Exportar Excel" e "</w:t>
-      </w:r>
-      <w:r>
-        <w:t>⬇</w:t>
-      </w:r>
-      <w:r>
-        <w:t xml:space="preserve"> Exportar PDF" geram um relatório respeitando o mesmo filtro.</w:t>
+      <w:bookmarkEnd w:id="95"/>
+    </w:p>
+    <w:p>
+      <w:r>
+        <w:t>O extrato lista todos os lançamentos — automáticos e manuais — do mais recente para o mais antigo, com o saldo acumulado (saldo após) calculado em cada linha. Um filtro de período (padrão: mês corrente) restringe a listagem, e os botões "⬇ Exportar Excel" e "⬇ Exportar PDF" geram um relatório respeitando o mesmo filtro.</w:t>
       </w:r>
     </w:p>
     <w:p>
       <w:pPr>
         <w:pStyle w:val="Ttulo2"/>
       </w:pPr>
-      <w:bookmarkStart w:id="95" w:name="_Toc240448012"/>
-      <w:bookmarkStart w:id="96" w:name="_Toc242723485"/>
+      <w:bookmarkStart w:id="96" w:name="_Toc240448012"/>
+      <w:bookmarkStart w:id="97" w:name="_Toc242867256"/>
       <w:r>
         <w:t>17.5 Excluir uma transferência</w:t>
       </w:r>
-      <w:bookmarkEnd w:id="95"/>
       <w:bookmarkEnd w:id="96"/>
-    </w:p>
-    <w:p>
-      <w:r>
-        <w:t xml:space="preserve">Só lançamentos manuais (transferências) podem ser excluídos diretamente pelo botão </w:t>
-      </w:r>
-      <w:r>
-        <w:t>🗑</w:t>
-      </w:r>
-      <w:r>
-        <w:t>️</w:t>
-      </w:r>
-      <w:r>
-        <w:t xml:space="preserve"> no extrato. Lançamentos automáticos de compra/venda não podem ser excluídos por aqui — eles são removidos automaticamente ao excluir a operação de origem em Minhas Operações (seção 5.4).</w:t>
+      <w:bookmarkEnd w:id="97"/>
+    </w:p>
+    <w:p>
+      <w:r>
+        <w:t>Só lançamentos manuais (transferências) podem ser excluídos diretamente pelo botão 🗑️ no extrato. Lançamentos automáticos de compra/venda não podem ser excluídos por aqui — eles são removidos automaticamente ao excluir a operação de origem em Minhas Operações (seção 5.4).</w:t>
       </w:r>
     </w:p>
     <w:p>
@@ -13077,12 +12736,12 @@
       <w:pPr>
         <w:pStyle w:val="Ttulo1"/>
       </w:pPr>
-      <w:bookmarkStart w:id="97" w:name="_Toc242723486"/>
+      <w:bookmarkStart w:id="98" w:name="_Toc242867257"/>
       <w:r>
         <w:lastRenderedPageBreak/>
         <w:t>18. Scanner Técnico</w:t>
       </w:r>
-      <w:bookmarkEnd w:id="97"/>
+      <w:bookmarkEnd w:id="98"/>
     </w:p>
     <w:p>
       <w:r>
@@ -13093,13 +12752,13 @@
       <w:pPr>
         <w:pStyle w:val="Ttulo2"/>
       </w:pPr>
-      <w:bookmarkStart w:id="98" w:name="_Toc240448014"/>
-      <w:bookmarkStart w:id="99" w:name="_Toc242723487"/>
+      <w:bookmarkStart w:id="99" w:name="_Toc240448014"/>
+      <w:bookmarkStart w:id="100" w:name="_Toc242867258"/>
       <w:r>
         <w:t>18.1 O que o scanner mostra</w:t>
       </w:r>
-      <w:bookmarkEnd w:id="98"/>
       <w:bookmarkEnd w:id="99"/>
+      <w:bookmarkEnd w:id="100"/>
     </w:p>
     <w:p>
       <w:pPr>
@@ -13199,11 +12858,11 @@
       <w:pPr>
         <w:pStyle w:val="Ttulo2"/>
       </w:pPr>
-      <w:bookmarkStart w:id="100" w:name="_Toc242723488"/>
+      <w:bookmarkStart w:id="101" w:name="_Toc242867259"/>
       <w:r>
         <w:t>18.2 Plano de trade sugerido</w:t>
       </w:r>
-      <w:bookmarkEnd w:id="100"/>
+      <w:bookmarkEnd w:id="101"/>
     </w:p>
     <w:p>
       <w:r>
@@ -13212,44 +12871,35 @@
     </w:p>
     <w:p>
       <w:r>
-        <w:t>⚠</w:t>
-      </w:r>
-      <w:r>
-        <w:t xml:space="preserve"> A carteira é somente compradora (não existe venda a descoberto no sistema): num veredito de baixa, o plano não sugere abrir uma venda — ele mostra os mesmos níveis como referência para decidir se você sai (total ou parcialmente) de uma posição já comprada, com uma observação explicando isso na própria tela.</w:t>
+        <w:t>⚠ A carteira é somente compradora (não existe venda a descoberto no sistema): num veredito de baixa, o plano não sugere abrir uma venda — ele mostra os mesmos níveis como referência para decidir se você sai (total ou parcialmente) de uma posição já comprada, com uma observação explicando isso na própria tela.</w:t>
       </w:r>
     </w:p>
     <w:p>
       <w:pPr>
         <w:pStyle w:val="Ttulo2"/>
       </w:pPr>
-      <w:bookmarkStart w:id="101" w:name="_Toc242723489"/>
+      <w:bookmarkStart w:id="102" w:name="_Toc242867260"/>
       <w:r>
         <w:t>18.3 Ativos comprados e reservados</w:t>
       </w:r>
-      <w:bookmarkEnd w:id="101"/>
-    </w:p>
-    <w:p>
-      <w:r>
-        <w:t xml:space="preserve">O Scanner analisa todo ativo com posição em carteira — comprado ou apenas reservado (watchlist) — não só o que já foi comprado de fato. Um ativo apenas reservado aparece com o selo </w:t>
-      </w:r>
-      <w:r>
-        <w:t>🔖</w:t>
-      </w:r>
-      <w:r>
-        <w:t xml:space="preserve"> Reservado, para diferenciar de uma posição realmente comprada.</w:t>
+      <w:bookmarkEnd w:id="102"/>
+    </w:p>
+    <w:p>
+      <w:r>
+        <w:t>O Scanner analisa todo ativo com posição em carteira — comprado ou apenas reservado (watchlist) — não só o que já foi comprado de fato. Um ativo apenas reservado aparece com o selo 🔖 Reservado, para diferenciar de uma posição realmente comprada.</w:t>
       </w:r>
     </w:p>
     <w:p>
       <w:pPr>
         <w:pStyle w:val="Ttulo2"/>
       </w:pPr>
-      <w:bookmarkStart w:id="102" w:name="_Toc240448015"/>
-      <w:bookmarkStart w:id="103" w:name="_Toc242723490"/>
+      <w:bookmarkStart w:id="103" w:name="_Toc240448015"/>
+      <w:bookmarkStart w:id="104" w:name="_Toc242867261"/>
       <w:r>
         <w:t>18.4 Como ler o veredito</w:t>
       </w:r>
-      <w:bookmarkEnd w:id="102"/>
       <w:bookmarkEnd w:id="103"/>
+      <w:bookmarkEnd w:id="104"/>
     </w:p>
     <w:tbl>
       <w:tblPr>
@@ -13444,38 +13094,20 @@
     <w:p>
       <w:r>
         <w:lastRenderedPageBreak/>
-        <w:t xml:space="preserve">Cada ativo recebe um único veredito, com uma cor: </w:t>
-      </w:r>
-      <w:r>
-        <w:t>🟢</w:t>
-      </w:r>
-      <w:r>
-        <w:t xml:space="preserve"> Predomínio de sinais de alta e </w:t>
-      </w:r>
-      <w:r>
-        <w:t>🔴</w:t>
-      </w:r>
-      <w:r>
-        <w:t xml:space="preserve"> Predomínio de sinais de baixa (todos os indicadores que apontaram alguma direção concordam entre si); </w:t>
-      </w:r>
-      <w:r>
-        <w:t>🟡</w:t>
-      </w:r>
-      <w:r>
-        <w:t xml:space="preserve"> Indicadores conflitantes — sem sinal claro (seção 18.5); e em cinza, Neutro — nenhum indicador aponta direção ou Aguardando histórico suficiente.</w:t>
+        <w:t>Cada ativo recebe um único veredito, com uma cor: 🟢 Predomínio de sinais de alta e 🔴 Predomínio de sinais de baixa (todos os indicadores que apontaram alguma direção concordam entre si); 🟡 Indicadores conflitantes — sem sinal claro (seção 18.5); e em cinza, Neutro — nenhum indicador aponta direção ou Aguardando histórico suficiente.</w:t>
       </w:r>
     </w:p>
     <w:p>
       <w:pPr>
         <w:pStyle w:val="Ttulo2"/>
       </w:pPr>
-      <w:bookmarkStart w:id="104" w:name="_Toc240448016"/>
-      <w:bookmarkStart w:id="105" w:name="_Toc242723491"/>
+      <w:bookmarkStart w:id="105" w:name="_Toc240448016"/>
+      <w:bookmarkStart w:id="106" w:name="_Toc242867262"/>
       <w:r>
         <w:t>18.5 Indicadores conflitantes — por que isso é importante</w:t>
       </w:r>
-      <w:bookmarkEnd w:id="104"/>
       <w:bookmarkEnd w:id="105"/>
+      <w:bookmarkEnd w:id="106"/>
     </w:p>
     <w:p>
       <w:r>
@@ -13492,34 +13124,20 @@
           <w:i/>
           <w:sz w:val="20"/>
         </w:rPr>
-        <w:t>⚠</w:t>
-      </w:r>
+        <w:t>⚠ Os indicadores de Volume, Suporte/resistência e ATR podem aparecer como "aguardando histórico" por algum tempo em ativos comprados ou reservados recentemente, ou já acompanhados antes desses campos existirem — eles se completam aos poucos, conforme novas cotações diárias (com volume, máxima e mínima) vão sendo gravadas.</w:t>
+      </w:r>
+    </w:p>
+    <w:p>
+      <w:pPr>
+        <w:shd w:val="clear" w:color="auto" w:fill="FADBD8"/>
+        <w:spacing w:before="80" w:after="200"/>
+      </w:pPr>
       <w:r>
         <w:rPr>
           <w:i/>
           <w:sz w:val="20"/>
         </w:rPr>
-        <w:t xml:space="preserve"> Os indicadores de Volume, Suporte/resistência e ATR podem aparecer como "aguardando histórico" por algum tempo em ativos comprados ou reservados recentemente, ou já acompanhados antes desses campos existirem — eles se completam aos poucos, conforme novas cotações diárias (com volume, máxima e mínima) vão sendo gravadas.</w:t>
-      </w:r>
-    </w:p>
-    <w:p>
-      <w:pPr>
-        <w:shd w:val="clear" w:color="auto" w:fill="FADBD8"/>
-        <w:spacing w:before="80" w:after="200"/>
-      </w:pPr>
-      <w:r>
-        <w:rPr>
-          <w:i/>
-          <w:sz w:val="20"/>
-        </w:rPr>
-        <w:t>🛑</w:t>
-      </w:r>
-      <w:r>
-        <w:rPr>
-          <w:i/>
-          <w:sz w:val="20"/>
-        </w:rPr>
-        <w:t xml:space="preserve"> O Scanner Técnico, incluindo o plano de trade sugerido, é uma referência de apoio à leitura técnica, calculada a partir do histórico de cotações disponível — não é recomendação de investimento nem previsão de preço.</w:t>
+        <w:t>🛑 O Scanner Técnico, incluindo o plano de trade sugerido, é uma referência de apoio à leitura técnica, calculada a partir do histórico de cotações disponível — não é recomendação de investimento nem previsão de preço.</w:t>
       </w:r>
     </w:p>
     <w:p>
@@ -13531,12 +13149,12 @@
       <w:pPr>
         <w:pStyle w:val="Ttulo1"/>
       </w:pPr>
-      <w:bookmarkStart w:id="106" w:name="_Toc242723492"/>
+      <w:bookmarkStart w:id="107" w:name="_Toc242867263"/>
       <w:r>
         <w:lastRenderedPageBreak/>
         <w:t>19. Configurações que Afetam o Uso Diário</w:t>
       </w:r>
-      <w:bookmarkEnd w:id="106"/>
+      <w:bookmarkEnd w:id="107"/>
     </w:p>
     <w:p>
       <w:r>
@@ -14022,24 +13640,18 @@
         <w:pStyle w:val="Commarcadores"/>
       </w:pPr>
       <w:r>
-        <w:t>OPENAI_API_KEY / OPENAI_BASE_URL / OPENAI_MODEL — habilita o botão "</w:t>
-      </w:r>
-      <w:r>
-        <w:t>🤖</w:t>
-      </w:r>
-      <w:r>
-        <w:t xml:space="preserve"> Análise da B3 hoje (IA)" (seção 8.3); aceita qualquer provedor compatível com a API de chat da OpenAI (não precisa ser a OpenAI paga). Sem OPENAI_API_KEY configurada, o botão simplesmente não aparece.</w:t>
+        <w:t>OPENAI_API_KEY / OPENAI_BASE_URL / OPENAI_MODEL — habilita o botão "🤖 Análise da B3 hoje (IA)" (seção 8.3); aceita qualquer provedor compatível com a API de chat da OpenAI (não precisa ser a OpenAI paga). Sem OPENAI_API_KEY configurada, o botão simplesmente não aparece.</w:t>
       </w:r>
     </w:p>
     <w:p>
       <w:pPr>
         <w:pStyle w:val="Ttulo1"/>
       </w:pPr>
-      <w:bookmarkStart w:id="107" w:name="_Toc242723493"/>
+      <w:bookmarkStart w:id="108" w:name="_Toc242867264"/>
       <w:r>
         <w:t>20. Perguntas Frequentes e Solução de Problemas</w:t>
       </w:r>
-      <w:bookmarkEnd w:id="107"/>
+      <w:bookmarkEnd w:id="108"/>
     </w:p>
     <w:p>
       <w:r>
@@ -14072,13 +13684,7 @@
         <w:spacing w:after="200"/>
       </w:pPr>
       <w:r>
-        <w:t>R: Clique no botão "</w:t>
-      </w:r>
-      <w:r>
-        <w:t>🔄</w:t>
-      </w:r>
-      <w:r>
-        <w:t xml:space="preserve"> Atualizar benchmarks (Ibovespa / CDI)" que aparece no lugar do indicador. Se o problema persistir, pode ser uma instabilidade temporária da fonte de dados externa — tente novamente em alguns minutos.</w:t>
+        <w:t>R: Clique no botão "🔄 Atualizar benchmarks (Ibovespa / CDI)" que aparece no lugar do indicador. Se o problema persistir, pode ser uma instabilidade temporária da fonte de dados externa — tente novamente em alguns minutos.</w:t>
       </w:r>
     </w:p>
     <w:p>
@@ -14129,13 +13735,7 @@
         <w:spacing w:after="200"/>
       </w:pPr>
       <w:r>
-        <w:t xml:space="preserve">R: Provavelmente foi criada automaticamente pelo robô consultor (selo </w:t>
-      </w:r>
-      <w:r>
-        <w:t>🤖</w:t>
-      </w:r>
-      <w:r>
-        <w:t xml:space="preserve"> Robô) ao identificar um sinal técnico de compra — ver seção 7.3. Ela pode ser editada ou excluída normalmente como qualquer outra reserva.</w:t>
+        <w:t>R: Provavelmente foi criada automaticamente pelo robô consultor (selo 🤖 Robô) ao identificar um sinal técnico de compra — ver seção 7.3. Ela pode ser editada ou excluída normalmente como qualquer outra reserva.</w:t>
       </w:r>
     </w:p>
     <w:p>
@@ -14184,13 +13784,7 @@
     <w:p>
       <w:r>
         <w:lastRenderedPageBreak/>
-        <w:t>P: O botão "</w:t>
-      </w:r>
-      <w:r>
-        <w:t>🤖</w:t>
-      </w:r>
-      <w:r>
-        <w:t xml:space="preserve"> Análise da B3 hoje (IA)" não aparece na tela Análise de Mercado.</w:t>
+        <w:t>P: O botão "🤖 Análise da B3 hoje (IA)" não aparece na tela Análise de Mercado.</w:t>
       </w:r>
     </w:p>
     <w:p>
@@ -14204,52 +13798,24 @@
           <w:b/>
           <w:color w:val="1B2A4A"/>
         </w:rPr>
-        <w:t xml:space="preserve">P: O gráfico </w:t>
-      </w:r>
+        <w:t>P: O gráfico 📈 diz que ainda não há registros de cotação.</w:t>
+      </w:r>
+    </w:p>
+    <w:p>
+      <w:pPr>
+        <w:spacing w:after="200"/>
+      </w:pPr>
+      <w:r>
+        <w:t>R: Os registros começam a ser gravados na primeira atualização de cotações feita com o ativo em carteira, e só durante o pregão. Clique em "Atualizar cotações agora" em horário de pregão ou aguarde a próxima rotina automática.</w:t>
+      </w:r>
+    </w:p>
+    <w:p>
       <w:r>
         <w:rPr>
           <w:b/>
           <w:color w:val="1B2A4A"/>
         </w:rPr>
-        <w:t>📈</w:t>
-      </w:r>
-      <w:r>
-        <w:rPr>
-          <w:b/>
-          <w:color w:val="1B2A4A"/>
-        </w:rPr>
-        <w:t xml:space="preserve"> diz que ainda não há registros de cotação.</w:t>
-      </w:r>
-    </w:p>
-    <w:p>
-      <w:pPr>
-        <w:spacing w:after="200"/>
-      </w:pPr>
-      <w:r>
-        <w:t>R: Os registros começam a ser gravados na primeira atualização de cotações feita com o ativo em carteira, e só durante o pregão. Clique em "Atualizar cotações agora" em horário de pregão ou aguarde a próxima rotina automática.</w:t>
-      </w:r>
-    </w:p>
-    <w:p>
-      <w:r>
-        <w:rPr>
-          <w:b/>
-          <w:color w:val="1B2A4A"/>
-        </w:rPr>
-        <w:t xml:space="preserve">P: O botão </w:t>
-      </w:r>
-      <w:r>
-        <w:rPr>
-          <w:b/>
-          <w:color w:val="1B2A4A"/>
-        </w:rPr>
-        <w:t>🎤</w:t>
-      </w:r>
-      <w:r>
-        <w:rPr>
-          <w:b/>
-          <w:color w:val="1B2A4A"/>
-        </w:rPr>
-        <w:t xml:space="preserve"> não aparece ou diz que a permissão do microfone foi negada.</w:t>
+        <w:t>P: O botão 🎤 não aparece ou diz que a permissão do microfone foi negada.</w:t>
       </w:r>
     </w:p>
     <w:p>
@@ -14364,6 +13930,58 @@
     </w:p>
     <w:p>
       <w:r>
+        <w:rPr>
+          <w:b/>
+          <w:color w:val="1B2A4A"/>
+        </w:rPr>
+        <w:t>P: O teste de estresse diz "Sem histórico do Ibovespa suficiente".</w:t>
+      </w:r>
+    </w:p>
+    <w:p>
+      <w:pPr>
+        <w:spacing w:after="200"/>
+      </w:pPr>
+      <w:r>
+        <w:t>R: O beta compara a carteira com o Ibovespa e precisa do histórico do índice. Clique em Atualizar benchmarks (Ibovespa / CDI) (seção 9.2). O administrador pode buscar um ano de histórico de uma vez com o comando atualizar_benchmarks --dias 365.</w:t>
+      </w:r>
+    </w:p>
+    <w:p>
+      <w:r>
+        <w:rPr>
+          <w:b/>
+          <w:color w:val="1B2A4A"/>
+        </w:rPr>
+        <w:t>P: O pior dia do teste de estresse ou a volatilidade de um ativo parecem exagerados.</w:t>
+      </w:r>
+    </w:p>
+    <w:p>
+      <w:pPr>
+        <w:spacing w:after="200"/>
+      </w:pPr>
+      <w:r>
+        <w:t>R: Um preço gravado errado no histórico (por exemplo, um registro de teste ou de fim de semana) cria quedas que não aconteceram. Peça ao administrador para conferir as cotações salvas do ativo e corrigi-las com o fechamento oficial.</w:t>
+      </w:r>
+    </w:p>
+    <w:p>
+      <w:r>
+        <w:rPr>
+          <w:b/>
+          <w:color w:val="1B2A4A"/>
+        </w:rPr>
+        <w:lastRenderedPageBreak/>
+        <w:t>P: Cliquei em Limpar consultas e minhas ações sumiram de Qualidade das Empresas.</w:t>
+      </w:r>
+    </w:p>
+    <w:p>
+      <w:pPr>
+        <w:spacing w:after="200"/>
+      </w:pPr>
+      <w:r>
+        <w:t>R: Limpar consultas limpa a tabela inteira (seção 22.1). Clique em Avaliar minha carteira para trazê-las de volta.</w:t>
+      </w:r>
+    </w:p>
+    <w:p>
+      <w:r>
         <w:br w:type="page"/>
       </w:r>
     </w:p>
@@ -14371,14 +13989,14 @@
       <w:pPr>
         <w:pStyle w:val="Ttulo1"/>
       </w:pPr>
-      <w:bookmarkStart w:id="108" w:name="_Toc240449200"/>
-      <w:bookmarkStart w:id="109" w:name="_Toc242723494"/>
+      <w:bookmarkStart w:id="109" w:name="_Toc240449200"/>
+      <w:bookmarkStart w:id="110" w:name="_Toc242867265"/>
       <w:r>
         <w:lastRenderedPageBreak/>
         <w:t>21. Módulo de Criptomoedas</w:t>
       </w:r>
-      <w:bookmarkEnd w:id="108"/>
       <w:bookmarkEnd w:id="109"/>
+      <w:bookmarkEnd w:id="110"/>
     </w:p>
     <w:p>
       <w:r>
@@ -14389,13 +14007,13 @@
       <w:pPr>
         <w:pStyle w:val="Ttulo2"/>
       </w:pPr>
-      <w:bookmarkStart w:id="110" w:name="_Toc240449201"/>
-      <w:bookmarkStart w:id="111" w:name="_Toc242723495"/>
+      <w:bookmarkStart w:id="111" w:name="_Toc240449201"/>
+      <w:bookmarkStart w:id="112" w:name="_Toc242867266"/>
       <w:r>
         <w:t>21.1 Tela Criptomoedas</w:t>
       </w:r>
-      <w:bookmarkEnd w:id="110"/>
       <w:bookmarkEnd w:id="111"/>
+      <w:bookmarkEnd w:id="112"/>
     </w:p>
     <w:p>
       <w:r>
@@ -14406,56 +14024,47 @@
       <w:pPr>
         <w:pStyle w:val="Ttulo2"/>
       </w:pPr>
-      <w:bookmarkStart w:id="112" w:name="_Toc240449202"/>
-      <w:bookmarkStart w:id="113" w:name="_Toc242723496"/>
+      <w:bookmarkStart w:id="113" w:name="_Toc240449202"/>
+      <w:bookmarkStart w:id="114" w:name="_Toc242867267"/>
       <w:r>
         <w:t>21.2 Atualizar Cripto agora</w:t>
       </w:r>
-      <w:bookmarkEnd w:id="112"/>
       <w:bookmarkEnd w:id="113"/>
-    </w:p>
-    <w:p>
-      <w:r>
-        <w:t>O botão “</w:t>
-      </w:r>
-      <w:r>
-        <w:t>🔄</w:t>
-      </w:r>
-      <w:r>
-        <w:t xml:space="preserve"> Atualizar Cripto agora” busca as cotações mais recentes das moedas acompanhadas e grava um novo registro de atualização da carteira de cripto — o mesmo mecanismo usado pelas ações (seção 9.1), só que em uma rotina própria: não depende do horário de pregão da B3 nem do agendador automático de ações.</w:t>
+      <w:bookmarkEnd w:id="114"/>
+    </w:p>
+    <w:p>
+      <w:r>
+        <w:t>O botão “🔄 Atualizar Cripto agora” busca as cotações mais recentes das moedas acompanhadas e grava um novo registro de atualização da carteira de cripto — o mesmo mecanismo usado pelas ações (seção 9.1), só que em uma rotina própria: não depende do horário de pregão da B3 nem do agendador automático de ações.</w:t>
       </w:r>
     </w:p>
     <w:p>
       <w:pPr>
         <w:pStyle w:val="Ttulo2"/>
       </w:pPr>
-      <w:bookmarkStart w:id="114" w:name="_Toc240449203"/>
-      <w:bookmarkStart w:id="115" w:name="_Toc242723497"/>
+      <w:bookmarkStart w:id="115" w:name="_Toc240449203"/>
+      <w:bookmarkStart w:id="116" w:name="_Toc242867268"/>
       <w:r>
         <w:t>21.3 Registrar operações de cripto</w:t>
       </w:r>
-      <w:bookmarkEnd w:id="114"/>
       <w:bookmarkEnd w:id="115"/>
-    </w:p>
-    <w:p>
-      <w:r>
-        <w:t>O botão “+ Nova compra/reserva” abre um formulário parecido com o de ações (seção 5.1): tipo (Compra ou Reserva), moeda (BTC, ETH ou qualquer código aceito pela API de cripto), quantidade — aqui com até 8 casas decimais, para suportar frações de moeda —, preço unitário, data e, opcionalmente, metas de lucro e perda. Em “Minhas Operações de Cripto” é possível efetivar uma reserva como compra, vender um lote (total ou parcial) e editar ou excluir uma operação, com abas separadas para lotes em carteira e reser</w:t>
-      </w:r>
-      <w:r>
-        <w:t>vados — os mesmos recursos disponíveis para ações.</w:t>
+      <w:bookmarkEnd w:id="116"/>
+    </w:p>
+    <w:p>
+      <w:r>
+        <w:t>O botão “+ Nova compra/reserva” abre um formulário parecido com o de ações (seção 5.1): tipo (Compra ou Reserva), moeda (BTC, ETH ou qualquer código aceito pela API de cripto), quantidade — aqui com até 8 casas decimais, para suportar frações de moeda —, preço unitário, data e, opcionalmente, metas de lucro e perda. Em “Minhas Operações de Cripto” é possível efetivar uma reserva como compra, vender um lote (total ou parcial) e editar ou excluir uma operação, com abas separadas para lotes em carteira e reservados — os mesmos recursos disponíveis para ações.</w:t>
       </w:r>
     </w:p>
     <w:p>
       <w:pPr>
         <w:pStyle w:val="Ttulo2"/>
       </w:pPr>
-      <w:bookmarkStart w:id="116" w:name="_Toc240449204"/>
-      <w:bookmarkStart w:id="117" w:name="_Toc242723498"/>
+      <w:bookmarkStart w:id="117" w:name="_Toc240449204"/>
+      <w:bookmarkStart w:id="118" w:name="_Toc242867269"/>
       <w:r>
         <w:t>21.4 Variações de hoje e histórico de atualizações</w:t>
       </w:r>
-      <w:bookmarkEnd w:id="116"/>
       <w:bookmarkEnd w:id="117"/>
+      <w:bookmarkEnd w:id="118"/>
     </w:p>
     <w:p>
       <w:r>
@@ -14466,13 +14075,13 @@
       <w:pPr>
         <w:pStyle w:val="Ttulo2"/>
       </w:pPr>
-      <w:bookmarkStart w:id="118" w:name="_Toc240449205"/>
-      <w:bookmarkStart w:id="119" w:name="_Toc242723499"/>
+      <w:bookmarkStart w:id="119" w:name="_Toc240449205"/>
+      <w:bookmarkStart w:id="120" w:name="_Toc242867270"/>
       <w:r>
         <w:t>21.5 Cotações de cripto no Painel de Controle</w:t>
       </w:r>
-      <w:bookmarkEnd w:id="118"/>
       <w:bookmarkEnd w:id="119"/>
+      <w:bookmarkEnd w:id="120"/>
     </w:p>
     <w:p>
       <w:r>
@@ -14483,13 +14092,13 @@
       <w:pPr>
         <w:pStyle w:val="Ttulo2"/>
       </w:pPr>
-      <w:bookmarkStart w:id="120" w:name="_Toc240449206"/>
-      <w:bookmarkStart w:id="121" w:name="_Toc242723500"/>
+      <w:bookmarkStart w:id="121" w:name="_Toc240449206"/>
+      <w:bookmarkStart w:id="122" w:name="_Toc242867271"/>
       <w:r>
         <w:t>21.6 Conta Corrente e criptomoedas</w:t>
       </w:r>
-      <w:bookmarkEnd w:id="120"/>
       <w:bookmarkEnd w:id="121"/>
+      <w:bookmarkEnd w:id="122"/>
     </w:p>
     <w:p>
       <w:r>
@@ -14500,43 +14109,31 @@
       <w:pPr>
         <w:pStyle w:val="Ttulo2"/>
       </w:pPr>
-      <w:bookmarkStart w:id="122" w:name="_Toc240449207"/>
-      <w:bookmarkStart w:id="123" w:name="_Toc242723501"/>
+      <w:bookmarkStart w:id="123" w:name="_Toc240449207"/>
+      <w:bookmarkStart w:id="124" w:name="_Toc242867272"/>
       <w:r>
         <w:lastRenderedPageBreak/>
         <w:t>21.7 Relatórios de cripto</w:t>
       </w:r>
-      <w:bookmarkEnd w:id="122"/>
       <w:bookmarkEnd w:id="123"/>
-    </w:p>
-    <w:p>
-      <w:r>
-        <w:t>A tela “Minhas Operações de Cripto” tem os mesmos botões “</w:t>
-      </w:r>
-      <w:r>
-        <w:t>⬇</w:t>
-      </w:r>
-      <w:r>
-        <w:t xml:space="preserve"> Exportar Excel” e “</w:t>
-      </w:r>
-      <w:r>
-        <w:t>⬇</w:t>
-      </w:r>
-      <w:r>
-        <w:t xml:space="preserve"> Exportar PDF” da tela de ações (seção 5.6), com abas separadas para os lotes em carteira e para os reservados.</w:t>
+      <w:bookmarkEnd w:id="124"/>
+    </w:p>
+    <w:p>
+      <w:r>
+        <w:t>A tela “Minhas Operações de Cripto” tem os mesmos botões “⬇ Exportar Excel” e “⬇ Exportar PDF” da tela de ações (seção 5.6), com abas separadas para os lotes em carteira e para os reservados.</w:t>
       </w:r>
     </w:p>
     <w:p>
       <w:pPr>
         <w:pStyle w:val="Ttulo2"/>
       </w:pPr>
-      <w:bookmarkStart w:id="124" w:name="_Toc240449208"/>
-      <w:bookmarkStart w:id="125" w:name="_Toc242723502"/>
+      <w:bookmarkStart w:id="125" w:name="_Toc240449208"/>
+      <w:bookmarkStart w:id="126" w:name="_Toc242867273"/>
       <w:r>
         <w:t>21.8 O que a cripto não tem</w:t>
       </w:r>
-      <w:bookmarkEnd w:id="124"/>
       <w:bookmarkEnd w:id="125"/>
+      <w:bookmarkEnd w:id="126"/>
     </w:p>
     <w:p>
       <w:pPr>
@@ -14579,12 +14176,12 @@
       <w:pPr>
         <w:pStyle w:val="Ttulo1"/>
       </w:pPr>
-      <w:bookmarkStart w:id="126" w:name="_Toc242723503"/>
+      <w:bookmarkStart w:id="127" w:name="_Toc242867274"/>
       <w:r>
         <w:lastRenderedPageBreak/>
         <w:t>22. Apoio à Decisão de Compra</w:t>
       </w:r>
-      <w:bookmarkEnd w:id="126"/>
+      <w:bookmarkEnd w:id="127"/>
     </w:p>
     <w:p>
       <w:r>
@@ -14613,21 +14210,15 @@
       <w:pPr>
         <w:pStyle w:val="Ttulo2"/>
       </w:pPr>
-      <w:bookmarkStart w:id="127" w:name="_Toc242723504"/>
+      <w:bookmarkStart w:id="128" w:name="_Toc242867275"/>
       <w:r>
         <w:t>22.1 Qualidade das Empresas</w:t>
       </w:r>
-      <w:bookmarkEnd w:id="127"/>
-    </w:p>
-    <w:p>
-      <w:r>
-        <w:t xml:space="preserve">Acessível pelo Menu (cartão </w:t>
-      </w:r>
-      <w:r>
-        <w:t>🏅</w:t>
-      </w:r>
-      <w:r>
-        <w:t xml:space="preserve"> Qualidade das Empresas) ou pelo comando de voz "qualidade". A tela dá uma nota de 0 a 10 a cada ação, calculada a partir dos balanços anuais, da demonstração de resultados e dos proventos pagos. Cada critério vale pontos:</w:t>
+      <w:bookmarkEnd w:id="128"/>
+    </w:p>
+    <w:p>
+      <w:r>
+        <w:t>Acessível pelo Menu (cartão 🏅 Qualidade das Empresas) ou pelo comando de voz "qualidade". A tela dá uma nota de 0 a 10 a cada ação, calculada a partir dos balanços anuais, da demonstração de resultados e dos proventos pagos. Cada critério vale pontos:</w:t>
       </w:r>
     </w:p>
     <w:tbl>
@@ -14915,13 +14506,7 @@
         <w:t>Avaliar</w:t>
       </w:r>
       <w:r>
-        <w:t xml:space="preserve"> — digite até 10 tickers separados por vírgula (ex.: WEGE3, ITSA4) e clique em </w:t>
-      </w:r>
-      <w:r>
-        <w:t>🔎</w:t>
-      </w:r>
-      <w:r>
-        <w:t xml:space="preserve"> Avaliar — útil para conferir uma ação antes de comprar.</w:t>
+        <w:t xml:space="preserve"> — digite até 10 tickers separados por vírgula (ex.: WEGE3, ITSA4) e clique em 🔎 Avaliar. As ações consultadas aparecem no topo da tabela, com o selo 🔎 Consultada — útil para conferir uma ação antes de comprar.</w:t>
       </w:r>
     </w:p>
     <w:p>
@@ -14963,7 +14548,7 @@
         <w:t>Limpar consultas</w:t>
       </w:r>
       <w:r>
-        <w:t xml:space="preserve"> — tira da lista as ações consultadas que não estão na carteira.</w:t>
+        <w:t xml:space="preserve"> — limpa a tabela inteira, inclusive as ações da carteira. Elas voltam quando você clica em Avaliar minha carteira; digitando um ticker depois de limpar, a tabela mostra só ele.</w:t>
       </w:r>
     </w:p>
     <w:p>
@@ -14976,19 +14561,125 @@
           <w:i/>
           <w:sz w:val="20"/>
         </w:rPr>
-        <w:t>ℹ</w:t>
-      </w:r>
+        <w:t>ℹ Cada ação consulta a API de cotações uma vez, e o resultado fica guardado por 7 dias (balanços mudam por trimestre) — abrir a tela não gasta consultas. As notas são compartilhadas entre os usuários.</w:t>
+      </w:r>
+    </w:p>
+    <w:p>
+      <w:pPr>
+        <w:shd w:val="clear" w:color="auto" w:fill="FADBD8"/>
+        <w:spacing w:before="80" w:after="200"/>
+      </w:pPr>
       <w:r>
         <w:rPr>
           <w:i/>
           <w:sz w:val="20"/>
         </w:rPr>
-        <w:t xml:space="preserve"> Cada ação consulta a API de cotações uma vez, e o resultado fica guardado por 7 dias (balanços mudam por trimestre) — abrir a tela não gasta consultas. As notas são compartilhadas entre os usuários.</w:t>
-      </w:r>
-    </w:p>
-    <w:p>
-      <w:pPr>
-        <w:shd w:val="clear" w:color="auto" w:fill="FADBD8"/>
+        <w:t>🛑 A nota mede a qualidade da empresa, não para onde o preço vai: uma empresa nota 10 pode cair na bolsa, e uma nota baixa pode subir. Use como filtro, junto com a Calculadora de risco.</w:t>
+      </w:r>
+    </w:p>
+    <w:p>
+      <w:pPr>
+        <w:pStyle w:val="Ttulo2"/>
+      </w:pPr>
+      <w:bookmarkStart w:id="129" w:name="_Toc242867276"/>
+      <w:r>
+        <w:t>22.2 Calculadora de risco</w:t>
+      </w:r>
+      <w:bookmarkEnd w:id="129"/>
+    </w:p>
+    <w:p>
+      <w:r>
+        <w:t>Fica na tela de compra (+ Nova compra/reserva), abaixo do formulário. Assim que o ticker é digitado, ela calcula — usando só dados já salvos, sem consultar a API:</w:t>
+      </w:r>
+    </w:p>
+    <w:p>
+      <w:pPr>
+        <w:pStyle w:val="Commarcadores"/>
+      </w:pPr>
+      <w:r>
+        <w:rPr>
+          <w:b/>
+        </w:rPr>
+        <w:lastRenderedPageBreak/>
+        <w:t>Stop</w:t>
+      </w:r>
+      <w:r>
+        <w:t xml:space="preserve"> — preço em que você sai se a compra der errado. Sugerido 2× o ATR (oscilação média diária) abaixo da entrada, ou logo abaixo do suporte quando ele está mais perto; sem histórico suficiente, 5% abaixo. Dá para digitar outro valor no campo Stop.</w:t>
+      </w:r>
+    </w:p>
+    <w:p>
+      <w:pPr>
+        <w:pStyle w:val="Commarcadores"/>
+      </w:pPr>
+      <w:r>
+        <w:rPr>
+          <w:b/>
+        </w:rPr>
+        <w:t>Quantidade sugerida</w:t>
+      </w:r>
+      <w:r>
+        <w:t xml:space="preserve"> — quantas ações comprar para que, se o stop for atingido, a perda não passe do risco por operação escolhido (padrão 1% do patrimônio). Patrimônio = saldo da Conta Corrente + valor atual da carteira; a quantidade também não passa do saldo disponível.</w:t>
+      </w:r>
+    </w:p>
+    <w:p>
+      <w:pPr>
+        <w:pStyle w:val="Commarcadores"/>
+      </w:pPr>
+      <w:r>
+        <w:rPr>
+          <w:b/>
+        </w:rPr>
+        <w:t>Alvo</w:t>
+      </w:r>
+      <w:r>
+        <w:t xml:space="preserve"> — ganho de 2× o risco (relação risco-retorno de 1 para 2).</w:t>
+      </w:r>
+    </w:p>
+    <w:p>
+      <w:pPr>
+        <w:pStyle w:val="Commarcadores"/>
+      </w:pPr>
+      <w:r>
+        <w:rPr>
+          <w:b/>
+        </w:rPr>
+        <w:t>Contexto</w:t>
+      </w:r>
+      <w:r>
+        <w:t xml:space="preserve"> — nota de Qualidade da empresa, veredito do Scanner Técnico, veredito do Backtesting para o ativo e quanto do patrimônio fica no setor da empresa com essa compra.</w:t>
+      </w:r>
+    </w:p>
+    <w:p>
+      <w:pPr>
+        <w:pStyle w:val="Commarcadores"/>
+      </w:pPr>
+      <w:r>
+        <w:rPr>
+          <w:b/>
+        </w:rPr>
+        <w:t>Avisos</w:t>
+      </w:r>
+      <w:r>
+        <w:t xml:space="preserve"> — concentração acima de 30% num setor, qualidade fundamentalista baixa, predomínio de baixa no Scanner, saldo insuficiente ou stop longe demais.</w:t>
+      </w:r>
+    </w:p>
+    <w:p>
+      <w:r>
+        <w:t xml:space="preserve">O botão </w:t>
+      </w:r>
+      <w:r>
+        <w:rPr>
+          <w:b/>
+        </w:rPr>
+        <w:t>Usar no formulário</w:t>
+      </w:r>
+      <w:r>
+        <w:t xml:space="preserve"> copia a quantidade sugerida e transforma o stop e o alvo nas metas de perda e de lucro (%) da operação — assim os alertas de meta (seção 15) avisam quando for hora de sair.</w:t>
+      </w:r>
+    </w:p>
+    <w:p>
+      <w:pPr>
+        <w:shd w:val="clear" w:color="auto" w:fill="FFF3CD"/>
         <w:spacing w:before="80" w:after="200"/>
       </w:pPr>
       <w:r>
@@ -14996,247 +14687,117 @@
           <w:i/>
           <w:sz w:val="20"/>
         </w:rPr>
-        <w:t>🛑</w:t>
-      </w:r>
+        <w:t>⚠ Mantenha o saldo da Conta Corrente atualizado (seção 17.1): sem saldo registrado, a quantidade é calculada só pelo risco, e a calculadora avisa para você conferir se tem o dinheiro disponível.</w:t>
+      </w:r>
+    </w:p>
+    <w:p>
+      <w:pPr>
+        <w:pStyle w:val="Ttulo2"/>
+      </w:pPr>
+      <w:bookmarkStart w:id="130" w:name="_Toc242867277"/>
+      <w:r>
+        <w:t>22.3 Um roteiro de compra</w:t>
+      </w:r>
+      <w:bookmarkEnd w:id="130"/>
+    </w:p>
+    <w:p>
+      <w:r>
+        <w:t>Uma sequência simples para usar as ferramentas em conjunto:</w:t>
+      </w:r>
+    </w:p>
+    <w:p>
+      <w:r>
+        <w:rPr>
+          <w:b/>
+        </w:rPr>
+        <w:t>1. Filtre a empresa</w:t>
+      </w:r>
+      <w:r>
+        <w:t xml:space="preserve"> — em Qualidade das Empresas, prefira nota 7 ou mais.</w:t>
+      </w:r>
+    </w:p>
+    <w:p>
+      <w:r>
+        <w:rPr>
+          <w:b/>
+        </w:rPr>
+        <w:t>2. Veja o momento</w:t>
+      </w:r>
+      <w:r>
+        <w:t xml:space="preserve"> — no Scanner Técnico, evite comprar com predomínio de baixa.</w:t>
+      </w:r>
+    </w:p>
+    <w:p>
+      <w:r>
+        <w:rPr>
+          <w:b/>
+        </w:rPr>
+        <w:t>3. Defina o risco</w:t>
+      </w:r>
+      <w:r>
+        <w:t xml:space="preserve"> — na Calculadora de risco, confirme o stop e a quantidade e clique em Usar no formulário.</w:t>
+      </w:r>
+    </w:p>
+    <w:p>
+      <w:r>
+        <w:rPr>
+          <w:b/>
+        </w:rPr>
+        <w:t>4. Diversifique</w:t>
+      </w:r>
+      <w:r>
+        <w:t xml:space="preserve"> — respeite o limite por setor e o limite de ativos diferentes em carteira (seção 5.1).</w:t>
+      </w:r>
+    </w:p>
+    <w:p>
+      <w:r>
+        <w:rPr>
+          <w:b/>
+        </w:rPr>
+        <w:t>5. Acompanhe o risco da carteira</w:t>
+      </w:r>
+      <w:r>
+        <w:t xml:space="preserve"> — em Posições em Carteira › Indicadores de risco (seção 6.6), veja se a ação nova anda junto com as que você já tem (correlação) e quanto a carteira cairia numa queda forte do Ibovespa (teste de estresse).</w:t>
+      </w:r>
+    </w:p>
+    <w:p>
+      <w:r>
+        <w:rPr>
+          <w:b/>
+        </w:rPr>
+        <w:t>6. Siga o plano</w:t>
+      </w:r>
+      <w:r>
+        <w:t xml:space="preserve"> — quando o alerta de meta de perda chegar, saia como planejado.</w:t>
+      </w:r>
+    </w:p>
+    <w:p>
+      <w:r>
+        <w:br w:type="page"/>
+      </w:r>
+    </w:p>
+    <w:p>
+      <w:pPr>
+        <w:pStyle w:val="Ttulo1"/>
+      </w:pPr>
+      <w:bookmarkStart w:id="131" w:name="_Toc242867278"/>
+      <w:r>
+        <w:lastRenderedPageBreak/>
+        <w:t>23. Avisos Legais e Uso Responsável</w:t>
+      </w:r>
+      <w:bookmarkEnd w:id="131"/>
+    </w:p>
+    <w:p>
+      <w:pPr>
+        <w:shd w:val="clear" w:color="auto" w:fill="FADBD8"/>
+        <w:spacing w:before="80" w:after="200"/>
+      </w:pPr>
       <w:r>
         <w:rPr>
           <w:i/>
           <w:sz w:val="20"/>
         </w:rPr>
-        <w:t xml:space="preserve"> A nota mede a qualidade da empresa, não para onde o preço vai: uma empresa nota 10 pode cair na bolsa, e uma nota baixa pode subir. Use como filtro, junto com a Calculadora de risco.</w:t>
-      </w:r>
-    </w:p>
-    <w:p>
-      <w:pPr>
-        <w:pStyle w:val="Ttulo2"/>
-      </w:pPr>
-      <w:bookmarkStart w:id="128" w:name="_Toc242723505"/>
-      <w:r>
-        <w:t>22.2 Calculadora de risco</w:t>
-      </w:r>
-      <w:bookmarkEnd w:id="128"/>
-    </w:p>
-    <w:p>
-      <w:r>
-        <w:t>Fica na tela de compra (+ Nova compra/reserva), abaixo do formulário. Assim que o ticker é digitado, ela calcula — usando só dados já salvos, sem consultar a API:</w:t>
-      </w:r>
-    </w:p>
-    <w:p>
-      <w:pPr>
-        <w:pStyle w:val="Commarcadores"/>
-      </w:pPr>
-      <w:r>
-        <w:rPr>
-          <w:b/>
-        </w:rPr>
-        <w:t>Stop</w:t>
-      </w:r>
-      <w:r>
-        <w:t xml:space="preserve"> — preço em que você sai se a compra der errado. Sugerido 2× o ATR (oscilação média diária) abaixo da entrada, ou logo abaixo do suporte quando ele está mais perto; sem histórico suficiente, 5% abaixo. Dá para digitar outro valor no campo Stop.</w:t>
-      </w:r>
-    </w:p>
-    <w:p>
-      <w:pPr>
-        <w:pStyle w:val="Commarcadores"/>
-      </w:pPr>
-      <w:r>
-        <w:rPr>
-          <w:b/>
-        </w:rPr>
-        <w:lastRenderedPageBreak/>
-        <w:t>Quantidade sugerida</w:t>
-      </w:r>
-      <w:r>
-        <w:t xml:space="preserve"> — quantas ações comprar para que, se o stop for atingido, a perda não passe do risco por operação escolhido (padrão 1% do patrimônio). Patrimônio = saldo da Conta Corrente + valor atual da carteira; a quantidade também não passa do saldo disponível.</w:t>
-      </w:r>
-    </w:p>
-    <w:p>
-      <w:pPr>
-        <w:pStyle w:val="Commarcadores"/>
-      </w:pPr>
-      <w:r>
-        <w:rPr>
-          <w:b/>
-        </w:rPr>
-        <w:t>Alvo</w:t>
-      </w:r>
-      <w:r>
-        <w:t xml:space="preserve"> — ganho de 2× o risco (relação risco-retorno de 1 para 2).</w:t>
-      </w:r>
-    </w:p>
-    <w:p>
-      <w:pPr>
-        <w:pStyle w:val="Commarcadores"/>
-      </w:pPr>
-      <w:r>
-        <w:rPr>
-          <w:b/>
-        </w:rPr>
-        <w:t>Contexto</w:t>
-      </w:r>
-      <w:r>
-        <w:t xml:space="preserve"> — nota de Qualidade da empresa, veredito do Scanner Técnico, veredito do Backtesting para o ativo e quanto do patrimônio fica no setor da empresa com essa compra.</w:t>
-      </w:r>
-    </w:p>
-    <w:p>
-      <w:pPr>
-        <w:pStyle w:val="Commarcadores"/>
-      </w:pPr>
-      <w:r>
-        <w:rPr>
-          <w:b/>
-        </w:rPr>
-        <w:t>Avisos</w:t>
-      </w:r>
-      <w:r>
-        <w:t xml:space="preserve"> — concentração acima de 30% num setor, qualidade fundamentalista baixa, predomínio de baixa no Scanner, saldo insuficiente ou stop longe demais.</w:t>
-      </w:r>
-    </w:p>
-    <w:p>
-      <w:r>
-        <w:t xml:space="preserve">O botão </w:t>
-      </w:r>
-      <w:r>
-        <w:rPr>
-          <w:b/>
-        </w:rPr>
-        <w:t>Usar no formulário</w:t>
-      </w:r>
-      <w:r>
-        <w:t xml:space="preserve"> copia a quantidade sugerida e transforma o stop e o alvo nas metas de perda e de lucro (%) da operação — assim os alertas de meta (seção 15) avisam quando for hora de sair.</w:t>
-      </w:r>
-    </w:p>
-    <w:p>
-      <w:pPr>
-        <w:shd w:val="clear" w:color="auto" w:fill="FFF3CD"/>
-        <w:spacing w:before="80" w:after="200"/>
-      </w:pPr>
-      <w:r>
-        <w:rPr>
-          <w:i/>
-          <w:sz w:val="20"/>
-        </w:rPr>
-        <w:t>⚠</w:t>
-      </w:r>
-      <w:r>
-        <w:rPr>
-          <w:i/>
-          <w:sz w:val="20"/>
-        </w:rPr>
-        <w:t xml:space="preserve"> Mantenha o saldo da Conta Corrente atualizado (seção 17.1): sem saldo registrado, a quantidade é calculada só pelo risco, e a calculadora avisa para você conferir se tem o dinheiro disponível.</w:t>
-      </w:r>
-    </w:p>
-    <w:p>
-      <w:pPr>
-        <w:pStyle w:val="Ttulo2"/>
-      </w:pPr>
-      <w:bookmarkStart w:id="129" w:name="_Toc242723506"/>
-      <w:r>
-        <w:t>22.3 Um roteiro de compra</w:t>
-      </w:r>
-      <w:bookmarkEnd w:id="129"/>
-    </w:p>
-    <w:p>
-      <w:r>
-        <w:t>Uma sequência simples para usar as ferramentas em conjunto:</w:t>
-      </w:r>
-    </w:p>
-    <w:p>
-      <w:r>
-        <w:rPr>
-          <w:b/>
-        </w:rPr>
-        <w:t>1. Filtre a empresa</w:t>
-      </w:r>
-      <w:r>
-        <w:t xml:space="preserve"> — em Qualidade das Empresas, prefira nota 7 ou mais.</w:t>
-      </w:r>
-    </w:p>
-    <w:p>
-      <w:r>
-        <w:rPr>
-          <w:b/>
-        </w:rPr>
-        <w:t>2. Veja o momento</w:t>
-      </w:r>
-      <w:r>
-        <w:t xml:space="preserve"> — no Scanner Técnico, evite comprar com predomínio de baixa.</w:t>
-      </w:r>
-    </w:p>
-    <w:p>
-      <w:r>
-        <w:rPr>
-          <w:b/>
-        </w:rPr>
-        <w:t>3. Defina o risco</w:t>
-      </w:r>
-      <w:r>
-        <w:t xml:space="preserve"> — na Calculadora de risco, confirme o stop e a quantidade e clique em Usar no formulário.</w:t>
-      </w:r>
-    </w:p>
-    <w:p>
-      <w:r>
-        <w:rPr>
-          <w:b/>
-        </w:rPr>
-        <w:t>4. Diversifique</w:t>
-      </w:r>
-      <w:r>
-        <w:t xml:space="preserve"> — respeite o limite por setor e o limite de ativos diferentes em carteira (seção 5.1).</w:t>
-      </w:r>
-    </w:p>
-    <w:p>
-      <w:r>
-        <w:rPr>
-          <w:b/>
-        </w:rPr>
-        <w:t>5. Siga o plano</w:t>
-      </w:r>
-      <w:r>
-        <w:t xml:space="preserve"> — quando o alerta de meta de perda chegar, saia como planejado.</w:t>
-      </w:r>
-    </w:p>
-    <w:p>
-      <w:r>
-        <w:br w:type="page"/>
-      </w:r>
-    </w:p>
-    <w:p>
-      <w:pPr>
-        <w:pStyle w:val="Ttulo1"/>
-      </w:pPr>
-      <w:bookmarkStart w:id="130" w:name="_Toc242723507"/>
-      <w:r>
-        <w:lastRenderedPageBreak/>
-        <w:t>23. Avisos Legais e Uso Responsável</w:t>
-      </w:r>
-      <w:bookmarkEnd w:id="130"/>
-    </w:p>
-    <w:p>
-      <w:pPr>
-        <w:shd w:val="clear" w:color="auto" w:fill="FADBD8"/>
-        <w:spacing w:before="80" w:after="200"/>
-      </w:pPr>
-      <w:r>
-        <w:rPr>
-          <w:i/>
-          <w:sz w:val="20"/>
-        </w:rPr>
-        <w:t>🛑</w:t>
-      </w:r>
-      <w:r>
-        <w:rPr>
-          <w:i/>
-          <w:sz w:val="20"/>
-        </w:rPr>
-        <w:t xml:space="preserve"> O BolsaTrader é uma ferramenta de organização e acompanhamento pessoal de carteira. Nenhum indicador, alerta, sinal do robô consultor, nota de Qualidade das Empresas, sugestão da Calculadora de risco ou resultado de backtesting constitui recomendação de investimento, consultoria financeira ou promessa de rentabilidade. Cotações e dados de mercado vêm de APIs externas e podem sofrer atraso, indisponibilidade ou imprecisão pontual. Todas as decisões de compra e venda de ativos são de exclusiva responsabilida</w:t>
-      </w:r>
-      <w:r>
-        <w:rPr>
-          <w:i/>
-          <w:sz w:val="20"/>
-        </w:rPr>
-        <w:t>de do usuário.</w:t>
+        <w:t>🛑 O BolsaTrader é uma ferramenta de organização e acompanhamento pessoal de carteira. Nenhum indicador, alerta, sinal do robô consultor, nota de Qualidade das Empresas, sugestão da Calculadora de risco ou resultado de backtesting constitui recomendação de investimento, consultoria financeira ou promessa de rentabilidade. Cotações e dados de mercado vêm de APIs externas e podem sofrer atraso, indisponibilidade ou imprecisão pontual. Todas as decisões de compra e venda de ativos são de exclusiva responsabilidade do usuário.</w:t>
       </w:r>
     </w:p>
     <w:p>

--- a/docs/Manual_Operacional_BolsaTrader.docx
+++ b/docs/Manual_Operacional_BolsaTrader.docx
@@ -59,7 +59,7 @@
           <w:color w:val="555555"/>
           <w:sz w:val="22"/>
         </w:rPr>
-        <w:t>Versão do documento: 10/2026 — revisão de 14/10/2026 (Correlação e teste de estresse da carteira, gráfico de composição, limpeza do mural de notícias e Qualidade das Empresas)</w:t>
+        <w:t xml:space="preserve">Versão do documento: 10/2026 — revisão de 14/10/2026 (Avisos de compra pelo Telegram: Scanner Técnico, robô consultor, reserva atingida e IA do dia)</w:t>
       </w:r>
     </w:p>
     <w:p>
@@ -6006,6 +6006,81 @@
     </w:p>
     <w:p>
       <w:pPr>
+        <w:pStyle w:val="Sumrio2"/>
+        <w:tabs>
+          <w:tab w:val="right" w:leader="dot" w:pos="9402"/>
+        </w:tabs>
+        <w:rPr>
+          <w:rFonts w:asciiTheme="minorHAnsi" w:hAnsiTheme="minorHAnsi"/>
+          <w:noProof/>
+          <w:color w:val="auto"/>
+          <w:kern w:val="2"/>
+          <w:sz w:val="24"/>
+          <w:szCs w:val="24"/>
+          <w:lang w:val="pt-BR" w:eastAsia="pt-BR"/>
+          <w14:ligatures w14:val="standardContextual"/>
+        </w:rPr>
+      </w:pPr>
+      <w:hyperlink w:anchor="_Toc900000155" w:history="1">
+        <w:r>
+          <w:rPr>
+            <w:rStyle w:val="Hyperlink"/>
+            <w:noProof/>
+          </w:rPr>
+          <w:t>15.5 Avisos pelo Telegram</w:t>
+        </w:r>
+        <w:r>
+          <w:rPr>
+            <w:noProof/>
+            <w:webHidden/>
+          </w:rPr>
+          <w:tab/>
+        </w:r>
+        <w:r>
+          <w:rPr>
+            <w:noProof/>
+            <w:webHidden/>
+          </w:rPr>
+          <w:fldChar w:fldCharType="begin"/>
+        </w:r>
+        <w:r>
+          <w:rPr>
+            <w:noProof/>
+            <w:webHidden/>
+          </w:rPr>
+          <w:instrText xml:space="preserve"> PAGEREF _Toc900000155 \h </w:instrText>
+        </w:r>
+        <w:r>
+          <w:rPr>
+            <w:noProof/>
+            <w:webHidden/>
+          </w:rPr>
+        </w:r>
+        <w:r>
+          <w:rPr>
+            <w:noProof/>
+            <w:webHidden/>
+          </w:rPr>
+          <w:fldChar w:fldCharType="separate"/>
+        </w:r>
+        <w:r>
+          <w:rPr>
+            <w:noProof/>
+            <w:webHidden/>
+          </w:rPr>
+          <w:t>27</w:t>
+        </w:r>
+        <w:r>
+          <w:rPr>
+            <w:noProof/>
+            <w:webHidden/>
+          </w:rPr>
+          <w:fldChar w:fldCharType="end"/>
+        </w:r>
+      </w:hyperlink>
+    </w:p>
+    <w:p>
+      <w:pPr>
         <w:pStyle w:val="Sumrio1"/>
         <w:tabs>
           <w:tab w:val="right" w:leader="dot" w:pos="9402"/>
@@ -8559,16 +8634,7 @@
     </w:p>
     <w:p>
       <w:r>
-        <w:t xml:space="preserve">Link na barra de navegação superior. Nela o usuário informa o número de WhatsApp de contato, o bot do Telegram que recebe os avisos de alerta e, só para consulta própria, o usuário, a senha e a assinatura eletrônica da corretora. O botão </w:t>
-      </w:r>
-      <w:r>
-        <w:rPr>
-          <w:b/>
-        </w:rPr>
-        <w:t>🔑 Alterar senha</w:t>
-      </w:r>
-      <w:r>
-        <w:t xml:space="preserve"> troca a senha de acesso ao BolsaTrader (seção 2.6).</w:t>
+        <w:t xml:space="preserve">Link na barra de navegação superior. Nela o usuário informa o número de WhatsApp de contato, o bot do Telegram que recebe os avisos de alerta e as mensagens de compra (seção 15.5) e, só para consulta própria, o usuário, a senha e a assinatura eletrônica da corretora. O botão 🔑 Alterar senha troca a senha de acesso ao BolsaTrader (seção 2.6).</w:t>
       </w:r>
     </w:p>
     <w:p>
@@ -11279,6 +11345,11 @@
       </w:r>
     </w:p>
     <w:p>
+      <w:r>
+        <w:t xml:space="preserve">📨 O sinal de compra do robô também é enviado pelo Telegram (uma vez por dia por ativo), para quem cadastrou o bot em Minha Conta — seção 15.5. O sinal de venda fica só na tela Alertas.</w:t>
+      </w:r>
+    </w:p>
+    <w:p>
       <w:pPr>
         <w:pStyle w:val="Ttulo2"/>
       </w:pPr>
@@ -11503,6 +11574,11 @@
     <w:p>
       <w:r>
         <w:t>🛑 É um comentário gerado por IA a partir de dados já existentes — não constitui recomendação de investimento. Se a consulta falhar (rede instável, limite de uso do provedor de IA atingido), a tela mostra um aviso e continua funcionando normalmente.</w:t>
+      </w:r>
+    </w:p>
+    <w:p>
+      <w:r>
+        <w:t xml:space="preserve">📨 Quem cadastrou o bot do Telegram em Minha Conta recebe o resultado no celular: ao clicar em "🤖 Análise da B3 hoje (IA)", vão o resumo do mercado e os ativos que a IA classificou como Alta (com a pontuação do Scanner); ao clicar em "💡 Sugestões de hoje (IA)", vão as sugestões com a cotação e a variação do dia. A tela confirma com "📨 Resultado da IA enviado para o seu Telegram". As duas também podem chegar sozinhas uma vez por dia útil (seção 15.5).</w:t>
       </w:r>
     </w:p>
     <w:p>
@@ -12501,6 +12577,99 @@
               <w:rPr>
                 <w:sz w:val="19"/>
               </w:rPr>
+              <w:t xml:space="preserve">Scanner: compra</w:t>
+            </w:r>
+          </w:p>
+        </w:tc>
+        <w:tc>
+          <w:tcPr>
+            <w:tcW w:w="6520" w:type="dxa"/>
+          </w:tcPr>
+          <w:p>
+            <w:r>
+              <w:rPr>
+                <w:sz w:val="19"/>
+              </w:rPr>
+              <w:t xml:space="preserve">O Scanner Técnico mostra predomínio de alta e a cotação está na entrada do plano de trade ou abaixo (seção 18.2).</w:t>
+            </w:r>
+          </w:p>
+        </w:tc>
+      </w:tr>
+      <w:tr>
+        <w:trPr>
+          <w:jc w:val="center"/>
+        </w:trPr>
+        <w:tc>
+          <w:tcPr>
+            <w:tcW w:w="2268" w:type="dxa"/>
+          </w:tcPr>
+          <w:p>
+            <w:r>
+              <w:rPr>
+                <w:sz w:val="19"/>
+              </w:rPr>
+              <w:t xml:space="preserve">Reserva atingida</w:t>
+            </w:r>
+          </w:p>
+        </w:tc>
+        <w:tc>
+          <w:tcPr>
+            <w:tcW w:w="6520" w:type="dxa"/>
+          </w:tcPr>
+          <w:p>
+            <w:r>
+              <w:rPr>
+                <w:sz w:val="19"/>
+              </w:rPr>
+              <w:t xml:space="preserve">A cotação de um ativo reservado caiu até o preço da reserva ou abaixo dele.</w:t>
+            </w:r>
+          </w:p>
+        </w:tc>
+      </w:tr>
+      <w:tr>
+        <w:trPr>
+          <w:jc w:val="center"/>
+        </w:trPr>
+        <w:tc>
+          <w:tcPr>
+            <w:tcW w:w="2268" w:type="dxa"/>
+          </w:tcPr>
+          <w:p>
+            <w:r>
+              <w:rPr>
+                <w:sz w:val="19"/>
+              </w:rPr>
+              <w:t xml:space="preserve">IA do dia enviada</w:t>
+            </w:r>
+          </w:p>
+        </w:tc>
+        <w:tc>
+          <w:tcPr>
+            <w:tcW w:w="6520" w:type="dxa"/>
+          </w:tcPr>
+          <w:p>
+            <w:r>
+              <w:rPr>
+                <w:sz w:val="19"/>
+              </w:rPr>
+              <w:t xml:space="preserve">Registro de que a Análise da B3 e as Sugestões de hoje (IA) já foram enviadas sozinhas pelo Telegram hoje.</w:t>
+            </w:r>
+          </w:p>
+        </w:tc>
+      </w:tr>
+      <w:tr>
+        <w:trPr>
+          <w:jc w:val="center"/>
+        </w:trPr>
+        <w:tc>
+          <w:tcPr>
+            <w:tcW w:w="2268" w:type="dxa"/>
+          </w:tcPr>
+          <w:p>
+            <w:r>
+              <w:rPr>
+                <w:sz w:val="19"/>
+              </w:rPr>
               <w:t>Lembrete</w:t>
             </w:r>
           </w:p>
@@ -12571,6 +12740,79 @@
       </w:r>
     </w:p>
     <w:p>
+      <w:pPr>
+        <w:pStyle w:val="Ttulo2"/>
+      </w:pPr>
+      <w:bookmarkStart w:id="900155" w:name="_Toc900000155"/>
+      <w:r>
+        <w:t xml:space="preserve">15.5 Avisos pelo Telegram</w:t>
+      </w:r>
+      <w:bookmarkEnd w:id="900155"/>
+    </w:p>
+    <w:p>
+      <w:r>
+        <w:t xml:space="preserve">Quem cadastra o token do bot e o Chat ID do Telegram em Minha Conta (seção 2.3) recebe no celular, sem precisar abrir o sistema, os avisos abaixo. Cada usuário usa o próprio bot.</w:t>
+      </w:r>
+    </w:p>
+    <w:p>
+      <w:pPr>
+        <w:pStyle w:val="Commarcadores"/>
+      </w:pPr>
+      <w:r>
+        <w:t xml:space="preserve">🔔 Meta de lucro atingida — uma posição comprada chegou à meta de lucro (%).</w:t>
+      </w:r>
+    </w:p>
+    <w:p>
+      <w:pPr>
+        <w:pStyle w:val="Commarcadores"/>
+      </w:pPr>
+      <w:r>
+        <w:t xml:space="preserve">🛒 Scanner Técnico: oportunidade de compra — ativo comprado ou reservado com predomínio de alta e cotação na entrada do plano ou abaixo; a mensagem traz entrada, stop, alvo e relação risco-retorno (seção 18.2).</w:t>
+      </w:r>
+    </w:p>
+    <w:p>
+      <w:pPr>
+        <w:pStyle w:val="Commarcadores"/>
+      </w:pPr>
+      <w:r>
+        <w:t xml:space="preserve">🤖 Robô consultor: sinal de compra — o mesmo sinal da tela Alertas (seção 7).</w:t>
+      </w:r>
+    </w:p>
+    <w:p>
+      <w:pPr>
+        <w:pStyle w:val="Commarcadores"/>
+      </w:pPr>
+      <w:r>
+        <w:t xml:space="preserve">🎯 Reserva atingida — a cotação de um ativo reservado caiu até o preço que você reservou ou abaixo dele. Com mais de uma reserva do mesmo ativo, vale o maior preço. A reserva automática que o robô criou no próprio dia não conta (ela nasce com a cotação do momento).</w:t>
+      </w:r>
+    </w:p>
+    <w:p>
+      <w:pPr>
+        <w:pStyle w:val="Commarcadores"/>
+      </w:pPr>
+      <w:r>
+        <w:t xml:space="preserve">🤖 Análise da B3 hoje (IA) e 💡 Sugestões de hoje (IA) — ao clicar nos botões (seção 8.3) e também sozinhas, uma vez por dia útil, a partir das 11h (horário ajustável — seção 19).</w:t>
+      </w:r>
+    </w:p>
+    <w:p>
+      <w:pPr>
+        <w:shd w:val="clear" w:color="auto" w:fill="DCEEFB"/>
+        <w:spacing w:before="80" w:after="200"/>
+      </w:pPr>
+      <w:r>
+        <w:rPr>
+          <w:i/>
+          <w:sz w:val="20"/>
+        </w:rPr>
+        <w:t xml:space="preserve">ℹ Cada aviso de ativo chega no máximo uma vez por dia. Meta de perda, tendência e sinal de venda continuam só na tela Alertas. Os avisos automáticos dependem da atualização automática de cotações estar ligada no servidor (seção 19).</w:t>
+      </w:r>
+    </w:p>
+    <w:p>
+      <w:r>
+        <w:t xml:space="preserve">🛑 As mensagens são apoio técnico à decisão — não constituem recomendação de investimento, e o BolsaTrader não executa nenhuma ordem na corretora.</w:t>
+      </w:r>
+    </w:p>
+    <w:p>
       <w:r>
         <w:br w:type="page"/>
       </w:r>
@@ -12872,6 +13114,11 @@
     <w:p>
       <w:r>
         <w:t>⚠ A carteira é somente compradora (não existe venda a descoberto no sistema): num veredito de baixa, o plano não sugere abrir uma venda — ele mostra os mesmos níveis como referência para decidir se você sai (total ou parcialmente) de uma posição já comprada, com uma observação explicando isso na própria tela.</w:t>
+      </w:r>
+    </w:p>
+    <w:p>
+      <w:r>
+        <w:t xml:space="preserve">🛒 Quando o veredito é Predomínio de alta e a cotação está na entrada sugerida ou abaixo, o sistema manda uma mensagem de compra pelo Telegram (uma vez por dia por ativo) e registra o alerta "Scanner: compra" — seção 15.5. Como a entrada é a própria cotação atual, na prática o aviso sai assim que o ativo entra em predomínio de alta.</w:t>
       </w:r>
     </w:p>
     <w:p>
@@ -13645,6 +13892,14 @@
     </w:p>
     <w:p>
       <w:pPr>
+        <w:pStyle w:val="Commarcadores"/>
+      </w:pPr>
+      <w:r>
+        <w:t xml:space="preserve">TELEGRAM_IA_DIARIA / TELEGRAM_IA_DIARIA_HORA — liga/desliga o envio automático, uma vez por dia útil, da Análise da B3 hoje e das Sugestões de hoje (IA) pelo Telegram, e a hora a partir da qual ele acontece (padrão: ligado, 11h). Cada envio consulta a IA, então consome a cota do provedor.</w:t>
+      </w:r>
+    </w:p>
+    <w:p>
+      <w:pPr>
         <w:pStyle w:val="Ttulo1"/>
       </w:pPr>
       <w:bookmarkStart w:id="108" w:name="_Toc242867264"/>
@@ -13978,6 +14233,40 @@
       </w:pPr>
       <w:r>
         <w:t>R: Limpar consultas limpa a tabela inteira (seção 22.1). Clique em Avaliar minha carteira para trazê-las de volta.</w:t>
+      </w:r>
+    </w:p>
+    <w:p>
+      <w:r>
+        <w:rPr>
+          <w:b/>
+          <w:color w:val="1B2A4A"/>
+        </w:rPr>
+        <w:t xml:space="preserve">P: Não recebo nenhuma mensagem de compra no Telegram.</w:t>
+      </w:r>
+    </w:p>
+    <w:p>
+      <w:pPr>
+        <w:spacing w:after="200"/>
+      </w:pPr>
+      <w:r>
+        <w:t xml:space="preserve">R: Confira em Minha Conta se o token do bot e o Chat ID estão preenchidos e se você já mandou uma mensagem para o bot (o Telegram só entrega depois disso). Os avisos automáticos dependem da atualização automática de cotações estar rodando no servidor.</w:t>
+      </w:r>
+    </w:p>
+    <w:p>
+      <w:r>
+        <w:rPr>
+          <w:b/>
+          <w:color w:val="1B2A4A"/>
+        </w:rPr>
+        <w:t xml:space="preserve">P: Recebi o aviso do Scanner, mas a cotação já subiu.</w:t>
+      </w:r>
+    </w:p>
+    <w:p>
+      <w:pPr>
+        <w:spacing w:after="200"/>
+      </w:pPr>
+      <w:r>
+        <w:t xml:space="preserve">R: O aviso usa a última cotação salva no momento do ciclo de atualização. Confira o preço atual antes de comprar — cada ativo é avisado só uma vez por dia, mesmo que volte à entrada.</w:t>
       </w:r>
     </w:p>
     <w:p>

--- a/docs/Manual_Operacional_BolsaTrader.docx
+++ b/docs/Manual_Operacional_BolsaTrader.docx
@@ -59,7 +59,7 @@
           <w:color w:val="555555"/>
           <w:sz w:val="22"/>
         </w:rPr>
-        <w:t xml:space="preserve">Versão do documento: 10/2026 — revisão de 14/10/2026 (Avisos de compra pelo Telegram: Scanner Técnico, robô consultor, reserva atingida e IA do dia)</w:t>
+        <w:t>Versão do documento: 10/2026 — revisão de 14/10/2026 (Avisos de compra pelo Telegram: Scanner Técnico, robô consultor, reserva atingida e IA do dia)</w:t>
       </w:r>
     </w:p>
     <w:p>
@@ -85,7 +85,7 @@
         </w:rPr>
         <w:lastRenderedPageBreak/>
         <w:drawing>
-          <wp:inline distT="0" distB="0" distL="0" distR="0" wp14:anchorId="7663E907" wp14:editId="71EFB4BD">
+          <wp:inline distT="0" distB="0" distL="0" distR="0" wp14:anchorId="410F3C15" wp14:editId="0080D19E">
             <wp:extent cx="6029325" cy="8639175"/>
             <wp:effectExtent l="0" t="0" r="9525" b="9525"/>
             <wp:docPr id="892991806" name="Imagem 1"/>
@@ -125,7 +125,7 @@
       <w:pPr>
         <w:pStyle w:val="Ttulo1"/>
       </w:pPr>
-      <w:bookmarkStart w:id="0" w:name="_Toc242867170"/>
+      <w:bookmarkStart w:id="0" w:name="_Toc242965401"/>
       <w:r>
         <w:lastRenderedPageBreak/>
         <w:t>Sumário</w:t>
@@ -171,7 +171,7 @@
       <w:r>
         <w:fldChar w:fldCharType="separate"/>
       </w:r>
-      <w:hyperlink w:anchor="_Toc242867170" w:history="1">
+      <w:hyperlink w:anchor="_Toc242965401" w:history="1">
         <w:r>
           <w:rPr>
             <w:rStyle w:val="Hyperlink"/>
@@ -198,7 +198,7 @@
             <w:noProof/>
             <w:webHidden/>
           </w:rPr>
-          <w:instrText xml:space="preserve"> PAGEREF _Toc242867170 \h </w:instrText>
+          <w:instrText xml:space="preserve"> PAGEREF _Toc242965401 \h </w:instrText>
         </w:r>
         <w:r>
           <w:rPr>
@@ -246,7 +246,7 @@
           <w14:ligatures w14:val="standardContextual"/>
         </w:rPr>
       </w:pPr>
-      <w:hyperlink w:anchor="_Toc242867171" w:history="1">
+      <w:hyperlink w:anchor="_Toc242965402" w:history="1">
         <w:r>
           <w:rPr>
             <w:rStyle w:val="Hyperlink"/>
@@ -273,7 +273,7 @@
             <w:noProof/>
             <w:webHidden/>
           </w:rPr>
-          <w:instrText xml:space="preserve"> PAGEREF _Toc242867171 \h </w:instrText>
+          <w:instrText xml:space="preserve"> PAGEREF _Toc242965402 \h </w:instrText>
         </w:r>
         <w:r>
           <w:rPr>
@@ -321,7 +321,7 @@
           <w14:ligatures w14:val="standardContextual"/>
         </w:rPr>
       </w:pPr>
-      <w:hyperlink w:anchor="_Toc242867172" w:history="1">
+      <w:hyperlink w:anchor="_Toc242965403" w:history="1">
         <w:r>
           <w:rPr>
             <w:rStyle w:val="Hyperlink"/>
@@ -348,7 +348,7 @@
             <w:noProof/>
             <w:webHidden/>
           </w:rPr>
-          <w:instrText xml:space="preserve"> PAGEREF _Toc242867172 \h </w:instrText>
+          <w:instrText xml:space="preserve"> PAGEREF _Toc242965403 \h </w:instrText>
         </w:r>
         <w:r>
           <w:rPr>
@@ -396,7 +396,7 @@
           <w14:ligatures w14:val="standardContextual"/>
         </w:rPr>
       </w:pPr>
-      <w:hyperlink w:anchor="_Toc242867173" w:history="1">
+      <w:hyperlink w:anchor="_Toc242965404" w:history="1">
         <w:r>
           <w:rPr>
             <w:rStyle w:val="Hyperlink"/>
@@ -423,7 +423,7 @@
             <w:noProof/>
             <w:webHidden/>
           </w:rPr>
-          <w:instrText xml:space="preserve"> PAGEREF _Toc242867173 \h </w:instrText>
+          <w:instrText xml:space="preserve"> PAGEREF _Toc242965404 \h </w:instrText>
         </w:r>
         <w:r>
           <w:rPr>
@@ -471,7 +471,7 @@
           <w14:ligatures w14:val="standardContextual"/>
         </w:rPr>
       </w:pPr>
-      <w:hyperlink w:anchor="_Toc242867174" w:history="1">
+      <w:hyperlink w:anchor="_Toc242965405" w:history="1">
         <w:r>
           <w:rPr>
             <w:rStyle w:val="Hyperlink"/>
@@ -498,7 +498,7 @@
             <w:noProof/>
             <w:webHidden/>
           </w:rPr>
-          <w:instrText xml:space="preserve"> PAGEREF _Toc242867174 \h </w:instrText>
+          <w:instrText xml:space="preserve"> PAGEREF _Toc242965405 \h </w:instrText>
         </w:r>
         <w:r>
           <w:rPr>
@@ -546,7 +546,7 @@
           <w14:ligatures w14:val="standardContextual"/>
         </w:rPr>
       </w:pPr>
-      <w:hyperlink w:anchor="_Toc242867175" w:history="1">
+      <w:hyperlink w:anchor="_Toc242965406" w:history="1">
         <w:r>
           <w:rPr>
             <w:rStyle w:val="Hyperlink"/>
@@ -573,7 +573,7 @@
             <w:noProof/>
             <w:webHidden/>
           </w:rPr>
-          <w:instrText xml:space="preserve"> PAGEREF _Toc242867175 \h </w:instrText>
+          <w:instrText xml:space="preserve"> PAGEREF _Toc242965406 \h </w:instrText>
         </w:r>
         <w:r>
           <w:rPr>
@@ -621,7 +621,7 @@
           <w14:ligatures w14:val="standardContextual"/>
         </w:rPr>
       </w:pPr>
-      <w:hyperlink w:anchor="_Toc242867176" w:history="1">
+      <w:hyperlink w:anchor="_Toc242965407" w:history="1">
         <w:r>
           <w:rPr>
             <w:rStyle w:val="Hyperlink"/>
@@ -648,7 +648,7 @@
             <w:noProof/>
             <w:webHidden/>
           </w:rPr>
-          <w:instrText xml:space="preserve"> PAGEREF _Toc242867176 \h </w:instrText>
+          <w:instrText xml:space="preserve"> PAGEREF _Toc242965407 \h </w:instrText>
         </w:r>
         <w:r>
           <w:rPr>
@@ -696,7 +696,7 @@
           <w14:ligatures w14:val="standardContextual"/>
         </w:rPr>
       </w:pPr>
-      <w:hyperlink w:anchor="_Toc242867177" w:history="1">
+      <w:hyperlink w:anchor="_Toc242965408" w:history="1">
         <w:r>
           <w:rPr>
             <w:rStyle w:val="Hyperlink"/>
@@ -723,7 +723,7 @@
             <w:noProof/>
             <w:webHidden/>
           </w:rPr>
-          <w:instrText xml:space="preserve"> PAGEREF _Toc242867177 \h </w:instrText>
+          <w:instrText xml:space="preserve"> PAGEREF _Toc242965408 \h </w:instrText>
         </w:r>
         <w:r>
           <w:rPr>
@@ -743,7 +743,7 @@
             <w:noProof/>
             <w:webHidden/>
           </w:rPr>
-          <w:t>8</w:t>
+          <w:t>9</w:t>
         </w:r>
         <w:r>
           <w:rPr>
@@ -771,7 +771,7 @@
           <w14:ligatures w14:val="standardContextual"/>
         </w:rPr>
       </w:pPr>
-      <w:hyperlink w:anchor="_Toc242867178" w:history="1">
+      <w:hyperlink w:anchor="_Toc242965409" w:history="1">
         <w:r>
           <w:rPr>
             <w:rStyle w:val="Hyperlink"/>
@@ -798,7 +798,7 @@
             <w:noProof/>
             <w:webHidden/>
           </w:rPr>
-          <w:instrText xml:space="preserve"> PAGEREF _Toc242867178 \h </w:instrText>
+          <w:instrText xml:space="preserve"> PAGEREF _Toc242965409 \h </w:instrText>
         </w:r>
         <w:r>
           <w:rPr>
@@ -818,7 +818,7 @@
             <w:noProof/>
             <w:webHidden/>
           </w:rPr>
-          <w:t>8</w:t>
+          <w:t>10</w:t>
         </w:r>
         <w:r>
           <w:rPr>
@@ -846,7 +846,7 @@
           <w14:ligatures w14:val="standardContextual"/>
         </w:rPr>
       </w:pPr>
-      <w:hyperlink w:anchor="_Toc242867179" w:history="1">
+      <w:hyperlink w:anchor="_Toc242965410" w:history="1">
         <w:r>
           <w:rPr>
             <w:rStyle w:val="Hyperlink"/>
@@ -873,7 +873,7 @@
             <w:noProof/>
             <w:webHidden/>
           </w:rPr>
-          <w:instrText xml:space="preserve"> PAGEREF _Toc242867179 \h </w:instrText>
+          <w:instrText xml:space="preserve"> PAGEREF _Toc242965410 \h </w:instrText>
         </w:r>
         <w:r>
           <w:rPr>
@@ -893,7 +893,7 @@
             <w:noProof/>
             <w:webHidden/>
           </w:rPr>
-          <w:t>8</w:t>
+          <w:t>10</w:t>
         </w:r>
         <w:r>
           <w:rPr>
@@ -921,7 +921,7 @@
           <w14:ligatures w14:val="standardContextual"/>
         </w:rPr>
       </w:pPr>
-      <w:hyperlink w:anchor="_Toc242867180" w:history="1">
+      <w:hyperlink w:anchor="_Toc242965411" w:history="1">
         <w:r>
           <w:rPr>
             <w:rStyle w:val="Hyperlink"/>
@@ -948,7 +948,7 @@
             <w:noProof/>
             <w:webHidden/>
           </w:rPr>
-          <w:instrText xml:space="preserve"> PAGEREF _Toc242867180 \h </w:instrText>
+          <w:instrText xml:space="preserve"> PAGEREF _Toc242965411 \h </w:instrText>
         </w:r>
         <w:r>
           <w:rPr>
@@ -968,7 +968,7 @@
             <w:noProof/>
             <w:webHidden/>
           </w:rPr>
-          <w:t>9</w:t>
+          <w:t>11</w:t>
         </w:r>
         <w:r>
           <w:rPr>
@@ -996,7 +996,7 @@
           <w14:ligatures w14:val="standardContextual"/>
         </w:rPr>
       </w:pPr>
-      <w:hyperlink w:anchor="_Toc242867181" w:history="1">
+      <w:hyperlink w:anchor="_Toc242965412" w:history="1">
         <w:r>
           <w:rPr>
             <w:rStyle w:val="Hyperlink"/>
@@ -1023,7 +1023,7 @@
             <w:noProof/>
             <w:webHidden/>
           </w:rPr>
-          <w:instrText xml:space="preserve"> PAGEREF _Toc242867181 \h </w:instrText>
+          <w:instrText xml:space="preserve"> PAGEREF _Toc242965412 \h </w:instrText>
         </w:r>
         <w:r>
           <w:rPr>
@@ -1043,7 +1043,7 @@
             <w:noProof/>
             <w:webHidden/>
           </w:rPr>
-          <w:t>9</w:t>
+          <w:t>11</w:t>
         </w:r>
         <w:r>
           <w:rPr>
@@ -1071,7 +1071,7 @@
           <w14:ligatures w14:val="standardContextual"/>
         </w:rPr>
       </w:pPr>
-      <w:hyperlink w:anchor="_Toc242867182" w:history="1">
+      <w:hyperlink w:anchor="_Toc242965413" w:history="1">
         <w:r>
           <w:rPr>
             <w:rStyle w:val="Hyperlink"/>
@@ -1098,7 +1098,7 @@
             <w:noProof/>
             <w:webHidden/>
           </w:rPr>
-          <w:instrText xml:space="preserve"> PAGEREF _Toc242867182 \h </w:instrText>
+          <w:instrText xml:space="preserve"> PAGEREF _Toc242965413 \h </w:instrText>
         </w:r>
         <w:r>
           <w:rPr>
@@ -1118,7 +1118,7 @@
             <w:noProof/>
             <w:webHidden/>
           </w:rPr>
-          <w:t>10</w:t>
+          <w:t>12</w:t>
         </w:r>
         <w:r>
           <w:rPr>
@@ -1146,7 +1146,7 @@
           <w14:ligatures w14:val="standardContextual"/>
         </w:rPr>
       </w:pPr>
-      <w:hyperlink w:anchor="_Toc242867183" w:history="1">
+      <w:hyperlink w:anchor="_Toc242965414" w:history="1">
         <w:r>
           <w:rPr>
             <w:rStyle w:val="Hyperlink"/>
@@ -1173,7 +1173,7 @@
             <w:noProof/>
             <w:webHidden/>
           </w:rPr>
-          <w:instrText xml:space="preserve"> PAGEREF _Toc242867183 \h </w:instrText>
+          <w:instrText xml:space="preserve"> PAGEREF _Toc242965414 \h </w:instrText>
         </w:r>
         <w:r>
           <w:rPr>
@@ -1193,7 +1193,7 @@
             <w:noProof/>
             <w:webHidden/>
           </w:rPr>
-          <w:t>10</w:t>
+          <w:t>13</w:t>
         </w:r>
         <w:r>
           <w:rPr>
@@ -1221,7 +1221,7 @@
           <w14:ligatures w14:val="standardContextual"/>
         </w:rPr>
       </w:pPr>
-      <w:hyperlink w:anchor="_Toc242867184" w:history="1">
+      <w:hyperlink w:anchor="_Toc242965415" w:history="1">
         <w:r>
           <w:rPr>
             <w:rStyle w:val="Hyperlink"/>
@@ -1248,7 +1248,7 @@
             <w:noProof/>
             <w:webHidden/>
           </w:rPr>
-          <w:instrText xml:space="preserve"> PAGEREF _Toc242867184 \h </w:instrText>
+          <w:instrText xml:space="preserve"> PAGEREF _Toc242965415 \h </w:instrText>
         </w:r>
         <w:r>
           <w:rPr>
@@ -1268,7 +1268,7 @@
             <w:noProof/>
             <w:webHidden/>
           </w:rPr>
-          <w:t>12</w:t>
+          <w:t>15</w:t>
         </w:r>
         <w:r>
           <w:rPr>
@@ -1296,7 +1296,7 @@
           <w14:ligatures w14:val="standardContextual"/>
         </w:rPr>
       </w:pPr>
-      <w:hyperlink w:anchor="_Toc242867185" w:history="1">
+      <w:hyperlink w:anchor="_Toc242965416" w:history="1">
         <w:r>
           <w:rPr>
             <w:rStyle w:val="Hyperlink"/>
@@ -1323,7 +1323,7 @@
             <w:noProof/>
             <w:webHidden/>
           </w:rPr>
-          <w:instrText xml:space="preserve"> PAGEREF _Toc242867185 \h </w:instrText>
+          <w:instrText xml:space="preserve"> PAGEREF _Toc242965416 \h </w:instrText>
         </w:r>
         <w:r>
           <w:rPr>
@@ -1343,7 +1343,7 @@
             <w:noProof/>
             <w:webHidden/>
           </w:rPr>
-          <w:t>12</w:t>
+          <w:t>15</w:t>
         </w:r>
         <w:r>
           <w:rPr>
@@ -1371,7 +1371,7 @@
           <w14:ligatures w14:val="standardContextual"/>
         </w:rPr>
       </w:pPr>
-      <w:hyperlink w:anchor="_Toc242867186" w:history="1">
+      <w:hyperlink w:anchor="_Toc242965417" w:history="1">
         <w:r>
           <w:rPr>
             <w:rStyle w:val="Hyperlink"/>
@@ -1398,7 +1398,7 @@
             <w:noProof/>
             <w:webHidden/>
           </w:rPr>
-          <w:instrText xml:space="preserve"> PAGEREF _Toc242867186 \h </w:instrText>
+          <w:instrText xml:space="preserve"> PAGEREF _Toc242965417 \h </w:instrText>
         </w:r>
         <w:r>
           <w:rPr>
@@ -1418,7 +1418,7 @@
             <w:noProof/>
             <w:webHidden/>
           </w:rPr>
-          <w:t>12</w:t>
+          <w:t>16</w:t>
         </w:r>
         <w:r>
           <w:rPr>
@@ -1446,7 +1446,7 @@
           <w14:ligatures w14:val="standardContextual"/>
         </w:rPr>
       </w:pPr>
-      <w:hyperlink w:anchor="_Toc242867187" w:history="1">
+      <w:hyperlink w:anchor="_Toc242965418" w:history="1">
         <w:r>
           <w:rPr>
             <w:rStyle w:val="Hyperlink"/>
@@ -1473,7 +1473,7 @@
             <w:noProof/>
             <w:webHidden/>
           </w:rPr>
-          <w:instrText xml:space="preserve"> PAGEREF _Toc242867187 \h </w:instrText>
+          <w:instrText xml:space="preserve"> PAGEREF _Toc242965418 \h </w:instrText>
         </w:r>
         <w:r>
           <w:rPr>
@@ -1493,7 +1493,7 @@
             <w:noProof/>
             <w:webHidden/>
           </w:rPr>
-          <w:t>12</w:t>
+          <w:t>16</w:t>
         </w:r>
         <w:r>
           <w:rPr>
@@ -1521,7 +1521,7 @@
           <w14:ligatures w14:val="standardContextual"/>
         </w:rPr>
       </w:pPr>
-      <w:hyperlink w:anchor="_Toc242867188" w:history="1">
+      <w:hyperlink w:anchor="_Toc242965419" w:history="1">
         <w:r>
           <w:rPr>
             <w:rStyle w:val="Hyperlink"/>
@@ -1548,7 +1548,7 @@
             <w:noProof/>
             <w:webHidden/>
           </w:rPr>
-          <w:instrText xml:space="preserve"> PAGEREF _Toc242867188 \h </w:instrText>
+          <w:instrText xml:space="preserve"> PAGEREF _Toc242965419 \h </w:instrText>
         </w:r>
         <w:r>
           <w:rPr>
@@ -1568,7 +1568,7 @@
             <w:noProof/>
             <w:webHidden/>
           </w:rPr>
-          <w:t>13</w:t>
+          <w:t>17</w:t>
         </w:r>
         <w:r>
           <w:rPr>
@@ -1596,7 +1596,7 @@
           <w14:ligatures w14:val="standardContextual"/>
         </w:rPr>
       </w:pPr>
-      <w:hyperlink w:anchor="_Toc242867189" w:history="1">
+      <w:hyperlink w:anchor="_Toc242965420" w:history="1">
         <w:r>
           <w:rPr>
             <w:rStyle w:val="Hyperlink"/>
@@ -1623,7 +1623,7 @@
             <w:noProof/>
             <w:webHidden/>
           </w:rPr>
-          <w:instrText xml:space="preserve"> PAGEREF _Toc242867189 \h </w:instrText>
+          <w:instrText xml:space="preserve"> PAGEREF _Toc242965420 \h </w:instrText>
         </w:r>
         <w:r>
           <w:rPr>
@@ -1643,7 +1643,7 @@
             <w:noProof/>
             <w:webHidden/>
           </w:rPr>
-          <w:t>13</w:t>
+          <w:t>17</w:t>
         </w:r>
         <w:r>
           <w:rPr>
@@ -1671,7 +1671,7 @@
           <w14:ligatures w14:val="standardContextual"/>
         </w:rPr>
       </w:pPr>
-      <w:hyperlink w:anchor="_Toc242867190" w:history="1">
+      <w:hyperlink w:anchor="_Toc242965421" w:history="1">
         <w:r>
           <w:rPr>
             <w:rStyle w:val="Hyperlink"/>
@@ -1698,7 +1698,7 @@
             <w:noProof/>
             <w:webHidden/>
           </w:rPr>
-          <w:instrText xml:space="preserve"> PAGEREF _Toc242867190 \h </w:instrText>
+          <w:instrText xml:space="preserve"> PAGEREF _Toc242965421 \h </w:instrText>
         </w:r>
         <w:r>
           <w:rPr>
@@ -1718,7 +1718,7 @@
             <w:noProof/>
             <w:webHidden/>
           </w:rPr>
-          <w:t>13</w:t>
+          <w:t>17</w:t>
         </w:r>
         <w:r>
           <w:rPr>
@@ -1746,7 +1746,7 @@
           <w14:ligatures w14:val="standardContextual"/>
         </w:rPr>
       </w:pPr>
-      <w:hyperlink w:anchor="_Toc242867191" w:history="1">
+      <w:hyperlink w:anchor="_Toc242965422" w:history="1">
         <w:r>
           <w:rPr>
             <w:rStyle w:val="Hyperlink"/>
@@ -1773,7 +1773,7 @@
             <w:noProof/>
             <w:webHidden/>
           </w:rPr>
-          <w:instrText xml:space="preserve"> PAGEREF _Toc242867191 \h </w:instrText>
+          <w:instrText xml:space="preserve"> PAGEREF _Toc242965422 \h </w:instrText>
         </w:r>
         <w:r>
           <w:rPr>
@@ -1793,7 +1793,7 @@
             <w:noProof/>
             <w:webHidden/>
           </w:rPr>
-          <w:t>13</w:t>
+          <w:t>17</w:t>
         </w:r>
         <w:r>
           <w:rPr>
@@ -1821,7 +1821,7 @@
           <w14:ligatures w14:val="standardContextual"/>
         </w:rPr>
       </w:pPr>
-      <w:hyperlink w:anchor="_Toc242867192" w:history="1">
+      <w:hyperlink w:anchor="_Toc242965423" w:history="1">
         <w:r>
           <w:rPr>
             <w:rStyle w:val="Hyperlink"/>
@@ -1848,7 +1848,7 @@
             <w:noProof/>
             <w:webHidden/>
           </w:rPr>
-          <w:instrText xml:space="preserve"> PAGEREF _Toc242867192 \h </w:instrText>
+          <w:instrText xml:space="preserve"> PAGEREF _Toc242965423 \h </w:instrText>
         </w:r>
         <w:r>
           <w:rPr>
@@ -1868,7 +1868,7 @@
             <w:noProof/>
             <w:webHidden/>
           </w:rPr>
-          <w:t>13</w:t>
+          <w:t>17</w:t>
         </w:r>
         <w:r>
           <w:rPr>
@@ -1896,7 +1896,7 @@
           <w14:ligatures w14:val="standardContextual"/>
         </w:rPr>
       </w:pPr>
-      <w:hyperlink w:anchor="_Toc242867193" w:history="1">
+      <w:hyperlink w:anchor="_Toc242965424" w:history="1">
         <w:r>
           <w:rPr>
             <w:rStyle w:val="Hyperlink"/>
@@ -1923,7 +1923,7 @@
             <w:noProof/>
             <w:webHidden/>
           </w:rPr>
-          <w:instrText xml:space="preserve"> PAGEREF _Toc242867193 \h </w:instrText>
+          <w:instrText xml:space="preserve"> PAGEREF _Toc242965424 \h </w:instrText>
         </w:r>
         <w:r>
           <w:rPr>
@@ -1943,7 +1943,7 @@
             <w:noProof/>
             <w:webHidden/>
           </w:rPr>
-          <w:t>13</w:t>
+          <w:t>18</w:t>
         </w:r>
         <w:r>
           <w:rPr>
@@ -1971,7 +1971,7 @@
           <w14:ligatures w14:val="standardContextual"/>
         </w:rPr>
       </w:pPr>
-      <w:hyperlink w:anchor="_Toc242867194" w:history="1">
+      <w:hyperlink w:anchor="_Toc242965425" w:history="1">
         <w:r>
           <w:rPr>
             <w:rStyle w:val="Hyperlink"/>
@@ -1998,7 +1998,7 @@
             <w:noProof/>
             <w:webHidden/>
           </w:rPr>
-          <w:instrText xml:space="preserve"> PAGEREF _Toc242867194 \h </w:instrText>
+          <w:instrText xml:space="preserve"> PAGEREF _Toc242965425 \h </w:instrText>
         </w:r>
         <w:r>
           <w:rPr>
@@ -2018,7 +2018,7 @@
             <w:noProof/>
             <w:webHidden/>
           </w:rPr>
-          <w:t>14</w:t>
+          <w:t>20</w:t>
         </w:r>
         <w:r>
           <w:rPr>
@@ -2046,7 +2046,7 @@
           <w14:ligatures w14:val="standardContextual"/>
         </w:rPr>
       </w:pPr>
-      <w:hyperlink w:anchor="_Toc242867195" w:history="1">
+      <w:hyperlink w:anchor="_Toc242965426" w:history="1">
         <w:r>
           <w:rPr>
             <w:rStyle w:val="Hyperlink"/>
@@ -2073,7 +2073,7 @@
             <w:noProof/>
             <w:webHidden/>
           </w:rPr>
-          <w:instrText xml:space="preserve"> PAGEREF _Toc242867195 \h </w:instrText>
+          <w:instrText xml:space="preserve"> PAGEREF _Toc242965426 \h </w:instrText>
         </w:r>
         <w:r>
           <w:rPr>
@@ -2093,7 +2093,7 @@
             <w:noProof/>
             <w:webHidden/>
           </w:rPr>
-          <w:t>14</w:t>
+          <w:t>20</w:t>
         </w:r>
         <w:r>
           <w:rPr>
@@ -2121,7 +2121,7 @@
           <w14:ligatures w14:val="standardContextual"/>
         </w:rPr>
       </w:pPr>
-      <w:hyperlink w:anchor="_Toc242867196" w:history="1">
+      <w:hyperlink w:anchor="_Toc242965427" w:history="1">
         <w:r>
           <w:rPr>
             <w:rStyle w:val="Hyperlink"/>
@@ -2148,7 +2148,7 @@
             <w:noProof/>
             <w:webHidden/>
           </w:rPr>
-          <w:instrText xml:space="preserve"> PAGEREF _Toc242867196 \h </w:instrText>
+          <w:instrText xml:space="preserve"> PAGEREF _Toc242965427 \h </w:instrText>
         </w:r>
         <w:r>
           <w:rPr>
@@ -2168,7 +2168,7 @@
             <w:noProof/>
             <w:webHidden/>
           </w:rPr>
-          <w:t>14</w:t>
+          <w:t>20</w:t>
         </w:r>
         <w:r>
           <w:rPr>
@@ -2196,7 +2196,7 @@
           <w14:ligatures w14:val="standardContextual"/>
         </w:rPr>
       </w:pPr>
-      <w:hyperlink w:anchor="_Toc242867197" w:history="1">
+      <w:hyperlink w:anchor="_Toc242965428" w:history="1">
         <w:r>
           <w:rPr>
             <w:rStyle w:val="Hyperlink"/>
@@ -2223,7 +2223,7 @@
             <w:noProof/>
             <w:webHidden/>
           </w:rPr>
-          <w:instrText xml:space="preserve"> PAGEREF _Toc242867197 \h </w:instrText>
+          <w:instrText xml:space="preserve"> PAGEREF _Toc242965428 \h </w:instrText>
         </w:r>
         <w:r>
           <w:rPr>
@@ -2243,7 +2243,7 @@
             <w:noProof/>
             <w:webHidden/>
           </w:rPr>
-          <w:t>14</w:t>
+          <w:t>20</w:t>
         </w:r>
         <w:r>
           <w:rPr>
@@ -2271,7 +2271,7 @@
           <w14:ligatures w14:val="standardContextual"/>
         </w:rPr>
       </w:pPr>
-      <w:hyperlink w:anchor="_Toc242867198" w:history="1">
+      <w:hyperlink w:anchor="_Toc242965429" w:history="1">
         <w:r>
           <w:rPr>
             <w:rStyle w:val="Hyperlink"/>
@@ -2298,7 +2298,7 @@
             <w:noProof/>
             <w:webHidden/>
           </w:rPr>
-          <w:instrText xml:space="preserve"> PAGEREF _Toc242867198 \h </w:instrText>
+          <w:instrText xml:space="preserve"> PAGEREF _Toc242965429 \h </w:instrText>
         </w:r>
         <w:r>
           <w:rPr>
@@ -2318,7 +2318,7 @@
             <w:noProof/>
             <w:webHidden/>
           </w:rPr>
-          <w:t>15</w:t>
+          <w:t>21</w:t>
         </w:r>
         <w:r>
           <w:rPr>
@@ -2346,7 +2346,7 @@
           <w14:ligatures w14:val="standardContextual"/>
         </w:rPr>
       </w:pPr>
-      <w:hyperlink w:anchor="_Toc242867199" w:history="1">
+      <w:hyperlink w:anchor="_Toc242965430" w:history="1">
         <w:r>
           <w:rPr>
             <w:rStyle w:val="Hyperlink"/>
@@ -2373,7 +2373,7 @@
             <w:noProof/>
             <w:webHidden/>
           </w:rPr>
-          <w:instrText xml:space="preserve"> PAGEREF _Toc242867199 \h </w:instrText>
+          <w:instrText xml:space="preserve"> PAGEREF _Toc242965430 \h </w:instrText>
         </w:r>
         <w:r>
           <w:rPr>
@@ -2393,7 +2393,7 @@
             <w:noProof/>
             <w:webHidden/>
           </w:rPr>
-          <w:t>16</w:t>
+          <w:t>22</w:t>
         </w:r>
         <w:r>
           <w:rPr>
@@ -2421,7 +2421,7 @@
           <w14:ligatures w14:val="standardContextual"/>
         </w:rPr>
       </w:pPr>
-      <w:hyperlink w:anchor="_Toc242867200" w:history="1">
+      <w:hyperlink w:anchor="_Toc242965431" w:history="1">
         <w:r>
           <w:rPr>
             <w:rStyle w:val="Hyperlink"/>
@@ -2448,7 +2448,7 @@
             <w:noProof/>
             <w:webHidden/>
           </w:rPr>
-          <w:instrText xml:space="preserve"> PAGEREF _Toc242867200 \h </w:instrText>
+          <w:instrText xml:space="preserve"> PAGEREF _Toc242965431 \h </w:instrText>
         </w:r>
         <w:r>
           <w:rPr>
@@ -2468,7 +2468,7 @@
             <w:noProof/>
             <w:webHidden/>
           </w:rPr>
-          <w:t>16</w:t>
+          <w:t>22</w:t>
         </w:r>
         <w:r>
           <w:rPr>
@@ -2496,7 +2496,7 @@
           <w14:ligatures w14:val="standardContextual"/>
         </w:rPr>
       </w:pPr>
-      <w:hyperlink w:anchor="_Toc242867201" w:history="1">
+      <w:hyperlink w:anchor="_Toc242965432" w:history="1">
         <w:r>
           <w:rPr>
             <w:rStyle w:val="Hyperlink"/>
@@ -2523,7 +2523,7 @@
             <w:noProof/>
             <w:webHidden/>
           </w:rPr>
-          <w:instrText xml:space="preserve"> PAGEREF _Toc242867201 \h </w:instrText>
+          <w:instrText xml:space="preserve"> PAGEREF _Toc242965432 \h </w:instrText>
         </w:r>
         <w:r>
           <w:rPr>
@@ -2543,7 +2543,7 @@
             <w:noProof/>
             <w:webHidden/>
           </w:rPr>
-          <w:t>16</w:t>
+          <w:t>23</w:t>
         </w:r>
         <w:r>
           <w:rPr>
@@ -2571,7 +2571,7 @@
           <w14:ligatures w14:val="standardContextual"/>
         </w:rPr>
       </w:pPr>
-      <w:hyperlink w:anchor="_Toc242867202" w:history="1">
+      <w:hyperlink w:anchor="_Toc242965433" w:history="1">
         <w:r>
           <w:rPr>
             <w:rStyle w:val="Hyperlink"/>
@@ -2598,7 +2598,7 @@
             <w:noProof/>
             <w:webHidden/>
           </w:rPr>
-          <w:instrText xml:space="preserve"> PAGEREF _Toc242867202 \h </w:instrText>
+          <w:instrText xml:space="preserve"> PAGEREF _Toc242965433 \h </w:instrText>
         </w:r>
         <w:r>
           <w:rPr>
@@ -2618,7 +2618,7 @@
             <w:noProof/>
             <w:webHidden/>
           </w:rPr>
-          <w:t>16</w:t>
+          <w:t>23</w:t>
         </w:r>
         <w:r>
           <w:rPr>
@@ -2646,7 +2646,7 @@
           <w14:ligatures w14:val="standardContextual"/>
         </w:rPr>
       </w:pPr>
-      <w:hyperlink w:anchor="_Toc242867203" w:history="1">
+      <w:hyperlink w:anchor="_Toc242965434" w:history="1">
         <w:r>
           <w:rPr>
             <w:rStyle w:val="Hyperlink"/>
@@ -2673,7 +2673,7 @@
             <w:noProof/>
             <w:webHidden/>
           </w:rPr>
-          <w:instrText xml:space="preserve"> PAGEREF _Toc242867203 \h </w:instrText>
+          <w:instrText xml:space="preserve"> PAGEREF _Toc242965434 \h </w:instrText>
         </w:r>
         <w:r>
           <w:rPr>
@@ -2693,7 +2693,7 @@
             <w:noProof/>
             <w:webHidden/>
           </w:rPr>
-          <w:t>16</w:t>
+          <w:t>23</w:t>
         </w:r>
         <w:r>
           <w:rPr>
@@ -2721,7 +2721,7 @@
           <w14:ligatures w14:val="standardContextual"/>
         </w:rPr>
       </w:pPr>
-      <w:hyperlink w:anchor="_Toc242867204" w:history="1">
+      <w:hyperlink w:anchor="_Toc242965435" w:history="1">
         <w:r>
           <w:rPr>
             <w:rStyle w:val="Hyperlink"/>
@@ -2748,7 +2748,7 @@
             <w:noProof/>
             <w:webHidden/>
           </w:rPr>
-          <w:instrText xml:space="preserve"> PAGEREF _Toc242867204 \h </w:instrText>
+          <w:instrText xml:space="preserve"> PAGEREF _Toc242965435 \h </w:instrText>
         </w:r>
         <w:r>
           <w:rPr>
@@ -2768,7 +2768,7 @@
             <w:noProof/>
             <w:webHidden/>
           </w:rPr>
-          <w:t>16</w:t>
+          <w:t>23</w:t>
         </w:r>
         <w:r>
           <w:rPr>
@@ -2796,7 +2796,7 @@
           <w14:ligatures w14:val="standardContextual"/>
         </w:rPr>
       </w:pPr>
-      <w:hyperlink w:anchor="_Toc242867205" w:history="1">
+      <w:hyperlink w:anchor="_Toc242965436" w:history="1">
         <w:r>
           <w:rPr>
             <w:rStyle w:val="Hyperlink"/>
@@ -2823,7 +2823,7 @@
             <w:noProof/>
             <w:webHidden/>
           </w:rPr>
-          <w:instrText xml:space="preserve"> PAGEREF _Toc242867205 \h </w:instrText>
+          <w:instrText xml:space="preserve"> PAGEREF _Toc242965436 \h </w:instrText>
         </w:r>
         <w:r>
           <w:rPr>
@@ -2843,7 +2843,7 @@
             <w:noProof/>
             <w:webHidden/>
           </w:rPr>
-          <w:t>16</w:t>
+          <w:t>23</w:t>
         </w:r>
         <w:r>
           <w:rPr>
@@ -2871,7 +2871,7 @@
           <w14:ligatures w14:val="standardContextual"/>
         </w:rPr>
       </w:pPr>
-      <w:hyperlink w:anchor="_Toc242867206" w:history="1">
+      <w:hyperlink w:anchor="_Toc242965437" w:history="1">
         <w:r>
           <w:rPr>
             <w:rStyle w:val="Hyperlink"/>
@@ -2898,7 +2898,7 @@
             <w:noProof/>
             <w:webHidden/>
           </w:rPr>
-          <w:instrText xml:space="preserve"> PAGEREF _Toc242867206 \h </w:instrText>
+          <w:instrText xml:space="preserve"> PAGEREF _Toc242965437 \h </w:instrText>
         </w:r>
         <w:r>
           <w:rPr>
@@ -2918,7 +2918,7 @@
             <w:noProof/>
             <w:webHidden/>
           </w:rPr>
-          <w:t>17</w:t>
+          <w:t>24</w:t>
         </w:r>
         <w:r>
           <w:rPr>
@@ -2946,7 +2946,7 @@
           <w14:ligatures w14:val="standardContextual"/>
         </w:rPr>
       </w:pPr>
-      <w:hyperlink w:anchor="_Toc242867207" w:history="1">
+      <w:hyperlink w:anchor="_Toc242965438" w:history="1">
         <w:r>
           <w:rPr>
             <w:rStyle w:val="Hyperlink"/>
@@ -2973,7 +2973,7 @@
             <w:noProof/>
             <w:webHidden/>
           </w:rPr>
-          <w:instrText xml:space="preserve"> PAGEREF _Toc242867207 \h </w:instrText>
+          <w:instrText xml:space="preserve"> PAGEREF _Toc242965438 \h </w:instrText>
         </w:r>
         <w:r>
           <w:rPr>
@@ -2993,7 +2993,7 @@
             <w:noProof/>
             <w:webHidden/>
           </w:rPr>
-          <w:t>17</w:t>
+          <w:t>24</w:t>
         </w:r>
         <w:r>
           <w:rPr>
@@ -3021,7 +3021,7 @@
           <w14:ligatures w14:val="standardContextual"/>
         </w:rPr>
       </w:pPr>
-      <w:hyperlink w:anchor="_Toc242867208" w:history="1">
+      <w:hyperlink w:anchor="_Toc242965439" w:history="1">
         <w:r>
           <w:rPr>
             <w:rStyle w:val="Hyperlink"/>
@@ -3048,7 +3048,7 @@
             <w:noProof/>
             <w:webHidden/>
           </w:rPr>
-          <w:instrText xml:space="preserve"> PAGEREF _Toc242867208 \h </w:instrText>
+          <w:instrText xml:space="preserve"> PAGEREF _Toc242965439 \h </w:instrText>
         </w:r>
         <w:r>
           <w:rPr>
@@ -3068,7 +3068,7 @@
             <w:noProof/>
             <w:webHidden/>
           </w:rPr>
-          <w:t>18</w:t>
+          <w:t>25</w:t>
         </w:r>
         <w:r>
           <w:rPr>
@@ -3096,7 +3096,7 @@
           <w14:ligatures w14:val="standardContextual"/>
         </w:rPr>
       </w:pPr>
-      <w:hyperlink w:anchor="_Toc242867209" w:history="1">
+      <w:hyperlink w:anchor="_Toc242965440" w:history="1">
         <w:r>
           <w:rPr>
             <w:rStyle w:val="Hyperlink"/>
@@ -3123,7 +3123,7 @@
             <w:noProof/>
             <w:webHidden/>
           </w:rPr>
-          <w:instrText xml:space="preserve"> PAGEREF _Toc242867209 \h </w:instrText>
+          <w:instrText xml:space="preserve"> PAGEREF _Toc242965440 \h </w:instrText>
         </w:r>
         <w:r>
           <w:rPr>
@@ -3143,7 +3143,7 @@
             <w:noProof/>
             <w:webHidden/>
           </w:rPr>
-          <w:t>18</w:t>
+          <w:t>25</w:t>
         </w:r>
         <w:r>
           <w:rPr>
@@ -3171,7 +3171,7 @@
           <w14:ligatures w14:val="standardContextual"/>
         </w:rPr>
       </w:pPr>
-      <w:hyperlink w:anchor="_Toc242867210" w:history="1">
+      <w:hyperlink w:anchor="_Toc242965441" w:history="1">
         <w:r>
           <w:rPr>
             <w:rStyle w:val="Hyperlink"/>
@@ -3198,7 +3198,7 @@
             <w:noProof/>
             <w:webHidden/>
           </w:rPr>
-          <w:instrText xml:space="preserve"> PAGEREF _Toc242867210 \h </w:instrText>
+          <w:instrText xml:space="preserve"> PAGEREF _Toc242965441 \h </w:instrText>
         </w:r>
         <w:r>
           <w:rPr>
@@ -3218,7 +3218,7 @@
             <w:noProof/>
             <w:webHidden/>
           </w:rPr>
-          <w:t>18</w:t>
+          <w:t>25</w:t>
         </w:r>
         <w:r>
           <w:rPr>
@@ -3246,7 +3246,7 @@
           <w14:ligatures w14:val="standardContextual"/>
         </w:rPr>
       </w:pPr>
-      <w:hyperlink w:anchor="_Toc242867211" w:history="1">
+      <w:hyperlink w:anchor="_Toc242965442" w:history="1">
         <w:r>
           <w:rPr>
             <w:rStyle w:val="Hyperlink"/>
@@ -3273,7 +3273,7 @@
             <w:noProof/>
             <w:webHidden/>
           </w:rPr>
-          <w:instrText xml:space="preserve"> PAGEREF _Toc242867211 \h </w:instrText>
+          <w:instrText xml:space="preserve"> PAGEREF _Toc242965442 \h </w:instrText>
         </w:r>
         <w:r>
           <w:rPr>
@@ -3293,7 +3293,7 @@
             <w:noProof/>
             <w:webHidden/>
           </w:rPr>
-          <w:t>18</w:t>
+          <w:t>25</w:t>
         </w:r>
         <w:r>
           <w:rPr>
@@ -3321,7 +3321,7 @@
           <w14:ligatures w14:val="standardContextual"/>
         </w:rPr>
       </w:pPr>
-      <w:hyperlink w:anchor="_Toc242867212" w:history="1">
+      <w:hyperlink w:anchor="_Toc242965443" w:history="1">
         <w:r>
           <w:rPr>
             <w:rStyle w:val="Hyperlink"/>
@@ -3348,7 +3348,7 @@
             <w:noProof/>
             <w:webHidden/>
           </w:rPr>
-          <w:instrText xml:space="preserve"> PAGEREF _Toc242867212 \h </w:instrText>
+          <w:instrText xml:space="preserve"> PAGEREF _Toc242965443 \h </w:instrText>
         </w:r>
         <w:r>
           <w:rPr>
@@ -3368,7 +3368,7 @@
             <w:noProof/>
             <w:webHidden/>
           </w:rPr>
-          <w:t>18</w:t>
+          <w:t>25</w:t>
         </w:r>
         <w:r>
           <w:rPr>
@@ -3396,7 +3396,7 @@
           <w14:ligatures w14:val="standardContextual"/>
         </w:rPr>
       </w:pPr>
-      <w:hyperlink w:anchor="_Toc242867213" w:history="1">
+      <w:hyperlink w:anchor="_Toc242965444" w:history="1">
         <w:r>
           <w:rPr>
             <w:rStyle w:val="Hyperlink"/>
@@ -3423,7 +3423,7 @@
             <w:noProof/>
             <w:webHidden/>
           </w:rPr>
-          <w:instrText xml:space="preserve"> PAGEREF _Toc242867213 \h </w:instrText>
+          <w:instrText xml:space="preserve"> PAGEREF _Toc242965444 \h </w:instrText>
         </w:r>
         <w:r>
           <w:rPr>
@@ -3443,7 +3443,7 @@
             <w:noProof/>
             <w:webHidden/>
           </w:rPr>
-          <w:t>20</w:t>
+          <w:t>28</w:t>
         </w:r>
         <w:r>
           <w:rPr>
@@ -3471,7 +3471,7 @@
           <w14:ligatures w14:val="standardContextual"/>
         </w:rPr>
       </w:pPr>
-      <w:hyperlink w:anchor="_Toc242867214" w:history="1">
+      <w:hyperlink w:anchor="_Toc242965445" w:history="1">
         <w:r>
           <w:rPr>
             <w:rStyle w:val="Hyperlink"/>
@@ -3498,7 +3498,7 @@
             <w:noProof/>
             <w:webHidden/>
           </w:rPr>
-          <w:instrText xml:space="preserve"> PAGEREF _Toc242867214 \h </w:instrText>
+          <w:instrText xml:space="preserve"> PAGEREF _Toc242965445 \h </w:instrText>
         </w:r>
         <w:r>
           <w:rPr>
@@ -3518,7 +3518,7 @@
             <w:noProof/>
             <w:webHidden/>
           </w:rPr>
-          <w:t>20</w:t>
+          <w:t>28</w:t>
         </w:r>
         <w:r>
           <w:rPr>
@@ -3546,7 +3546,7 @@
           <w14:ligatures w14:val="standardContextual"/>
         </w:rPr>
       </w:pPr>
-      <w:hyperlink w:anchor="_Toc242867215" w:history="1">
+      <w:hyperlink w:anchor="_Toc242965446" w:history="1">
         <w:r>
           <w:rPr>
             <w:rStyle w:val="Hyperlink"/>
@@ -3573,7 +3573,7 @@
             <w:noProof/>
             <w:webHidden/>
           </w:rPr>
-          <w:instrText xml:space="preserve"> PAGEREF _Toc242867215 \h </w:instrText>
+          <w:instrText xml:space="preserve"> PAGEREF _Toc242965446 \h </w:instrText>
         </w:r>
         <w:r>
           <w:rPr>
@@ -3593,7 +3593,7 @@
             <w:noProof/>
             <w:webHidden/>
           </w:rPr>
-          <w:t>20</w:t>
+          <w:t>28</w:t>
         </w:r>
         <w:r>
           <w:rPr>
@@ -3621,7 +3621,7 @@
           <w14:ligatures w14:val="standardContextual"/>
         </w:rPr>
       </w:pPr>
-      <w:hyperlink w:anchor="_Toc242867216" w:history="1">
+      <w:hyperlink w:anchor="_Toc242965447" w:history="1">
         <w:r>
           <w:rPr>
             <w:rStyle w:val="Hyperlink"/>
@@ -3648,7 +3648,7 @@
             <w:noProof/>
             <w:webHidden/>
           </w:rPr>
-          <w:instrText xml:space="preserve"> PAGEREF _Toc242867216 \h </w:instrText>
+          <w:instrText xml:space="preserve"> PAGEREF _Toc242965447 \h </w:instrText>
         </w:r>
         <w:r>
           <w:rPr>
@@ -3668,7 +3668,7 @@
             <w:noProof/>
             <w:webHidden/>
           </w:rPr>
-          <w:t>21</w:t>
+          <w:t>29</w:t>
         </w:r>
         <w:r>
           <w:rPr>
@@ -3696,7 +3696,7 @@
           <w14:ligatures w14:val="standardContextual"/>
         </w:rPr>
       </w:pPr>
-      <w:hyperlink w:anchor="_Toc242867217" w:history="1">
+      <w:hyperlink w:anchor="_Toc242965448" w:history="1">
         <w:r>
           <w:rPr>
             <w:rStyle w:val="Hyperlink"/>
@@ -3723,7 +3723,7 @@
             <w:noProof/>
             <w:webHidden/>
           </w:rPr>
-          <w:instrText xml:space="preserve"> PAGEREF _Toc242867217 \h </w:instrText>
+          <w:instrText xml:space="preserve"> PAGEREF _Toc242965448 \h </w:instrText>
         </w:r>
         <w:r>
           <w:rPr>
@@ -3743,7 +3743,7 @@
             <w:noProof/>
             <w:webHidden/>
           </w:rPr>
-          <w:t>21</w:t>
+          <w:t>29</w:t>
         </w:r>
         <w:r>
           <w:rPr>
@@ -3771,7 +3771,7 @@
           <w14:ligatures w14:val="standardContextual"/>
         </w:rPr>
       </w:pPr>
-      <w:hyperlink w:anchor="_Toc242867218" w:history="1">
+      <w:hyperlink w:anchor="_Toc242965449" w:history="1">
         <w:r>
           <w:rPr>
             <w:rStyle w:val="Hyperlink"/>
@@ -3798,7 +3798,7 @@
             <w:noProof/>
             <w:webHidden/>
           </w:rPr>
-          <w:instrText xml:space="preserve"> PAGEREF _Toc242867218 \h </w:instrText>
+          <w:instrText xml:space="preserve"> PAGEREF _Toc242965449 \h </w:instrText>
         </w:r>
         <w:r>
           <w:rPr>
@@ -3818,7 +3818,7 @@
             <w:noProof/>
             <w:webHidden/>
           </w:rPr>
-          <w:t>21</w:t>
+          <w:t>29</w:t>
         </w:r>
         <w:r>
           <w:rPr>
@@ -3846,7 +3846,7 @@
           <w14:ligatures w14:val="standardContextual"/>
         </w:rPr>
       </w:pPr>
-      <w:hyperlink w:anchor="_Toc242867219" w:history="1">
+      <w:hyperlink w:anchor="_Toc242965450" w:history="1">
         <w:r>
           <w:rPr>
             <w:rStyle w:val="Hyperlink"/>
@@ -3873,7 +3873,7 @@
             <w:noProof/>
             <w:webHidden/>
           </w:rPr>
-          <w:instrText xml:space="preserve"> PAGEREF _Toc242867219 \h </w:instrText>
+          <w:instrText xml:space="preserve"> PAGEREF _Toc242965450 \h </w:instrText>
         </w:r>
         <w:r>
           <w:rPr>
@@ -3893,7 +3893,7 @@
             <w:noProof/>
             <w:webHidden/>
           </w:rPr>
-          <w:t>21</w:t>
+          <w:t>29</w:t>
         </w:r>
         <w:r>
           <w:rPr>
@@ -3921,7 +3921,7 @@
           <w14:ligatures w14:val="standardContextual"/>
         </w:rPr>
       </w:pPr>
-      <w:hyperlink w:anchor="_Toc242867220" w:history="1">
+      <w:hyperlink w:anchor="_Toc242965451" w:history="1">
         <w:r>
           <w:rPr>
             <w:rStyle w:val="Hyperlink"/>
@@ -3948,7 +3948,7 @@
             <w:noProof/>
             <w:webHidden/>
           </w:rPr>
-          <w:instrText xml:space="preserve"> PAGEREF _Toc242867220 \h </w:instrText>
+          <w:instrText xml:space="preserve"> PAGEREF _Toc242965451 \h </w:instrText>
         </w:r>
         <w:r>
           <w:rPr>
@@ -3968,7 +3968,7 @@
             <w:noProof/>
             <w:webHidden/>
           </w:rPr>
-          <w:t>21</w:t>
+          <w:t>29</w:t>
         </w:r>
         <w:r>
           <w:rPr>
@@ -3996,7 +3996,7 @@
           <w14:ligatures w14:val="standardContextual"/>
         </w:rPr>
       </w:pPr>
-      <w:hyperlink w:anchor="_Toc242867221" w:history="1">
+      <w:hyperlink w:anchor="_Toc242965452" w:history="1">
         <w:r>
           <w:rPr>
             <w:rStyle w:val="Hyperlink"/>
@@ -4023,7 +4023,7 @@
             <w:noProof/>
             <w:webHidden/>
           </w:rPr>
-          <w:instrText xml:space="preserve"> PAGEREF _Toc242867221 \h </w:instrText>
+          <w:instrText xml:space="preserve"> PAGEREF _Toc242965452 \h </w:instrText>
         </w:r>
         <w:r>
           <w:rPr>
@@ -4043,7 +4043,7 @@
             <w:noProof/>
             <w:webHidden/>
           </w:rPr>
-          <w:t>21</w:t>
+          <w:t>30</w:t>
         </w:r>
         <w:r>
           <w:rPr>
@@ -4071,7 +4071,7 @@
           <w14:ligatures w14:val="standardContextual"/>
         </w:rPr>
       </w:pPr>
-      <w:hyperlink w:anchor="_Toc242867222" w:history="1">
+      <w:hyperlink w:anchor="_Toc242965453" w:history="1">
         <w:r>
           <w:rPr>
             <w:rStyle w:val="Hyperlink"/>
@@ -4098,7 +4098,7 @@
             <w:noProof/>
             <w:webHidden/>
           </w:rPr>
-          <w:instrText xml:space="preserve"> PAGEREF _Toc242867222 \h </w:instrText>
+          <w:instrText xml:space="preserve"> PAGEREF _Toc242965453 \h </w:instrText>
         </w:r>
         <w:r>
           <w:rPr>
@@ -4118,7 +4118,7 @@
             <w:noProof/>
             <w:webHidden/>
           </w:rPr>
-          <w:t>21</w:t>
+          <w:t>30</w:t>
         </w:r>
         <w:r>
           <w:rPr>
@@ -4146,7 +4146,7 @@
           <w14:ligatures w14:val="standardContextual"/>
         </w:rPr>
       </w:pPr>
-      <w:hyperlink w:anchor="_Toc242867223" w:history="1">
+      <w:hyperlink w:anchor="_Toc242965454" w:history="1">
         <w:r>
           <w:rPr>
             <w:rStyle w:val="Hyperlink"/>
@@ -4173,7 +4173,7 @@
             <w:noProof/>
             <w:webHidden/>
           </w:rPr>
-          <w:instrText xml:space="preserve"> PAGEREF _Toc242867223 \h </w:instrText>
+          <w:instrText xml:space="preserve"> PAGEREF _Toc242965454 \h </w:instrText>
         </w:r>
         <w:r>
           <w:rPr>
@@ -4193,7 +4193,7 @@
             <w:noProof/>
             <w:webHidden/>
           </w:rPr>
-          <w:t>23</w:t>
+          <w:t>32</w:t>
         </w:r>
         <w:r>
           <w:rPr>
@@ -4221,7 +4221,7 @@
           <w14:ligatures w14:val="standardContextual"/>
         </w:rPr>
       </w:pPr>
-      <w:hyperlink w:anchor="_Toc242867224" w:history="1">
+      <w:hyperlink w:anchor="_Toc242965455" w:history="1">
         <w:r>
           <w:rPr>
             <w:rStyle w:val="Hyperlink"/>
@@ -4248,7 +4248,7 @@
             <w:noProof/>
             <w:webHidden/>
           </w:rPr>
-          <w:instrText xml:space="preserve"> PAGEREF _Toc242867224 \h </w:instrText>
+          <w:instrText xml:space="preserve"> PAGEREF _Toc242965455 \h </w:instrText>
         </w:r>
         <w:r>
           <w:rPr>
@@ -4268,7 +4268,7 @@
             <w:noProof/>
             <w:webHidden/>
           </w:rPr>
-          <w:t>23</w:t>
+          <w:t>32</w:t>
         </w:r>
         <w:r>
           <w:rPr>
@@ -4296,7 +4296,7 @@
           <w14:ligatures w14:val="standardContextual"/>
         </w:rPr>
       </w:pPr>
-      <w:hyperlink w:anchor="_Toc242867225" w:history="1">
+      <w:hyperlink w:anchor="_Toc242965456" w:history="1">
         <w:r>
           <w:rPr>
             <w:rStyle w:val="Hyperlink"/>
@@ -4323,7 +4323,7 @@
             <w:noProof/>
             <w:webHidden/>
           </w:rPr>
-          <w:instrText xml:space="preserve"> PAGEREF _Toc242867225 \h </w:instrText>
+          <w:instrText xml:space="preserve"> PAGEREF _Toc242965456 \h </w:instrText>
         </w:r>
         <w:r>
           <w:rPr>
@@ -4343,7 +4343,7 @@
             <w:noProof/>
             <w:webHidden/>
           </w:rPr>
-          <w:t>23</w:t>
+          <w:t>33</w:t>
         </w:r>
         <w:r>
           <w:rPr>
@@ -4371,7 +4371,7 @@
           <w14:ligatures w14:val="standardContextual"/>
         </w:rPr>
       </w:pPr>
-      <w:hyperlink w:anchor="_Toc242867226" w:history="1">
+      <w:hyperlink w:anchor="_Toc242965457" w:history="1">
         <w:r>
           <w:rPr>
             <w:rStyle w:val="Hyperlink"/>
@@ -4398,7 +4398,7 @@
             <w:noProof/>
             <w:webHidden/>
           </w:rPr>
-          <w:instrText xml:space="preserve"> PAGEREF _Toc242867226 \h </w:instrText>
+          <w:instrText xml:space="preserve"> PAGEREF _Toc242965457 \h </w:instrText>
         </w:r>
         <w:r>
           <w:rPr>
@@ -4418,7 +4418,7 @@
             <w:noProof/>
             <w:webHidden/>
           </w:rPr>
-          <w:t>23</w:t>
+          <w:t>33</w:t>
         </w:r>
         <w:r>
           <w:rPr>
@@ -4446,7 +4446,7 @@
           <w14:ligatures w14:val="standardContextual"/>
         </w:rPr>
       </w:pPr>
-      <w:hyperlink w:anchor="_Toc242867227" w:history="1">
+      <w:hyperlink w:anchor="_Toc242965458" w:history="1">
         <w:r>
           <w:rPr>
             <w:rStyle w:val="Hyperlink"/>
@@ -4473,7 +4473,7 @@
             <w:noProof/>
             <w:webHidden/>
           </w:rPr>
-          <w:instrText xml:space="preserve"> PAGEREF _Toc242867227 \h </w:instrText>
+          <w:instrText xml:space="preserve"> PAGEREF _Toc242965458 \h </w:instrText>
         </w:r>
         <w:r>
           <w:rPr>
@@ -4493,7 +4493,7 @@
             <w:noProof/>
             <w:webHidden/>
           </w:rPr>
-          <w:t>23</w:t>
+          <w:t>33</w:t>
         </w:r>
         <w:r>
           <w:rPr>
@@ -4521,7 +4521,7 @@
           <w14:ligatures w14:val="standardContextual"/>
         </w:rPr>
       </w:pPr>
-      <w:hyperlink w:anchor="_Toc242867228" w:history="1">
+      <w:hyperlink w:anchor="_Toc242965459" w:history="1">
         <w:r>
           <w:rPr>
             <w:rStyle w:val="Hyperlink"/>
@@ -4548,7 +4548,7 @@
             <w:noProof/>
             <w:webHidden/>
           </w:rPr>
-          <w:instrText xml:space="preserve"> PAGEREF _Toc242867228 \h </w:instrText>
+          <w:instrText xml:space="preserve"> PAGEREF _Toc242965459 \h </w:instrText>
         </w:r>
         <w:r>
           <w:rPr>
@@ -4568,7 +4568,7 @@
             <w:noProof/>
             <w:webHidden/>
           </w:rPr>
-          <w:t>23</w:t>
+          <w:t>34</w:t>
         </w:r>
         <w:r>
           <w:rPr>
@@ -4596,7 +4596,7 @@
           <w14:ligatures w14:val="standardContextual"/>
         </w:rPr>
       </w:pPr>
-      <w:hyperlink w:anchor="_Toc242867229" w:history="1">
+      <w:hyperlink w:anchor="_Toc242965460" w:history="1">
         <w:r>
           <w:rPr>
             <w:rStyle w:val="Hyperlink"/>
@@ -4623,7 +4623,7 @@
             <w:noProof/>
             <w:webHidden/>
           </w:rPr>
-          <w:instrText xml:space="preserve"> PAGEREF _Toc242867229 \h </w:instrText>
+          <w:instrText xml:space="preserve"> PAGEREF _Toc242965460 \h </w:instrText>
         </w:r>
         <w:r>
           <w:rPr>
@@ -4643,7 +4643,7 @@
             <w:noProof/>
             <w:webHidden/>
           </w:rPr>
-          <w:t>23</w:t>
+          <w:t>34</w:t>
         </w:r>
         <w:r>
           <w:rPr>
@@ -4671,7 +4671,7 @@
           <w14:ligatures w14:val="standardContextual"/>
         </w:rPr>
       </w:pPr>
-      <w:hyperlink w:anchor="_Toc242867230" w:history="1">
+      <w:hyperlink w:anchor="_Toc242965461" w:history="1">
         <w:r>
           <w:rPr>
             <w:rStyle w:val="Hyperlink"/>
@@ -4698,7 +4698,7 @@
             <w:noProof/>
             <w:webHidden/>
           </w:rPr>
-          <w:instrText xml:space="preserve"> PAGEREF _Toc242867230 \h </w:instrText>
+          <w:instrText xml:space="preserve"> PAGEREF _Toc242965461 \h </w:instrText>
         </w:r>
         <w:r>
           <w:rPr>
@@ -4718,7 +4718,7 @@
             <w:noProof/>
             <w:webHidden/>
           </w:rPr>
-          <w:t>24</w:t>
+          <w:t>34</w:t>
         </w:r>
         <w:r>
           <w:rPr>
@@ -4746,7 +4746,7 @@
           <w14:ligatures w14:val="standardContextual"/>
         </w:rPr>
       </w:pPr>
-      <w:hyperlink w:anchor="_Toc242867231" w:history="1">
+      <w:hyperlink w:anchor="_Toc242965462" w:history="1">
         <w:r>
           <w:rPr>
             <w:rStyle w:val="Hyperlink"/>
@@ -4773,7 +4773,7 @@
             <w:noProof/>
             <w:webHidden/>
           </w:rPr>
-          <w:instrText xml:space="preserve"> PAGEREF _Toc242867231 \h </w:instrText>
+          <w:instrText xml:space="preserve"> PAGEREF _Toc242965462 \h </w:instrText>
         </w:r>
         <w:r>
           <w:rPr>
@@ -4793,7 +4793,7 @@
             <w:noProof/>
             <w:webHidden/>
           </w:rPr>
-          <w:t>24</w:t>
+          <w:t>34</w:t>
         </w:r>
         <w:r>
           <w:rPr>
@@ -4821,7 +4821,7 @@
           <w14:ligatures w14:val="standardContextual"/>
         </w:rPr>
       </w:pPr>
-      <w:hyperlink w:anchor="_Toc242867232" w:history="1">
+      <w:hyperlink w:anchor="_Toc242965463" w:history="1">
         <w:r>
           <w:rPr>
             <w:rStyle w:val="Hyperlink"/>
@@ -4848,7 +4848,7 @@
             <w:noProof/>
             <w:webHidden/>
           </w:rPr>
-          <w:instrText xml:space="preserve"> PAGEREF _Toc242867232 \h </w:instrText>
+          <w:instrText xml:space="preserve"> PAGEREF _Toc242965463 \h </w:instrText>
         </w:r>
         <w:r>
           <w:rPr>
@@ -4868,7 +4868,7 @@
             <w:noProof/>
             <w:webHidden/>
           </w:rPr>
-          <w:t>24</w:t>
+          <w:t>35</w:t>
         </w:r>
         <w:r>
           <w:rPr>
@@ -4896,7 +4896,7 @@
           <w14:ligatures w14:val="standardContextual"/>
         </w:rPr>
       </w:pPr>
-      <w:hyperlink w:anchor="_Toc242867233" w:history="1">
+      <w:hyperlink w:anchor="_Toc242965464" w:history="1">
         <w:r>
           <w:rPr>
             <w:rStyle w:val="Hyperlink"/>
@@ -4923,7 +4923,7 @@
             <w:noProof/>
             <w:webHidden/>
           </w:rPr>
-          <w:instrText xml:space="preserve"> PAGEREF _Toc242867233 \h </w:instrText>
+          <w:instrText xml:space="preserve"> PAGEREF _Toc242965464 \h </w:instrText>
         </w:r>
         <w:r>
           <w:rPr>
@@ -4943,7 +4943,7 @@
             <w:noProof/>
             <w:webHidden/>
           </w:rPr>
-          <w:t>25</w:t>
+          <w:t>37</w:t>
         </w:r>
         <w:r>
           <w:rPr>
@@ -4971,7 +4971,7 @@
           <w14:ligatures w14:val="standardContextual"/>
         </w:rPr>
       </w:pPr>
-      <w:hyperlink w:anchor="_Toc242867234" w:history="1">
+      <w:hyperlink w:anchor="_Toc242965465" w:history="1">
         <w:r>
           <w:rPr>
             <w:rStyle w:val="Hyperlink"/>
@@ -4998,7 +4998,7 @@
             <w:noProof/>
             <w:webHidden/>
           </w:rPr>
-          <w:instrText xml:space="preserve"> PAGEREF _Toc242867234 \h </w:instrText>
+          <w:instrText xml:space="preserve"> PAGEREF _Toc242965465 \h </w:instrText>
         </w:r>
         <w:r>
           <w:rPr>
@@ -5018,7 +5018,7 @@
             <w:noProof/>
             <w:webHidden/>
           </w:rPr>
-          <w:t>25</w:t>
+          <w:t>37</w:t>
         </w:r>
         <w:r>
           <w:rPr>
@@ -5046,7 +5046,7 @@
           <w14:ligatures w14:val="standardContextual"/>
         </w:rPr>
       </w:pPr>
-      <w:hyperlink w:anchor="_Toc242867235" w:history="1">
+      <w:hyperlink w:anchor="_Toc242965466" w:history="1">
         <w:r>
           <w:rPr>
             <w:rStyle w:val="Hyperlink"/>
@@ -5073,7 +5073,7 @@
             <w:noProof/>
             <w:webHidden/>
           </w:rPr>
-          <w:instrText xml:space="preserve"> PAGEREF _Toc242867235 \h </w:instrText>
+          <w:instrText xml:space="preserve"> PAGEREF _Toc242965466 \h </w:instrText>
         </w:r>
         <w:r>
           <w:rPr>
@@ -5093,7 +5093,7 @@
             <w:noProof/>
             <w:webHidden/>
           </w:rPr>
-          <w:t>25</w:t>
+          <w:t>38</w:t>
         </w:r>
         <w:r>
           <w:rPr>
@@ -5121,7 +5121,7 @@
           <w14:ligatures w14:val="standardContextual"/>
         </w:rPr>
       </w:pPr>
-      <w:hyperlink w:anchor="_Toc242867236" w:history="1">
+      <w:hyperlink w:anchor="_Toc242965467" w:history="1">
         <w:r>
           <w:rPr>
             <w:rStyle w:val="Hyperlink"/>
@@ -5148,7 +5148,7 @@
             <w:noProof/>
             <w:webHidden/>
           </w:rPr>
-          <w:instrText xml:space="preserve"> PAGEREF _Toc242867236 \h </w:instrText>
+          <w:instrText xml:space="preserve"> PAGEREF _Toc242965467 \h </w:instrText>
         </w:r>
         <w:r>
           <w:rPr>
@@ -5168,7 +5168,7 @@
             <w:noProof/>
             <w:webHidden/>
           </w:rPr>
-          <w:t>25</w:t>
+          <w:t>38</w:t>
         </w:r>
         <w:r>
           <w:rPr>
@@ -5196,7 +5196,7 @@
           <w14:ligatures w14:val="standardContextual"/>
         </w:rPr>
       </w:pPr>
-      <w:hyperlink w:anchor="_Toc242867237" w:history="1">
+      <w:hyperlink w:anchor="_Toc242965468" w:history="1">
         <w:r>
           <w:rPr>
             <w:rStyle w:val="Hyperlink"/>
@@ -5223,7 +5223,7 @@
             <w:noProof/>
             <w:webHidden/>
           </w:rPr>
-          <w:instrText xml:space="preserve"> PAGEREF _Toc242867237 \h </w:instrText>
+          <w:instrText xml:space="preserve"> PAGEREF _Toc242965468 \h </w:instrText>
         </w:r>
         <w:r>
           <w:rPr>
@@ -5243,7 +5243,7 @@
             <w:noProof/>
             <w:webHidden/>
           </w:rPr>
-          <w:t>25</w:t>
+          <w:t>38</w:t>
         </w:r>
         <w:r>
           <w:rPr>
@@ -5271,7 +5271,7 @@
           <w14:ligatures w14:val="standardContextual"/>
         </w:rPr>
       </w:pPr>
-      <w:hyperlink w:anchor="_Toc242867238" w:history="1">
+      <w:hyperlink w:anchor="_Toc242965469" w:history="1">
         <w:r>
           <w:rPr>
             <w:rStyle w:val="Hyperlink"/>
@@ -5298,7 +5298,7 @@
             <w:noProof/>
             <w:webHidden/>
           </w:rPr>
-          <w:instrText xml:space="preserve"> PAGEREF _Toc242867238 \h </w:instrText>
+          <w:instrText xml:space="preserve"> PAGEREF _Toc242965469 \h </w:instrText>
         </w:r>
         <w:r>
           <w:rPr>
@@ -5318,7 +5318,7 @@
             <w:noProof/>
             <w:webHidden/>
           </w:rPr>
-          <w:t>25</w:t>
+          <w:t>38</w:t>
         </w:r>
         <w:r>
           <w:rPr>
@@ -5346,7 +5346,7 @@
           <w14:ligatures w14:val="standardContextual"/>
         </w:rPr>
       </w:pPr>
-      <w:hyperlink w:anchor="_Toc242867239" w:history="1">
+      <w:hyperlink w:anchor="_Toc242965470" w:history="1">
         <w:r>
           <w:rPr>
             <w:rStyle w:val="Hyperlink"/>
@@ -5373,7 +5373,7 @@
             <w:noProof/>
             <w:webHidden/>
           </w:rPr>
-          <w:instrText xml:space="preserve"> PAGEREF _Toc242867239 \h </w:instrText>
+          <w:instrText xml:space="preserve"> PAGEREF _Toc242965470 \h </w:instrText>
         </w:r>
         <w:r>
           <w:rPr>
@@ -5393,7 +5393,7 @@
             <w:noProof/>
             <w:webHidden/>
           </w:rPr>
-          <w:t>26</w:t>
+          <w:t>39</w:t>
         </w:r>
         <w:r>
           <w:rPr>
@@ -5421,7 +5421,7 @@
           <w14:ligatures w14:val="standardContextual"/>
         </w:rPr>
       </w:pPr>
-      <w:hyperlink w:anchor="_Toc242867240" w:history="1">
+      <w:hyperlink w:anchor="_Toc242965471" w:history="1">
         <w:r>
           <w:rPr>
             <w:rStyle w:val="Hyperlink"/>
@@ -5448,7 +5448,7 @@
             <w:noProof/>
             <w:webHidden/>
           </w:rPr>
-          <w:instrText xml:space="preserve"> PAGEREF _Toc242867240 \h </w:instrText>
+          <w:instrText xml:space="preserve"> PAGEREF _Toc242965471 \h </w:instrText>
         </w:r>
         <w:r>
           <w:rPr>
@@ -5468,7 +5468,7 @@
             <w:noProof/>
             <w:webHidden/>
           </w:rPr>
-          <w:t>26</w:t>
+          <w:t>39</w:t>
         </w:r>
         <w:r>
           <w:rPr>
@@ -5496,7 +5496,7 @@
           <w14:ligatures w14:val="standardContextual"/>
         </w:rPr>
       </w:pPr>
-      <w:hyperlink w:anchor="_Toc242867241" w:history="1">
+      <w:hyperlink w:anchor="_Toc242965472" w:history="1">
         <w:r>
           <w:rPr>
             <w:rStyle w:val="Hyperlink"/>
@@ -5523,7 +5523,7 @@
             <w:noProof/>
             <w:webHidden/>
           </w:rPr>
-          <w:instrText xml:space="preserve"> PAGEREF _Toc242867241 \h </w:instrText>
+          <w:instrText xml:space="preserve"> PAGEREF _Toc242965472 \h </w:instrText>
         </w:r>
         <w:r>
           <w:rPr>
@@ -5543,7 +5543,7 @@
             <w:noProof/>
             <w:webHidden/>
           </w:rPr>
-          <w:t>26</w:t>
+          <w:t>39</w:t>
         </w:r>
         <w:r>
           <w:rPr>
@@ -5571,7 +5571,7 @@
           <w14:ligatures w14:val="standardContextual"/>
         </w:rPr>
       </w:pPr>
-      <w:hyperlink w:anchor="_Toc242867242" w:history="1">
+      <w:hyperlink w:anchor="_Toc242965473" w:history="1">
         <w:r>
           <w:rPr>
             <w:rStyle w:val="Hyperlink"/>
@@ -5598,7 +5598,7 @@
             <w:noProof/>
             <w:webHidden/>
           </w:rPr>
-          <w:instrText xml:space="preserve"> PAGEREF _Toc242867242 \h </w:instrText>
+          <w:instrText xml:space="preserve"> PAGEREF _Toc242965473 \h </w:instrText>
         </w:r>
         <w:r>
           <w:rPr>
@@ -5618,7 +5618,7 @@
             <w:noProof/>
             <w:webHidden/>
           </w:rPr>
-          <w:t>26</w:t>
+          <w:t>40</w:t>
         </w:r>
         <w:r>
           <w:rPr>
@@ -5646,7 +5646,7 @@
           <w14:ligatures w14:val="standardContextual"/>
         </w:rPr>
       </w:pPr>
-      <w:hyperlink w:anchor="_Toc242867243" w:history="1">
+      <w:hyperlink w:anchor="_Toc242965474" w:history="1">
         <w:r>
           <w:rPr>
             <w:rStyle w:val="Hyperlink"/>
@@ -5673,7 +5673,7 @@
             <w:noProof/>
             <w:webHidden/>
           </w:rPr>
-          <w:instrText xml:space="preserve"> PAGEREF _Toc242867243 \h </w:instrText>
+          <w:instrText xml:space="preserve"> PAGEREF _Toc242965474 \h </w:instrText>
         </w:r>
         <w:r>
           <w:rPr>
@@ -5693,7 +5693,7 @@
             <w:noProof/>
             <w:webHidden/>
           </w:rPr>
-          <w:t>27</w:t>
+          <w:t>41</w:t>
         </w:r>
         <w:r>
           <w:rPr>
@@ -5721,7 +5721,7 @@
           <w14:ligatures w14:val="standardContextual"/>
         </w:rPr>
       </w:pPr>
-      <w:hyperlink w:anchor="_Toc242867244" w:history="1">
+      <w:hyperlink w:anchor="_Toc242965475" w:history="1">
         <w:r>
           <w:rPr>
             <w:rStyle w:val="Hyperlink"/>
@@ -5748,7 +5748,7 @@
             <w:noProof/>
             <w:webHidden/>
           </w:rPr>
-          <w:instrText xml:space="preserve"> PAGEREF _Toc242867244 \h </w:instrText>
+          <w:instrText xml:space="preserve"> PAGEREF _Toc242965475 \h </w:instrText>
         </w:r>
         <w:r>
           <w:rPr>
@@ -5768,7 +5768,7 @@
             <w:noProof/>
             <w:webHidden/>
           </w:rPr>
-          <w:t>27</w:t>
+          <w:t>41</w:t>
         </w:r>
         <w:r>
           <w:rPr>
@@ -5796,7 +5796,7 @@
           <w14:ligatures w14:val="standardContextual"/>
         </w:rPr>
       </w:pPr>
-      <w:hyperlink w:anchor="_Toc242867245" w:history="1">
+      <w:hyperlink w:anchor="_Toc242965476" w:history="1">
         <w:r>
           <w:rPr>
             <w:rStyle w:val="Hyperlink"/>
@@ -5823,7 +5823,7 @@
             <w:noProof/>
             <w:webHidden/>
           </w:rPr>
-          <w:instrText xml:space="preserve"> PAGEREF _Toc242867245 \h </w:instrText>
+          <w:instrText xml:space="preserve"> PAGEREF _Toc242965476 \h </w:instrText>
         </w:r>
         <w:r>
           <w:rPr>
@@ -5843,7 +5843,7 @@
             <w:noProof/>
             <w:webHidden/>
           </w:rPr>
-          <w:t>27</w:t>
+          <w:t>42</w:t>
         </w:r>
         <w:r>
           <w:rPr>
@@ -5871,7 +5871,7 @@
           <w14:ligatures w14:val="standardContextual"/>
         </w:rPr>
       </w:pPr>
-      <w:hyperlink w:anchor="_Toc242867246" w:history="1">
+      <w:hyperlink w:anchor="_Toc242965477" w:history="1">
         <w:r>
           <w:rPr>
             <w:rStyle w:val="Hyperlink"/>
@@ -5898,7 +5898,7 @@
             <w:noProof/>
             <w:webHidden/>
           </w:rPr>
-          <w:instrText xml:space="preserve"> PAGEREF _Toc242867246 \h </w:instrText>
+          <w:instrText xml:space="preserve"> PAGEREF _Toc242965477 \h </w:instrText>
         </w:r>
         <w:r>
           <w:rPr>
@@ -5918,7 +5918,7 @@
             <w:noProof/>
             <w:webHidden/>
           </w:rPr>
-          <w:t>27</w:t>
+          <w:t>42</w:t>
         </w:r>
         <w:r>
           <w:rPr>
@@ -5946,7 +5946,7 @@
           <w14:ligatures w14:val="standardContextual"/>
         </w:rPr>
       </w:pPr>
-      <w:hyperlink w:anchor="_Toc242867247" w:history="1">
+      <w:hyperlink w:anchor="_Toc242965478" w:history="1">
         <w:r>
           <w:rPr>
             <w:rStyle w:val="Hyperlink"/>
@@ -5973,7 +5973,7 @@
             <w:noProof/>
             <w:webHidden/>
           </w:rPr>
-          <w:instrText xml:space="preserve"> PAGEREF _Toc242867247 \h </w:instrText>
+          <w:instrText xml:space="preserve"> PAGEREF _Toc242965478 \h </w:instrText>
         </w:r>
         <w:r>
           <w:rPr>
@@ -5993,7 +5993,7 @@
             <w:noProof/>
             <w:webHidden/>
           </w:rPr>
-          <w:t>27</w:t>
+          <w:t>42</w:t>
         </w:r>
         <w:r>
           <w:rPr>
@@ -6021,7 +6021,7 @@
           <w14:ligatures w14:val="standardContextual"/>
         </w:rPr>
       </w:pPr>
-      <w:hyperlink w:anchor="_Toc900000155" w:history="1">
+      <w:hyperlink w:anchor="_Toc242965479" w:history="1">
         <w:r>
           <w:rPr>
             <w:rStyle w:val="Hyperlink"/>
@@ -6048,7 +6048,7 @@
             <w:noProof/>
             <w:webHidden/>
           </w:rPr>
-          <w:instrText xml:space="preserve"> PAGEREF _Toc900000155 \h </w:instrText>
+          <w:instrText xml:space="preserve"> PAGEREF _Toc242965479 \h </w:instrText>
         </w:r>
         <w:r>
           <w:rPr>
@@ -6068,7 +6068,7 @@
             <w:noProof/>
             <w:webHidden/>
           </w:rPr>
-          <w:t>27</w:t>
+          <w:t>42</w:t>
         </w:r>
         <w:r>
           <w:rPr>
@@ -6096,7 +6096,7 @@
           <w14:ligatures w14:val="standardContextual"/>
         </w:rPr>
       </w:pPr>
-      <w:hyperlink w:anchor="_Toc242867248" w:history="1">
+      <w:hyperlink w:anchor="_Toc242965480" w:history="1">
         <w:r>
           <w:rPr>
             <w:rStyle w:val="Hyperlink"/>
@@ -6123,7 +6123,7 @@
             <w:noProof/>
             <w:webHidden/>
           </w:rPr>
-          <w:instrText xml:space="preserve"> PAGEREF _Toc242867248 \h </w:instrText>
+          <w:instrText xml:space="preserve"> PAGEREF _Toc242965480 \h </w:instrText>
         </w:r>
         <w:r>
           <w:rPr>
@@ -6143,7 +6143,7 @@
             <w:noProof/>
             <w:webHidden/>
           </w:rPr>
-          <w:t>28</w:t>
+          <w:t>43</w:t>
         </w:r>
         <w:r>
           <w:rPr>
@@ -6171,7 +6171,7 @@
           <w14:ligatures w14:val="standardContextual"/>
         </w:rPr>
       </w:pPr>
-      <w:hyperlink w:anchor="_Toc242867249" w:history="1">
+      <w:hyperlink w:anchor="_Toc242965481" w:history="1">
         <w:r>
           <w:rPr>
             <w:rStyle w:val="Hyperlink"/>
@@ -6198,7 +6198,7 @@
             <w:noProof/>
             <w:webHidden/>
           </w:rPr>
-          <w:instrText xml:space="preserve"> PAGEREF _Toc242867249 \h </w:instrText>
+          <w:instrText xml:space="preserve"> PAGEREF _Toc242965481 \h </w:instrText>
         </w:r>
         <w:r>
           <w:rPr>
@@ -6218,7 +6218,7 @@
             <w:noProof/>
             <w:webHidden/>
           </w:rPr>
-          <w:t>28</w:t>
+          <w:t>43</w:t>
         </w:r>
         <w:r>
           <w:rPr>
@@ -6246,7 +6246,7 @@
           <w14:ligatures w14:val="standardContextual"/>
         </w:rPr>
       </w:pPr>
-      <w:hyperlink w:anchor="_Toc242867250" w:history="1">
+      <w:hyperlink w:anchor="_Toc242965482" w:history="1">
         <w:r>
           <w:rPr>
             <w:rStyle w:val="Hyperlink"/>
@@ -6273,7 +6273,7 @@
             <w:noProof/>
             <w:webHidden/>
           </w:rPr>
-          <w:instrText xml:space="preserve"> PAGEREF _Toc242867250 \h </w:instrText>
+          <w:instrText xml:space="preserve"> PAGEREF _Toc242965482 \h </w:instrText>
         </w:r>
         <w:r>
           <w:rPr>
@@ -6293,7 +6293,7 @@
             <w:noProof/>
             <w:webHidden/>
           </w:rPr>
-          <w:t>28</w:t>
+          <w:t>43</w:t>
         </w:r>
         <w:r>
           <w:rPr>
@@ -6321,7 +6321,7 @@
           <w14:ligatures w14:val="standardContextual"/>
         </w:rPr>
       </w:pPr>
-      <w:hyperlink w:anchor="_Toc242867251" w:history="1">
+      <w:hyperlink w:anchor="_Toc242965483" w:history="1">
         <w:r>
           <w:rPr>
             <w:rStyle w:val="Hyperlink"/>
@@ -6348,7 +6348,7 @@
             <w:noProof/>
             <w:webHidden/>
           </w:rPr>
-          <w:instrText xml:space="preserve"> PAGEREF _Toc242867251 \h </w:instrText>
+          <w:instrText xml:space="preserve"> PAGEREF _Toc242965483 \h </w:instrText>
         </w:r>
         <w:r>
           <w:rPr>
@@ -6368,7 +6368,7 @@
             <w:noProof/>
             <w:webHidden/>
           </w:rPr>
-          <w:t>29</w:t>
+          <w:t>44</w:t>
         </w:r>
         <w:r>
           <w:rPr>
@@ -6396,7 +6396,7 @@
           <w14:ligatures w14:val="standardContextual"/>
         </w:rPr>
       </w:pPr>
-      <w:hyperlink w:anchor="_Toc242867252" w:history="1">
+      <w:hyperlink w:anchor="_Toc242965484" w:history="1">
         <w:r>
           <w:rPr>
             <w:rStyle w:val="Hyperlink"/>
@@ -6423,7 +6423,7 @@
             <w:noProof/>
             <w:webHidden/>
           </w:rPr>
-          <w:instrText xml:space="preserve"> PAGEREF _Toc242867252 \h </w:instrText>
+          <w:instrText xml:space="preserve"> PAGEREF _Toc242965484 \h </w:instrText>
         </w:r>
         <w:r>
           <w:rPr>
@@ -6443,7 +6443,7 @@
             <w:noProof/>
             <w:webHidden/>
           </w:rPr>
-          <w:t>29</w:t>
+          <w:t>44</w:t>
         </w:r>
         <w:r>
           <w:rPr>
@@ -6471,7 +6471,7 @@
           <w14:ligatures w14:val="standardContextual"/>
         </w:rPr>
       </w:pPr>
-      <w:hyperlink w:anchor="_Toc242867253" w:history="1">
+      <w:hyperlink w:anchor="_Toc242965485" w:history="1">
         <w:r>
           <w:rPr>
             <w:rStyle w:val="Hyperlink"/>
@@ -6498,7 +6498,7 @@
             <w:noProof/>
             <w:webHidden/>
           </w:rPr>
-          <w:instrText xml:space="preserve"> PAGEREF _Toc242867253 \h </w:instrText>
+          <w:instrText xml:space="preserve"> PAGEREF _Toc242965485 \h </w:instrText>
         </w:r>
         <w:r>
           <w:rPr>
@@ -6518,7 +6518,7 @@
             <w:noProof/>
             <w:webHidden/>
           </w:rPr>
-          <w:t>29</w:t>
+          <w:t>44</w:t>
         </w:r>
         <w:r>
           <w:rPr>
@@ -6546,7 +6546,7 @@
           <w14:ligatures w14:val="standardContextual"/>
         </w:rPr>
       </w:pPr>
-      <w:hyperlink w:anchor="_Toc242867254" w:history="1">
+      <w:hyperlink w:anchor="_Toc242965486" w:history="1">
         <w:r>
           <w:rPr>
             <w:rStyle w:val="Hyperlink"/>
@@ -6573,7 +6573,7 @@
             <w:noProof/>
             <w:webHidden/>
           </w:rPr>
-          <w:instrText xml:space="preserve"> PAGEREF _Toc242867254 \h </w:instrText>
+          <w:instrText xml:space="preserve"> PAGEREF _Toc242965486 \h </w:instrText>
         </w:r>
         <w:r>
           <w:rPr>
@@ -6593,7 +6593,7 @@
             <w:noProof/>
             <w:webHidden/>
           </w:rPr>
-          <w:t>29</w:t>
+          <w:t>45</w:t>
         </w:r>
         <w:r>
           <w:rPr>
@@ -6621,7 +6621,7 @@
           <w14:ligatures w14:val="standardContextual"/>
         </w:rPr>
       </w:pPr>
-      <w:hyperlink w:anchor="_Toc242867255" w:history="1">
+      <w:hyperlink w:anchor="_Toc242965487" w:history="1">
         <w:r>
           <w:rPr>
             <w:rStyle w:val="Hyperlink"/>
@@ -6648,7 +6648,7 @@
             <w:noProof/>
             <w:webHidden/>
           </w:rPr>
-          <w:instrText xml:space="preserve"> PAGEREF _Toc242867255 \h </w:instrText>
+          <w:instrText xml:space="preserve"> PAGEREF _Toc242965487 \h </w:instrText>
         </w:r>
         <w:r>
           <w:rPr>
@@ -6668,7 +6668,7 @@
             <w:noProof/>
             <w:webHidden/>
           </w:rPr>
-          <w:t>29</w:t>
+          <w:t>45</w:t>
         </w:r>
         <w:r>
           <w:rPr>
@@ -6696,7 +6696,7 @@
           <w14:ligatures w14:val="standardContextual"/>
         </w:rPr>
       </w:pPr>
-      <w:hyperlink w:anchor="_Toc242867256" w:history="1">
+      <w:hyperlink w:anchor="_Toc242965488" w:history="1">
         <w:r>
           <w:rPr>
             <w:rStyle w:val="Hyperlink"/>
@@ -6723,7 +6723,7 @@
             <w:noProof/>
             <w:webHidden/>
           </w:rPr>
-          <w:instrText xml:space="preserve"> PAGEREF _Toc242867256 \h </w:instrText>
+          <w:instrText xml:space="preserve"> PAGEREF _Toc242965488 \h </w:instrText>
         </w:r>
         <w:r>
           <w:rPr>
@@ -6743,7 +6743,7 @@
             <w:noProof/>
             <w:webHidden/>
           </w:rPr>
-          <w:t>29</w:t>
+          <w:t>45</w:t>
         </w:r>
         <w:r>
           <w:rPr>
@@ -6771,7 +6771,7 @@
           <w14:ligatures w14:val="standardContextual"/>
         </w:rPr>
       </w:pPr>
-      <w:hyperlink w:anchor="_Toc242867257" w:history="1">
+      <w:hyperlink w:anchor="_Toc242965489" w:history="1">
         <w:r>
           <w:rPr>
             <w:rStyle w:val="Hyperlink"/>
@@ -6798,7 +6798,7 @@
             <w:noProof/>
             <w:webHidden/>
           </w:rPr>
-          <w:instrText xml:space="preserve"> PAGEREF _Toc242867257 \h </w:instrText>
+          <w:instrText xml:space="preserve"> PAGEREF _Toc242965489 \h </w:instrText>
         </w:r>
         <w:r>
           <w:rPr>
@@ -6818,7 +6818,7 @@
             <w:noProof/>
             <w:webHidden/>
           </w:rPr>
-          <w:t>30</w:t>
+          <w:t>46</w:t>
         </w:r>
         <w:r>
           <w:rPr>
@@ -6846,7 +6846,7 @@
           <w14:ligatures w14:val="standardContextual"/>
         </w:rPr>
       </w:pPr>
-      <w:hyperlink w:anchor="_Toc242867258" w:history="1">
+      <w:hyperlink w:anchor="_Toc242965490" w:history="1">
         <w:r>
           <w:rPr>
             <w:rStyle w:val="Hyperlink"/>
@@ -6873,7 +6873,7 @@
             <w:noProof/>
             <w:webHidden/>
           </w:rPr>
-          <w:instrText xml:space="preserve"> PAGEREF _Toc242867258 \h </w:instrText>
+          <w:instrText xml:space="preserve"> PAGEREF _Toc242965490 \h </w:instrText>
         </w:r>
         <w:r>
           <w:rPr>
@@ -6893,7 +6893,7 @@
             <w:noProof/>
             <w:webHidden/>
           </w:rPr>
-          <w:t>30</w:t>
+          <w:t>46</w:t>
         </w:r>
         <w:r>
           <w:rPr>
@@ -6921,7 +6921,7 @@
           <w14:ligatures w14:val="standardContextual"/>
         </w:rPr>
       </w:pPr>
-      <w:hyperlink w:anchor="_Toc242867259" w:history="1">
+      <w:hyperlink w:anchor="_Toc242965491" w:history="1">
         <w:r>
           <w:rPr>
             <w:rStyle w:val="Hyperlink"/>
@@ -6948,7 +6948,7 @@
             <w:noProof/>
             <w:webHidden/>
           </w:rPr>
-          <w:instrText xml:space="preserve"> PAGEREF _Toc242867259 \h </w:instrText>
+          <w:instrText xml:space="preserve"> PAGEREF _Toc242965491 \h </w:instrText>
         </w:r>
         <w:r>
           <w:rPr>
@@ -6968,7 +6968,7 @@
             <w:noProof/>
             <w:webHidden/>
           </w:rPr>
-          <w:t>30</w:t>
+          <w:t>47</w:t>
         </w:r>
         <w:r>
           <w:rPr>
@@ -6996,7 +6996,7 @@
           <w14:ligatures w14:val="standardContextual"/>
         </w:rPr>
       </w:pPr>
-      <w:hyperlink w:anchor="_Toc242867260" w:history="1">
+      <w:hyperlink w:anchor="_Toc242965492" w:history="1">
         <w:r>
           <w:rPr>
             <w:rStyle w:val="Hyperlink"/>
@@ -7023,7 +7023,7 @@
             <w:noProof/>
             <w:webHidden/>
           </w:rPr>
-          <w:instrText xml:space="preserve"> PAGEREF _Toc242867260 \h </w:instrText>
+          <w:instrText xml:space="preserve"> PAGEREF _Toc242965492 \h </w:instrText>
         </w:r>
         <w:r>
           <w:rPr>
@@ -7043,7 +7043,7 @@
             <w:noProof/>
             <w:webHidden/>
           </w:rPr>
-          <w:t>30</w:t>
+          <w:t>47</w:t>
         </w:r>
         <w:r>
           <w:rPr>
@@ -7071,7 +7071,7 @@
           <w14:ligatures w14:val="standardContextual"/>
         </w:rPr>
       </w:pPr>
-      <w:hyperlink w:anchor="_Toc242867261" w:history="1">
+      <w:hyperlink w:anchor="_Toc242965493" w:history="1">
         <w:r>
           <w:rPr>
             <w:rStyle w:val="Hyperlink"/>
@@ -7098,7 +7098,7 @@
             <w:noProof/>
             <w:webHidden/>
           </w:rPr>
-          <w:instrText xml:space="preserve"> PAGEREF _Toc242867261 \h </w:instrText>
+          <w:instrText xml:space="preserve"> PAGEREF _Toc242965493 \h </w:instrText>
         </w:r>
         <w:r>
           <w:rPr>
@@ -7118,7 +7118,7 @@
             <w:noProof/>
             <w:webHidden/>
           </w:rPr>
-          <w:t>30</w:t>
+          <w:t>47</w:t>
         </w:r>
         <w:r>
           <w:rPr>
@@ -7146,7 +7146,7 @@
           <w14:ligatures w14:val="standardContextual"/>
         </w:rPr>
       </w:pPr>
-      <w:hyperlink w:anchor="_Toc242867262" w:history="1">
+      <w:hyperlink w:anchor="_Toc242965494" w:history="1">
         <w:r>
           <w:rPr>
             <w:rStyle w:val="Hyperlink"/>
@@ -7173,7 +7173,7 @@
             <w:noProof/>
             <w:webHidden/>
           </w:rPr>
-          <w:instrText xml:space="preserve"> PAGEREF _Toc242867262 \h </w:instrText>
+          <w:instrText xml:space="preserve"> PAGEREF _Toc242965494 \h </w:instrText>
         </w:r>
         <w:r>
           <w:rPr>
@@ -7193,7 +7193,7 @@
             <w:noProof/>
             <w:webHidden/>
           </w:rPr>
-          <w:t>31</w:t>
+          <w:t>47</w:t>
         </w:r>
         <w:r>
           <w:rPr>
@@ -7221,7 +7221,7 @@
           <w14:ligatures w14:val="standardContextual"/>
         </w:rPr>
       </w:pPr>
-      <w:hyperlink w:anchor="_Toc242867263" w:history="1">
+      <w:hyperlink w:anchor="_Toc242965495" w:history="1">
         <w:r>
           <w:rPr>
             <w:rStyle w:val="Hyperlink"/>
@@ -7248,7 +7248,7 @@
             <w:noProof/>
             <w:webHidden/>
           </w:rPr>
-          <w:instrText xml:space="preserve"> PAGEREF _Toc242867263 \h </w:instrText>
+          <w:instrText xml:space="preserve"> PAGEREF _Toc242965495 \h </w:instrText>
         </w:r>
         <w:r>
           <w:rPr>
@@ -7268,7 +7268,7 @@
             <w:noProof/>
             <w:webHidden/>
           </w:rPr>
-          <w:t>32</w:t>
+          <w:t>49</w:t>
         </w:r>
         <w:r>
           <w:rPr>
@@ -7296,7 +7296,7 @@
           <w14:ligatures w14:val="standardContextual"/>
         </w:rPr>
       </w:pPr>
-      <w:hyperlink w:anchor="_Toc242867264" w:history="1">
+      <w:hyperlink w:anchor="_Toc242965496" w:history="1">
         <w:r>
           <w:rPr>
             <w:rStyle w:val="Hyperlink"/>
@@ -7323,7 +7323,7 @@
             <w:noProof/>
             <w:webHidden/>
           </w:rPr>
-          <w:instrText xml:space="preserve"> PAGEREF _Toc242867264 \h </w:instrText>
+          <w:instrText xml:space="preserve"> PAGEREF _Toc242965496 \h </w:instrText>
         </w:r>
         <w:r>
           <w:rPr>
@@ -7343,7 +7343,7 @@
             <w:noProof/>
             <w:webHidden/>
           </w:rPr>
-          <w:t>33</w:t>
+          <w:t>50</w:t>
         </w:r>
         <w:r>
           <w:rPr>
@@ -7371,7 +7371,7 @@
           <w14:ligatures w14:val="standardContextual"/>
         </w:rPr>
       </w:pPr>
-      <w:hyperlink w:anchor="_Toc242867265" w:history="1">
+      <w:hyperlink w:anchor="_Toc242965497" w:history="1">
         <w:r>
           <w:rPr>
             <w:rStyle w:val="Hyperlink"/>
@@ -7398,7 +7398,7 @@
             <w:noProof/>
             <w:webHidden/>
           </w:rPr>
-          <w:instrText xml:space="preserve"> PAGEREF _Toc242867265 \h </w:instrText>
+          <w:instrText xml:space="preserve"> PAGEREF _Toc242965497 \h </w:instrText>
         </w:r>
         <w:r>
           <w:rPr>
@@ -7418,7 +7418,7 @@
             <w:noProof/>
             <w:webHidden/>
           </w:rPr>
-          <w:t>37</w:t>
+          <w:t>54</w:t>
         </w:r>
         <w:r>
           <w:rPr>
@@ -7446,7 +7446,7 @@
           <w14:ligatures w14:val="standardContextual"/>
         </w:rPr>
       </w:pPr>
-      <w:hyperlink w:anchor="_Toc242867266" w:history="1">
+      <w:hyperlink w:anchor="_Toc242965498" w:history="1">
         <w:r>
           <w:rPr>
             <w:rStyle w:val="Hyperlink"/>
@@ -7473,7 +7473,7 @@
             <w:noProof/>
             <w:webHidden/>
           </w:rPr>
-          <w:instrText xml:space="preserve"> PAGEREF _Toc242867266 \h </w:instrText>
+          <w:instrText xml:space="preserve"> PAGEREF _Toc242965498 \h </w:instrText>
         </w:r>
         <w:r>
           <w:rPr>
@@ -7493,7 +7493,7 @@
             <w:noProof/>
             <w:webHidden/>
           </w:rPr>
-          <w:t>37</w:t>
+          <w:t>54</w:t>
         </w:r>
         <w:r>
           <w:rPr>
@@ -7521,7 +7521,7 @@
           <w14:ligatures w14:val="standardContextual"/>
         </w:rPr>
       </w:pPr>
-      <w:hyperlink w:anchor="_Toc242867267" w:history="1">
+      <w:hyperlink w:anchor="_Toc242965499" w:history="1">
         <w:r>
           <w:rPr>
             <w:rStyle w:val="Hyperlink"/>
@@ -7548,7 +7548,7 @@
             <w:noProof/>
             <w:webHidden/>
           </w:rPr>
-          <w:instrText xml:space="preserve"> PAGEREF _Toc242867267 \h </w:instrText>
+          <w:instrText xml:space="preserve"> PAGEREF _Toc242965499 \h </w:instrText>
         </w:r>
         <w:r>
           <w:rPr>
@@ -7568,7 +7568,7 @@
             <w:noProof/>
             <w:webHidden/>
           </w:rPr>
-          <w:t>37</w:t>
+          <w:t>55</w:t>
         </w:r>
         <w:r>
           <w:rPr>
@@ -7596,7 +7596,7 @@
           <w14:ligatures w14:val="standardContextual"/>
         </w:rPr>
       </w:pPr>
-      <w:hyperlink w:anchor="_Toc242867268" w:history="1">
+      <w:hyperlink w:anchor="_Toc242965500" w:history="1">
         <w:r>
           <w:rPr>
             <w:rStyle w:val="Hyperlink"/>
@@ -7623,7 +7623,7 @@
             <w:noProof/>
             <w:webHidden/>
           </w:rPr>
-          <w:instrText xml:space="preserve"> PAGEREF _Toc242867268 \h </w:instrText>
+          <w:instrText xml:space="preserve"> PAGEREF _Toc242965500 \h </w:instrText>
         </w:r>
         <w:r>
           <w:rPr>
@@ -7643,7 +7643,7 @@
             <w:noProof/>
             <w:webHidden/>
           </w:rPr>
-          <w:t>37</w:t>
+          <w:t>55</w:t>
         </w:r>
         <w:r>
           <w:rPr>
@@ -7671,7 +7671,7 @@
           <w14:ligatures w14:val="standardContextual"/>
         </w:rPr>
       </w:pPr>
-      <w:hyperlink w:anchor="_Toc242867269" w:history="1">
+      <w:hyperlink w:anchor="_Toc242965501" w:history="1">
         <w:r>
           <w:rPr>
             <w:rStyle w:val="Hyperlink"/>
@@ -7698,7 +7698,7 @@
             <w:noProof/>
             <w:webHidden/>
           </w:rPr>
-          <w:instrText xml:space="preserve"> PAGEREF _Toc242867269 \h </w:instrText>
+          <w:instrText xml:space="preserve"> PAGEREF _Toc242965501 \h </w:instrText>
         </w:r>
         <w:r>
           <w:rPr>
@@ -7718,7 +7718,7 @@
             <w:noProof/>
             <w:webHidden/>
           </w:rPr>
-          <w:t>37</w:t>
+          <w:t>55</w:t>
         </w:r>
         <w:r>
           <w:rPr>
@@ -7746,7 +7746,7 @@
           <w14:ligatures w14:val="standardContextual"/>
         </w:rPr>
       </w:pPr>
-      <w:hyperlink w:anchor="_Toc242867270" w:history="1">
+      <w:hyperlink w:anchor="_Toc242965502" w:history="1">
         <w:r>
           <w:rPr>
             <w:rStyle w:val="Hyperlink"/>
@@ -7773,7 +7773,7 @@
             <w:noProof/>
             <w:webHidden/>
           </w:rPr>
-          <w:instrText xml:space="preserve"> PAGEREF _Toc242867270 \h </w:instrText>
+          <w:instrText xml:space="preserve"> PAGEREF _Toc242965502 \h </w:instrText>
         </w:r>
         <w:r>
           <w:rPr>
@@ -7793,7 +7793,7 @@
             <w:noProof/>
             <w:webHidden/>
           </w:rPr>
-          <w:t>37</w:t>
+          <w:t>55</w:t>
         </w:r>
         <w:r>
           <w:rPr>
@@ -7821,7 +7821,7 @@
           <w14:ligatures w14:val="standardContextual"/>
         </w:rPr>
       </w:pPr>
-      <w:hyperlink w:anchor="_Toc242867271" w:history="1">
+      <w:hyperlink w:anchor="_Toc242965503" w:history="1">
         <w:r>
           <w:rPr>
             <w:rStyle w:val="Hyperlink"/>
@@ -7848,7 +7848,7 @@
             <w:noProof/>
             <w:webHidden/>
           </w:rPr>
-          <w:instrText xml:space="preserve"> PAGEREF _Toc242867271 \h </w:instrText>
+          <w:instrText xml:space="preserve"> PAGEREF _Toc242965503 \h </w:instrText>
         </w:r>
         <w:r>
           <w:rPr>
@@ -7868,7 +7868,7 @@
             <w:noProof/>
             <w:webHidden/>
           </w:rPr>
-          <w:t>37</w:t>
+          <w:t>55</w:t>
         </w:r>
         <w:r>
           <w:rPr>
@@ -7896,7 +7896,7 @@
           <w14:ligatures w14:val="standardContextual"/>
         </w:rPr>
       </w:pPr>
-      <w:hyperlink w:anchor="_Toc242867272" w:history="1">
+      <w:hyperlink w:anchor="_Toc242965504" w:history="1">
         <w:r>
           <w:rPr>
             <w:rStyle w:val="Hyperlink"/>
@@ -7923,7 +7923,7 @@
             <w:noProof/>
             <w:webHidden/>
           </w:rPr>
-          <w:instrText xml:space="preserve"> PAGEREF _Toc242867272 \h </w:instrText>
+          <w:instrText xml:space="preserve"> PAGEREF _Toc242965504 \h </w:instrText>
         </w:r>
         <w:r>
           <w:rPr>
@@ -7943,7 +7943,7 @@
             <w:noProof/>
             <w:webHidden/>
           </w:rPr>
-          <w:t>38</w:t>
+          <w:t>55</w:t>
         </w:r>
         <w:r>
           <w:rPr>
@@ -7971,7 +7971,7 @@
           <w14:ligatures w14:val="standardContextual"/>
         </w:rPr>
       </w:pPr>
-      <w:hyperlink w:anchor="_Toc242867273" w:history="1">
+      <w:hyperlink w:anchor="_Toc242965505" w:history="1">
         <w:r>
           <w:rPr>
             <w:rStyle w:val="Hyperlink"/>
@@ -7998,7 +7998,7 @@
             <w:noProof/>
             <w:webHidden/>
           </w:rPr>
-          <w:instrText xml:space="preserve"> PAGEREF _Toc242867273 \h </w:instrText>
+          <w:instrText xml:space="preserve"> PAGEREF _Toc242965505 \h </w:instrText>
         </w:r>
         <w:r>
           <w:rPr>
@@ -8018,7 +8018,7 @@
             <w:noProof/>
             <w:webHidden/>
           </w:rPr>
-          <w:t>38</w:t>
+          <w:t>55</w:t>
         </w:r>
         <w:r>
           <w:rPr>
@@ -8046,7 +8046,7 @@
           <w14:ligatures w14:val="standardContextual"/>
         </w:rPr>
       </w:pPr>
-      <w:hyperlink w:anchor="_Toc242867274" w:history="1">
+      <w:hyperlink w:anchor="_Toc242965506" w:history="1">
         <w:r>
           <w:rPr>
             <w:rStyle w:val="Hyperlink"/>
@@ -8073,7 +8073,7 @@
             <w:noProof/>
             <w:webHidden/>
           </w:rPr>
-          <w:instrText xml:space="preserve"> PAGEREF _Toc242867274 \h </w:instrText>
+          <w:instrText xml:space="preserve"> PAGEREF _Toc242965506 \h </w:instrText>
         </w:r>
         <w:r>
           <w:rPr>
@@ -8093,7 +8093,7 @@
             <w:noProof/>
             <w:webHidden/>
           </w:rPr>
-          <w:t>39</w:t>
+          <w:t>56</w:t>
         </w:r>
         <w:r>
           <w:rPr>
@@ -8121,7 +8121,7 @@
           <w14:ligatures w14:val="standardContextual"/>
         </w:rPr>
       </w:pPr>
-      <w:hyperlink w:anchor="_Toc242867275" w:history="1">
+      <w:hyperlink w:anchor="_Toc242965507" w:history="1">
         <w:r>
           <w:rPr>
             <w:rStyle w:val="Hyperlink"/>
@@ -8148,7 +8148,7 @@
             <w:noProof/>
             <w:webHidden/>
           </w:rPr>
-          <w:instrText xml:space="preserve"> PAGEREF _Toc242867275 \h </w:instrText>
+          <w:instrText xml:space="preserve"> PAGEREF _Toc242965507 \h </w:instrText>
         </w:r>
         <w:r>
           <w:rPr>
@@ -8168,7 +8168,7 @@
             <w:noProof/>
             <w:webHidden/>
           </w:rPr>
-          <w:t>39</w:t>
+          <w:t>56</w:t>
         </w:r>
         <w:r>
           <w:rPr>
@@ -8196,7 +8196,7 @@
           <w14:ligatures w14:val="standardContextual"/>
         </w:rPr>
       </w:pPr>
-      <w:hyperlink w:anchor="_Toc242867276" w:history="1">
+      <w:hyperlink w:anchor="_Toc242965508" w:history="1">
         <w:r>
           <w:rPr>
             <w:rStyle w:val="Hyperlink"/>
@@ -8223,7 +8223,7 @@
             <w:noProof/>
             <w:webHidden/>
           </w:rPr>
-          <w:instrText xml:space="preserve"> PAGEREF _Toc242867276 \h </w:instrText>
+          <w:instrText xml:space="preserve"> PAGEREF _Toc242965508 \h </w:instrText>
         </w:r>
         <w:r>
           <w:rPr>
@@ -8243,7 +8243,7 @@
             <w:noProof/>
             <w:webHidden/>
           </w:rPr>
-          <w:t>39</w:t>
+          <w:t>57</w:t>
         </w:r>
         <w:r>
           <w:rPr>
@@ -8271,7 +8271,7 @@
           <w14:ligatures w14:val="standardContextual"/>
         </w:rPr>
       </w:pPr>
-      <w:hyperlink w:anchor="_Toc242867277" w:history="1">
+      <w:hyperlink w:anchor="_Toc242965509" w:history="1">
         <w:r>
           <w:rPr>
             <w:rStyle w:val="Hyperlink"/>
@@ -8298,7 +8298,7 @@
             <w:noProof/>
             <w:webHidden/>
           </w:rPr>
-          <w:instrText xml:space="preserve"> PAGEREF _Toc242867277 \h </w:instrText>
+          <w:instrText xml:space="preserve"> PAGEREF _Toc242965509 \h </w:instrText>
         </w:r>
         <w:r>
           <w:rPr>
@@ -8318,7 +8318,7 @@
             <w:noProof/>
             <w:webHidden/>
           </w:rPr>
-          <w:t>40</w:t>
+          <w:t>58</w:t>
         </w:r>
         <w:r>
           <w:rPr>
@@ -8346,7 +8346,7 @@
           <w14:ligatures w14:val="standardContextual"/>
         </w:rPr>
       </w:pPr>
-      <w:hyperlink w:anchor="_Toc242867278" w:history="1">
+      <w:hyperlink w:anchor="_Toc242965510" w:history="1">
         <w:r>
           <w:rPr>
             <w:rStyle w:val="Hyperlink"/>
@@ -8373,7 +8373,7 @@
             <w:noProof/>
             <w:webHidden/>
           </w:rPr>
-          <w:instrText xml:space="preserve"> PAGEREF _Toc242867278 \h </w:instrText>
+          <w:instrText xml:space="preserve"> PAGEREF _Toc242965510 \h </w:instrText>
         </w:r>
         <w:r>
           <w:rPr>
@@ -8393,7 +8393,7 @@
             <w:noProof/>
             <w:webHidden/>
           </w:rPr>
-          <w:t>41</w:t>
+          <w:t>59</w:t>
         </w:r>
         <w:r>
           <w:rPr>
@@ -8418,7 +8418,7 @@
       <w:pPr>
         <w:pStyle w:val="Ttulo1"/>
       </w:pPr>
-      <w:bookmarkStart w:id="1" w:name="_Toc242867171"/>
+      <w:bookmarkStart w:id="1" w:name="_Toc242965402"/>
       <w:r>
         <w:lastRenderedPageBreak/>
         <w:t>1. Introdução</w:t>
@@ -8460,7 +8460,7 @@
       <w:pPr>
         <w:pStyle w:val="Ttulo2"/>
       </w:pPr>
-      <w:bookmarkStart w:id="2" w:name="_Toc242867172"/>
+      <w:bookmarkStart w:id="2" w:name="_Toc242965403"/>
       <w:r>
         <w:t>1.1 Público deste manual</w:t>
       </w:r>
@@ -8475,7 +8475,7 @@
       <w:pPr>
         <w:pStyle w:val="Ttulo2"/>
       </w:pPr>
-      <w:bookmarkStart w:id="3" w:name="_Toc242867173"/>
+      <w:bookmarkStart w:id="3" w:name="_Toc242965404"/>
       <w:r>
         <w:t>1.2 Convenções usadas neste documento</w:t>
       </w:r>
@@ -8532,7 +8532,7 @@
       <w:pPr>
         <w:pStyle w:val="Ttulo1"/>
       </w:pPr>
-      <w:bookmarkStart w:id="4" w:name="_Toc242867174"/>
+      <w:bookmarkStart w:id="4" w:name="_Toc242965405"/>
       <w:r>
         <w:lastRenderedPageBreak/>
         <w:t>2. Acesso ao Sistema</w:t>
@@ -8543,7 +8543,7 @@
       <w:pPr>
         <w:pStyle w:val="Ttulo2"/>
       </w:pPr>
-      <w:bookmarkStart w:id="5" w:name="_Toc242867175"/>
+      <w:bookmarkStart w:id="5" w:name="_Toc242965406"/>
       <w:r>
         <w:t>2.1 Criar uma conta</w:t>
       </w:r>
@@ -8570,6 +8570,67 @@
       </w:r>
       <w:r>
         <w:t>. Se o administrador liberar o cadastro aberto ao público (configuração CADASTRO_PUBLICO, seção 19), a tela de login passa a mostrar o link "Ainda não tem conta? Cadastre-se". Cada usuário só enxerga as próprias operações, posições, alertas e reservas — os dados não são compartilhados entre contas (exceto o catálogo de Ações da B3, as fontes de Notícias e as notas de Qualidade das Empresas, que são globais ao sistema).</w:t>
+      </w:r>
+    </w:p>
+    <w:p>
+      <w:pPr>
+        <w:keepNext/>
+        <w:spacing w:before="120"/>
+        <w:jc w:val="center"/>
+      </w:pPr>
+      <w:r>
+        <w:rPr>
+          <w:noProof/>
+        </w:rPr>
+        <w:drawing>
+          <wp:inline distT="0" distB="0" distL="0" distR="0" wp14:anchorId="68F641A9" wp14:editId="4A41D121">
+            <wp:extent cx="5580000" cy="5567745"/>
+            <wp:effectExtent l="0" t="0" r="0" b="0"/>
+            <wp:docPr id="892991807" name="Picture 892991807"/>
+            <wp:cNvGraphicFramePr>
+              <a:graphicFrameLocks xmlns:a="http://schemas.openxmlformats.org/drawingml/2006/main" noChangeAspect="1"/>
+            </wp:cNvGraphicFramePr>
+            <a:graphic xmlns:a="http://schemas.openxmlformats.org/drawingml/2006/main">
+              <a:graphicData uri="http://schemas.openxmlformats.org/drawingml/2006/picture">
+                <pic:pic xmlns:pic="http://schemas.openxmlformats.org/drawingml/2006/picture">
+                  <pic:nvPicPr>
+                    <pic:cNvPr id="0" name="image.jpg"/>
+                    <pic:cNvPicPr/>
+                  </pic:nvPicPr>
+                  <pic:blipFill>
+                    <a:blip r:embed="rId9"/>
+                    <a:stretch>
+                      <a:fillRect/>
+                    </a:stretch>
+                  </pic:blipFill>
+                  <pic:spPr>
+                    <a:xfrm>
+                      <a:off x="0" y="0"/>
+                      <a:ext cx="5580000" cy="5567745"/>
+                    </a:xfrm>
+                    <a:prstGeom prst="rect">
+                      <a:avLst/>
+                    </a:prstGeom>
+                  </pic:spPr>
+                </pic:pic>
+              </a:graphicData>
+            </a:graphic>
+          </wp:inline>
+        </w:drawing>
+      </w:r>
+    </w:p>
+    <w:p>
+      <w:pPr>
+        <w:spacing w:after="200"/>
+        <w:jc w:val="center"/>
+      </w:pPr>
+      <w:r>
+        <w:rPr>
+          <w:i/>
+          <w:color w:val="595959"/>
+          <w:sz w:val="18"/>
+        </w:rPr>
+        <w:t>Figura 1 – Tela de cadastro de usuário (tela de exemplo, dados fictícios)</w:t>
       </w:r>
     </w:p>
     <w:p>
@@ -8589,7 +8650,7 @@
       <w:pPr>
         <w:pStyle w:val="Ttulo2"/>
       </w:pPr>
-      <w:bookmarkStart w:id="6" w:name="_Toc242867176"/>
+      <w:bookmarkStart w:id="6" w:name="_Toc242965407"/>
       <w:r>
         <w:t>2.2 Entrar (login)</w:t>
       </w:r>
@@ -8607,6 +8668,68 @@
       </w:r>
       <w:r>
         <w:t>, logo abaixo do botão Entrar (seção 2.6).</w:t>
+      </w:r>
+    </w:p>
+    <w:p>
+      <w:pPr>
+        <w:keepNext/>
+        <w:spacing w:before="120"/>
+        <w:jc w:val="center"/>
+      </w:pPr>
+      <w:r>
+        <w:rPr>
+          <w:noProof/>
+        </w:rPr>
+        <w:lastRenderedPageBreak/>
+        <w:drawing>
+          <wp:inline distT="0" distB="0" distL="0" distR="0" wp14:anchorId="5A00B109" wp14:editId="67947C23">
+            <wp:extent cx="5580000" cy="3986881"/>
+            <wp:effectExtent l="0" t="0" r="0" b="0"/>
+            <wp:docPr id="892991808" name="Picture 892991808"/>
+            <wp:cNvGraphicFramePr>
+              <a:graphicFrameLocks xmlns:a="http://schemas.openxmlformats.org/drawingml/2006/main" noChangeAspect="1"/>
+            </wp:cNvGraphicFramePr>
+            <a:graphic xmlns:a="http://schemas.openxmlformats.org/drawingml/2006/main">
+              <a:graphicData uri="http://schemas.openxmlformats.org/drawingml/2006/picture">
+                <pic:pic xmlns:pic="http://schemas.openxmlformats.org/drawingml/2006/picture">
+                  <pic:nvPicPr>
+                    <pic:cNvPr id="0" name="image.jpg"/>
+                    <pic:cNvPicPr/>
+                  </pic:nvPicPr>
+                  <pic:blipFill>
+                    <a:blip r:embed="rId10"/>
+                    <a:stretch>
+                      <a:fillRect/>
+                    </a:stretch>
+                  </pic:blipFill>
+                  <pic:spPr>
+                    <a:xfrm>
+                      <a:off x="0" y="0"/>
+                      <a:ext cx="5580000" cy="3986881"/>
+                    </a:xfrm>
+                    <a:prstGeom prst="rect">
+                      <a:avLst/>
+                    </a:prstGeom>
+                  </pic:spPr>
+                </pic:pic>
+              </a:graphicData>
+            </a:graphic>
+          </wp:inline>
+        </w:drawing>
+      </w:r>
+    </w:p>
+    <w:p>
+      <w:pPr>
+        <w:spacing w:after="200"/>
+        <w:jc w:val="center"/>
+      </w:pPr>
+      <w:r>
+        <w:rPr>
+          <w:i/>
+          <w:color w:val="595959"/>
+          <w:sz w:val="18"/>
+        </w:rPr>
+        <w:t>Figura 2 – Tela de login (tela de exemplo, dados fictícios)</w:t>
       </w:r>
     </w:p>
     <w:p>
@@ -8626,7 +8749,7 @@
       <w:pPr>
         <w:pStyle w:val="Ttulo2"/>
       </w:pPr>
-      <w:bookmarkStart w:id="7" w:name="_Toc242867177"/>
+      <w:bookmarkStart w:id="7" w:name="_Toc242965408"/>
       <w:r>
         <w:t>2.3 Minha Conta</w:t>
       </w:r>
@@ -8634,7 +8757,69 @@
     </w:p>
     <w:p>
       <w:r>
-        <w:t xml:space="preserve">Link na barra de navegação superior. Nela o usuário informa o número de WhatsApp de contato, o bot do Telegram que recebe os avisos de alerta e as mensagens de compra (seção 15.5) e, só para consulta própria, o usuário, a senha e a assinatura eletrônica da corretora. O botão 🔑 Alterar senha troca a senha de acesso ao BolsaTrader (seção 2.6).</w:t>
+        <w:t>Link na barra de navegação superior. Nela o usuário informa o número de WhatsApp de contato, o bot do Telegram que recebe os avisos de alerta e as mensagens de compra (seção 15.5) e, só para consulta própria, o usuário, a senha e a assinatura eletrônica da corretora. O botão 🔑 Alterar senha troca a senha de acesso ao BolsaTrader (seção 2.6).</w:t>
+      </w:r>
+    </w:p>
+    <w:p>
+      <w:pPr>
+        <w:keepNext/>
+        <w:spacing w:before="120"/>
+        <w:jc w:val="center"/>
+      </w:pPr>
+      <w:r>
+        <w:rPr>
+          <w:noProof/>
+        </w:rPr>
+        <w:lastRenderedPageBreak/>
+        <w:drawing>
+          <wp:inline distT="0" distB="0" distL="0" distR="0" wp14:anchorId="466B2AB3" wp14:editId="1851E2A8">
+            <wp:extent cx="5573280" cy="6120000"/>
+            <wp:effectExtent l="0" t="0" r="0" b="0"/>
+            <wp:docPr id="892991809" name="Picture 892991809"/>
+            <wp:cNvGraphicFramePr>
+              <a:graphicFrameLocks xmlns:a="http://schemas.openxmlformats.org/drawingml/2006/main" noChangeAspect="1"/>
+            </wp:cNvGraphicFramePr>
+            <a:graphic xmlns:a="http://schemas.openxmlformats.org/drawingml/2006/main">
+              <a:graphicData uri="http://schemas.openxmlformats.org/drawingml/2006/picture">
+                <pic:pic xmlns:pic="http://schemas.openxmlformats.org/drawingml/2006/picture">
+                  <pic:nvPicPr>
+                    <pic:cNvPr id="0" name="image.jpg"/>
+                    <pic:cNvPicPr/>
+                  </pic:nvPicPr>
+                  <pic:blipFill>
+                    <a:blip r:embed="rId11"/>
+                    <a:stretch>
+                      <a:fillRect/>
+                    </a:stretch>
+                  </pic:blipFill>
+                  <pic:spPr>
+                    <a:xfrm>
+                      <a:off x="0" y="0"/>
+                      <a:ext cx="5573280" cy="6120000"/>
+                    </a:xfrm>
+                    <a:prstGeom prst="rect">
+                      <a:avLst/>
+                    </a:prstGeom>
+                  </pic:spPr>
+                </pic:pic>
+              </a:graphicData>
+            </a:graphic>
+          </wp:inline>
+        </w:drawing>
+      </w:r>
+    </w:p>
+    <w:p>
+      <w:pPr>
+        <w:spacing w:after="200"/>
+        <w:jc w:val="center"/>
+      </w:pPr>
+      <w:r>
+        <w:rPr>
+          <w:i/>
+          <w:color w:val="595959"/>
+          <w:sz w:val="18"/>
+        </w:rPr>
+        <w:t>Figura 3 – Tela Minha Conta (tela de exemplo, dados fictícios)</w:t>
       </w:r>
     </w:p>
     <w:p>
@@ -8667,7 +8852,7 @@
       <w:pPr>
         <w:pStyle w:val="Ttulo2"/>
       </w:pPr>
-      <w:bookmarkStart w:id="8" w:name="_Toc242867178"/>
+      <w:bookmarkStart w:id="8" w:name="_Toc242965409"/>
       <w:r>
         <w:t>2.4 Sair</w:t>
       </w:r>
@@ -8682,7 +8867,7 @@
       <w:pPr>
         <w:pStyle w:val="Ttulo2"/>
       </w:pPr>
-      <w:bookmarkStart w:id="9" w:name="_Toc242867179"/>
+      <w:bookmarkStart w:id="9" w:name="_Toc242965410"/>
       <w:r>
         <w:t>2.5 Instalar como aplicativo (PWA)</w:t>
       </w:r>
@@ -8690,7 +8875,11 @@
     </w:p>
     <w:p>
       <w:r>
-        <w:t>O BolsaTrader pode ser instalado como um aplicativo no computador ou celular (sem precisar de loja de aplicativos). Quando o navegador permite a instalação, aparece o botão "⬇ Instalar app" no canto superior direito (usuário logado) ou flutuante no canto da tela (na tela de login). Clique nele e confirme a instalação — o sistema passa a abrir como um app independente, com ícone próprio.</w:t>
+        <w:t xml:space="preserve">O BolsaTrader pode ser instalado como um aplicativo no computador ou celular (sem precisar de loja de aplicativos). Quando o navegador permite a instalação, aparece o botão "⬇ Instalar app" no canto superior </w:t>
+      </w:r>
+      <w:r>
+        <w:lastRenderedPageBreak/>
+        <w:t>direito (usuário logado) ou flutuante no canto da tela (na tela de login). Clique nele e confirme a instalação — o sistema passa a abrir como um app independente, com ícone próprio.</w:t>
       </w:r>
     </w:p>
     <w:p>
@@ -8710,9 +8899,8 @@
       <w:pPr>
         <w:pStyle w:val="Ttulo2"/>
       </w:pPr>
-      <w:bookmarkStart w:id="10" w:name="_Toc242867180"/>
-      <w:r>
-        <w:lastRenderedPageBreak/>
+      <w:bookmarkStart w:id="10" w:name="_Toc242965411"/>
+      <w:r>
         <w:t>2.6 Recuperar ou alterar a senha</w:t>
       </w:r>
       <w:bookmarkEnd w:id="10"/>
@@ -8774,7 +8962,7 @@
       <w:pPr>
         <w:pStyle w:val="Ttulo2"/>
       </w:pPr>
-      <w:bookmarkStart w:id="11" w:name="_Toc242867181"/>
+      <w:bookmarkStart w:id="11" w:name="_Toc242965412"/>
       <w:r>
         <w:t>2.7 Perfis de acesso</w:t>
       </w:r>
@@ -8841,7 +9029,7 @@
       <w:pPr>
         <w:pStyle w:val="Ttulo1"/>
       </w:pPr>
-      <w:bookmarkStart w:id="12" w:name="_Toc242867182"/>
+      <w:bookmarkStart w:id="12" w:name="_Toc242965413"/>
       <w:r>
         <w:lastRenderedPageBreak/>
         <w:t>3. Navegação Geral</w:t>
@@ -8851,6 +9039,67 @@
     <w:p>
       <w:r>
         <w:t>Depois de logado, a barra superior ("navbar") dá acesso direto às principais telas: Painel, Menu, Operações, Posições, Análise de Mercado, TradingView, Histórico e Gráficos, Detalhes de Cotações, Ações da B3, Notícias do Mercado e Alertas (com um contador de pendências). Em telas estreitas (celular), a barra vira um menu retrátil (ícone ☰).</w:t>
+      </w:r>
+    </w:p>
+    <w:p>
+      <w:pPr>
+        <w:keepNext/>
+        <w:spacing w:before="120"/>
+        <w:jc w:val="center"/>
+      </w:pPr>
+      <w:r>
+        <w:rPr>
+          <w:noProof/>
+        </w:rPr>
+        <w:drawing>
+          <wp:inline distT="0" distB="0" distL="0" distR="0" wp14:anchorId="18710167" wp14:editId="424F9300">
+            <wp:extent cx="5573280" cy="6120000"/>
+            <wp:effectExtent l="0" t="0" r="0" b="0"/>
+            <wp:docPr id="892991810" name="Picture 892991810"/>
+            <wp:cNvGraphicFramePr>
+              <a:graphicFrameLocks xmlns:a="http://schemas.openxmlformats.org/drawingml/2006/main" noChangeAspect="1"/>
+            </wp:cNvGraphicFramePr>
+            <a:graphic xmlns:a="http://schemas.openxmlformats.org/drawingml/2006/main">
+              <a:graphicData uri="http://schemas.openxmlformats.org/drawingml/2006/picture">
+                <pic:pic xmlns:pic="http://schemas.openxmlformats.org/drawingml/2006/picture">
+                  <pic:nvPicPr>
+                    <pic:cNvPr id="0" name="image.jpg"/>
+                    <pic:cNvPicPr/>
+                  </pic:nvPicPr>
+                  <pic:blipFill>
+                    <a:blip r:embed="rId12"/>
+                    <a:stretch>
+                      <a:fillRect/>
+                    </a:stretch>
+                  </pic:blipFill>
+                  <pic:spPr>
+                    <a:xfrm>
+                      <a:off x="0" y="0"/>
+                      <a:ext cx="5573280" cy="6120000"/>
+                    </a:xfrm>
+                    <a:prstGeom prst="rect">
+                      <a:avLst/>
+                    </a:prstGeom>
+                  </pic:spPr>
+                </pic:pic>
+              </a:graphicData>
+            </a:graphic>
+          </wp:inline>
+        </w:drawing>
+      </w:r>
+    </w:p>
+    <w:p>
+      <w:pPr>
+        <w:spacing w:after="200"/>
+        <w:jc w:val="center"/>
+      </w:pPr>
+      <w:r>
+        <w:rPr>
+          <w:i/>
+          <w:color w:val="595959"/>
+          <w:sz w:val="18"/>
+        </w:rPr>
+        <w:t>Figura 4 – Menu principal com os atalhos para todas as áreas (tela de exemplo, dados fictícios)</w:t>
       </w:r>
     </w:p>
     <w:p>
@@ -9071,6 +9320,7 @@
               <w:rPr>
                 <w:sz w:val="19"/>
               </w:rPr>
+              <w:lastRenderedPageBreak/>
               <w:t>📈</w:t>
             </w:r>
           </w:p>
@@ -9694,7 +9944,7 @@
       <w:pPr>
         <w:pStyle w:val="Ttulo2"/>
       </w:pPr>
-      <w:bookmarkStart w:id="13" w:name="_Toc242867183"/>
+      <w:bookmarkStart w:id="13" w:name="_Toc242965414"/>
       <w:r>
         <w:t>3.1 Comando de voz</w:t>
       </w:r>
@@ -9702,11 +9952,7 @@
     </w:p>
     <w:p>
       <w:r>
-        <w:t xml:space="preserve">No cabeçalho, ao lado do nome do usuário, há o botão 🎤. Clique nele (ou use o atalho Ctrl+Espaço), fale um comando em português e o sistema abre a tela correspondente. Enquanto escuta, o botão pulsa em vermelho </w:t>
-      </w:r>
-      <w:r>
-        <w:lastRenderedPageBreak/>
-        <w:t>e um balão no canto superior direito mostra o que está sendo entendido. Cada clique escuta uma frase; clicar de novo enquanto escuta cancela.</w:t>
+        <w:t>No cabeçalho, ao lado do nome do usuário, há o botão 🎤. Clique nele (ou use o atalho Ctrl+Espaço), fale um comando em português e o sistema abre a tela correspondente. Enquanto escuta, o botão pulsa em vermelho e um balão no canto superior direito mostra o que está sendo entendido. Cada clique escuta uma frase; clicar de novo enquanto escuta cancela.</w:t>
       </w:r>
     </w:p>
     <w:p>
@@ -9766,7 +10012,15 @@
           <w:i/>
           <w:sz w:val="20"/>
         </w:rPr>
-        <w:t>ℹ O comando de voz funciona no Google Chrome e no Microsoft Edge (computador e Android); em navegadores sem suporte, como o Firefox, o botão 🎤 não aparece. Na primeira vez o navegador pede permissão para usar o microfone, e fora do computador local o site precisa estar em HTTPS. O reconhecimento da fala é feito pelo serviço do navegador (no Chrome, servidores do Google).</w:t>
+        <w:t xml:space="preserve">ℹ O comando de voz funciona no Google Chrome e no Microsoft Edge (computador e Android); em navegadores sem suporte, como o Firefox, o botão 🎤 não aparece. Na primeira vez o navegador pede permissão para usar o </w:t>
+      </w:r>
+      <w:r>
+        <w:rPr>
+          <w:i/>
+          <w:sz w:val="20"/>
+        </w:rPr>
+        <w:lastRenderedPageBreak/>
+        <w:t>microfone, e fora do computador local o site precisa estar em HTTPS. O reconhecimento da fala é feito pelo serviço do navegador (no Chrome, servidores do Google).</w:t>
       </w:r>
     </w:p>
     <w:p>
@@ -9778,7 +10032,7 @@
       <w:pPr>
         <w:pStyle w:val="Ttulo1"/>
       </w:pPr>
-      <w:bookmarkStart w:id="14" w:name="_Toc242867184"/>
+      <w:bookmarkStart w:id="14" w:name="_Toc242965415"/>
       <w:r>
         <w:lastRenderedPageBreak/>
         <w:t>4. Painel de Controle (Dashboard)</w:t>
@@ -9792,9 +10046,70 @@
     </w:p>
     <w:p>
       <w:pPr>
+        <w:keepNext/>
+        <w:spacing w:before="120"/>
+        <w:jc w:val="center"/>
+      </w:pPr>
+      <w:r>
+        <w:rPr>
+          <w:noProof/>
+        </w:rPr>
+        <w:drawing>
+          <wp:inline distT="0" distB="0" distL="0" distR="0" wp14:anchorId="01C744E4" wp14:editId="54AA82CB">
+            <wp:extent cx="5573280" cy="6120000"/>
+            <wp:effectExtent l="0" t="0" r="0" b="0"/>
+            <wp:docPr id="892991811" name="Picture 892991811"/>
+            <wp:cNvGraphicFramePr>
+              <a:graphicFrameLocks xmlns:a="http://schemas.openxmlformats.org/drawingml/2006/main" noChangeAspect="1"/>
+            </wp:cNvGraphicFramePr>
+            <a:graphic xmlns:a="http://schemas.openxmlformats.org/drawingml/2006/main">
+              <a:graphicData uri="http://schemas.openxmlformats.org/drawingml/2006/picture">
+                <pic:pic xmlns:pic="http://schemas.openxmlformats.org/drawingml/2006/picture">
+                  <pic:nvPicPr>
+                    <pic:cNvPr id="0" name="image.jpg"/>
+                    <pic:cNvPicPr/>
+                  </pic:nvPicPr>
+                  <pic:blipFill>
+                    <a:blip r:embed="rId13"/>
+                    <a:stretch>
+                      <a:fillRect/>
+                    </a:stretch>
+                  </pic:blipFill>
+                  <pic:spPr>
+                    <a:xfrm>
+                      <a:off x="0" y="0"/>
+                      <a:ext cx="5573280" cy="6120000"/>
+                    </a:xfrm>
+                    <a:prstGeom prst="rect">
+                      <a:avLst/>
+                    </a:prstGeom>
+                  </pic:spPr>
+                </pic:pic>
+              </a:graphicData>
+            </a:graphic>
+          </wp:inline>
+        </w:drawing>
+      </w:r>
+    </w:p>
+    <w:p>
+      <w:pPr>
+        <w:spacing w:after="200"/>
+        <w:jc w:val="center"/>
+      </w:pPr>
+      <w:r>
+        <w:rPr>
+          <w:i/>
+          <w:color w:val="595959"/>
+          <w:sz w:val="18"/>
+        </w:rPr>
+        <w:t>Figura 5 – Painel de Controle (Dashboard) (tela de exemplo, dados fictícios)</w:t>
+      </w:r>
+    </w:p>
+    <w:p>
+      <w:pPr>
         <w:pStyle w:val="Ttulo2"/>
       </w:pPr>
-      <w:bookmarkStart w:id="15" w:name="_Toc242867185"/>
+      <w:bookmarkStart w:id="15" w:name="_Toc242965416"/>
       <w:r>
         <w:t>4.1 Cartões de resumo</w:t>
       </w:r>
@@ -9868,8 +10183,9 @@
       <w:pPr>
         <w:pStyle w:val="Ttulo2"/>
       </w:pPr>
-      <w:bookmarkStart w:id="16" w:name="_Toc242867186"/>
-      <w:r>
+      <w:bookmarkStart w:id="16" w:name="_Toc242965417"/>
+      <w:r>
+        <w:lastRenderedPageBreak/>
         <w:t>4.2 Sua carteira x mercado</w:t>
       </w:r>
       <w:bookmarkEnd w:id="16"/>
@@ -9901,7 +10217,7 @@
       <w:pPr>
         <w:pStyle w:val="Ttulo2"/>
       </w:pPr>
-      <w:bookmarkStart w:id="17" w:name="_Toc242867187"/>
+      <w:bookmarkStart w:id="17" w:name="_Toc242965418"/>
       <w:r>
         <w:t>4.3 Posições em carteira</w:t>
       </w:r>
@@ -9921,7 +10237,7 @@
       <w:pPr>
         <w:pStyle w:val="Ttulo2"/>
       </w:pPr>
-      <w:bookmarkStart w:id="18" w:name="_Toc242867188"/>
+      <w:bookmarkStart w:id="18" w:name="_Toc242965419"/>
       <w:r>
         <w:lastRenderedPageBreak/>
         <w:t>4.4 Variações de hoje e atualização automática</w:t>
@@ -9942,7 +10258,7 @@
       <w:pPr>
         <w:pStyle w:val="Ttulo2"/>
       </w:pPr>
-      <w:bookmarkStart w:id="19" w:name="_Toc242867189"/>
+      <w:bookmarkStart w:id="19" w:name="_Toc242965420"/>
       <w:r>
         <w:t>4.5 Registros recentes</w:t>
       </w:r>
@@ -9957,7 +10273,7 @@
       <w:pPr>
         <w:pStyle w:val="Ttulo2"/>
       </w:pPr>
-      <w:bookmarkStart w:id="20" w:name="_Toc242867190"/>
+      <w:bookmarkStart w:id="20" w:name="_Toc242965421"/>
       <w:r>
         <w:t>4.6 Alertas recentes</w:t>
       </w:r>
@@ -9972,7 +10288,7 @@
       <w:pPr>
         <w:pStyle w:val="Ttulo2"/>
       </w:pPr>
-      <w:bookmarkStart w:id="21" w:name="_Toc242867191"/>
+      <w:bookmarkStart w:id="21" w:name="_Toc242965422"/>
       <w:r>
         <w:t>4.7 Sobre o desenvolvedor</w:t>
       </w:r>
@@ -9987,7 +10303,7 @@
       <w:pPr>
         <w:pStyle w:val="Ttulo1"/>
       </w:pPr>
-      <w:bookmarkStart w:id="22" w:name="_Toc242867192"/>
+      <w:bookmarkStart w:id="22" w:name="_Toc242965423"/>
       <w:r>
         <w:t>5. Minhas Operações</w:t>
       </w:r>
@@ -10000,9 +10316,71 @@
     </w:p>
     <w:p>
       <w:pPr>
+        <w:keepNext/>
+        <w:spacing w:before="120"/>
+        <w:jc w:val="center"/>
+      </w:pPr>
+      <w:r>
+        <w:rPr>
+          <w:noProof/>
+        </w:rPr>
+        <w:lastRenderedPageBreak/>
+        <w:drawing>
+          <wp:inline distT="0" distB="0" distL="0" distR="0" wp14:anchorId="2C6886C8" wp14:editId="410779C1">
+            <wp:extent cx="5580000" cy="5547321"/>
+            <wp:effectExtent l="0" t="0" r="0" b="0"/>
+            <wp:docPr id="892991812" name="Picture 892991812"/>
+            <wp:cNvGraphicFramePr>
+              <a:graphicFrameLocks xmlns:a="http://schemas.openxmlformats.org/drawingml/2006/main" noChangeAspect="1"/>
+            </wp:cNvGraphicFramePr>
+            <a:graphic xmlns:a="http://schemas.openxmlformats.org/drawingml/2006/main">
+              <a:graphicData uri="http://schemas.openxmlformats.org/drawingml/2006/picture">
+                <pic:pic xmlns:pic="http://schemas.openxmlformats.org/drawingml/2006/picture">
+                  <pic:nvPicPr>
+                    <pic:cNvPr id="0" name="image.jpg"/>
+                    <pic:cNvPicPr/>
+                  </pic:nvPicPr>
+                  <pic:blipFill>
+                    <a:blip r:embed="rId14"/>
+                    <a:stretch>
+                      <a:fillRect/>
+                    </a:stretch>
+                  </pic:blipFill>
+                  <pic:spPr>
+                    <a:xfrm>
+                      <a:off x="0" y="0"/>
+                      <a:ext cx="5580000" cy="5547321"/>
+                    </a:xfrm>
+                    <a:prstGeom prst="rect">
+                      <a:avLst/>
+                    </a:prstGeom>
+                  </pic:spPr>
+                </pic:pic>
+              </a:graphicData>
+            </a:graphic>
+          </wp:inline>
+        </w:drawing>
+      </w:r>
+    </w:p>
+    <w:p>
+      <w:pPr>
+        <w:spacing w:after="200"/>
+        <w:jc w:val="center"/>
+      </w:pPr>
+      <w:r>
+        <w:rPr>
+          <w:i/>
+          <w:color w:val="595959"/>
+          <w:sz w:val="18"/>
+        </w:rPr>
+        <w:t>Figura 6 – Minhas Operações - abas Em carteira, Reservadas e Vendidas (tela de exemplo, dados fictícios)</w:t>
+      </w:r>
+    </w:p>
+    <w:p>
+      <w:pPr>
         <w:pStyle w:val="Ttulo2"/>
       </w:pPr>
-      <w:bookmarkStart w:id="23" w:name="_Toc242867193"/>
+      <w:bookmarkStart w:id="23" w:name="_Toc242965424"/>
       <w:r>
         <w:t>5.1 Registrar uma nova compra ou reserva</w:t>
       </w:r>
@@ -10011,6 +10389,68 @@
     <w:p>
       <w:r>
         <w:t>Clique em "+ Nova compra/reserva". O formulário pede:</w:t>
+      </w:r>
+    </w:p>
+    <w:p>
+      <w:pPr>
+        <w:keepNext/>
+        <w:spacing w:before="120"/>
+        <w:jc w:val="center"/>
+      </w:pPr>
+      <w:r>
+        <w:rPr>
+          <w:noProof/>
+        </w:rPr>
+        <w:lastRenderedPageBreak/>
+        <w:drawing>
+          <wp:inline distT="0" distB="0" distL="0" distR="0" wp14:anchorId="56D6A572" wp14:editId="0395F96F">
+            <wp:extent cx="5573280" cy="6120000"/>
+            <wp:effectExtent l="0" t="0" r="0" b="0"/>
+            <wp:docPr id="892991813" name="Picture 892991813"/>
+            <wp:cNvGraphicFramePr>
+              <a:graphicFrameLocks xmlns:a="http://schemas.openxmlformats.org/drawingml/2006/main" noChangeAspect="1"/>
+            </wp:cNvGraphicFramePr>
+            <a:graphic xmlns:a="http://schemas.openxmlformats.org/drawingml/2006/main">
+              <a:graphicData uri="http://schemas.openxmlformats.org/drawingml/2006/picture">
+                <pic:pic xmlns:pic="http://schemas.openxmlformats.org/drawingml/2006/picture">
+                  <pic:nvPicPr>
+                    <pic:cNvPr id="0" name="image.jpg"/>
+                    <pic:cNvPicPr/>
+                  </pic:nvPicPr>
+                  <pic:blipFill>
+                    <a:blip r:embed="rId15"/>
+                    <a:stretch>
+                      <a:fillRect/>
+                    </a:stretch>
+                  </pic:blipFill>
+                  <pic:spPr>
+                    <a:xfrm>
+                      <a:off x="0" y="0"/>
+                      <a:ext cx="5573280" cy="6120000"/>
+                    </a:xfrm>
+                    <a:prstGeom prst="rect">
+                      <a:avLst/>
+                    </a:prstGeom>
+                  </pic:spPr>
+                </pic:pic>
+              </a:graphicData>
+            </a:graphic>
+          </wp:inline>
+        </w:drawing>
+      </w:r>
+    </w:p>
+    <w:p>
+      <w:pPr>
+        <w:spacing w:after="200"/>
+        <w:jc w:val="center"/>
+      </w:pPr>
+      <w:r>
+        <w:rPr>
+          <w:i/>
+          <w:color w:val="595959"/>
+          <w:sz w:val="18"/>
+        </w:rPr>
+        <w:t>Figura 7 – Registrar compra ou reserva, com a calculadora de risco ao final (tela de exemplo, dados fictícios)</w:t>
       </w:r>
     </w:p>
     <w:tbl>
@@ -10379,7 +10819,7 @@
       <w:pPr>
         <w:pStyle w:val="Ttulo2"/>
       </w:pPr>
-      <w:bookmarkStart w:id="24" w:name="_Toc242867194"/>
+      <w:bookmarkStart w:id="24" w:name="_Toc242965425"/>
       <w:r>
         <w:t>5.2 Efetivar uma reserva como compra</w:t>
       </w:r>
@@ -10394,7 +10834,7 @@
       <w:pPr>
         <w:pStyle w:val="Ttulo2"/>
       </w:pPr>
-      <w:bookmarkStart w:id="25" w:name="_Toc242867195"/>
+      <w:bookmarkStart w:id="25" w:name="_Toc242965426"/>
       <w:r>
         <w:t>5.3 Vender um lote (total ou parcial)</w:t>
       </w:r>
@@ -10612,7 +11052,7 @@
       <w:pPr>
         <w:pStyle w:val="Ttulo2"/>
       </w:pPr>
-      <w:bookmarkStart w:id="26" w:name="_Toc242867196"/>
+      <w:bookmarkStart w:id="26" w:name="_Toc242965427"/>
       <w:r>
         <w:t>5.4 Editar ou excluir uma operação</w:t>
       </w:r>
@@ -10632,7 +11072,7 @@
       <w:pPr>
         <w:pStyle w:val="Ttulo2"/>
       </w:pPr>
-      <w:bookmarkStart w:id="27" w:name="_Toc242867197"/>
+      <w:bookmarkStart w:id="27" w:name="_Toc242965428"/>
       <w:r>
         <w:t>5.5 Abas, filtros e resumo</w:t>
       </w:r>
@@ -10656,7 +11096,7 @@
       <w:pPr>
         <w:pStyle w:val="Ttulo2"/>
       </w:pPr>
-      <w:bookmarkStart w:id="28" w:name="_Toc242867198"/>
+      <w:bookmarkStart w:id="28" w:name="_Toc242965429"/>
       <w:r>
         <w:t>5.6 Exportar relatório (Excel / PDF)</w:t>
       </w:r>
@@ -10830,7 +11270,7 @@
       <w:pPr>
         <w:pStyle w:val="Ttulo1"/>
       </w:pPr>
-      <w:bookmarkStart w:id="29" w:name="_Toc242867199"/>
+      <w:bookmarkStart w:id="29" w:name="_Toc242965430"/>
       <w:r>
         <w:lastRenderedPageBreak/>
         <w:t>6. Posições em Carteira</w:t>
@@ -10844,9 +11284,70 @@
     </w:p>
     <w:p>
       <w:pPr>
+        <w:keepNext/>
+        <w:spacing w:before="120"/>
+        <w:jc w:val="center"/>
+      </w:pPr>
+      <w:r>
+        <w:rPr>
+          <w:noProof/>
+        </w:rPr>
+        <w:drawing>
+          <wp:inline distT="0" distB="0" distL="0" distR="0" wp14:anchorId="2B8EC3D5" wp14:editId="1EFB982D">
+            <wp:extent cx="5573280" cy="6120000"/>
+            <wp:effectExtent l="0" t="0" r="0" b="0"/>
+            <wp:docPr id="892991814" name="Picture 892991814"/>
+            <wp:cNvGraphicFramePr>
+              <a:graphicFrameLocks xmlns:a="http://schemas.openxmlformats.org/drawingml/2006/main" noChangeAspect="1"/>
+            </wp:cNvGraphicFramePr>
+            <a:graphic xmlns:a="http://schemas.openxmlformats.org/drawingml/2006/main">
+              <a:graphicData uri="http://schemas.openxmlformats.org/drawingml/2006/picture">
+                <pic:pic xmlns:pic="http://schemas.openxmlformats.org/drawingml/2006/picture">
+                  <pic:nvPicPr>
+                    <pic:cNvPr id="0" name="image.jpg"/>
+                    <pic:cNvPicPr/>
+                  </pic:nvPicPr>
+                  <pic:blipFill>
+                    <a:blip r:embed="rId16"/>
+                    <a:stretch>
+                      <a:fillRect/>
+                    </a:stretch>
+                  </pic:blipFill>
+                  <pic:spPr>
+                    <a:xfrm>
+                      <a:off x="0" y="0"/>
+                      <a:ext cx="5573280" cy="6120000"/>
+                    </a:xfrm>
+                    <a:prstGeom prst="rect">
+                      <a:avLst/>
+                    </a:prstGeom>
+                  </pic:spPr>
+                </pic:pic>
+              </a:graphicData>
+            </a:graphic>
+          </wp:inline>
+        </w:drawing>
+      </w:r>
+    </w:p>
+    <w:p>
+      <w:pPr>
+        <w:spacing w:after="200"/>
+        <w:jc w:val="center"/>
+      </w:pPr>
+      <w:r>
+        <w:rPr>
+          <w:i/>
+          <w:color w:val="595959"/>
+          <w:sz w:val="18"/>
+        </w:rPr>
+        <w:t>Figura 8 – Posições em Carteira - resumo, carteira x mercado e aba Compradas (tela de exemplo, dados fictícios)</w:t>
+      </w:r>
+    </w:p>
+    <w:p>
+      <w:pPr>
         <w:pStyle w:val="Ttulo2"/>
       </w:pPr>
-      <w:bookmarkStart w:id="30" w:name="_Toc242867200"/>
+      <w:bookmarkStart w:id="30" w:name="_Toc242965431"/>
       <w:r>
         <w:t>6.1 Ações rápidas</w:t>
       </w:r>
@@ -10861,8 +11362,9 @@
       <w:pPr>
         <w:pStyle w:val="Ttulo2"/>
       </w:pPr>
-      <w:bookmarkStart w:id="31" w:name="_Toc242867201"/>
-      <w:r>
+      <w:bookmarkStart w:id="31" w:name="_Toc242965432"/>
+      <w:r>
+        <w:lastRenderedPageBreak/>
         <w:t>6.2 Aba Compradas</w:t>
       </w:r>
       <w:bookmarkEnd w:id="31"/>
@@ -10886,7 +11388,7 @@
       <w:pPr>
         <w:pStyle w:val="Ttulo2"/>
       </w:pPr>
-      <w:bookmarkStart w:id="32" w:name="_Toc242867202"/>
+      <w:bookmarkStart w:id="32" w:name="_Toc242965433"/>
       <w:r>
         <w:t>6.3 Abas Reservadas e Reservadas pelo Robô</w:t>
       </w:r>
@@ -10901,7 +11403,7 @@
       <w:pPr>
         <w:pStyle w:val="Ttulo2"/>
       </w:pPr>
-      <w:bookmarkStart w:id="33" w:name="_Toc242867203"/>
+      <w:bookmarkStart w:id="33" w:name="_Toc242965434"/>
       <w:r>
         <w:t>6.4 Sua carteira x mercado</w:t>
       </w:r>
@@ -10916,7 +11418,7 @@
       <w:pPr>
         <w:pStyle w:val="Ttulo2"/>
       </w:pPr>
-      <w:bookmarkStart w:id="34" w:name="_Toc242867204"/>
+      <w:bookmarkStart w:id="34" w:name="_Toc242965435"/>
       <w:r>
         <w:t>6.5 Concentração por setor</w:t>
       </w:r>
@@ -10931,7 +11433,7 @@
       <w:pPr>
         <w:pStyle w:val="Ttulo2"/>
       </w:pPr>
-      <w:bookmarkStart w:id="35" w:name="_Toc242867205"/>
+      <w:bookmarkStart w:id="35" w:name="_Toc242965436"/>
       <w:r>
         <w:t>6.6 Indicadores de risco</w:t>
       </w:r>
@@ -10955,7 +11457,6 @@
         <w:rPr>
           <w:b/>
         </w:rPr>
-        <w:lastRenderedPageBreak/>
         <w:t>Gráfico de rosca</w:t>
       </w:r>
       <w:r>
@@ -10987,7 +11488,11 @@
         <w:t>Teste de estresse</w:t>
       </w:r>
       <w:r>
-        <w:t xml:space="preserve"> — o beta da carteira contra o Ibovespa (quanto ela tende a cair quando o Ibovespa cai 1%), a perda estimada em % e em R$ se o Ibovespa cair 10%, 20% ou 30%, e o pior dia, a pior semana e o pior mês que a carteira atual, com as mesmas quantidades, teria tido no último ano. Em "Beta de cada ativo" aparece o beta individual — acima de 1,2 o ativo oscila bem mais que o mercado.</w:t>
+        <w:t xml:space="preserve"> — o beta da carteira contra o Ibovespa (quanto ela tende a cair quando o Ibovespa cai 1%), a perda estimada em % e em R$ se o Ibovespa cair 10%, 20% ou 30%, e o pior dia, a pior semana e o </w:t>
+      </w:r>
+      <w:r>
+        <w:lastRenderedPageBreak/>
+        <w:t>pior mês que a carteira atual, com as mesmas quantidades, teria tido no último ano. Em "Beta de cada ativo" aparece o beta individual — acima de 1,2 o ativo oscila bem mais que o mercado.</w:t>
       </w:r>
     </w:p>
     <w:p>
@@ -11007,7 +11512,7 @@
       <w:pPr>
         <w:pStyle w:val="Ttulo2"/>
       </w:pPr>
-      <w:bookmarkStart w:id="36" w:name="_Toc242867206"/>
+      <w:bookmarkStart w:id="36" w:name="_Toc242965437"/>
       <w:r>
         <w:t>6.7 Valor de compra x valor atual (histórico)</w:t>
       </w:r>
@@ -11022,7 +11527,7 @@
       <w:pPr>
         <w:pStyle w:val="Ttulo2"/>
       </w:pPr>
-      <w:bookmarkStart w:id="37" w:name="_Toc242867207"/>
+      <w:bookmarkStart w:id="37" w:name="_Toc242965438"/>
       <w:r>
         <w:t>6.8 Exportar relatório (Excel / PDF)</w:t>
       </w:r>
@@ -11240,7 +11745,7 @@
       <w:pPr>
         <w:pStyle w:val="Ttulo1"/>
       </w:pPr>
-      <w:bookmarkStart w:id="38" w:name="_Toc242867208"/>
+      <w:bookmarkStart w:id="38" w:name="_Toc242965439"/>
       <w:r>
         <w:lastRenderedPageBreak/>
         <w:t>7. Robô Consultor</w:t>
@@ -11256,7 +11761,7 @@
       <w:pPr>
         <w:pStyle w:val="Ttulo2"/>
       </w:pPr>
-      <w:bookmarkStart w:id="39" w:name="_Toc242867209"/>
+      <w:bookmarkStart w:id="39" w:name="_Toc242965440"/>
       <w:r>
         <w:t>7.1 Como o robô decide</w:t>
       </w:r>
@@ -11318,7 +11823,7 @@
       <w:pPr>
         <w:pStyle w:val="Ttulo2"/>
       </w:pPr>
-      <w:bookmarkStart w:id="40" w:name="_Toc242867210"/>
+      <w:bookmarkStart w:id="40" w:name="_Toc242965441"/>
       <w:r>
         <w:t>7.2 Regra do "já comprado"</w:t>
       </w:r>
@@ -11333,7 +11838,7 @@
       <w:pPr>
         <w:pStyle w:val="Ttulo2"/>
       </w:pPr>
-      <w:bookmarkStart w:id="41" w:name="_Toc242867211"/>
+      <w:bookmarkStart w:id="41" w:name="_Toc242965442"/>
       <w:r>
         <w:t>7.3 Reserva automática</w:t>
       </w:r>
@@ -11346,14 +11851,14 @@
     </w:p>
     <w:p>
       <w:r>
-        <w:t xml:space="preserve">📨 O sinal de compra do robô também é enviado pelo Telegram (uma vez por dia por ativo), para quem cadastrou o bot em Minha Conta — seção 15.5. O sinal de venda fica só na tela Alertas.</w:t>
+        <w:t>📨 O sinal de compra do robô também é enviado pelo Telegram (uma vez por dia por ativo), para quem cadastrou o bot em Minha Conta — seção 15.5. O sinal de venda fica só na tela Alertas.</w:t>
       </w:r>
     </w:p>
     <w:p>
       <w:pPr>
         <w:pStyle w:val="Ttulo2"/>
       </w:pPr>
-      <w:bookmarkStart w:id="42" w:name="_Toc242867212"/>
+      <w:bookmarkStart w:id="42" w:name="_Toc242965443"/>
       <w:r>
         <w:t>7.4 Backtesting do robô</w:t>
       </w:r>
@@ -11362,6 +11867,68 @@
     <w:p>
       <w:r>
         <w:t>A tela "Backtesting do Robô" simula, dia a dia, os sinais que o robô teria dado no passado (usando só o histórico de cotações já salvo) e confere o resultado N pregões depois — o número é ajustável no campo "Conferir o resultado quantos pregões depois do sinal?" (de 1 a 60, padrão 5). Um sinal de compra acerta quando o preço sobe mais que o custo da operação; um sinal de venda, quando o preço cai.</w:t>
+      </w:r>
+    </w:p>
+    <w:p>
+      <w:pPr>
+        <w:keepNext/>
+        <w:spacing w:before="120"/>
+        <w:jc w:val="center"/>
+      </w:pPr>
+      <w:r>
+        <w:rPr>
+          <w:noProof/>
+        </w:rPr>
+        <w:lastRenderedPageBreak/>
+        <w:drawing>
+          <wp:inline distT="0" distB="0" distL="0" distR="0" wp14:anchorId="3509A900" wp14:editId="4EA536BF">
+            <wp:extent cx="5573280" cy="6120000"/>
+            <wp:effectExtent l="0" t="0" r="0" b="0"/>
+            <wp:docPr id="892991815" name="Picture 892991815"/>
+            <wp:cNvGraphicFramePr>
+              <a:graphicFrameLocks xmlns:a="http://schemas.openxmlformats.org/drawingml/2006/main" noChangeAspect="1"/>
+            </wp:cNvGraphicFramePr>
+            <a:graphic xmlns:a="http://schemas.openxmlformats.org/drawingml/2006/main">
+              <a:graphicData uri="http://schemas.openxmlformats.org/drawingml/2006/picture">
+                <pic:pic xmlns:pic="http://schemas.openxmlformats.org/drawingml/2006/picture">
+                  <pic:nvPicPr>
+                    <pic:cNvPr id="0" name="image.jpg"/>
+                    <pic:cNvPicPr/>
+                  </pic:nvPicPr>
+                  <pic:blipFill>
+                    <a:blip r:embed="rId17"/>
+                    <a:stretch>
+                      <a:fillRect/>
+                    </a:stretch>
+                  </pic:blipFill>
+                  <pic:spPr>
+                    <a:xfrm>
+                      <a:off x="0" y="0"/>
+                      <a:ext cx="5573280" cy="6120000"/>
+                    </a:xfrm>
+                    <a:prstGeom prst="rect">
+                      <a:avLst/>
+                    </a:prstGeom>
+                  </pic:spPr>
+                </pic:pic>
+              </a:graphicData>
+            </a:graphic>
+          </wp:inline>
+        </w:drawing>
+      </w:r>
+    </w:p>
+    <w:p>
+      <w:pPr>
+        <w:spacing w:after="200"/>
+        <w:jc w:val="center"/>
+      </w:pPr>
+      <w:r>
+        <w:rPr>
+          <w:i/>
+          <w:color w:val="595959"/>
+          <w:sz w:val="18"/>
+        </w:rPr>
+        <w:t>Figura 9 – Backtesting do Robô Consultor (tela de exemplo, dados fictícios)</w:t>
       </w:r>
     </w:p>
     <w:p>
@@ -11433,7 +12000,6 @@
         <w:rPr>
           <w:b/>
         </w:rPr>
-        <w:lastRenderedPageBreak/>
         <w:t>➖ Igual à referência</w:t>
       </w:r>
       <w:r>
@@ -11448,6 +12014,7 @@
         <w:rPr>
           <w:b/>
         </w:rPr>
+        <w:lastRenderedPageBreak/>
         <w:t>❌ Pior que comprar em qualquer dia</w:t>
       </w:r>
       <w:r>
@@ -11503,7 +12070,7 @@
       <w:pPr>
         <w:pStyle w:val="Ttulo1"/>
       </w:pPr>
-      <w:bookmarkStart w:id="43" w:name="_Toc242867213"/>
+      <w:bookmarkStart w:id="43" w:name="_Toc242965444"/>
       <w:r>
         <w:lastRenderedPageBreak/>
         <w:t>8. Análise de Mercado</w:t>
@@ -11517,9 +12084,70 @@
     </w:p>
     <w:p>
       <w:pPr>
+        <w:keepNext/>
+        <w:spacing w:before="120"/>
+        <w:jc w:val="center"/>
+      </w:pPr>
+      <w:r>
+        <w:rPr>
+          <w:noProof/>
+        </w:rPr>
+        <w:drawing>
+          <wp:inline distT="0" distB="0" distL="0" distR="0" wp14:anchorId="33321DBF" wp14:editId="24ABF27E">
+            <wp:extent cx="5573280" cy="6120000"/>
+            <wp:effectExtent l="0" t="0" r="0" b="0"/>
+            <wp:docPr id="892991816" name="Picture 892991816"/>
+            <wp:cNvGraphicFramePr>
+              <a:graphicFrameLocks xmlns:a="http://schemas.openxmlformats.org/drawingml/2006/main" noChangeAspect="1"/>
+            </wp:cNvGraphicFramePr>
+            <a:graphic xmlns:a="http://schemas.openxmlformats.org/drawingml/2006/main">
+              <a:graphicData uri="http://schemas.openxmlformats.org/drawingml/2006/picture">
+                <pic:pic xmlns:pic="http://schemas.openxmlformats.org/drawingml/2006/picture">
+                  <pic:nvPicPr>
+                    <pic:cNvPr id="0" name="image.jpg"/>
+                    <pic:cNvPicPr/>
+                  </pic:nvPicPr>
+                  <pic:blipFill>
+                    <a:blip r:embed="rId18"/>
+                    <a:stretch>
+                      <a:fillRect/>
+                    </a:stretch>
+                  </pic:blipFill>
+                  <pic:spPr>
+                    <a:xfrm>
+                      <a:off x="0" y="0"/>
+                      <a:ext cx="5573280" cy="6120000"/>
+                    </a:xfrm>
+                    <a:prstGeom prst="rect">
+                      <a:avLst/>
+                    </a:prstGeom>
+                  </pic:spPr>
+                </pic:pic>
+              </a:graphicData>
+            </a:graphic>
+          </wp:inline>
+        </w:drawing>
+      </w:r>
+    </w:p>
+    <w:p>
+      <w:pPr>
+        <w:spacing w:after="200"/>
+        <w:jc w:val="center"/>
+      </w:pPr>
+      <w:r>
+        <w:rPr>
+          <w:i/>
+          <w:color w:val="595959"/>
+          <w:sz w:val="18"/>
+        </w:rPr>
+        <w:t>Figura 10 – Análise de Mercado - maiores altas e baixas do dia (tela de exemplo, dados fictícios)</w:t>
+      </w:r>
+    </w:p>
+    <w:p>
+      <w:pPr>
         <w:pStyle w:val="Ttulo2"/>
       </w:pPr>
-      <w:bookmarkStart w:id="44" w:name="_Toc242867214"/>
+      <w:bookmarkStart w:id="44" w:name="_Toc242965445"/>
       <w:r>
         <w:t>8.1 Maiores altas e baixas do dia</w:t>
       </w:r>
@@ -11534,7 +12162,7 @@
       <w:pPr>
         <w:pStyle w:val="Ttulo2"/>
       </w:pPr>
-      <w:bookmarkStart w:id="45" w:name="_Toc242867215"/>
+      <w:bookmarkStart w:id="45" w:name="_Toc242965446"/>
       <w:r>
         <w:t>8.2 Indicadores técnicos dos seus ativos acompanhados</w:t>
       </w:r>
@@ -11554,7 +12182,7 @@
       <w:pPr>
         <w:pStyle w:val="Ttulo2"/>
       </w:pPr>
-      <w:bookmarkStart w:id="46" w:name="_Toc242867216"/>
+      <w:bookmarkStart w:id="46" w:name="_Toc242965447"/>
       <w:r>
         <w:lastRenderedPageBreak/>
         <w:t>8.3 Análise da B3 hoje (IA)</w:t>
@@ -11578,14 +12206,14 @@
     </w:p>
     <w:p>
       <w:r>
-        <w:t xml:space="preserve">📨 Quem cadastrou o bot do Telegram em Minha Conta recebe o resultado no celular: ao clicar em "🤖 Análise da B3 hoje (IA)", vão o resumo do mercado e os ativos que a IA classificou como Alta (com a pontuação do Scanner); ao clicar em "💡 Sugestões de hoje (IA)", vão as sugestões com a cotação e a variação do dia. A tela confirma com "📨 Resultado da IA enviado para o seu Telegram". As duas também podem chegar sozinhas uma vez por dia útil (seção 15.5).</w:t>
+        <w:t>📨 Quem cadastrou o bot do Telegram em Minha Conta recebe o resultado no celular: ao clicar em "🤖 Análise da B3 hoje (IA)", vão o resumo do mercado e os ativos que a IA classificou como Alta (com a pontuação do Scanner); ao clicar em "💡 Sugestões de hoje (IA)", vão as sugestões com a cotação e a variação do dia. A tela confirma com "📨 Resultado da IA enviado para o seu Telegram". As duas também podem chegar sozinhas uma vez por dia útil (seção 15.5).</w:t>
       </w:r>
     </w:p>
     <w:p>
       <w:pPr>
         <w:pStyle w:val="Ttulo1"/>
       </w:pPr>
-      <w:bookmarkStart w:id="47" w:name="_Toc242867217"/>
+      <w:bookmarkStart w:id="47" w:name="_Toc242965448"/>
       <w:r>
         <w:t>9. Atualizações e Sincronizações Manuais</w:t>
       </w:r>
@@ -11600,7 +12228,7 @@
       <w:pPr>
         <w:pStyle w:val="Ttulo2"/>
       </w:pPr>
-      <w:bookmarkStart w:id="48" w:name="_Toc242867218"/>
+      <w:bookmarkStart w:id="48" w:name="_Toc242965449"/>
       <w:r>
         <w:t>9.1 Atualizar cotações agora</w:t>
       </w:r>
@@ -11633,7 +12261,7 @@
       <w:pPr>
         <w:pStyle w:val="Ttulo2"/>
       </w:pPr>
-      <w:bookmarkStart w:id="49" w:name="_Toc242867219"/>
+      <w:bookmarkStart w:id="49" w:name="_Toc242965450"/>
       <w:r>
         <w:t>9.2 Atualizar benchmarks (Ibovespa / CDI)</w:t>
       </w:r>
@@ -11648,7 +12276,7 @@
       <w:pPr>
         <w:pStyle w:val="Ttulo2"/>
       </w:pPr>
-      <w:bookmarkStart w:id="50" w:name="_Toc242867220"/>
+      <w:bookmarkStart w:id="50" w:name="_Toc242965451"/>
       <w:r>
         <w:t>9.3 Atualizar notícias agora</w:t>
       </w:r>
@@ -11663,8 +12291,9 @@
       <w:pPr>
         <w:pStyle w:val="Ttulo2"/>
       </w:pPr>
-      <w:bookmarkStart w:id="51" w:name="_Toc242867221"/>
-      <w:r>
+      <w:bookmarkStart w:id="51" w:name="_Toc242965452"/>
+      <w:r>
+        <w:lastRenderedPageBreak/>
         <w:t>9.4 Atualizar lista de Ações da B3</w:t>
       </w:r>
       <w:bookmarkEnd w:id="51"/>
@@ -11679,7 +12308,7 @@
         <w:pStyle w:val="Ttulo2"/>
       </w:pPr>
       <w:bookmarkStart w:id="52" w:name="_Toc240448001"/>
-      <w:bookmarkStart w:id="53" w:name="_Toc242867222"/>
+      <w:bookmarkStart w:id="53" w:name="_Toc242965453"/>
       <w:r>
         <w:t>9.5 Ver Histórico de Atualizações</w:t>
       </w:r>
@@ -11688,20 +12317,78 @@
     </w:p>
     <w:p>
       <w:r>
-        <w:t xml:space="preserve">A cada vez que as cotações são atualizadas — pelo botão "Atualizar cotações agora" ou pela rotina automática do servidor —, o sistema grava um retrato (snapshot) da carteira daquele momento: total de </w:t>
-      </w:r>
+        <w:t>A cada vez que as cotações são atualizadas — pelo botão "Atualizar cotações agora" ou pela rotina automática do servidor —, o sistema grava um retrato (snapshot) da carteira daquele momento: total de ativos, valor investido, valor atual e lucro/perda. A tela "Histórico de Atualizações", acessível pelo Menu ou por um botão em Minhas Operações e Posições em Carteira, lista esses registros e mostra um gráfico com a variação do lucro/perda ao longo das atualizações do dia.</w:t>
+      </w:r>
+    </w:p>
+    <w:p>
+      <w:pPr>
+        <w:keepNext/>
+        <w:spacing w:before="120"/>
+        <w:jc w:val="center"/>
+      </w:pPr>
+      <w:r>
+        <w:rPr>
+          <w:noProof/>
+        </w:rPr>
+        <w:drawing>
+          <wp:inline distT="0" distB="0" distL="0" distR="0" wp14:anchorId="738297E6" wp14:editId="740A415F">
+            <wp:extent cx="5573280" cy="6120000"/>
+            <wp:effectExtent l="0" t="0" r="0" b="0"/>
+            <wp:docPr id="892991817" name="Picture 892991817"/>
+            <wp:cNvGraphicFramePr>
+              <a:graphicFrameLocks xmlns:a="http://schemas.openxmlformats.org/drawingml/2006/main" noChangeAspect="1"/>
+            </wp:cNvGraphicFramePr>
+            <a:graphic xmlns:a="http://schemas.openxmlformats.org/drawingml/2006/main">
+              <a:graphicData uri="http://schemas.openxmlformats.org/drawingml/2006/picture">
+                <pic:pic xmlns:pic="http://schemas.openxmlformats.org/drawingml/2006/picture">
+                  <pic:nvPicPr>
+                    <pic:cNvPr id="0" name="image.jpg"/>
+                    <pic:cNvPicPr/>
+                  </pic:nvPicPr>
+                  <pic:blipFill>
+                    <a:blip r:embed="rId19"/>
+                    <a:stretch>
+                      <a:fillRect/>
+                    </a:stretch>
+                  </pic:blipFill>
+                  <pic:spPr>
+                    <a:xfrm>
+                      <a:off x="0" y="0"/>
+                      <a:ext cx="5573280" cy="6120000"/>
+                    </a:xfrm>
+                    <a:prstGeom prst="rect">
+                      <a:avLst/>
+                    </a:prstGeom>
+                  </pic:spPr>
+                </pic:pic>
+              </a:graphicData>
+            </a:graphic>
+          </wp:inline>
+        </w:drawing>
+      </w:r>
+    </w:p>
+    <w:p>
+      <w:pPr>
+        <w:spacing w:after="200"/>
+        <w:jc w:val="center"/>
+      </w:pPr>
+      <w:r>
+        <w:rPr>
+          <w:i/>
+          <w:color w:val="595959"/>
+          <w:sz w:val="18"/>
+        </w:rPr>
+        <w:t>Figura 11 – Histórico de Atualizações (tela de exemplo, dados fictícios)</w:t>
+      </w:r>
+    </w:p>
+    <w:p>
+      <w:r>
+        <w:t>Dois formulários permitem excluir registros antigos: por quantidade de dias ("Excluir registros com mais de quantos dias?") ou por um intervalo de datas específico ("Excluir registros de ... até ..."). Os botões "⬇ Exportar Excel" e "⬇ Exportar PDF" geram um relatório com todos os registros listados.</w:t>
+      </w:r>
+    </w:p>
+    <w:p>
       <w:r>
         <w:lastRenderedPageBreak/>
-        <w:t>ativos, valor investido, valor atual e lucro/perda. A tela "Histórico de Atualizações", acessível pelo Menu ou por um botão em Minhas Operações e Posições em Carteira, lista esses registros e mostra um gráfico com a variação do lucro/perda ao longo das atualizações do dia.</w:t>
-      </w:r>
-    </w:p>
-    <w:p>
-      <w:r>
-        <w:t>Dois formulários permitem excluir registros antigos: por quantidade de dias ("Excluir registros com mais de quantos dias?") ou por um intervalo de datas específico ("Excluir registros de ... até ..."). Os botões "⬇ Exportar Excel" e "⬇ Exportar PDF" geram um relatório com todos os registros listados.</w:t>
-      </w:r>
-    </w:p>
-    <w:p>
-      <w:r>
         <w:br w:type="page"/>
       </w:r>
     </w:p>
@@ -11709,7 +12396,7 @@
       <w:pPr>
         <w:pStyle w:val="Ttulo1"/>
       </w:pPr>
-      <w:bookmarkStart w:id="54" w:name="_Toc242867223"/>
+      <w:bookmarkStart w:id="54" w:name="_Toc242965454"/>
       <w:r>
         <w:lastRenderedPageBreak/>
         <w:t>10. Histórico e Gráficos</w:t>
@@ -11723,9 +12410,70 @@
     </w:p>
     <w:p>
       <w:pPr>
+        <w:keepNext/>
+        <w:spacing w:before="120"/>
+        <w:jc w:val="center"/>
+      </w:pPr>
+      <w:r>
+        <w:rPr>
+          <w:noProof/>
+        </w:rPr>
+        <w:drawing>
+          <wp:inline distT="0" distB="0" distL="0" distR="0" wp14:anchorId="487ACC3A" wp14:editId="29F9AA82">
+            <wp:extent cx="5573280" cy="6120000"/>
+            <wp:effectExtent l="0" t="0" r="0" b="0"/>
+            <wp:docPr id="892991818" name="Picture 892991818"/>
+            <wp:cNvGraphicFramePr>
+              <a:graphicFrameLocks xmlns:a="http://schemas.openxmlformats.org/drawingml/2006/main" noChangeAspect="1"/>
+            </wp:cNvGraphicFramePr>
+            <a:graphic xmlns:a="http://schemas.openxmlformats.org/drawingml/2006/main">
+              <a:graphicData uri="http://schemas.openxmlformats.org/drawingml/2006/picture">
+                <pic:pic xmlns:pic="http://schemas.openxmlformats.org/drawingml/2006/picture">
+                  <pic:nvPicPr>
+                    <pic:cNvPr id="0" name="image.jpg"/>
+                    <pic:cNvPicPr/>
+                  </pic:nvPicPr>
+                  <pic:blipFill>
+                    <a:blip r:embed="rId20"/>
+                    <a:stretch>
+                      <a:fillRect/>
+                    </a:stretch>
+                  </pic:blipFill>
+                  <pic:spPr>
+                    <a:xfrm>
+                      <a:off x="0" y="0"/>
+                      <a:ext cx="5573280" cy="6120000"/>
+                    </a:xfrm>
+                    <a:prstGeom prst="rect">
+                      <a:avLst/>
+                    </a:prstGeom>
+                  </pic:spPr>
+                </pic:pic>
+              </a:graphicData>
+            </a:graphic>
+          </wp:inline>
+        </w:drawing>
+      </w:r>
+    </w:p>
+    <w:p>
+      <w:pPr>
+        <w:spacing w:after="200"/>
+        <w:jc w:val="center"/>
+      </w:pPr>
+      <w:r>
+        <w:rPr>
+          <w:i/>
+          <w:color w:val="595959"/>
+          <w:sz w:val="18"/>
+        </w:rPr>
+        <w:t>Figura 12 – Histórico e Gráficos de um ativo (tela de exemplo, dados fictícios)</w:t>
+      </w:r>
+    </w:p>
+    <w:p>
+      <w:pPr>
         <w:pStyle w:val="Ttulo1"/>
       </w:pPr>
-      <w:bookmarkStart w:id="55" w:name="_Toc242867224"/>
+      <w:bookmarkStart w:id="55" w:name="_Toc242965455"/>
       <w:r>
         <w:t>11. Detalhes de Cotações</w:t>
       </w:r>
@@ -11738,10 +12486,72 @@
     </w:p>
     <w:p>
       <w:pPr>
+        <w:keepNext/>
+        <w:spacing w:before="120"/>
+        <w:jc w:val="center"/>
+      </w:pPr>
+      <w:r>
+        <w:rPr>
+          <w:noProof/>
+        </w:rPr>
+        <w:lastRenderedPageBreak/>
+        <w:drawing>
+          <wp:inline distT="0" distB="0" distL="0" distR="0" wp14:anchorId="6A0F041B" wp14:editId="5D1D7991">
+            <wp:extent cx="5573280" cy="6120000"/>
+            <wp:effectExtent l="0" t="0" r="0" b="0"/>
+            <wp:docPr id="892991819" name="Picture 892991819"/>
+            <wp:cNvGraphicFramePr>
+              <a:graphicFrameLocks xmlns:a="http://schemas.openxmlformats.org/drawingml/2006/main" noChangeAspect="1"/>
+            </wp:cNvGraphicFramePr>
+            <a:graphic xmlns:a="http://schemas.openxmlformats.org/drawingml/2006/main">
+              <a:graphicData uri="http://schemas.openxmlformats.org/drawingml/2006/picture">
+                <pic:pic xmlns:pic="http://schemas.openxmlformats.org/drawingml/2006/picture">
+                  <pic:nvPicPr>
+                    <pic:cNvPr id="0" name="image.jpg"/>
+                    <pic:cNvPicPr/>
+                  </pic:nvPicPr>
+                  <pic:blipFill>
+                    <a:blip r:embed="rId21"/>
+                    <a:stretch>
+                      <a:fillRect/>
+                    </a:stretch>
+                  </pic:blipFill>
+                  <pic:spPr>
+                    <a:xfrm>
+                      <a:off x="0" y="0"/>
+                      <a:ext cx="5573280" cy="6120000"/>
+                    </a:xfrm>
+                    <a:prstGeom prst="rect">
+                      <a:avLst/>
+                    </a:prstGeom>
+                  </pic:spPr>
+                </pic:pic>
+              </a:graphicData>
+            </a:graphic>
+          </wp:inline>
+        </w:drawing>
+      </w:r>
+    </w:p>
+    <w:p>
+      <w:pPr>
+        <w:spacing w:after="200"/>
+        <w:jc w:val="center"/>
+      </w:pPr>
+      <w:r>
+        <w:rPr>
+          <w:i/>
+          <w:color w:val="595959"/>
+          <w:sz w:val="18"/>
+        </w:rPr>
+        <w:t>Figura 13 – Detalhes de Cotações - consulta avulsa, consumo da API e IFR (tela de exemplo, dados fictícios)</w:t>
+      </w:r>
+    </w:p>
+    <w:p>
+      <w:pPr>
         <w:pStyle w:val="Ttulo2"/>
       </w:pPr>
       <w:bookmarkStart w:id="56" w:name="_Toc240448002"/>
-      <w:bookmarkStart w:id="57" w:name="_Toc242867225"/>
+      <w:bookmarkStart w:id="57" w:name="_Toc242965456"/>
       <w:r>
         <w:t>11.1 Consultar cotação avulsa</w:t>
       </w:r>
@@ -11758,7 +12568,7 @@
         <w:pStyle w:val="Ttulo2"/>
       </w:pPr>
       <w:bookmarkStart w:id="58" w:name="_Toc240448003"/>
-      <w:bookmarkStart w:id="59" w:name="_Toc242867226"/>
+      <w:bookmarkStart w:id="59" w:name="_Toc242965457"/>
       <w:r>
         <w:t>11.2 Preço alvo — calculadora de lucro/perda</w:t>
       </w:r>
@@ -11775,7 +12585,7 @@
         <w:pStyle w:val="Ttulo2"/>
       </w:pPr>
       <w:bookmarkStart w:id="60" w:name="_Toc240448004"/>
-      <w:bookmarkStart w:id="61" w:name="_Toc242867227"/>
+      <w:bookmarkStart w:id="61" w:name="_Toc242965458"/>
       <w:r>
         <w:t>11.3 O que é o IFR (RSI)?</w:t>
       </w:r>
@@ -11784,7 +12594,11 @@
     </w:p>
     <w:p>
       <w:r>
-        <w:t>Um cartão explicativo mostra a fórmula do Índice de Força Relativa (IFR), uma régua visual da faixa de 0 a 100 (sobrevendido/sobrecomprado), uma tabela com o significado de cada faixa e uma explicação sobre divergências entre o preço e o IFR — o próprio valor do IFR do ativo consultado aparece junto com o resultado da consulta avulsa (seção 11.1).</w:t>
+        <w:t xml:space="preserve">Um cartão explicativo mostra a fórmula do Índice de Força Relativa (IFR), uma régua visual da faixa de 0 a 100 (sobrevendido/sobrecomprado), uma tabela com o significado de cada faixa e uma explicação sobre </w:t>
+      </w:r>
+      <w:r>
+        <w:lastRenderedPageBreak/>
+        <w:t>divergências entre o preço e o IFR — o próprio valor do IFR do ativo consultado aparece junto com o resultado da consulta avulsa (seção 11.1).</w:t>
       </w:r>
     </w:p>
     <w:p>
@@ -11792,7 +12606,7 @@
         <w:pStyle w:val="Ttulo2"/>
       </w:pPr>
       <w:bookmarkStart w:id="62" w:name="_Toc240448005"/>
-      <w:bookmarkStart w:id="63" w:name="_Toc242867228"/>
+      <w:bookmarkStart w:id="63" w:name="_Toc242965459"/>
       <w:r>
         <w:t>11.4 Sinais de alta e de baixa (checklist de confirmação)</w:t>
       </w:r>
@@ -11822,7 +12636,7 @@
         <w:pStyle w:val="Ttulo2"/>
       </w:pPr>
       <w:bookmarkStart w:id="64" w:name="_Toc240448006"/>
-      <w:bookmarkStart w:id="65" w:name="_Toc242867229"/>
+      <w:bookmarkStart w:id="65" w:name="_Toc242965460"/>
       <w:r>
         <w:t>11.5 Consumo da API de cotações</w:t>
       </w:r>
@@ -11838,9 +12652,8 @@
       <w:pPr>
         <w:pStyle w:val="Ttulo2"/>
       </w:pPr>
-      <w:bookmarkStart w:id="66" w:name="_Toc242867230"/>
-      <w:r>
-        <w:lastRenderedPageBreak/>
+      <w:bookmarkStart w:id="66" w:name="_Toc242965461"/>
+      <w:r>
         <w:t>11.6 Registros de cotações</w:t>
       </w:r>
       <w:bookmarkEnd w:id="66"/>
@@ -12102,7 +12915,7 @@
       <w:pPr>
         <w:pStyle w:val="Ttulo2"/>
       </w:pPr>
-      <w:bookmarkStart w:id="67" w:name="_Toc242867231"/>
+      <w:bookmarkStart w:id="67" w:name="_Toc242965462"/>
       <w:r>
         <w:t>11.7 Gráfico de cotações em popup (compra x alvo)</w:t>
       </w:r>
@@ -12110,7 +12923,11 @@
     </w:p>
     <w:p>
       <w:r>
-        <w:t>O botão 📈, ao lado do ticker, abre um popup sobre a própria tela com o gráfico de linha dos registros de cotação do ativo e duas linhas tracejadas de referência: o preço de compra (azul) e o alvo — preço da meta de lucro (laranja). A escala do gráfico sempre inclui as duas referências, mesmo quando a cotação ainda está longe do alvo. Passando o mouse sobre a linha, aparecem a data/hora, o valor e a variação em relação ao preço de compra. O botão aparece em:</w:t>
+        <w:t xml:space="preserve">O botão 📈, ao lado do ticker, abre um popup sobre a própria tela com o gráfico de linha dos registros de cotação do ativo e duas linhas tracejadas de referência: o preço de compra (azul) e o alvo — preço da meta de lucro (laranja). A escala do gráfico sempre inclui as duas referências, mesmo quando a cotação ainda está </w:t>
+      </w:r>
+      <w:r>
+        <w:lastRenderedPageBreak/>
+        <w:t>longe do alvo. Passando o mouse sobre a linha, aparecem a data/hora, o valor e a variação em relação ao preço de compra. O botão aparece em:</w:t>
       </w:r>
     </w:p>
     <w:p>
@@ -12146,7 +12963,7 @@
       <w:pPr>
         <w:pStyle w:val="Ttulo1"/>
       </w:pPr>
-      <w:bookmarkStart w:id="68" w:name="_Toc242867232"/>
+      <w:bookmarkStart w:id="68" w:name="_Toc242965463"/>
       <w:r>
         <w:t>12. Ações da B3 (catálogo)</w:t>
       </w:r>
@@ -12158,6 +12975,68 @@
       </w:r>
     </w:p>
     <w:p>
+      <w:pPr>
+        <w:keepNext/>
+        <w:spacing w:before="120"/>
+        <w:jc w:val="center"/>
+      </w:pPr>
+      <w:r>
+        <w:rPr>
+          <w:noProof/>
+        </w:rPr>
+        <w:lastRenderedPageBreak/>
+        <w:drawing>
+          <wp:inline distT="0" distB="0" distL="0" distR="0" wp14:anchorId="4ECD8FE2" wp14:editId="3F15B3A2">
+            <wp:extent cx="5573280" cy="6120000"/>
+            <wp:effectExtent l="0" t="0" r="0" b="0"/>
+            <wp:docPr id="892991820" name="Picture 892991820"/>
+            <wp:cNvGraphicFramePr>
+              <a:graphicFrameLocks xmlns:a="http://schemas.openxmlformats.org/drawingml/2006/main" noChangeAspect="1"/>
+            </wp:cNvGraphicFramePr>
+            <a:graphic xmlns:a="http://schemas.openxmlformats.org/drawingml/2006/main">
+              <a:graphicData uri="http://schemas.openxmlformats.org/drawingml/2006/picture">
+                <pic:pic xmlns:pic="http://schemas.openxmlformats.org/drawingml/2006/picture">
+                  <pic:nvPicPr>
+                    <pic:cNvPr id="0" name="image.jpg"/>
+                    <pic:cNvPicPr/>
+                  </pic:nvPicPr>
+                  <pic:blipFill>
+                    <a:blip r:embed="rId22"/>
+                    <a:stretch>
+                      <a:fillRect/>
+                    </a:stretch>
+                  </pic:blipFill>
+                  <pic:spPr>
+                    <a:xfrm>
+                      <a:off x="0" y="0"/>
+                      <a:ext cx="5573280" cy="6120000"/>
+                    </a:xfrm>
+                    <a:prstGeom prst="rect">
+                      <a:avLst/>
+                    </a:prstGeom>
+                  </pic:spPr>
+                </pic:pic>
+              </a:graphicData>
+            </a:graphic>
+          </wp:inline>
+        </w:drawing>
+      </w:r>
+    </w:p>
+    <w:p>
+      <w:pPr>
+        <w:spacing w:after="200"/>
+        <w:jc w:val="center"/>
+      </w:pPr>
+      <w:r>
+        <w:rPr>
+          <w:i/>
+          <w:color w:val="595959"/>
+          <w:sz w:val="18"/>
+        </w:rPr>
+        <w:t>Figura 14 – Catálogo de Ações da B3 (tela de exemplo, dados fictícios)</w:t>
+      </w:r>
+    </w:p>
+    <w:p>
       <w:r>
         <w:br w:type="page"/>
       </w:r>
@@ -12166,7 +13045,7 @@
       <w:pPr>
         <w:pStyle w:val="Ttulo1"/>
       </w:pPr>
-      <w:bookmarkStart w:id="69" w:name="_Toc242867233"/>
+      <w:bookmarkStart w:id="69" w:name="_Toc242965464"/>
       <w:r>
         <w:lastRenderedPageBreak/>
         <w:t>13. Notícias do Mercado</w:t>
@@ -12180,9 +13059,70 @@
     </w:p>
     <w:p>
       <w:pPr>
+        <w:keepNext/>
+        <w:spacing w:before="120"/>
+        <w:jc w:val="center"/>
+      </w:pPr>
+      <w:r>
+        <w:rPr>
+          <w:noProof/>
+        </w:rPr>
+        <w:drawing>
+          <wp:inline distT="0" distB="0" distL="0" distR="0" wp14:anchorId="3E992239" wp14:editId="13C2AC6B">
+            <wp:extent cx="5573280" cy="6120000"/>
+            <wp:effectExtent l="0" t="0" r="0" b="0"/>
+            <wp:docPr id="892991821" name="Picture 892991821"/>
+            <wp:cNvGraphicFramePr>
+              <a:graphicFrameLocks xmlns:a="http://schemas.openxmlformats.org/drawingml/2006/main" noChangeAspect="1"/>
+            </wp:cNvGraphicFramePr>
+            <a:graphic xmlns:a="http://schemas.openxmlformats.org/drawingml/2006/main">
+              <a:graphicData uri="http://schemas.openxmlformats.org/drawingml/2006/picture">
+                <pic:pic xmlns:pic="http://schemas.openxmlformats.org/drawingml/2006/picture">
+                  <pic:nvPicPr>
+                    <pic:cNvPr id="0" name="image.jpg"/>
+                    <pic:cNvPicPr/>
+                  </pic:nvPicPr>
+                  <pic:blipFill>
+                    <a:blip r:embed="rId23"/>
+                    <a:stretch>
+                      <a:fillRect/>
+                    </a:stretch>
+                  </pic:blipFill>
+                  <pic:spPr>
+                    <a:xfrm>
+                      <a:off x="0" y="0"/>
+                      <a:ext cx="5573280" cy="6120000"/>
+                    </a:xfrm>
+                    <a:prstGeom prst="rect">
+                      <a:avLst/>
+                    </a:prstGeom>
+                  </pic:spPr>
+                </pic:pic>
+              </a:graphicData>
+            </a:graphic>
+          </wp:inline>
+        </w:drawing>
+      </w:r>
+    </w:p>
+    <w:p>
+      <w:pPr>
+        <w:spacing w:after="200"/>
+        <w:jc w:val="center"/>
+      </w:pPr>
+      <w:r>
+        <w:rPr>
+          <w:i/>
+          <w:color w:val="595959"/>
+          <w:sz w:val="18"/>
+        </w:rPr>
+        <w:t>Figura 15 – Notícias do Mercado - fontes cadastradas e notícias capturadas (tela de exemplo, dados fictícios)</w:t>
+      </w:r>
+    </w:p>
+    <w:p>
+      <w:pPr>
         <w:pStyle w:val="Ttulo2"/>
       </w:pPr>
-      <w:bookmarkStart w:id="70" w:name="_Toc242867234"/>
+      <w:bookmarkStart w:id="70" w:name="_Toc242965465"/>
       <w:r>
         <w:t>13.1 Cadastrar uma fonte</w:t>
       </w:r>
@@ -12206,8 +13146,9 @@
       <w:pPr>
         <w:pStyle w:val="Ttulo2"/>
       </w:pPr>
-      <w:bookmarkStart w:id="71" w:name="_Toc242867235"/>
-      <w:r>
+      <w:bookmarkStart w:id="71" w:name="_Toc242965466"/>
+      <w:r>
+        <w:lastRenderedPageBreak/>
         <w:t>13.2 Ativar, desativar e excluir uma fonte</w:t>
       </w:r>
       <w:bookmarkEnd w:id="71"/>
@@ -12221,7 +13162,7 @@
       <w:pPr>
         <w:pStyle w:val="Ttulo2"/>
       </w:pPr>
-      <w:bookmarkStart w:id="72" w:name="_Toc242867236"/>
+      <w:bookmarkStart w:id="72" w:name="_Toc242965467"/>
       <w:r>
         <w:t>13.3 Ler as notícias</w:t>
       </w:r>
@@ -12236,7 +13177,7 @@
       <w:pPr>
         <w:pStyle w:val="Ttulo2"/>
       </w:pPr>
-      <w:bookmarkStart w:id="73" w:name="_Toc242867237"/>
+      <w:bookmarkStart w:id="73" w:name="_Toc242965468"/>
       <w:r>
         <w:t>13.4 Destacar as notícias de um ativo</w:t>
       </w:r>
@@ -12251,7 +13192,7 @@
       <w:pPr>
         <w:pStyle w:val="Ttulo2"/>
       </w:pPr>
-      <w:bookmarkStart w:id="74" w:name="_Toc242867238"/>
+      <w:bookmarkStart w:id="74" w:name="_Toc242965469"/>
       <w:r>
         <w:t>13.5 Limpar todas as notícias</w:t>
       </w:r>
@@ -12271,7 +13212,7 @@
       <w:pPr>
         <w:pStyle w:val="Ttulo1"/>
       </w:pPr>
-      <w:bookmarkStart w:id="75" w:name="_Toc242867239"/>
+      <w:bookmarkStart w:id="75" w:name="_Toc242965470"/>
       <w:r>
         <w:lastRenderedPageBreak/>
         <w:t>14. TradingView</w:t>
@@ -12285,9 +13226,70 @@
     </w:p>
     <w:p>
       <w:pPr>
+        <w:keepNext/>
+        <w:spacing w:before="120"/>
+        <w:jc w:val="center"/>
+      </w:pPr>
+      <w:r>
+        <w:rPr>
+          <w:noProof/>
+        </w:rPr>
+        <w:drawing>
+          <wp:inline distT="0" distB="0" distL="0" distR="0" wp14:anchorId="2E5D31D4" wp14:editId="484D6B41">
+            <wp:extent cx="5573280" cy="6120000"/>
+            <wp:effectExtent l="0" t="0" r="0" b="0"/>
+            <wp:docPr id="892991822" name="Picture 892991822"/>
+            <wp:cNvGraphicFramePr>
+              <a:graphicFrameLocks xmlns:a="http://schemas.openxmlformats.org/drawingml/2006/main" noChangeAspect="1"/>
+            </wp:cNvGraphicFramePr>
+            <a:graphic xmlns:a="http://schemas.openxmlformats.org/drawingml/2006/main">
+              <a:graphicData uri="http://schemas.openxmlformats.org/drawingml/2006/picture">
+                <pic:pic xmlns:pic="http://schemas.openxmlformats.org/drawingml/2006/picture">
+                  <pic:nvPicPr>
+                    <pic:cNvPr id="0" name="image.jpg"/>
+                    <pic:cNvPicPr/>
+                  </pic:nvPicPr>
+                  <pic:blipFill>
+                    <a:blip r:embed="rId24"/>
+                    <a:stretch>
+                      <a:fillRect/>
+                    </a:stretch>
+                  </pic:blipFill>
+                  <pic:spPr>
+                    <a:xfrm>
+                      <a:off x="0" y="0"/>
+                      <a:ext cx="5573280" cy="6120000"/>
+                    </a:xfrm>
+                    <a:prstGeom prst="rect">
+                      <a:avLst/>
+                    </a:prstGeom>
+                  </pic:spPr>
+                </pic:pic>
+              </a:graphicData>
+            </a:graphic>
+          </wp:inline>
+        </w:drawing>
+      </w:r>
+    </w:p>
+    <w:p>
+      <w:pPr>
+        <w:spacing w:after="200"/>
+        <w:jc w:val="center"/>
+      </w:pPr>
+      <w:r>
+        <w:rPr>
+          <w:i/>
+          <w:color w:val="595959"/>
+          <w:sz w:val="18"/>
+        </w:rPr>
+        <w:t>Figura 16 – Tela TradingView (tela de exemplo, dados fictícios)</w:t>
+      </w:r>
+    </w:p>
+    <w:p>
+      <w:pPr>
         <w:pStyle w:val="Ttulo2"/>
       </w:pPr>
-      <w:bookmarkStart w:id="76" w:name="_Toc242867240"/>
+      <w:bookmarkStart w:id="76" w:name="_Toc242965471"/>
       <w:r>
         <w:t>14.1 Trocar de ativo no gráfico</w:t>
       </w:r>
@@ -12302,7 +13304,7 @@
       <w:pPr>
         <w:pStyle w:val="Ttulo2"/>
       </w:pPr>
-      <w:bookmarkStart w:id="77" w:name="_Toc242867241"/>
+      <w:bookmarkStart w:id="77" w:name="_Toc242965472"/>
       <w:r>
         <w:t>14.2 Abrir uma página do TradingView em nova aba</w:t>
       </w:r>
@@ -12310,14 +13312,18 @@
     </w:p>
     <w:p>
       <w:r>
-        <w:t>Como o site br.tradingview.com não permite ser aberto dentro de outra página (bloqueio de segurança do próprio TradingView), o campo "Abrir uma página do TradingView em nova aba" permite colar qualquer URL do site (uma lista de mercado, um símbolo específico) e abri-la em uma aba separada do navegador. O campo já vem preenchido com uma URL padrão configurável pelo administrador do sistema.</w:t>
+        <w:t xml:space="preserve">Como o site br.tradingview.com não permite ser aberto dentro de outra página (bloqueio de segurança do próprio TradingView), o campo "Abrir uma página do TradingView em nova aba" permite colar qualquer URL </w:t>
+      </w:r>
+      <w:r>
+        <w:lastRenderedPageBreak/>
+        <w:t>do site (uma lista de mercado, um símbolo específico) e abri-la em uma aba separada do navegador. O campo já vem preenchido com uma URL padrão configurável pelo administrador do sistema.</w:t>
       </w:r>
     </w:p>
     <w:p>
       <w:pPr>
         <w:pStyle w:val="Ttulo2"/>
       </w:pPr>
-      <w:bookmarkStart w:id="78" w:name="_Toc242867242"/>
+      <w:bookmarkStart w:id="78" w:name="_Toc242965473"/>
       <w:r>
         <w:t>14.3 Maiores altas, baixas e mais negociadas</w:t>
       </w:r>
@@ -12337,7 +13343,7 @@
       <w:pPr>
         <w:pStyle w:val="Ttulo1"/>
       </w:pPr>
-      <w:bookmarkStart w:id="79" w:name="_Toc242867243"/>
+      <w:bookmarkStart w:id="79" w:name="_Toc242965474"/>
       <w:r>
         <w:lastRenderedPageBreak/>
         <w:t>15. Avisos e Lembretes (Alertas)</w:t>
@@ -12351,9 +13357,70 @@
     </w:p>
     <w:p>
       <w:pPr>
+        <w:keepNext/>
+        <w:spacing w:before="120"/>
+        <w:jc w:val="center"/>
+      </w:pPr>
+      <w:r>
+        <w:rPr>
+          <w:noProof/>
+        </w:rPr>
+        <w:drawing>
+          <wp:inline distT="0" distB="0" distL="0" distR="0" wp14:anchorId="5D188343" wp14:editId="10709BB3">
+            <wp:extent cx="5573280" cy="6120000"/>
+            <wp:effectExtent l="0" t="0" r="0" b="0"/>
+            <wp:docPr id="892991823" name="Picture 892991823"/>
+            <wp:cNvGraphicFramePr>
+              <a:graphicFrameLocks xmlns:a="http://schemas.openxmlformats.org/drawingml/2006/main" noChangeAspect="1"/>
+            </wp:cNvGraphicFramePr>
+            <a:graphic xmlns:a="http://schemas.openxmlformats.org/drawingml/2006/main">
+              <a:graphicData uri="http://schemas.openxmlformats.org/drawingml/2006/picture">
+                <pic:pic xmlns:pic="http://schemas.openxmlformats.org/drawingml/2006/picture">
+                  <pic:nvPicPr>
+                    <pic:cNvPr id="0" name="image.jpg"/>
+                    <pic:cNvPicPr/>
+                  </pic:nvPicPr>
+                  <pic:blipFill>
+                    <a:blip r:embed="rId25"/>
+                    <a:stretch>
+                      <a:fillRect/>
+                    </a:stretch>
+                  </pic:blipFill>
+                  <pic:spPr>
+                    <a:xfrm>
+                      <a:off x="0" y="0"/>
+                      <a:ext cx="5573280" cy="6120000"/>
+                    </a:xfrm>
+                    <a:prstGeom prst="rect">
+                      <a:avLst/>
+                    </a:prstGeom>
+                  </pic:spPr>
+                </pic:pic>
+              </a:graphicData>
+            </a:graphic>
+          </wp:inline>
+        </w:drawing>
+      </w:r>
+    </w:p>
+    <w:p>
+      <w:pPr>
+        <w:spacing w:after="200"/>
+        <w:jc w:val="center"/>
+      </w:pPr>
+      <w:r>
+        <w:rPr>
+          <w:i/>
+          <w:color w:val="595959"/>
+          <w:sz w:val="18"/>
+        </w:rPr>
+        <w:t>Figura 17 – Avisos e Lembretes (tela de exemplo, dados fictícios)</w:t>
+      </w:r>
+    </w:p>
+    <w:p>
+      <w:pPr>
         <w:pStyle w:val="Ttulo2"/>
       </w:pPr>
-      <w:bookmarkStart w:id="80" w:name="_Toc242867244"/>
+      <w:bookmarkStart w:id="80" w:name="_Toc242965475"/>
       <w:r>
         <w:t>15.1 Tipos de alerta</w:t>
       </w:r>
@@ -12577,7 +13644,8 @@
               <w:rPr>
                 <w:sz w:val="19"/>
               </w:rPr>
-              <w:t xml:space="preserve">Scanner: compra</w:t>
+              <w:lastRenderedPageBreak/>
+              <w:t>Scanner: compra</w:t>
             </w:r>
           </w:p>
         </w:tc>
@@ -12590,7 +13658,7 @@
               <w:rPr>
                 <w:sz w:val="19"/>
               </w:rPr>
-              <w:t xml:space="preserve">O Scanner Técnico mostra predomínio de alta e a cotação está na entrada do plano de trade ou abaixo (seção 18.2).</w:t>
+              <w:t>O Scanner Técnico mostra predomínio de alta e a cotação está na entrada do plano de trade ou abaixo (seção 18.2).</w:t>
             </w:r>
           </w:p>
         </w:tc>
@@ -12608,7 +13676,7 @@
               <w:rPr>
                 <w:sz w:val="19"/>
               </w:rPr>
-              <w:t xml:space="preserve">Reserva atingida</w:t>
+              <w:t>Reserva atingida</w:t>
             </w:r>
           </w:p>
         </w:tc>
@@ -12621,7 +13689,7 @@
               <w:rPr>
                 <w:sz w:val="19"/>
               </w:rPr>
-              <w:t xml:space="preserve">A cotação de um ativo reservado caiu até o preço da reserva ou abaixo dele.</w:t>
+              <w:t>A cotação de um ativo reservado caiu até o preço da reserva ou abaixo dele.</w:t>
             </w:r>
           </w:p>
         </w:tc>
@@ -12639,7 +13707,7 @@
               <w:rPr>
                 <w:sz w:val="19"/>
               </w:rPr>
-              <w:t xml:space="preserve">IA do dia enviada</w:t>
+              <w:t>IA do dia enviada</w:t>
             </w:r>
           </w:p>
         </w:tc>
@@ -12652,7 +13720,7 @@
               <w:rPr>
                 <w:sz w:val="19"/>
               </w:rPr>
-              <w:t xml:space="preserve">Registro de que a Análise da B3 e as Sugestões de hoje (IA) já foram enviadas sozinhas pelo Telegram hoje.</w:t>
+              <w:t>Registro de que a Análise da B3 e as Sugestões de hoje (IA) já foram enviadas sozinhas pelo Telegram hoje.</w:t>
             </w:r>
           </w:p>
         </w:tc>
@@ -12698,7 +13766,7 @@
       <w:pPr>
         <w:pStyle w:val="Ttulo2"/>
       </w:pPr>
-      <w:bookmarkStart w:id="81" w:name="_Toc242867245"/>
+      <w:bookmarkStart w:id="81" w:name="_Toc242965476"/>
       <w:r>
         <w:t>15.2 Marcar como lido</w:t>
       </w:r>
@@ -12713,7 +13781,7 @@
       <w:pPr>
         <w:pStyle w:val="Ttulo2"/>
       </w:pPr>
-      <w:bookmarkStart w:id="82" w:name="_Toc242867246"/>
+      <w:bookmarkStart w:id="82" w:name="_Toc242965477"/>
       <w:r>
         <w:t>15.3 Som de alerta</w:t>
       </w:r>
@@ -12728,7 +13796,7 @@
       <w:pPr>
         <w:pStyle w:val="Ttulo2"/>
       </w:pPr>
-      <w:bookmarkStart w:id="83" w:name="_Toc242867247"/>
+      <w:bookmarkStart w:id="83" w:name="_Toc242965478"/>
       <w:r>
         <w:t>15.4 Retenção</w:t>
       </w:r>
@@ -12743,15 +13811,15 @@
       <w:pPr>
         <w:pStyle w:val="Ttulo2"/>
       </w:pPr>
-      <w:bookmarkStart w:id="900155" w:name="_Toc900000155"/>
-      <w:r>
-        <w:t xml:space="preserve">15.5 Avisos pelo Telegram</w:t>
-      </w:r>
-      <w:bookmarkEnd w:id="900155"/>
-    </w:p>
-    <w:p>
-      <w:r>
-        <w:t xml:space="preserve">Quem cadastra o token do bot e o Chat ID do Telegram em Minha Conta (seção 2.3) recebe no celular, sem precisar abrir o sistema, os avisos abaixo. Cada usuário usa o próprio bot.</w:t>
+      <w:bookmarkStart w:id="84" w:name="_Toc242965479"/>
+      <w:r>
+        <w:t>15.5 Avisos pelo Telegram</w:t>
+      </w:r>
+      <w:bookmarkEnd w:id="84"/>
+    </w:p>
+    <w:p>
+      <w:r>
+        <w:t>Quem cadastra o token do bot e o Chat ID do Telegram em Minha Conta (seção 2.3) recebe no celular, sem precisar abrir o sistema, os avisos abaixo. Cada usuário usa o próprio bot.</w:t>
       </w:r>
     </w:p>
     <w:p>
@@ -12759,7 +13827,7 @@
         <w:pStyle w:val="Commarcadores"/>
       </w:pPr>
       <w:r>
-        <w:t xml:space="preserve">🔔 Meta de lucro atingida — uma posição comprada chegou à meta de lucro (%).</w:t>
+        <w:t>🔔 Meta de lucro atingida — uma posição comprada chegou à meta de lucro (%).</w:t>
       </w:r>
     </w:p>
     <w:p>
@@ -12767,7 +13835,7 @@
         <w:pStyle w:val="Commarcadores"/>
       </w:pPr>
       <w:r>
-        <w:t xml:space="preserve">🛒 Scanner Técnico: oportunidade de compra — ativo comprado ou reservado com predomínio de alta e cotação na entrada do plano ou abaixo; a mensagem traz entrada, stop, alvo e relação risco-retorno (seção 18.2).</w:t>
+        <w:t>🛒 Scanner Técnico: oportunidade de compra — ativo comprado ou reservado com predomínio de alta e cotação na entrada do plano ou abaixo; a mensagem traz entrada, stop, alvo e relação risco-retorno (seção 18.2).</w:t>
       </w:r>
     </w:p>
     <w:p>
@@ -12775,7 +13843,7 @@
         <w:pStyle w:val="Commarcadores"/>
       </w:pPr>
       <w:r>
-        <w:t xml:space="preserve">🤖 Robô consultor: sinal de compra — o mesmo sinal da tela Alertas (seção 7).</w:t>
+        <w:t>🤖 Robô consultor: sinal de compra — o mesmo sinal da tela Alertas (seção 7).</w:t>
       </w:r>
     </w:p>
     <w:p>
@@ -12783,7 +13851,7 @@
         <w:pStyle w:val="Commarcadores"/>
       </w:pPr>
       <w:r>
-        <w:t xml:space="preserve">🎯 Reserva atingida — a cotação de um ativo reservado caiu até o preço que você reservou ou abaixo dele. Com mais de uma reserva do mesmo ativo, vale o maior preço. A reserva automática que o robô criou no próprio dia não conta (ela nasce com a cotação do momento).</w:t>
+        <w:t>🎯 Reserva atingida — a cotação de um ativo reservado caiu até o preço que você reservou ou abaixo dele. Com mais de uma reserva do mesmo ativo, vale o maior preço. A reserva automática que o robô criou no próprio dia não conta (ela nasce com a cotação do momento).</w:t>
       </w:r>
     </w:p>
     <w:p>
@@ -12791,7 +13859,7 @@
         <w:pStyle w:val="Commarcadores"/>
       </w:pPr>
       <w:r>
-        <w:t xml:space="preserve">🤖 Análise da B3 hoje (IA) e 💡 Sugestões de hoje (IA) — ao clicar nos botões (seção 8.3) e também sozinhas, uma vez por dia útil, a partir das 11h (horário ajustável — seção 19).</w:t>
+        <w:t>🤖 Análise da B3 hoje (IA) e 💡 Sugestões de hoje (IA) — ao clicar nos botões (seção 8.3) e também sozinhas, uma vez por dia útil, a partir das 11h (horário ajustável — seção 19).</w:t>
       </w:r>
     </w:p>
     <w:p>
@@ -12804,12 +13872,12 @@
           <w:i/>
           <w:sz w:val="20"/>
         </w:rPr>
-        <w:t xml:space="preserve">ℹ Cada aviso de ativo chega no máximo uma vez por dia. Meta de perda, tendência e sinal de venda continuam só na tela Alertas. Os avisos automáticos dependem da atualização automática de cotações estar ligada no servidor (seção 19).</w:t>
-      </w:r>
-    </w:p>
-    <w:p>
-      <w:r>
-        <w:t xml:space="preserve">🛑 As mensagens são apoio técnico à decisão — não constituem recomendação de investimento, e o BolsaTrader não executa nenhuma ordem na corretora.</w:t>
+        <w:t>ℹ Cada aviso de ativo chega no máximo uma vez por dia. Meta de perda, tendência e sinal de venda continuam só na tela Alertas. Os avisos automáticos dependem da atualização automática de cotações estar ligada no servidor (seção 19).</w:t>
+      </w:r>
+    </w:p>
+    <w:p>
+      <w:r>
+        <w:t>🛑 As mensagens são apoio técnico à decisão — não constituem recomendação de investimento, e o BolsaTrader não executa nenhuma ordem na corretora.</w:t>
       </w:r>
     </w:p>
     <w:p>
@@ -12821,12 +13889,12 @@
       <w:pPr>
         <w:pStyle w:val="Ttulo1"/>
       </w:pPr>
-      <w:bookmarkStart w:id="84" w:name="_Toc242867248"/>
+      <w:bookmarkStart w:id="85" w:name="_Toc242965480"/>
       <w:r>
         <w:lastRenderedPageBreak/>
         <w:t>16. WhatsApp</w:t>
       </w:r>
-      <w:bookmarkEnd w:id="84"/>
+      <w:bookmarkEnd w:id="85"/>
     </w:p>
     <w:p>
       <w:r>
@@ -12835,13 +13903,74 @@
     </w:p>
     <w:p>
       <w:pPr>
+        <w:keepNext/>
+        <w:spacing w:before="120"/>
+        <w:jc w:val="center"/>
+      </w:pPr>
+      <w:r>
+        <w:rPr>
+          <w:noProof/>
+        </w:rPr>
+        <w:drawing>
+          <wp:inline distT="0" distB="0" distL="0" distR="0" wp14:anchorId="4B11ED41" wp14:editId="09C7BE8B">
+            <wp:extent cx="5580000" cy="3267936"/>
+            <wp:effectExtent l="0" t="0" r="0" b="0"/>
+            <wp:docPr id="892991824" name="Picture 892991824"/>
+            <wp:cNvGraphicFramePr>
+              <a:graphicFrameLocks xmlns:a="http://schemas.openxmlformats.org/drawingml/2006/main" noChangeAspect="1"/>
+            </wp:cNvGraphicFramePr>
+            <a:graphic xmlns:a="http://schemas.openxmlformats.org/drawingml/2006/main">
+              <a:graphicData uri="http://schemas.openxmlformats.org/drawingml/2006/picture">
+                <pic:pic xmlns:pic="http://schemas.openxmlformats.org/drawingml/2006/picture">
+                  <pic:nvPicPr>
+                    <pic:cNvPr id="0" name="image.jpg"/>
+                    <pic:cNvPicPr/>
+                  </pic:nvPicPr>
+                  <pic:blipFill>
+                    <a:blip r:embed="rId26"/>
+                    <a:stretch>
+                      <a:fillRect/>
+                    </a:stretch>
+                  </pic:blipFill>
+                  <pic:spPr>
+                    <a:xfrm>
+                      <a:off x="0" y="0"/>
+                      <a:ext cx="5580000" cy="3267936"/>
+                    </a:xfrm>
+                    <a:prstGeom prst="rect">
+                      <a:avLst/>
+                    </a:prstGeom>
+                  </pic:spPr>
+                </pic:pic>
+              </a:graphicData>
+            </a:graphic>
+          </wp:inline>
+        </w:drawing>
+      </w:r>
+    </w:p>
+    <w:p>
+      <w:pPr>
+        <w:spacing w:after="200"/>
+        <w:jc w:val="center"/>
+      </w:pPr>
+      <w:r>
+        <w:rPr>
+          <w:i/>
+          <w:color w:val="595959"/>
+          <w:sz w:val="18"/>
+        </w:rPr>
+        <w:t>Figura 18 – Mensagens recebidas pelo WhatsApp (tela de exemplo, dados fictícios)</w:t>
+      </w:r>
+    </w:p>
+    <w:p>
+      <w:pPr>
         <w:pStyle w:val="Ttulo2"/>
       </w:pPr>
-      <w:bookmarkStart w:id="85" w:name="_Toc242867249"/>
+      <w:bookmarkStart w:id="86" w:name="_Toc242965481"/>
       <w:r>
         <w:t>16.1 Mensagens recebidas</w:t>
       </w:r>
-      <w:bookmarkEnd w:id="85"/>
+      <w:bookmarkEnd w:id="86"/>
     </w:p>
     <w:p>
       <w:r>
@@ -12852,11 +13981,11 @@
       <w:pPr>
         <w:pStyle w:val="Ttulo2"/>
       </w:pPr>
-      <w:bookmarkStart w:id="86" w:name="_Toc242867250"/>
+      <w:bookmarkStart w:id="87" w:name="_Toc242965482"/>
       <w:r>
         <w:t>16.2 Envio automático de avisos (opcional)</w:t>
       </w:r>
-      <w:bookmarkEnd w:id="86"/>
+      <w:bookmarkEnd w:id="87"/>
     </w:p>
     <w:p>
       <w:r>
@@ -12872,12 +14001,12 @@
       <w:pPr>
         <w:pStyle w:val="Ttulo1"/>
       </w:pPr>
-      <w:bookmarkStart w:id="87" w:name="_Toc242867251"/>
+      <w:bookmarkStart w:id="88" w:name="_Toc242965483"/>
       <w:r>
         <w:lastRenderedPageBreak/>
         <w:t>17. Conta Corrente</w:t>
       </w:r>
-      <w:bookmarkEnd w:id="87"/>
+      <w:bookmarkEnd w:id="88"/>
     </w:p>
     <w:p>
       <w:r>
@@ -12886,15 +14015,76 @@
     </w:p>
     <w:p>
       <w:pPr>
+        <w:keepNext/>
+        <w:spacing w:before="120"/>
+        <w:jc w:val="center"/>
+      </w:pPr>
+      <w:r>
+        <w:rPr>
+          <w:noProof/>
+        </w:rPr>
+        <w:drawing>
+          <wp:inline distT="0" distB="0" distL="0" distR="0" wp14:anchorId="4EE58B80" wp14:editId="57257F65">
+            <wp:extent cx="5580000" cy="5743397"/>
+            <wp:effectExtent l="0" t="0" r="0" b="0"/>
+            <wp:docPr id="892991825" name="Picture 892991825"/>
+            <wp:cNvGraphicFramePr>
+              <a:graphicFrameLocks xmlns:a="http://schemas.openxmlformats.org/drawingml/2006/main" noChangeAspect="1"/>
+            </wp:cNvGraphicFramePr>
+            <a:graphic xmlns:a="http://schemas.openxmlformats.org/drawingml/2006/main">
+              <a:graphicData uri="http://schemas.openxmlformats.org/drawingml/2006/picture">
+                <pic:pic xmlns:pic="http://schemas.openxmlformats.org/drawingml/2006/picture">
+                  <pic:nvPicPr>
+                    <pic:cNvPr id="0" name="image.jpg"/>
+                    <pic:cNvPicPr/>
+                  </pic:nvPicPr>
+                  <pic:blipFill>
+                    <a:blip r:embed="rId27"/>
+                    <a:stretch>
+                      <a:fillRect/>
+                    </a:stretch>
+                  </pic:blipFill>
+                  <pic:spPr>
+                    <a:xfrm>
+                      <a:off x="0" y="0"/>
+                      <a:ext cx="5580000" cy="5743397"/>
+                    </a:xfrm>
+                    <a:prstGeom prst="rect">
+                      <a:avLst/>
+                    </a:prstGeom>
+                  </pic:spPr>
+                </pic:pic>
+              </a:graphicData>
+            </a:graphic>
+          </wp:inline>
+        </w:drawing>
+      </w:r>
+    </w:p>
+    <w:p>
+      <w:pPr>
+        <w:spacing w:after="200"/>
+        <w:jc w:val="center"/>
+      </w:pPr>
+      <w:r>
+        <w:rPr>
+          <w:i/>
+          <w:color w:val="595959"/>
+          <w:sz w:val="18"/>
+        </w:rPr>
+        <w:t>Figura 19 – Conta Corrente - saldo, transferências e extrato (tela de exemplo, dados fictícios)</w:t>
+      </w:r>
+    </w:p>
+    <w:p>
+      <w:pPr>
         <w:pStyle w:val="Ttulo2"/>
       </w:pPr>
-      <w:bookmarkStart w:id="88" w:name="_Toc240448008"/>
-      <w:bookmarkStart w:id="89" w:name="_Toc242867252"/>
+      <w:bookmarkStart w:id="89" w:name="_Toc240448008"/>
+      <w:bookmarkStart w:id="90" w:name="_Toc242965484"/>
       <w:r>
         <w:t>17.1 Saldo inicial e saldo atual</w:t>
       </w:r>
-      <w:bookmarkEnd w:id="88"/>
       <w:bookmarkEnd w:id="89"/>
+      <w:bookmarkEnd w:id="90"/>
     </w:p>
     <w:p>
       <w:r>
@@ -12905,30 +14095,34 @@
       <w:pPr>
         <w:pStyle w:val="Ttulo2"/>
       </w:pPr>
-      <w:bookmarkStart w:id="90" w:name="_Toc240448009"/>
-      <w:bookmarkStart w:id="91" w:name="_Toc242867253"/>
+      <w:bookmarkStart w:id="91" w:name="_Toc240448009"/>
+      <w:bookmarkStart w:id="92" w:name="_Toc242965485"/>
       <w:r>
         <w:t>17.2 Débito automático nas compras e crédito automático nas vendas</w:t>
       </w:r>
-      <w:bookmarkEnd w:id="90"/>
       <w:bookmarkEnd w:id="91"/>
-    </w:p>
-    <w:p>
-      <w:r>
-        <w:t>Toda vez que uma compra é registrada (ou uma reserva é efetivada como compra), a conta corrente recebe um lançamento de débito automático no valor total da compra, com a descrição "Compra de Nx TICKER". Toda vez que uma venda é registrada (total ou parcial), a conta recebe um lançamento de crédito automático no valor líquido recebido (já descontada a corretora), com a descrição "Venda de Nx TICKER". Editar a quantidade ou o preço de uma compra, ou corrigir uma venda já registrada, atualiza o lançamento correspondente automaticamente. Excluir a operação de origem exclui o lançamento junto.</w:t>
+      <w:bookmarkEnd w:id="92"/>
+    </w:p>
+    <w:p>
+      <w:r>
+        <w:t xml:space="preserve">Toda vez que uma compra é registrada (ou uma reserva é efetivada como compra), a conta corrente recebe um lançamento de débito automático no valor total da compra, com a descrição "Compra de Nx TICKER". Toda vez que uma venda é registrada (total ou parcial), a conta recebe um lançamento de crédito automático </w:t>
+      </w:r>
+      <w:r>
+        <w:lastRenderedPageBreak/>
+        <w:t>no valor líquido recebido (já descontada a corretora), com a descrição "Venda de Nx TICKER". Editar a quantidade ou o preço de uma compra, ou corrigir uma venda já registrada, atualiza o lançamento correspondente automaticamente. Excluir a operação de origem exclui o lançamento junto.</w:t>
       </w:r>
     </w:p>
     <w:p>
       <w:pPr>
         <w:pStyle w:val="Ttulo2"/>
       </w:pPr>
-      <w:bookmarkStart w:id="92" w:name="_Toc240448010"/>
-      <w:bookmarkStart w:id="93" w:name="_Toc242867254"/>
+      <w:bookmarkStart w:id="93" w:name="_Toc240448010"/>
+      <w:bookmarkStart w:id="94" w:name="_Toc242965486"/>
       <w:r>
         <w:t>17.3 Transferências manuais (ex.: Nubank)</w:t>
       </w:r>
-      <w:bookmarkEnd w:id="92"/>
       <w:bookmarkEnd w:id="93"/>
+      <w:bookmarkEnd w:id="94"/>
     </w:p>
     <w:p>
       <w:r>
@@ -12939,13 +14133,13 @@
       <w:pPr>
         <w:pStyle w:val="Ttulo2"/>
       </w:pPr>
-      <w:bookmarkStart w:id="94" w:name="_Toc240448011"/>
-      <w:bookmarkStart w:id="95" w:name="_Toc242867255"/>
+      <w:bookmarkStart w:id="95" w:name="_Toc240448011"/>
+      <w:bookmarkStart w:id="96" w:name="_Toc242965487"/>
       <w:r>
         <w:t>17.4 Extrato por período e exportação (Excel / PDF)</w:t>
       </w:r>
-      <w:bookmarkEnd w:id="94"/>
       <w:bookmarkEnd w:id="95"/>
+      <w:bookmarkEnd w:id="96"/>
     </w:p>
     <w:p>
       <w:r>
@@ -12956,13 +14150,13 @@
       <w:pPr>
         <w:pStyle w:val="Ttulo2"/>
       </w:pPr>
-      <w:bookmarkStart w:id="96" w:name="_Toc240448012"/>
-      <w:bookmarkStart w:id="97" w:name="_Toc242867256"/>
+      <w:bookmarkStart w:id="97" w:name="_Toc240448012"/>
+      <w:bookmarkStart w:id="98" w:name="_Toc242965488"/>
       <w:r>
         <w:t>17.5 Excluir uma transferência</w:t>
       </w:r>
-      <w:bookmarkEnd w:id="96"/>
       <w:bookmarkEnd w:id="97"/>
+      <w:bookmarkEnd w:id="98"/>
     </w:p>
     <w:p>
       <w:r>
@@ -12978,12 +14172,12 @@
       <w:pPr>
         <w:pStyle w:val="Ttulo1"/>
       </w:pPr>
-      <w:bookmarkStart w:id="98" w:name="_Toc242867257"/>
+      <w:bookmarkStart w:id="99" w:name="_Toc242965489"/>
       <w:r>
         <w:lastRenderedPageBreak/>
         <w:t>18. Scanner Técnico</w:t>
       </w:r>
-      <w:bookmarkEnd w:id="98"/>
+      <w:bookmarkEnd w:id="99"/>
     </w:p>
     <w:p>
       <w:r>
@@ -12992,15 +14186,76 @@
     </w:p>
     <w:p>
       <w:pPr>
+        <w:keepNext/>
+        <w:spacing w:before="120"/>
+        <w:jc w:val="center"/>
+      </w:pPr>
+      <w:r>
+        <w:rPr>
+          <w:noProof/>
+        </w:rPr>
+        <w:drawing>
+          <wp:inline distT="0" distB="0" distL="0" distR="0" wp14:anchorId="549533FC" wp14:editId="7AF832C5">
+            <wp:extent cx="5573280" cy="6120000"/>
+            <wp:effectExtent l="0" t="0" r="0" b="0"/>
+            <wp:docPr id="892991826" name="Picture 892991826"/>
+            <wp:cNvGraphicFramePr>
+              <a:graphicFrameLocks xmlns:a="http://schemas.openxmlformats.org/drawingml/2006/main" noChangeAspect="1"/>
+            </wp:cNvGraphicFramePr>
+            <a:graphic xmlns:a="http://schemas.openxmlformats.org/drawingml/2006/main">
+              <a:graphicData uri="http://schemas.openxmlformats.org/drawingml/2006/picture">
+                <pic:pic xmlns:pic="http://schemas.openxmlformats.org/drawingml/2006/picture">
+                  <pic:nvPicPr>
+                    <pic:cNvPr id="0" name="image.jpg"/>
+                    <pic:cNvPicPr/>
+                  </pic:nvPicPr>
+                  <pic:blipFill>
+                    <a:blip r:embed="rId28"/>
+                    <a:stretch>
+                      <a:fillRect/>
+                    </a:stretch>
+                  </pic:blipFill>
+                  <pic:spPr>
+                    <a:xfrm>
+                      <a:off x="0" y="0"/>
+                      <a:ext cx="5573280" cy="6120000"/>
+                    </a:xfrm>
+                    <a:prstGeom prst="rect">
+                      <a:avLst/>
+                    </a:prstGeom>
+                  </pic:spPr>
+                </pic:pic>
+              </a:graphicData>
+            </a:graphic>
+          </wp:inline>
+        </w:drawing>
+      </w:r>
+    </w:p>
+    <w:p>
+      <w:pPr>
+        <w:spacing w:after="200"/>
+        <w:jc w:val="center"/>
+      </w:pPr>
+      <w:r>
+        <w:rPr>
+          <w:i/>
+          <w:color w:val="595959"/>
+          <w:sz w:val="18"/>
+        </w:rPr>
+        <w:t>Figura 20 – Scanner Técnico - um cartão por ativo com o veredito e o plano de trade (tela de exemplo, dados fictícios)</w:t>
+      </w:r>
+    </w:p>
+    <w:p>
+      <w:pPr>
         <w:pStyle w:val="Ttulo2"/>
       </w:pPr>
-      <w:bookmarkStart w:id="99" w:name="_Toc240448014"/>
-      <w:bookmarkStart w:id="100" w:name="_Toc242867258"/>
+      <w:bookmarkStart w:id="100" w:name="_Toc240448014"/>
+      <w:bookmarkStart w:id="101" w:name="_Toc242965490"/>
       <w:r>
         <w:t>18.1 O que o scanner mostra</w:t>
       </w:r>
-      <w:bookmarkEnd w:id="99"/>
       <w:bookmarkEnd w:id="100"/>
+      <w:bookmarkEnd w:id="101"/>
     </w:p>
     <w:p>
       <w:pPr>
@@ -13052,6 +14307,7 @@
         <w:rPr>
           <w:b/>
         </w:rPr>
+        <w:lastRenderedPageBreak/>
         <w:t>Volume</w:t>
       </w:r>
       <w:r>
@@ -13100,11 +14356,11 @@
       <w:pPr>
         <w:pStyle w:val="Ttulo2"/>
       </w:pPr>
-      <w:bookmarkStart w:id="101" w:name="_Toc242867259"/>
+      <w:bookmarkStart w:id="102" w:name="_Toc242965491"/>
       <w:r>
         <w:t>18.2 Plano de trade sugerido</w:t>
       </w:r>
-      <w:bookmarkEnd w:id="101"/>
+      <w:bookmarkEnd w:id="102"/>
     </w:p>
     <w:p>
       <w:r>
@@ -13118,18 +14374,18 @@
     </w:p>
     <w:p>
       <w:r>
-        <w:t xml:space="preserve">🛒 Quando o veredito é Predomínio de alta e a cotação está na entrada sugerida ou abaixo, o sistema manda uma mensagem de compra pelo Telegram (uma vez por dia por ativo) e registra o alerta "Scanner: compra" — seção 15.5. Como a entrada é a própria cotação atual, na prática o aviso sai assim que o ativo entra em predomínio de alta.</w:t>
+        <w:t>🛒 Quando o veredito é Predomínio de alta e a cotação está na entrada sugerida ou abaixo, o sistema manda uma mensagem de compra pelo Telegram (uma vez por dia por ativo) e registra o alerta "Scanner: compra" — seção 15.5. Como a entrada é a própria cotação atual, na prática o aviso sai assim que o ativo entra em predomínio de alta.</w:t>
       </w:r>
     </w:p>
     <w:p>
       <w:pPr>
         <w:pStyle w:val="Ttulo2"/>
       </w:pPr>
-      <w:bookmarkStart w:id="102" w:name="_Toc242867260"/>
+      <w:bookmarkStart w:id="103" w:name="_Toc242965492"/>
       <w:r>
         <w:t>18.3 Ativos comprados e reservados</w:t>
       </w:r>
-      <w:bookmarkEnd w:id="102"/>
+      <w:bookmarkEnd w:id="103"/>
     </w:p>
     <w:p>
       <w:r>
@@ -13140,13 +14396,13 @@
       <w:pPr>
         <w:pStyle w:val="Ttulo2"/>
       </w:pPr>
-      <w:bookmarkStart w:id="103" w:name="_Toc240448015"/>
-      <w:bookmarkStart w:id="104" w:name="_Toc242867261"/>
+      <w:bookmarkStart w:id="104" w:name="_Toc240448015"/>
+      <w:bookmarkStart w:id="105" w:name="_Toc242965493"/>
       <w:r>
         <w:t>18.4 Como ler o veredito</w:t>
       </w:r>
-      <w:bookmarkEnd w:id="103"/>
       <w:bookmarkEnd w:id="104"/>
+      <w:bookmarkEnd w:id="105"/>
     </w:p>
     <w:tbl>
       <w:tblPr>
@@ -13304,14 +14560,7 @@
               <w:rPr>
                 <w:sz w:val="19"/>
               </w:rPr>
-              <w:t xml:space="preserve">Neutro / aguardando </w:t>
-            </w:r>
-            <w:r>
-              <w:rPr>
-                <w:sz w:val="19"/>
-              </w:rPr>
-              <w:lastRenderedPageBreak/>
-              <w:t>histórico</w:t>
+              <w:t>Neutro / aguardando histórico</w:t>
             </w:r>
           </w:p>
         </w:tc>
@@ -13324,15 +14573,7 @@
               <w:rPr>
                 <w:sz w:val="19"/>
               </w:rPr>
-              <w:lastRenderedPageBreak/>
-              <w:t xml:space="preserve">Nenhum indicador aponta uma direção clara, ou ainda não há cotações </w:t>
-            </w:r>
-            <w:r>
-              <w:rPr>
-                <w:sz w:val="19"/>
-              </w:rPr>
-              <w:lastRenderedPageBreak/>
-              <w:t>suficientes acumuladas.</w:t>
+              <w:t>Nenhum indicador aponta uma direção clara, ou ainda não há cotações suficientes acumuladas.</w:t>
             </w:r>
           </w:p>
         </w:tc>
@@ -13340,25 +14581,28 @@
     </w:tbl>
     <w:p>
       <w:r>
+        <w:t>Cada ativo recebe um único veredito, com uma cor: 🟢 Predomínio de sinais de alta e 🔴 Predomínio de sinais de baixa (todos os indicadores que apontaram alguma direção concordam entre si); 🟡 Indicadores conflitantes — sem sinal claro (seção 18.5); e em cinza, Neutro — nenhum indicador aponta direção ou Aguardando histórico suficiente.</w:t>
+      </w:r>
+    </w:p>
+    <w:p>
+      <w:pPr>
+        <w:pStyle w:val="Ttulo2"/>
+      </w:pPr>
+      <w:bookmarkStart w:id="106" w:name="_Toc240448016"/>
+      <w:bookmarkStart w:id="107" w:name="_Toc242965494"/>
+      <w:r>
+        <w:t>18.5 Indicadores conflitantes — por que isso é importante</w:t>
+      </w:r>
+      <w:bookmarkEnd w:id="106"/>
+      <w:bookmarkEnd w:id="107"/>
+    </w:p>
+    <w:p>
+      <w:r>
+        <w:t xml:space="preserve">Diferente do sinal geral do robô consultor (seção 7.1), que sempre escolhe um lado por votação (mesmo em caso de empate), o Scanner Técnico assume que indicadores discordantes são o resultado mais honesto </w:t>
+      </w:r>
+      <w:r>
         <w:lastRenderedPageBreak/>
-        <w:t>Cada ativo recebe um único veredito, com uma cor: 🟢 Predomínio de sinais de alta e 🔴 Predomínio de sinais de baixa (todos os indicadores que apontaram alguma direção concordam entre si); 🟡 Indicadores conflitantes — sem sinal claro (seção 18.5); e em cinza, Neutro — nenhum indicador aponta direção ou Aguardando histórico suficiente.</w:t>
-      </w:r>
-    </w:p>
-    <w:p>
-      <w:pPr>
-        <w:pStyle w:val="Ttulo2"/>
-      </w:pPr>
-      <w:bookmarkStart w:id="105" w:name="_Toc240448016"/>
-      <w:bookmarkStart w:id="106" w:name="_Toc242867262"/>
-      <w:r>
-        <w:t>18.5 Indicadores conflitantes — por que isso é importante</w:t>
-      </w:r>
-      <w:bookmarkEnd w:id="105"/>
-      <w:bookmarkEnd w:id="106"/>
-    </w:p>
-    <w:p>
-      <w:r>
-        <w:t>Diferente do sinal geral do robô consultor (seção 7.1), que sempre escolhe um lado por votação (mesmo em caso de empate), o Scanner Técnico assume que indicadores discordantes são o resultado mais honesto quando o mercado realmente está indeciso — e mostra isso de forma explícita, em vez de forçar uma previsão de alta ou baixa que os dados não sustentam.</w:t>
+        <w:t>quando o mercado realmente está indeciso — e mostra isso de forma explícita, em vez de forçar uma previsão de alta ou baixa que os dados não sustentam.</w:t>
       </w:r>
     </w:p>
     <w:p>
@@ -13396,12 +14640,12 @@
       <w:pPr>
         <w:pStyle w:val="Ttulo1"/>
       </w:pPr>
-      <w:bookmarkStart w:id="107" w:name="_Toc242867263"/>
+      <w:bookmarkStart w:id="108" w:name="_Toc242965495"/>
       <w:r>
         <w:lastRenderedPageBreak/>
         <w:t>19. Configurações que Afetam o Uso Diário</w:t>
       </w:r>
-      <w:bookmarkEnd w:id="107"/>
+      <w:bookmarkEnd w:id="108"/>
     </w:p>
     <w:p>
       <w:r>
@@ -13895,18 +15139,18 @@
         <w:pStyle w:val="Commarcadores"/>
       </w:pPr>
       <w:r>
-        <w:t xml:space="preserve">TELEGRAM_IA_DIARIA / TELEGRAM_IA_DIARIA_HORA — liga/desliga o envio automático, uma vez por dia útil, da Análise da B3 hoje e das Sugestões de hoje (IA) pelo Telegram, e a hora a partir da qual ele acontece (padrão: ligado, 11h). Cada envio consulta a IA, então consome a cota do provedor.</w:t>
+        <w:t>TELEGRAM_IA_DIARIA / TELEGRAM_IA_DIARIA_HORA — liga/desliga o envio automático, uma vez por dia útil, da Análise da B3 hoje e das Sugestões de hoje (IA) pelo Telegram, e a hora a partir da qual ele acontece (padrão: ligado, 11h). Cada envio consulta a IA, então consome a cota do provedor.</w:t>
       </w:r>
     </w:p>
     <w:p>
       <w:pPr>
         <w:pStyle w:val="Ttulo1"/>
       </w:pPr>
-      <w:bookmarkStart w:id="108" w:name="_Toc242867264"/>
+      <w:bookmarkStart w:id="109" w:name="_Toc242965496"/>
       <w:r>
         <w:t>20. Perguntas Frequentes e Solução de Problemas</w:t>
       </w:r>
-      <w:bookmarkEnd w:id="108"/>
+      <w:bookmarkEnd w:id="109"/>
     </w:p>
     <w:p>
       <w:r>
@@ -14017,12 +15261,12 @@
     </w:p>
     <w:p>
       <w:r>
+        <w:lastRenderedPageBreak/>
         <w:t>R: O histórico diário de volume começou a ser gravado recentemente — ele se completa aos poucos a cada atualização de cotações. O administrador do sistema pode acelerar isso rodando uma rotina de preenchimento (backfill) uma única vez.</w:t>
       </w:r>
     </w:p>
     <w:p>
       <w:r>
-        <w:lastRenderedPageBreak/>
         <w:t>P: Como registro uma transferência recebida de outro banco (ex.: Nubank) na Conta Corrente?</w:t>
       </w:r>
     </w:p>
@@ -14241,7 +15485,7 @@
           <w:b/>
           <w:color w:val="1B2A4A"/>
         </w:rPr>
-        <w:t xml:space="preserve">P: Não recebo nenhuma mensagem de compra no Telegram.</w:t>
+        <w:t>P: Não recebo nenhuma mensagem de compra no Telegram.</w:t>
       </w:r>
     </w:p>
     <w:p>
@@ -14249,7 +15493,7 @@
         <w:spacing w:after="200"/>
       </w:pPr>
       <w:r>
-        <w:t xml:space="preserve">R: Confira em Minha Conta se o token do bot e o Chat ID estão preenchidos e se você já mandou uma mensagem para o bot (o Telegram só entrega depois disso). Os avisos automáticos dependem da atualização automática de cotações estar rodando no servidor.</w:t>
+        <w:t>R: Confira em Minha Conta se o token do bot e o Chat ID estão preenchidos e se você já mandou uma mensagem para o bot (o Telegram só entrega depois disso). Os avisos automáticos dependem da atualização automática de cotações estar rodando no servidor.</w:t>
       </w:r>
     </w:p>
     <w:p>
@@ -14258,7 +15502,7 @@
           <w:b/>
           <w:color w:val="1B2A4A"/>
         </w:rPr>
-        <w:t xml:space="preserve">P: Recebi o aviso do Scanner, mas a cotação já subiu.</w:t>
+        <w:t>P: Recebi o aviso do Scanner, mas a cotação já subiu.</w:t>
       </w:r>
     </w:p>
     <w:p>
@@ -14266,7 +15510,7 @@
         <w:spacing w:after="200"/>
       </w:pPr>
       <w:r>
-        <w:t xml:space="preserve">R: O aviso usa a última cotação salva no momento do ciclo de atualização. Confira o preço atual antes de comprar — cada ativo é avisado só uma vez por dia, mesmo que volte à entrada.</w:t>
+        <w:t>R: O aviso usa a última cotação salva no momento do ciclo de atualização. Confira o preço atual antes de comprar — cada ativo é avisado só uma vez por dia, mesmo que volte à entrada.</w:t>
       </w:r>
     </w:p>
     <w:p>
@@ -14278,14 +15522,14 @@
       <w:pPr>
         <w:pStyle w:val="Ttulo1"/>
       </w:pPr>
-      <w:bookmarkStart w:id="109" w:name="_Toc240449200"/>
-      <w:bookmarkStart w:id="110" w:name="_Toc242867265"/>
+      <w:bookmarkStart w:id="110" w:name="_Toc240449200"/>
+      <w:bookmarkStart w:id="111" w:name="_Toc242965497"/>
       <w:r>
         <w:lastRenderedPageBreak/>
         <w:t>21. Módulo de Criptomoedas</w:t>
       </w:r>
-      <w:bookmarkEnd w:id="109"/>
       <w:bookmarkEnd w:id="110"/>
+      <w:bookmarkEnd w:id="111"/>
     </w:p>
     <w:p>
       <w:r>
@@ -14296,13 +15540,13 @@
       <w:pPr>
         <w:pStyle w:val="Ttulo2"/>
       </w:pPr>
-      <w:bookmarkStart w:id="111" w:name="_Toc240449201"/>
-      <w:bookmarkStart w:id="112" w:name="_Toc242867266"/>
+      <w:bookmarkStart w:id="112" w:name="_Toc240449201"/>
+      <w:bookmarkStart w:id="113" w:name="_Toc242965498"/>
       <w:r>
         <w:t>21.1 Tela Criptomoedas</w:t>
       </w:r>
-      <w:bookmarkEnd w:id="111"/>
       <w:bookmarkEnd w:id="112"/>
+      <w:bookmarkEnd w:id="113"/>
     </w:p>
     <w:p>
       <w:r>
@@ -14311,15 +15555,77 @@
     </w:p>
     <w:p>
       <w:pPr>
+        <w:keepNext/>
+        <w:spacing w:before="120"/>
+        <w:jc w:val="center"/>
+      </w:pPr>
+      <w:r>
+        <w:rPr>
+          <w:noProof/>
+        </w:rPr>
+        <w:drawing>
+          <wp:inline distT="0" distB="0" distL="0" distR="0" wp14:anchorId="1EC0A2CF" wp14:editId="5F32A0C3">
+            <wp:extent cx="5573280" cy="6120000"/>
+            <wp:effectExtent l="0" t="0" r="0" b="0"/>
+            <wp:docPr id="892991827" name="Picture 892991827"/>
+            <wp:cNvGraphicFramePr>
+              <a:graphicFrameLocks xmlns:a="http://schemas.openxmlformats.org/drawingml/2006/main" noChangeAspect="1"/>
+            </wp:cNvGraphicFramePr>
+            <a:graphic xmlns:a="http://schemas.openxmlformats.org/drawingml/2006/main">
+              <a:graphicData uri="http://schemas.openxmlformats.org/drawingml/2006/picture">
+                <pic:pic xmlns:pic="http://schemas.openxmlformats.org/drawingml/2006/picture">
+                  <pic:nvPicPr>
+                    <pic:cNvPr id="0" name="image.jpg"/>
+                    <pic:cNvPicPr/>
+                  </pic:nvPicPr>
+                  <pic:blipFill>
+                    <a:blip r:embed="rId29"/>
+                    <a:stretch>
+                      <a:fillRect/>
+                    </a:stretch>
+                  </pic:blipFill>
+                  <pic:spPr>
+                    <a:xfrm>
+                      <a:off x="0" y="0"/>
+                      <a:ext cx="5573280" cy="6120000"/>
+                    </a:xfrm>
+                    <a:prstGeom prst="rect">
+                      <a:avLst/>
+                    </a:prstGeom>
+                  </pic:spPr>
+                </pic:pic>
+              </a:graphicData>
+            </a:graphic>
+          </wp:inline>
+        </w:drawing>
+      </w:r>
+    </w:p>
+    <w:p>
+      <w:pPr>
+        <w:spacing w:after="200"/>
+        <w:jc w:val="center"/>
+      </w:pPr>
+      <w:r>
+        <w:rPr>
+          <w:i/>
+          <w:color w:val="595959"/>
+          <w:sz w:val="18"/>
+        </w:rPr>
+        <w:t>Figura 21 – Tela Criptomoedas (tela de exemplo, dados fictícios)</w:t>
+      </w:r>
+    </w:p>
+    <w:p>
+      <w:pPr>
         <w:pStyle w:val="Ttulo2"/>
       </w:pPr>
-      <w:bookmarkStart w:id="113" w:name="_Toc240449202"/>
-      <w:bookmarkStart w:id="114" w:name="_Toc242867267"/>
-      <w:r>
+      <w:bookmarkStart w:id="114" w:name="_Toc240449202"/>
+      <w:bookmarkStart w:id="115" w:name="_Toc242965499"/>
+      <w:r>
+        <w:lastRenderedPageBreak/>
         <w:t>21.2 Atualizar Cripto agora</w:t>
       </w:r>
-      <w:bookmarkEnd w:id="113"/>
       <w:bookmarkEnd w:id="114"/>
+      <w:bookmarkEnd w:id="115"/>
     </w:p>
     <w:p>
       <w:r>
@@ -14330,13 +15636,13 @@
       <w:pPr>
         <w:pStyle w:val="Ttulo2"/>
       </w:pPr>
-      <w:bookmarkStart w:id="115" w:name="_Toc240449203"/>
-      <w:bookmarkStart w:id="116" w:name="_Toc242867268"/>
+      <w:bookmarkStart w:id="116" w:name="_Toc240449203"/>
+      <w:bookmarkStart w:id="117" w:name="_Toc242965500"/>
       <w:r>
         <w:t>21.3 Registrar operações de cripto</w:t>
       </w:r>
-      <w:bookmarkEnd w:id="115"/>
       <w:bookmarkEnd w:id="116"/>
+      <w:bookmarkEnd w:id="117"/>
     </w:p>
     <w:p>
       <w:r>
@@ -14347,13 +15653,13 @@
       <w:pPr>
         <w:pStyle w:val="Ttulo2"/>
       </w:pPr>
-      <w:bookmarkStart w:id="117" w:name="_Toc240449204"/>
-      <w:bookmarkStart w:id="118" w:name="_Toc242867269"/>
+      <w:bookmarkStart w:id="118" w:name="_Toc240449204"/>
+      <w:bookmarkStart w:id="119" w:name="_Toc242965501"/>
       <w:r>
         <w:t>21.4 Variações de hoje e histórico de atualizações</w:t>
       </w:r>
-      <w:bookmarkEnd w:id="117"/>
       <w:bookmarkEnd w:id="118"/>
+      <w:bookmarkEnd w:id="119"/>
     </w:p>
     <w:p>
       <w:r>
@@ -14364,13 +15670,13 @@
       <w:pPr>
         <w:pStyle w:val="Ttulo2"/>
       </w:pPr>
-      <w:bookmarkStart w:id="119" w:name="_Toc240449205"/>
-      <w:bookmarkStart w:id="120" w:name="_Toc242867270"/>
+      <w:bookmarkStart w:id="120" w:name="_Toc240449205"/>
+      <w:bookmarkStart w:id="121" w:name="_Toc242965502"/>
       <w:r>
         <w:t>21.5 Cotações de cripto no Painel de Controle</w:t>
       </w:r>
-      <w:bookmarkEnd w:id="119"/>
       <w:bookmarkEnd w:id="120"/>
+      <w:bookmarkEnd w:id="121"/>
     </w:p>
     <w:p>
       <w:r>
@@ -14381,13 +15687,13 @@
       <w:pPr>
         <w:pStyle w:val="Ttulo2"/>
       </w:pPr>
-      <w:bookmarkStart w:id="121" w:name="_Toc240449206"/>
-      <w:bookmarkStart w:id="122" w:name="_Toc242867271"/>
+      <w:bookmarkStart w:id="122" w:name="_Toc240449206"/>
+      <w:bookmarkStart w:id="123" w:name="_Toc242965503"/>
       <w:r>
         <w:t>21.6 Conta Corrente e criptomoedas</w:t>
       </w:r>
-      <w:bookmarkEnd w:id="121"/>
       <w:bookmarkEnd w:id="122"/>
+      <w:bookmarkEnd w:id="123"/>
     </w:p>
     <w:p>
       <w:r>
@@ -14398,14 +15704,13 @@
       <w:pPr>
         <w:pStyle w:val="Ttulo2"/>
       </w:pPr>
-      <w:bookmarkStart w:id="123" w:name="_Toc240449207"/>
-      <w:bookmarkStart w:id="124" w:name="_Toc242867272"/>
-      <w:r>
-        <w:lastRenderedPageBreak/>
+      <w:bookmarkStart w:id="124" w:name="_Toc240449207"/>
+      <w:bookmarkStart w:id="125" w:name="_Toc242965504"/>
+      <w:r>
         <w:t>21.7 Relatórios de cripto</w:t>
       </w:r>
-      <w:bookmarkEnd w:id="123"/>
       <w:bookmarkEnd w:id="124"/>
+      <w:bookmarkEnd w:id="125"/>
     </w:p>
     <w:p>
       <w:r>
@@ -14416,13 +15721,13 @@
       <w:pPr>
         <w:pStyle w:val="Ttulo2"/>
       </w:pPr>
-      <w:bookmarkStart w:id="125" w:name="_Toc240449208"/>
-      <w:bookmarkStart w:id="126" w:name="_Toc242867273"/>
+      <w:bookmarkStart w:id="126" w:name="_Toc240449208"/>
+      <w:bookmarkStart w:id="127" w:name="_Toc242965505"/>
       <w:r>
         <w:t>21.8 O que a cripto não tem</w:t>
       </w:r>
-      <w:bookmarkEnd w:id="125"/>
       <w:bookmarkEnd w:id="126"/>
+      <w:bookmarkEnd w:id="127"/>
     </w:p>
     <w:p>
       <w:pPr>
@@ -14465,12 +15770,12 @@
       <w:pPr>
         <w:pStyle w:val="Ttulo1"/>
       </w:pPr>
-      <w:bookmarkStart w:id="127" w:name="_Toc242867274"/>
+      <w:bookmarkStart w:id="128" w:name="_Toc242965506"/>
       <w:r>
         <w:lastRenderedPageBreak/>
         <w:t>22. Apoio à Decisão de Compra</w:t>
       </w:r>
-      <w:bookmarkEnd w:id="127"/>
+      <w:bookmarkEnd w:id="128"/>
     </w:p>
     <w:p>
       <w:r>
@@ -14499,15 +15804,76 @@
       <w:pPr>
         <w:pStyle w:val="Ttulo2"/>
       </w:pPr>
-      <w:bookmarkStart w:id="128" w:name="_Toc242867275"/>
+      <w:bookmarkStart w:id="129" w:name="_Toc242965507"/>
       <w:r>
         <w:t>22.1 Qualidade das Empresas</w:t>
       </w:r>
-      <w:bookmarkEnd w:id="128"/>
+      <w:bookmarkEnd w:id="129"/>
     </w:p>
     <w:p>
       <w:r>
         <w:t>Acessível pelo Menu (cartão 🏅 Qualidade das Empresas) ou pelo comando de voz "qualidade". A tela dá uma nota de 0 a 10 a cada ação, calculada a partir dos balanços anuais, da demonstração de resultados e dos proventos pagos. Cada critério vale pontos:</w:t>
+      </w:r>
+    </w:p>
+    <w:p>
+      <w:pPr>
+        <w:keepNext/>
+        <w:spacing w:before="120"/>
+        <w:jc w:val="center"/>
+      </w:pPr>
+      <w:r>
+        <w:rPr>
+          <w:noProof/>
+        </w:rPr>
+        <w:drawing>
+          <wp:inline distT="0" distB="0" distL="0" distR="0" wp14:anchorId="344E3035" wp14:editId="369C3327">
+            <wp:extent cx="5573280" cy="6120000"/>
+            <wp:effectExtent l="0" t="0" r="0" b="0"/>
+            <wp:docPr id="892991828" name="Picture 892991828"/>
+            <wp:cNvGraphicFramePr>
+              <a:graphicFrameLocks xmlns:a="http://schemas.openxmlformats.org/drawingml/2006/main" noChangeAspect="1"/>
+            </wp:cNvGraphicFramePr>
+            <a:graphic xmlns:a="http://schemas.openxmlformats.org/drawingml/2006/main">
+              <a:graphicData uri="http://schemas.openxmlformats.org/drawingml/2006/picture">
+                <pic:pic xmlns:pic="http://schemas.openxmlformats.org/drawingml/2006/picture">
+                  <pic:nvPicPr>
+                    <pic:cNvPr id="0" name="image.jpg"/>
+                    <pic:cNvPicPr/>
+                  </pic:nvPicPr>
+                  <pic:blipFill>
+                    <a:blip r:embed="rId30"/>
+                    <a:stretch>
+                      <a:fillRect/>
+                    </a:stretch>
+                  </pic:blipFill>
+                  <pic:spPr>
+                    <a:xfrm>
+                      <a:off x="0" y="0"/>
+                      <a:ext cx="5573280" cy="6120000"/>
+                    </a:xfrm>
+                    <a:prstGeom prst="rect">
+                      <a:avLst/>
+                    </a:prstGeom>
+                  </pic:spPr>
+                </pic:pic>
+              </a:graphicData>
+            </a:graphic>
+          </wp:inline>
+        </w:drawing>
+      </w:r>
+    </w:p>
+    <w:p>
+      <w:pPr>
+        <w:spacing w:after="200"/>
+        <w:jc w:val="center"/>
+      </w:pPr>
+      <w:r>
+        <w:rPr>
+          <w:i/>
+          <w:color w:val="595959"/>
+          <w:sz w:val="18"/>
+        </w:rPr>
+        <w:t>Figura 22 – Qualidade das Empresas (tela de exemplo, dados fictícios)</w:t>
       </w:r>
     </w:p>
     <w:tbl>
@@ -14573,6 +15939,7 @@
               <w:rPr>
                 <w:sz w:val="19"/>
               </w:rPr>
+              <w:lastRenderedPageBreak/>
               <w:t>Lucro consistente</w:t>
             </w:r>
           </w:p>
@@ -14870,11 +16237,11 @@
       <w:pPr>
         <w:pStyle w:val="Ttulo2"/>
       </w:pPr>
-      <w:bookmarkStart w:id="129" w:name="_Toc242867276"/>
+      <w:bookmarkStart w:id="130" w:name="_Toc242965508"/>
       <w:r>
         <w:t>22.2 Calculadora de risco</w:t>
       </w:r>
-      <w:bookmarkEnd w:id="129"/>
+      <w:bookmarkEnd w:id="130"/>
     </w:p>
     <w:p>
       <w:r>
@@ -14889,7 +16256,6 @@
         <w:rPr>
           <w:b/>
         </w:rPr>
-        <w:lastRenderedPageBreak/>
         <w:t>Stop</w:t>
       </w:r>
       <w:r>
@@ -14983,11 +16349,12 @@
       <w:pPr>
         <w:pStyle w:val="Ttulo2"/>
       </w:pPr>
-      <w:bookmarkStart w:id="130" w:name="_Toc242867277"/>
-      <w:r>
+      <w:bookmarkStart w:id="131" w:name="_Toc242965509"/>
+      <w:r>
+        <w:lastRenderedPageBreak/>
         <w:t>22.3 Um roteiro de compra</w:t>
       </w:r>
-      <w:bookmarkEnd w:id="130"/>
+      <w:bookmarkEnd w:id="131"/>
     </w:p>
     <w:p>
       <w:r>
@@ -15069,12 +16436,12 @@
       <w:pPr>
         <w:pStyle w:val="Ttulo1"/>
       </w:pPr>
-      <w:bookmarkStart w:id="131" w:name="_Toc242867278"/>
+      <w:bookmarkStart w:id="132" w:name="_Toc242965510"/>
       <w:r>
         <w:lastRenderedPageBreak/>
         <w:t>23. Avisos Legais e Uso Responsável</w:t>
       </w:r>
-      <w:bookmarkEnd w:id="131"/>
+      <w:bookmarkEnd w:id="132"/>
     </w:p>
     <w:p>
       <w:pPr>
@@ -15095,8 +16462,8 @@
       </w:r>
     </w:p>
     <w:sectPr>
-      <w:headerReference w:type="default" r:id="rId9"/>
-      <w:footerReference w:type="default" r:id="rId10"/>
+      <w:headerReference w:type="default" r:id="rId31"/>
+      <w:footerReference w:type="default" r:id="rId32"/>
       <w:pgSz w:w="11906" w:h="16838"/>
       <w:pgMar w:top="1134" w:right="1247" w:bottom="1134" w:left="1247" w:header="720" w:footer="720" w:gutter="0"/>
       <w:cols w:space="720"/>
